--- a/assets/data/Mindset3- Custom.docx
+++ b/assets/data/Mindset3- Custom.docx
@@ -1,6 +1,6 @@
 
 <file path=word/document.xml><?xml version="1.0" encoding="utf-8"?>
-<w:document xmlns:wpc="http://schemas.microsoft.com/office/word/2010/wordprocessingCanvas" xmlns:cx="http://schemas.microsoft.com/office/drawing/2014/chartex" xmlns:cx1="http://schemas.microsoft.com/office/drawing/2015/9/8/chartex" xmlns:cx2="http://schemas.microsoft.com/office/drawing/2015/10/21/chartex" xmlns:cx3="http://schemas.microsoft.com/office/drawing/2016/5/9/chartex" xmlns:cx4="http://schemas.microsoft.com/office/drawing/2016/5/10/chartex" xmlns:cx5="http://schemas.microsoft.com/office/drawing/2016/5/11/chartex" xmlns:cx6="http://schemas.microsoft.com/office/drawing/2016/5/12/chartex" xmlns:cx7="http://schemas.microsoft.com/office/drawing/2016/5/13/chartex" xmlns:cx8="http://schemas.microsoft.com/office/drawing/2016/5/14/chartex" xmlns:mc="http://schemas.openxmlformats.org/markup-compatibility/2006" xmlns:aink="http://schemas.microsoft.com/office/drawing/2016/ink" xmlns:am3d="http://schemas.microsoft.com/office/drawing/2017/model3d" xmlns:o="urn:schemas-microsoft-com:office:office" xmlns:oel="http://schemas.microsoft.com/office/2019/extlst" xmlns:r="http://schemas.openxmlformats.org/officeDocument/2006/relationships" xmlns:m="http://schemas.openxmlformats.org/officeDocument/2006/math" xmlns:v="urn:schemas-microsoft-com:vml" xmlns:wp14="http://schemas.microsoft.com/office/word/2010/wordprocessingDrawing" xmlns:wp="http://schemas.openxmlformats.org/drawingml/2006/wordprocessingDrawing" xmlns:w10="urn:schemas-microsoft-com:office:word" xmlns:w="http://schemas.openxmlformats.org/wordprocessingml/2006/main" xmlns:w14="http://schemas.microsoft.com/office/word/2010/wordml" xmlns:w15="http://schemas.microsoft.com/office/word/2012/wordml" xmlns:w16cex="http://schemas.microsoft.com/office/word/2018/wordml/cex" xmlns:w16cid="http://schemas.microsoft.com/office/word/2016/wordml/cid" xmlns:w16="http://schemas.microsoft.com/office/word/2018/wordml" xmlns:w16du="http://schemas.microsoft.com/office/word/2023/wordml/word16du" xmlns:w16sdtdh="http://schemas.microsoft.com/office/word/2020/wordml/sdtdatahash" xmlns:w16sdtfl="http://schemas.microsoft.com/office/word/2024/wordml/sdtformatlock" xmlns:w16se="http://schemas.microsoft.com/office/word/2015/wordml/symex" xmlns:wpg="http://schemas.microsoft.com/office/word/2010/wordprocessingGroup" xmlns:wpi="http://schemas.microsoft.com/office/word/2010/wordprocessingInk" xmlns:wne="http://schemas.microsoft.com/office/word/2006/wordml" xmlns:wps="http://schemas.microsoft.com/office/word/2010/wordprocessingShape" mc:Ignorable="w14 w15 w16se w16cid w16 w16cex w16sdtdh w16sdtfl w16du wp14">
+<w:document xmlns:wpc="http://schemas.microsoft.com/office/word/2010/wordprocessingCanvas" xmlns:cx="http://schemas.microsoft.com/office/drawing/2014/chartex" xmlns:cx1="http://schemas.microsoft.com/office/drawing/2015/9/8/chartex" xmlns:cx2="http://schemas.microsoft.com/office/drawing/2015/10/21/chartex" xmlns:cx3="http://schemas.microsoft.com/office/drawing/2016/5/9/chartex" xmlns:cx4="http://schemas.microsoft.com/office/drawing/2016/5/10/chartex" xmlns:cx5="http://schemas.microsoft.com/office/drawing/2016/5/11/chartex" xmlns:cx6="http://schemas.microsoft.com/office/drawing/2016/5/12/chartex" xmlns:cx7="http://schemas.microsoft.com/office/drawing/2016/5/13/chartex" xmlns:cx8="http://schemas.microsoft.com/office/drawing/2016/5/14/chartex" xmlns:mc="http://schemas.openxmlformats.org/markup-compatibility/2006" xmlns:aink="http://schemas.microsoft.com/office/drawing/2016/ink" xmlns:am3d="http://schemas.microsoft.com/office/drawing/2017/model3d" xmlns:o="urn:schemas-microsoft-com:office:office" xmlns:oel="http://schemas.microsoft.com/office/2019/extlst" xmlns:r="http://schemas.openxmlformats.org/officeDocument/2006/relationships" xmlns:m="http://schemas.openxmlformats.org/officeDocument/2006/math" xmlns:v="urn:schemas-microsoft-com:vml" xmlns:wp14="http://schemas.microsoft.com/office/word/2010/wordprocessingDrawing" xmlns:wp="http://schemas.openxmlformats.org/drawingml/2006/wordprocessingDrawing" xmlns:w10="urn:schemas-microsoft-com:office:word" xmlns:w="http://schemas.openxmlformats.org/wordprocessingml/2006/main" xmlns:w14="http://schemas.microsoft.com/office/word/2010/wordml" xmlns:w15="http://schemas.microsoft.com/office/word/2012/wordml" xmlns:w16cex="http://schemas.microsoft.com/office/word/2018/wordml/cex" xmlns:w16cid="http://schemas.microsoft.com/office/word/2016/wordml/cid" xmlns:w16="http://schemas.microsoft.com/office/word/2018/wordml" xmlns:w16sdtdh="http://schemas.microsoft.com/office/word/2020/wordml/sdtdatahash" xmlns:w16se="http://schemas.microsoft.com/office/word/2015/wordml/symex" xmlns:wpg="http://schemas.microsoft.com/office/word/2010/wordprocessingGroup" xmlns:wpi="http://schemas.microsoft.com/office/word/2010/wordprocessingInk" xmlns:wne="http://schemas.microsoft.com/office/word/2006/wordml" xmlns:wps="http://schemas.microsoft.com/office/word/2010/wordprocessingShape" mc:Ignorable="w14 w15 w16se w16cid w16 w16cex w16sdtdh wp14">
   <w:body>
     <w:tbl>
       <w:tblPr>
@@ -613,7 +613,6 @@
               <w:t xml:space="preserve">rivers: definite article before name of </w:t>
             </w:r>
             <w:proofErr w:type="spellStart"/>
-            <w:proofErr w:type="gramStart"/>
             <w:r>
               <w:rPr>
                 <w:szCs w:val="23"/>
@@ -621,7 +620,6 @@
               <w:t>river.Capitalise</w:t>
             </w:r>
             <w:proofErr w:type="spellEnd"/>
-            <w:proofErr w:type="gramEnd"/>
             <w:r>
               <w:rPr>
                 <w:szCs w:val="23"/>
@@ -18066,14 +18064,14 @@
               <w:tblLook w:val="04A0" w:firstRow="1" w:lastRow="0" w:firstColumn="1" w:lastColumn="0" w:noHBand="0" w:noVBand="1"/>
             </w:tblPr>
             <w:tblGrid>
-              <w:gridCol w:w="1838"/>
-              <w:gridCol w:w="1843"/>
-              <w:gridCol w:w="2551"/>
+              <w:gridCol w:w="1078"/>
+              <w:gridCol w:w="1415"/>
+              <w:gridCol w:w="2431"/>
             </w:tblGrid>
             <w:tr>
               <w:tc>
                 <w:tcPr>
-                  <w:tcW w:w="1838" w:type="dxa"/>
+                  <w:tcW w:w="0" w:type="auto"/>
                   <w:tcBorders>
                     <w:top w:val="single" w:sz="12" w:space="0" w:color="FFC000"/>
                     <w:left w:val="single" w:sz="12" w:space="0" w:color="FFC000"/>
@@ -18105,7 +18103,7 @@
               </w:tc>
               <w:tc>
                 <w:tcPr>
-                  <w:tcW w:w="1843" w:type="dxa"/>
+                  <w:tcW w:w="0" w:type="auto"/>
                   <w:tcBorders>
                     <w:top w:val="single" w:sz="12" w:space="0" w:color="FFC000"/>
                     <w:left w:val="single" w:sz="12" w:space="0" w:color="FFC000"/>
@@ -18139,7 +18137,7 @@
               </w:tc>
               <w:tc>
                 <w:tcPr>
-                  <w:tcW w:w="2551" w:type="dxa"/>
+                  <w:tcW w:w="0" w:type="auto"/>
                   <w:tcBorders>
                     <w:top w:val="single" w:sz="12" w:space="0" w:color="FFC000"/>
                     <w:left w:val="single" w:sz="12" w:space="0" w:color="FFC000"/>
@@ -18175,7 +18173,7 @@
             <w:tr>
               <w:tc>
                 <w:tcPr>
-                  <w:tcW w:w="1838" w:type="dxa"/>
+                  <w:tcW w:w="0" w:type="auto"/>
                   <w:tcBorders>
                     <w:top w:val="single" w:sz="12" w:space="0" w:color="FFC000"/>
                   </w:tcBorders>
@@ -18280,7 +18278,7 @@
               </w:tc>
               <w:tc>
                 <w:tcPr>
-                  <w:tcW w:w="1843" w:type="dxa"/>
+                  <w:tcW w:w="0" w:type="auto"/>
                   <w:tcBorders>
                     <w:top w:val="single" w:sz="12" w:space="0" w:color="FFC000"/>
                   </w:tcBorders>
@@ -18385,7 +18383,7 @@
               </w:tc>
               <w:tc>
                 <w:tcPr>
-                  <w:tcW w:w="2551" w:type="dxa"/>
+                  <w:tcW w:w="0" w:type="auto"/>
                   <w:tcBorders>
                     <w:top w:val="single" w:sz="12" w:space="0" w:color="FFC000"/>
                   </w:tcBorders>
@@ -27050,25 +27048,7 @@
                 <w:sz w:val="23"/>
                 <w:szCs w:val="23"/>
               </w:rPr>
-              <w:t xml:space="preserve"> </w:t>
-            </w:r>
-            <w:proofErr w:type="gramStart"/>
-            <w:r>
-              <w:rPr>
-                <w:rFonts w:ascii="Source Sans 3" w:hAnsi="Source Sans 3"/>
-                <w:sz w:val="23"/>
-                <w:szCs w:val="23"/>
-              </w:rPr>
-              <w:t>times</w:t>
-            </w:r>
-            <w:proofErr w:type="gramEnd"/>
-            <w:r>
-              <w:rPr>
-                <w:rFonts w:ascii="Source Sans 3" w:hAnsi="Source Sans 3"/>
-                <w:sz w:val="23"/>
-                <w:szCs w:val="23"/>
-              </w:rPr>
-              <w:t xml:space="preserve"> in the city to modern-day life and beyond. Your trip through history begins with a look at how 2</w:t>
+              <w:t xml:space="preserve"> times in the city to modern-day life and beyond. Your trip through history begins with a look at how 2</w:t>
             </w:r>
             <w:r>
               <w:rPr>
@@ -29913,7 +29893,6 @@
               </w:rPr>
               <w:t xml:space="preserve"> </w:t>
             </w:r>
-            <w:proofErr w:type="gramStart"/>
             <w:r>
               <w:rPr>
                 <w:rFonts w:ascii="Source Sans 3" w:hAnsi="Source Sans 3"/>
@@ -29954,7 +29933,6 @@
               </w:rPr>
               <w:t>B</w:t>
             </w:r>
-            <w:proofErr w:type="gramEnd"/>
           </w:p>
           <w:p>
             <w:pPr>
@@ -30261,9 +30239,8 @@
                 <w:sz w:val="23"/>
                 <w:szCs w:val="24"/>
               </w:rPr>
-              <w:t>(</w:t>
-            </w:r>
-            <w:proofErr w:type="gramStart"/>
+              <w:t>(price)</w:t>
+            </w:r>
             <w:r>
               <w:rPr>
                 <w:rFonts w:ascii="Source Sans 3" w:hAnsi="Source Sans 3"/>
@@ -30272,7 +30249,7 @@
                 <w:sz w:val="23"/>
                 <w:szCs w:val="24"/>
               </w:rPr>
-              <w:t>price)</w:t>
+              <w:t xml:space="preserve"> </w:t>
             </w:r>
             <w:r>
               <w:rPr>
@@ -30286,22 +30263,11 @@
             </w:r>
             <w:r>
               <w:rPr>
-                <w:rFonts w:ascii="Source Sans 3" w:hAnsi="Source Sans 3"/>
-                <w:color w:val="060807"/>
-                <w:spacing w:val="-2"/>
-                <w:sz w:val="23"/>
-                <w:szCs w:val="24"/>
-              </w:rPr>
-              <w:t xml:space="preserve"> </w:t>
-            </w:r>
-            <w:r>
-              <w:rPr>
                 <w:rStyle w:val="BlankWord1"/>
                 <w:szCs w:val="24"/>
               </w:rPr>
               <w:t>C</w:t>
             </w:r>
-            <w:proofErr w:type="gramEnd"/>
           </w:p>
           <w:p>
             <w:pPr>
@@ -30759,7 +30725,6 @@
               </w:rPr>
               <w:t xml:space="preserve"> </w:t>
             </w:r>
-            <w:proofErr w:type="gramStart"/>
             <w:r>
               <w:rPr>
                 <w:rFonts w:ascii="Source Sans 3" w:hAnsi="Source Sans 3"/>
@@ -30770,7 +30735,6 @@
               </w:rPr>
               <w:t>century</w:t>
             </w:r>
-            <w:proofErr w:type="gramEnd"/>
           </w:p>
           <w:p>
             <w:pPr>
@@ -32174,29 +32138,7 @@
                 <w:sz w:val="23"/>
                 <w:szCs w:val="24"/>
               </w:rPr>
-              <w:t>-A-K-E-</w:t>
-            </w:r>
-            <w:proofErr w:type="gramStart"/>
-            <w:r>
-              <w:rPr>
-                <w:rFonts w:ascii="Source Sans 3" w:hAnsi="Source Sans 3"/>
-                <w:bCs/>
-                <w:color w:val="050607"/>
-                <w:sz w:val="23"/>
-                <w:szCs w:val="24"/>
-              </w:rPr>
-              <w:t>R,dash</w:t>
-            </w:r>
-            <w:proofErr w:type="gramEnd"/>
-            <w:r>
-              <w:rPr>
-                <w:rFonts w:ascii="Source Sans 3" w:hAnsi="Source Sans 3"/>
-                <w:bCs/>
-                <w:color w:val="050607"/>
-                <w:sz w:val="23"/>
-                <w:szCs w:val="24"/>
-              </w:rPr>
-              <w:t>,J-0-N-E-S</w:t>
+              <w:t>-A-K-E-R,dash,J-0-N-E-S</w:t>
             </w:r>
           </w:p>
         </w:tc>
@@ -34888,21 +34830,7 @@
               <w:rPr>
                 <w:szCs w:val="23"/>
               </w:rPr>
-              <w:t xml:space="preserve">: </w:t>
-            </w:r>
-            <w:proofErr w:type="gramStart"/>
-            <w:r>
-              <w:rPr>
-                <w:szCs w:val="23"/>
-              </w:rPr>
-              <w:t>Once  4</w:t>
-            </w:r>
-            <w:proofErr w:type="gramEnd"/>
-            <w:r>
-              <w:rPr>
-                <w:szCs w:val="23"/>
-              </w:rPr>
-              <w:t xml:space="preserve"> Unless</w:t>
+              <w:t>: Once  4 Unless</w:t>
             </w:r>
           </w:p>
           <w:p>
@@ -37596,25 +37524,7 @@
                 <w:sz w:val="23"/>
                 <w:szCs w:val="23"/>
               </w:rPr>
-              <w:t xml:space="preserve">Which </w:t>
-            </w:r>
-            <w:proofErr w:type="gramStart"/>
-            <w:r>
-              <w:rPr>
-                <w:rFonts w:ascii="Source Sans 3" w:hAnsi="Source Sans 3"/>
-                <w:sz w:val="23"/>
-                <w:szCs w:val="23"/>
-              </w:rPr>
-              <w:t>part</w:t>
-            </w:r>
-            <w:proofErr w:type="gramEnd"/>
-            <w:r>
-              <w:rPr>
-                <w:rFonts w:ascii="Source Sans 3" w:hAnsi="Source Sans 3"/>
-                <w:sz w:val="23"/>
-                <w:szCs w:val="23"/>
-              </w:rPr>
-              <w:t xml:space="preserve"> of the test is a two-way discussion with the examiner about abstract issues and ideas?</w:t>
+              <w:t>Which part of the test is a two-way discussion with the examiner about abstract issues and ideas?</w:t>
             </w:r>
             <w:r>
               <w:rPr>
@@ -37790,25 +37700,7 @@
                 <w:sz w:val="23"/>
                 <w:szCs w:val="23"/>
               </w:rPr>
-              <w:t xml:space="preserve">The assessment criteria Fluency and Coherence </w:t>
-            </w:r>
-            <w:proofErr w:type="gramStart"/>
-            <w:r>
-              <w:rPr>
-                <w:rFonts w:ascii="Source Sans 3" w:hAnsi="Source Sans 3"/>
-                <w:sz w:val="23"/>
-                <w:szCs w:val="23"/>
-              </w:rPr>
-              <w:t>relates</w:t>
-            </w:r>
-            <w:proofErr w:type="gramEnd"/>
-            <w:r>
-              <w:rPr>
-                <w:rFonts w:ascii="Source Sans 3" w:hAnsi="Source Sans 3"/>
-                <w:sz w:val="23"/>
-                <w:szCs w:val="23"/>
-              </w:rPr>
-              <w:t xml:space="preserve"> to </w:t>
+              <w:t xml:space="preserve">The assessment criteria Fluency and Coherence relates to </w:t>
             </w:r>
             <w:r>
               <w:rPr>
@@ -37987,25 +37879,7 @@
                 <w:sz w:val="23"/>
                 <w:szCs w:val="23"/>
               </w:rPr>
-              <w:t xml:space="preserve">Which </w:t>
-            </w:r>
-            <w:proofErr w:type="gramStart"/>
-            <w:r>
-              <w:rPr>
-                <w:rFonts w:ascii="Source Sans 3" w:hAnsi="Source Sans 3"/>
-                <w:sz w:val="23"/>
-                <w:szCs w:val="23"/>
-              </w:rPr>
-              <w:t>part</w:t>
-            </w:r>
-            <w:proofErr w:type="gramEnd"/>
-            <w:r>
-              <w:rPr>
-                <w:rFonts w:ascii="Source Sans 3" w:hAnsi="Source Sans 3"/>
-                <w:sz w:val="23"/>
-                <w:szCs w:val="23"/>
-              </w:rPr>
-              <w:t xml:space="preserve"> of the test is known as the 'Long Turn'?</w:t>
+              <w:t>Which part of the test is known as the 'Long Turn'?</w:t>
             </w:r>
             <w:r>
               <w:rPr>
@@ -42605,25 +42479,7 @@
                       <w:sz w:val="23"/>
                       <w:szCs w:val="23"/>
                     </w:rPr>
-                    <w:t xml:space="preserve"> soon as     </w:t>
-                  </w:r>
-                  <w:proofErr w:type="gramStart"/>
-                  <w:r>
-                    <w:rPr>
-                      <w:iCs/>
-                      <w:sz w:val="23"/>
-                      <w:szCs w:val="23"/>
-                    </w:rPr>
-                    <w:t>By</w:t>
-                  </w:r>
-                  <w:proofErr w:type="gramEnd"/>
-                  <w:r>
-                    <w:rPr>
-                      <w:iCs/>
-                      <w:sz w:val="23"/>
-                      <w:szCs w:val="23"/>
-                    </w:rPr>
-                    <w:t xml:space="preserve"> the time     Providing that     Unless</w:t>
+                    <w:t xml:space="preserve"> soon as     By the time     Providing that     Unless</w:t>
                   </w:r>
                 </w:p>
               </w:tc>
@@ -43189,29 +43045,14 @@
               <w:rPr>
                 <w:szCs w:val="23"/>
               </w:rPr>
-              <w:t>suggests the speaker believes that people will definitely, at some point, be happy to use buses and bikes instead of their cars (A}, and that she will definitely, at some point, make enough money to buy a top-floor flat (C</w:t>
-            </w:r>
-            <w:proofErr w:type="gramStart"/>
-            <w:r>
-              <w:rPr>
-                <w:szCs w:val="23"/>
-              </w:rPr>
-              <w:t>).</w:t>
+              <w:t>suggests the speaker believes that people will definitely, at some point, be happy to use buses and bikes instead of their cars (A}, and that she will definitely, at some point, make enough money to buy a top-floor flat (C).</w:t>
             </w:r>
             <w:r>
               <w:rPr>
                 <w:i/>
                 <w:szCs w:val="23"/>
               </w:rPr>
-              <w:t>As</w:t>
-            </w:r>
-            <w:proofErr w:type="gramEnd"/>
-            <w:r>
-              <w:rPr>
-                <w:i/>
-                <w:szCs w:val="23"/>
-              </w:rPr>
-              <w:t xml:space="preserve"> long as </w:t>
+              <w:t xml:space="preserve">As long as </w:t>
             </w:r>
             <w:r>
               <w:rPr>
@@ -46394,16 +46235,7 @@
                 <w:sz w:val="23"/>
                 <w:szCs w:val="23"/>
               </w:rPr>
-              <w:t>fu</w:t>
-            </w:r>
-            <w:r>
-              <w:rPr>
-                <w:rFonts w:ascii="Source Sans 3" w:hAnsi="Source Sans 3"/>
-                <w:i/>
-                <w:sz w:val="23"/>
-                <w:szCs w:val="23"/>
-              </w:rPr>
-              <w:t>l</w:t>
+              <w:t>ful</w:t>
             </w:r>
             <w:proofErr w:type="spellEnd"/>
             <w:r>
@@ -46694,7 +46526,6 @@
             <w:r>
               <w:t xml:space="preserve">They normally refer to people, for example, </w:t>
             </w:r>
-            <w:proofErr w:type="gramStart"/>
             <w:r>
               <w:rPr>
                 <w:i/>
@@ -46708,13 +46539,6 @@
               </w:rPr>
               <w:t>or</w:t>
             </w:r>
-            <w:r>
-              <w:rPr>
-                <w:i/>
-              </w:rPr>
-              <w:t>[</w:t>
-            </w:r>
-            <w:proofErr w:type="gramEnd"/>
             <w:r>
               <w:rPr>
                 <w:i/>
@@ -46818,16 +46642,7 @@
                 <w:sz w:val="23"/>
                 <w:szCs w:val="23"/>
               </w:rPr>
-              <w:t xml:space="preserve"> </w:t>
-            </w:r>
-            <w:r>
-              <w:rPr>
-                <w:rFonts w:ascii="Source Sans 3" w:hAnsi="Source Sans 3"/>
-                <w:i/>
-                <w:sz w:val="23"/>
-                <w:szCs w:val="23"/>
-              </w:rPr>
-              <w:t>/</w:t>
+              <w:t xml:space="preserve"> /</w:t>
             </w:r>
             <w:r>
               <w:rPr>
@@ -47183,8 +46998,9 @@
           </w:p>
           <w:p>
             <w:pPr>
-              <w:rPr>
-                <w:rFonts w:ascii="Source Sans 3 Medium" w:hAnsi="Source Sans 3 Medium" w:hint="cs"/>
+              <w:spacing w:line="276" w:lineRule="auto"/>
+              <w:rPr>
+                <w:rFonts w:ascii="Source Sans 3 Medium" w:hAnsi="Source Sans 3 Medium"/>
                 <w:sz w:val="23"/>
                 <w:szCs w:val="23"/>
                 <w:rtl/>
@@ -47329,15 +47145,7 @@
                 <w:sz w:val="23"/>
                 <w:szCs w:val="23"/>
               </w:rPr>
-              <w:t>, given that the</w:t>
-            </w:r>
-            <w:r>
-              <w:rPr>
-                <w:rFonts w:ascii="Source Sans 3" w:hAnsi="Source Sans 3"/>
-                <w:sz w:val="23"/>
-                <w:szCs w:val="23"/>
-              </w:rPr>
-              <w:t xml:space="preserve"> </w:t>
+              <w:t xml:space="preserve">, given that the </w:t>
             </w:r>
             <w:r>
               <w:rPr>
@@ -47493,6 +47301,7 @@
           </w:p>
           <w:p>
             <w:pPr>
+              <w:spacing w:line="276" w:lineRule="auto"/>
               <w:rPr>
                 <w:rFonts w:ascii="Source Sans 3 Medium" w:hAnsi="Source Sans 3 Medium"/>
                 <w:sz w:val="23"/>
@@ -47685,23 +47494,13 @@
               </w:rPr>
               <w:t xml:space="preserve"> </w:t>
             </w:r>
-            <w:proofErr w:type="gramStart"/>
-            <w:r>
-              <w:rPr>
-                <w:rFonts w:ascii="Source Sans 3" w:hAnsi="Source Sans 3"/>
-                <w:sz w:val="23"/>
-                <w:szCs w:val="23"/>
-              </w:rPr>
-              <w:t>fast food</w:t>
-            </w:r>
-            <w:proofErr w:type="gramEnd"/>
-            <w:r>
-              <w:rPr>
-                <w:rFonts w:ascii="Source Sans 3" w:hAnsi="Source Sans 3"/>
-                <w:sz w:val="23"/>
-                <w:szCs w:val="23"/>
-              </w:rPr>
-              <w:t xml:space="preserve"> restaurant</w:t>
+            <w:r>
+              <w:rPr>
+                <w:rFonts w:ascii="Source Sans 3" w:hAnsi="Source Sans 3"/>
+                <w:sz w:val="23"/>
+                <w:szCs w:val="23"/>
+              </w:rPr>
+              <w:t>fast food restaurant</w:t>
             </w:r>
             <w:r>
               <w:rPr>
@@ -48304,7 +48103,7 @@
                 <w:i/>
                 <w:szCs w:val="23"/>
               </w:rPr>
-              <w:t>down[... ]</w:t>
+              <w:t>down[</w:t>
             </w:r>
             <w:proofErr w:type="gramEnd"/>
             <w:r>
@@ -48312,7 +48111,7 @@
                 <w:i/>
                 <w:szCs w:val="23"/>
               </w:rPr>
-              <w:t xml:space="preserve"> increasing body of evidence</w:t>
+              <w:t>... ] increasing body of evidence</w:t>
             </w:r>
           </w:p>
           <w:p>
@@ -48339,7 +48138,7 @@
                 <w:i/>
                 <w:szCs w:val="23"/>
               </w:rPr>
-              <w:t>veins[... ]</w:t>
+              <w:t>veins[</w:t>
             </w:r>
             <w:proofErr w:type="gramEnd"/>
             <w:r>
@@ -48347,23 +48146,7 @@
                 <w:i/>
                 <w:szCs w:val="23"/>
               </w:rPr>
-              <w:t xml:space="preserve"> immediately start[...] Thereafter the body starts to digest the </w:t>
-            </w:r>
-            <w:proofErr w:type="gramStart"/>
-            <w:r>
-              <w:rPr>
-                <w:i/>
-                <w:szCs w:val="23"/>
-              </w:rPr>
-              <w:t>food[</w:t>
-            </w:r>
-            <w:proofErr w:type="gramEnd"/>
-            <w:r>
-              <w:rPr>
-                <w:i/>
-                <w:szCs w:val="23"/>
-              </w:rPr>
-              <w:t>. . .] the same process lasts at least three days.</w:t>
+              <w:t>... ] immediately start[...] Thereafter the body starts to digest the food[. . .] the same process lasts at least three days.</w:t>
             </w:r>
           </w:p>
           <w:p>
@@ -48428,21 +48211,7 @@
               <w:rPr>
                 <w:i/>
               </w:rPr>
-              <w:t>.</w:t>
-            </w:r>
-            <w:proofErr w:type="gramStart"/>
-            <w:r>
-              <w:rPr>
-                <w:i/>
-              </w:rPr>
-              <w:t xml:space="preserve"> ..</w:t>
-            </w:r>
-            <w:proofErr w:type="gramEnd"/>
-            <w:r>
-              <w:rPr>
-                <w:i/>
-              </w:rPr>
-              <w:t>] a child[...] their parents[...] a child[...] children</w:t>
+              <w:t>. ..] a child[...] their parents[...] a child[...] children</w:t>
             </w:r>
           </w:p>
         </w:tc>
@@ -48536,6 +48305,8 @@
               <w:spacing w:after="120"/>
               <w:rPr>
                 <w:rFonts w:ascii="Source Sans 3 Medium" w:hAnsi="Source Sans 3 Medium"/>
+                <w:b/>
+                <w:bCs/>
                 <w:color w:val="D95561"/>
                 <w:sz w:val="22"/>
                 <w:szCs w:val="22"/>
@@ -48544,6 +48315,8 @@
             <w:r>
               <w:rPr>
                 <w:rFonts w:ascii="Source Sans 3 Medium" w:hAnsi="Source Sans 3 Medium"/>
+                <w:b/>
+                <w:bCs/>
                 <w:color w:val="D95561"/>
                 <w:sz w:val="22"/>
                 <w:szCs w:val="22"/>
@@ -48582,6 +48355,8 @@
               <w:spacing w:after="120"/>
               <w:rPr>
                 <w:rFonts w:ascii="Source Sans 3 Medium" w:hAnsi="Source Sans 3 Medium"/>
+                <w:b/>
+                <w:bCs/>
                 <w:color w:val="D95561"/>
                 <w:sz w:val="22"/>
                 <w:szCs w:val="22"/>
@@ -48590,6 +48365,8 @@
             <w:r>
               <w:rPr>
                 <w:rFonts w:ascii="Source Sans 3 Medium" w:hAnsi="Source Sans 3 Medium"/>
+                <w:b/>
+                <w:bCs/>
                 <w:color w:val="D95561"/>
                 <w:sz w:val="22"/>
                 <w:szCs w:val="22"/>
@@ -48678,6 +48455,8 @@
               <w:spacing w:after="120"/>
               <w:rPr>
                 <w:rFonts w:ascii="Source Sans 3 Medium" w:hAnsi="Source Sans 3 Medium"/>
+                <w:b/>
+                <w:bCs/>
                 <w:color w:val="D95561"/>
                 <w:sz w:val="22"/>
                 <w:szCs w:val="22"/>
@@ -48686,6 +48465,8 @@
             <w:r>
               <w:rPr>
                 <w:rFonts w:ascii="Source Sans 3 Medium" w:hAnsi="Source Sans 3 Medium"/>
+                <w:b/>
+                <w:bCs/>
                 <w:color w:val="D95561"/>
                 <w:sz w:val="22"/>
                 <w:szCs w:val="22"/>
@@ -48748,6 +48529,8 @@
               <w:spacing w:after="120"/>
               <w:rPr>
                 <w:rFonts w:ascii="Source Sans 3 Medium" w:hAnsi="Source Sans 3 Medium"/>
+                <w:b/>
+                <w:bCs/>
                 <w:color w:val="D95561"/>
                 <w:sz w:val="22"/>
                 <w:szCs w:val="22"/>
@@ -48756,6 +48539,8 @@
             <w:r>
               <w:rPr>
                 <w:rFonts w:ascii="Source Sans 3 Medium" w:hAnsi="Source Sans 3 Medium"/>
+                <w:b/>
+                <w:bCs/>
                 <w:color w:val="D95561"/>
                 <w:sz w:val="22"/>
                 <w:szCs w:val="22"/>
@@ -48791,6 +48576,8 @@
               <w:spacing w:after="120"/>
               <w:rPr>
                 <w:rFonts w:ascii="Source Sans 3 Medium" w:hAnsi="Source Sans 3 Medium"/>
+                <w:b/>
+                <w:bCs/>
                 <w:color w:val="D95561"/>
                 <w:sz w:val="22"/>
                 <w:szCs w:val="22"/>
@@ -48799,6 +48586,8 @@
             <w:r>
               <w:rPr>
                 <w:rFonts w:ascii="Source Sans 3 Medium" w:hAnsi="Source Sans 3 Medium"/>
+                <w:b/>
+                <w:bCs/>
                 <w:color w:val="D95561"/>
                 <w:sz w:val="22"/>
                 <w:szCs w:val="22"/>
@@ -48837,6 +48626,8 @@
               <w:spacing w:after="120"/>
               <w:rPr>
                 <w:rFonts w:ascii="Source Sans 3 Medium" w:hAnsi="Source Sans 3 Medium"/>
+                <w:b/>
+                <w:bCs/>
                 <w:color w:val="D95561"/>
                 <w:sz w:val="22"/>
                 <w:szCs w:val="22"/>
@@ -48845,6 +48636,8 @@
             <w:r>
               <w:rPr>
                 <w:rFonts w:ascii="Source Sans 3 Medium" w:hAnsi="Source Sans 3 Medium"/>
+                <w:b/>
+                <w:bCs/>
                 <w:color w:val="D95561"/>
                 <w:sz w:val="22"/>
                 <w:szCs w:val="22"/>
@@ -49550,17 +49343,7 @@
                 <w:sz w:val="23"/>
                 <w:szCs w:val="23"/>
               </w:rPr>
-              <w:t>4</w:t>
-            </w:r>
-            <w:r>
-              <w:rPr>
-                <w:rFonts w:ascii="Source Sans 3 Medium" w:hAnsi="Source Sans 3 Medium"/>
-                <w:b/>
-                <w:bCs/>
-                <w:sz w:val="23"/>
-                <w:szCs w:val="23"/>
-              </w:rPr>
-              <w:t>:</w:t>
+              <w:t>4:</w:t>
             </w:r>
             <w:r>
               <w:rPr>
@@ -49594,23 +49377,7 @@
                 <w:i/>
                 <w:iCs/>
               </w:rPr>
-              <w:t>brain - paragraphs C and E; blood - paragraphs C-D;</w:t>
-            </w:r>
-            <w:r>
-              <w:rPr>
-                <w:rStyle w:val="BlankWord1"/>
-                <w:i/>
-                <w:iCs/>
-              </w:rPr>
-              <w:t xml:space="preserve"> </w:t>
-            </w:r>
-            <w:r>
-              <w:rPr>
-                <w:rStyle w:val="BlankWord1"/>
-                <w:i/>
-                <w:iCs/>
-              </w:rPr>
-              <w:t>kidneys - paragraph D; veins - paragraph D; heart - paragraph D</w:t>
+              <w:t>brain - paragraphs C and E; blood - paragraphs C-D; kidneys - paragraph D; veins - paragraph D; heart - paragraph D</w:t>
             </w:r>
           </w:p>
         </w:tc>
@@ -49964,17 +49731,7 @@
                 <w:sz w:val="23"/>
                 <w:szCs w:val="23"/>
               </w:rPr>
-              <w:t>_____</w:t>
-            </w:r>
-            <w:r>
-              <w:rPr>
-                <w:rFonts w:ascii="Source Sans 3 Medium" w:hAnsi="Source Sans 3 Medium"/>
-                <w:b/>
-                <w:bCs/>
-                <w:sz w:val="23"/>
-                <w:szCs w:val="23"/>
-              </w:rPr>
-              <w:t xml:space="preserve"> </w:t>
+              <w:t xml:space="preserve">_____ </w:t>
             </w:r>
             <w:r>
               <w:rPr>
@@ -50710,19 +50467,7 @@
                 <w:bdr w:val="single" w:sz="24" w:space="0" w:color="ECFE15"/>
                 <w:shd w:val="clear" w:color="auto" w:fill="5BD72D"/>
               </w:rPr>
-              <w:t xml:space="preserve">TIP </w:t>
-            </w:r>
-            <w:r>
-              <w:rPr>
-                <w:rFonts w:ascii="Source Sans 3 SemiBold" w:hAnsi="Source Sans 3 SemiBold"/>
-                <w:b/>
-                <w:bCs/>
-                <w:noProof/>
-                <w:color w:val="FFFFFF" w:themeColor="background1"/>
-                <w:bdr w:val="single" w:sz="24" w:space="0" w:color="ECFE15"/>
-                <w:shd w:val="clear" w:color="auto" w:fill="5BD72D"/>
-              </w:rPr>
-              <w:t>09</w:t>
+              <w:t>TIP 09</w:t>
             </w:r>
           </w:p>
           <w:tbl>
@@ -50790,7 +50535,7 @@
 </file>
 
 <file path=word/numbering.xml><?xml version="1.0" encoding="utf-8"?>
-<w:numbering xmlns:wpc="http://schemas.microsoft.com/office/word/2010/wordprocessingCanvas" xmlns:cx="http://schemas.microsoft.com/office/drawing/2014/chartex" xmlns:cx1="http://schemas.microsoft.com/office/drawing/2015/9/8/chartex" xmlns:cx2="http://schemas.microsoft.com/office/drawing/2015/10/21/chartex" xmlns:cx3="http://schemas.microsoft.com/office/drawing/2016/5/9/chartex" xmlns:cx4="http://schemas.microsoft.com/office/drawing/2016/5/10/chartex" xmlns:cx5="http://schemas.microsoft.com/office/drawing/2016/5/11/chartex" xmlns:cx6="http://schemas.microsoft.com/office/drawing/2016/5/12/chartex" xmlns:cx7="http://schemas.microsoft.com/office/drawing/2016/5/13/chartex" xmlns:cx8="http://schemas.microsoft.com/office/drawing/2016/5/14/chartex" xmlns:mc="http://schemas.openxmlformats.org/markup-compatibility/2006" xmlns:aink="http://schemas.microsoft.com/office/drawing/2016/ink" xmlns:am3d="http://schemas.microsoft.com/office/drawing/2017/model3d" xmlns:o="urn:schemas-microsoft-com:office:office" xmlns:oel="http://schemas.microsoft.com/office/2019/extlst" xmlns:r="http://schemas.openxmlformats.org/officeDocument/2006/relationships" xmlns:m="http://schemas.openxmlformats.org/officeDocument/2006/math" xmlns:v="urn:schemas-microsoft-com:vml" xmlns:wp14="http://schemas.microsoft.com/office/word/2010/wordprocessingDrawing" xmlns:wp="http://schemas.openxmlformats.org/drawingml/2006/wordprocessingDrawing" xmlns:w10="urn:schemas-microsoft-com:office:word" xmlns:w="http://schemas.openxmlformats.org/wordprocessingml/2006/main" xmlns:w14="http://schemas.microsoft.com/office/word/2010/wordml" xmlns:w15="http://schemas.microsoft.com/office/word/2012/wordml" xmlns:w16cex="http://schemas.microsoft.com/office/word/2018/wordml/cex" xmlns:w16cid="http://schemas.microsoft.com/office/word/2016/wordml/cid" xmlns:w16="http://schemas.microsoft.com/office/word/2018/wordml" xmlns:w16du="http://schemas.microsoft.com/office/word/2023/wordml/word16du" xmlns:w16sdtdh="http://schemas.microsoft.com/office/word/2020/wordml/sdtdatahash" xmlns:w16sdtfl="http://schemas.microsoft.com/office/word/2024/wordml/sdtformatlock" xmlns:w16se="http://schemas.microsoft.com/office/word/2015/wordml/symex" xmlns:wpg="http://schemas.microsoft.com/office/word/2010/wordprocessingGroup" xmlns:wpi="http://schemas.microsoft.com/office/word/2010/wordprocessingInk" xmlns:wne="http://schemas.microsoft.com/office/word/2006/wordml" xmlns:wps="http://schemas.microsoft.com/office/word/2010/wordprocessingShape" mc:Ignorable="w14 w15 w16se w16cid w16 w16cex w16sdtdh w16sdtfl w16du wp14">
+<w:numbering xmlns:wpc="http://schemas.microsoft.com/office/word/2010/wordprocessingCanvas" xmlns:cx="http://schemas.microsoft.com/office/drawing/2014/chartex" xmlns:cx1="http://schemas.microsoft.com/office/drawing/2015/9/8/chartex" xmlns:cx2="http://schemas.microsoft.com/office/drawing/2015/10/21/chartex" xmlns:cx3="http://schemas.microsoft.com/office/drawing/2016/5/9/chartex" xmlns:cx4="http://schemas.microsoft.com/office/drawing/2016/5/10/chartex" xmlns:cx5="http://schemas.microsoft.com/office/drawing/2016/5/11/chartex" xmlns:cx6="http://schemas.microsoft.com/office/drawing/2016/5/12/chartex" xmlns:cx7="http://schemas.microsoft.com/office/drawing/2016/5/13/chartex" xmlns:cx8="http://schemas.microsoft.com/office/drawing/2016/5/14/chartex" xmlns:mc="http://schemas.openxmlformats.org/markup-compatibility/2006" xmlns:aink="http://schemas.microsoft.com/office/drawing/2016/ink" xmlns:am3d="http://schemas.microsoft.com/office/drawing/2017/model3d" xmlns:o="urn:schemas-microsoft-com:office:office" xmlns:oel="http://schemas.microsoft.com/office/2019/extlst" xmlns:r="http://schemas.openxmlformats.org/officeDocument/2006/relationships" xmlns:m="http://schemas.openxmlformats.org/officeDocument/2006/math" xmlns:v="urn:schemas-microsoft-com:vml" xmlns:wp14="http://schemas.microsoft.com/office/word/2010/wordprocessingDrawing" xmlns:wp="http://schemas.openxmlformats.org/drawingml/2006/wordprocessingDrawing" xmlns:w10="urn:schemas-microsoft-com:office:word" xmlns:w="http://schemas.openxmlformats.org/wordprocessingml/2006/main" xmlns:w14="http://schemas.microsoft.com/office/word/2010/wordml" xmlns:w15="http://schemas.microsoft.com/office/word/2012/wordml" xmlns:w16cex="http://schemas.microsoft.com/office/word/2018/wordml/cex" xmlns:w16cid="http://schemas.microsoft.com/office/word/2016/wordml/cid" xmlns:w16="http://schemas.microsoft.com/office/word/2018/wordml" xmlns:w16sdtdh="http://schemas.microsoft.com/office/word/2020/wordml/sdtdatahash" xmlns:w16se="http://schemas.microsoft.com/office/word/2015/wordml/symex" xmlns:wpg="http://schemas.microsoft.com/office/word/2010/wordprocessingGroup" xmlns:wpi="http://schemas.microsoft.com/office/word/2010/wordprocessingInk" xmlns:wne="http://schemas.microsoft.com/office/word/2006/wordml" xmlns:wps="http://schemas.microsoft.com/office/word/2010/wordprocessingShape" mc:Ignorable="w14 w15 w16se w16cid w16 w16cex w16sdtdh wp14">
   <w:numPicBullet w:numPicBulletId="0">
     <w:pict>
       <v:shapetype id="_x0000_t75" coordsize="21600,21600" o:spt="75" o:preferrelative="t" path="m@4@5l@4@11@9@11@9@5xe" filled="f" stroked="f">
@@ -50812,84 +50557,84 @@
         <v:path o:extrusionok="f" gradientshapeok="t" o:connecttype="rect"/>
         <o:lock v:ext="edit" aspectratio="t"/>
       </v:shapetype>
-      <v:shape id="_x0000_i1025" type="#_x0000_t75" style="width:25.5pt;height:13.5pt;visibility:visible;mso-wrap-style:square" o:bullet="t">
+      <v:shape id="_x0000_i1182" type="#_x0000_t75" style="width:25.5pt;height:13.5pt;visibility:visible;mso-wrap-style:square" o:bullet="t">
         <v:imagedata r:id="rId1" o:title=""/>
       </v:shape>
     </w:pict>
   </w:numPicBullet>
   <w:numPicBullet w:numPicBulletId="1">
     <w:pict>
-      <v:shape id="_x0000_i1026" type="#_x0000_t75" style="width:24.75pt;height:9.75pt;visibility:visible;mso-wrap-style:square" o:bullet="t">
+      <v:shape id="_x0000_i1183" type="#_x0000_t75" style="width:24.75pt;height:9.75pt;visibility:visible;mso-wrap-style:square" o:bullet="t">
         <v:imagedata r:id="rId2" o:title=""/>
       </v:shape>
     </w:pict>
   </w:numPicBullet>
   <w:numPicBullet w:numPicBulletId="2">
     <w:pict>
-      <v:shape id="_x0000_i1027" type="#_x0000_t75" style="width:25.5pt;height:13.5pt;visibility:visible;mso-wrap-style:square" o:bullet="t">
+      <v:shape id="_x0000_i1184" type="#_x0000_t75" style="width:25.5pt;height:13.5pt;visibility:visible;mso-wrap-style:square" o:bullet="t">
         <v:imagedata r:id="rId3" o:title=""/>
       </v:shape>
     </w:pict>
   </w:numPicBullet>
   <w:numPicBullet w:numPicBulletId="3">
     <w:pict>
-      <v:shape id="_x0000_i1028" type="#_x0000_t75" style="width:21.75pt;height:12.75pt;visibility:visible;mso-wrap-style:square" o:bullet="t">
+      <v:shape id="_x0000_i1185" type="#_x0000_t75" style="width:21.75pt;height:12.75pt;visibility:visible;mso-wrap-style:square" o:bullet="t">
         <v:imagedata r:id="rId4" o:title=""/>
       </v:shape>
     </w:pict>
   </w:numPicBullet>
   <w:numPicBullet w:numPicBulletId="4">
     <w:pict>
-      <v:shape id="_x0000_i1029" type="#_x0000_t75" style="width:24.75pt;height:8.25pt;visibility:visible;mso-wrap-style:square" o:bullet="t">
+      <v:shape id="_x0000_i1186" type="#_x0000_t75" style="width:24.75pt;height:8.25pt;visibility:visible;mso-wrap-style:square" o:bullet="t">
         <v:imagedata r:id="rId5" o:title=""/>
       </v:shape>
     </w:pict>
   </w:numPicBullet>
   <w:numPicBullet w:numPicBulletId="5">
     <w:pict>
-      <v:shape id="_x0000_i1030" type="#_x0000_t75" style="width:24.75pt;height:8.25pt;visibility:visible;mso-wrap-style:square" o:bullet="t">
+      <v:shape id="_x0000_i1187" type="#_x0000_t75" style="width:24.75pt;height:8.25pt;visibility:visible;mso-wrap-style:square" o:bullet="t">
         <v:imagedata r:id="rId6" o:title=""/>
       </v:shape>
     </w:pict>
   </w:numPicBullet>
   <w:numPicBullet w:numPicBulletId="6">
     <w:pict>
-      <v:shape id="Picture 1" o:spid="_x0000_i1031" type="#_x0000_t75" style="width:36pt;height:15.75pt;visibility:visible;mso-wrap-style:square" o:bullet="t">
+      <v:shape id="_x0000_i1188" type="#_x0000_t75" style="width:36pt;height:15.75pt;visibility:visible;mso-wrap-style:square" o:bullet="t">
         <v:imagedata r:id="rId7" o:title=""/>
       </v:shape>
     </w:pict>
   </w:numPicBullet>
   <w:numPicBullet w:numPicBulletId="7">
     <w:pict>
-      <v:shape id="_x0000_i1032" type="#_x0000_t75" style="width:30.75pt;height:17.25pt;visibility:visible;mso-wrap-style:square" o:bullet="t">
+      <v:shape id="_x0000_i1189" type="#_x0000_t75" style="width:30.75pt;height:17.25pt;visibility:visible;mso-wrap-style:square" o:bullet="t">
         <v:imagedata r:id="rId8" o:title=""/>
       </v:shape>
     </w:pict>
   </w:numPicBullet>
   <w:numPicBullet w:numPicBulletId="8">
     <w:pict>
-      <v:shape id="_x0000_i1033" type="#_x0000_t75" style="width:33.75pt;height:15.75pt;visibility:visible;mso-wrap-style:square" o:bullet="t">
+      <v:shape id="_x0000_i1190" type="#_x0000_t75" style="width:33.75pt;height:15.75pt;visibility:visible;mso-wrap-style:square" o:bullet="t">
         <v:imagedata r:id="rId9" o:title=""/>
       </v:shape>
     </w:pict>
   </w:numPicBullet>
   <w:numPicBullet w:numPicBulletId="9">
     <w:pict>
-      <v:shape id="Picture 3" o:spid="_x0000_i1034" type="#_x0000_t75" style="width:15.75pt;height:15.75pt;visibility:visible;mso-wrap-style:square" o:bullet="t">
+      <v:shape id="_x0000_i1191" type="#_x0000_t75" style="width:15.75pt;height:15.75pt;visibility:visible;mso-wrap-style:square" o:bullet="t">
         <v:imagedata r:id="rId10" o:title=""/>
       </v:shape>
     </w:pict>
   </w:numPicBullet>
   <w:numPicBullet w:numPicBulletId="10">
     <w:pict>
-      <v:shape id="Picture 8" o:spid="_x0000_i1035" type="#_x0000_t75" style="width:15.75pt;height:15.75pt;visibility:visible;mso-wrap-style:square" o:bullet="t">
+      <v:shape id="_x0000_i1192" type="#_x0000_t75" style="width:15.75pt;height:15.75pt;visibility:visible;mso-wrap-style:square" o:bullet="t">
         <v:imagedata r:id="rId11" o:title=""/>
       </v:shape>
     </w:pict>
   </w:numPicBullet>
   <w:numPicBullet w:numPicBulletId="11">
     <w:pict>
-      <v:shape id="_x0000_i1036" type="#_x0000_t75" style="width:15.75pt;height:15.75pt;visibility:visible;mso-wrap-style:square" o:bullet="t">
+      <v:shape id="_x0000_i1193" type="#_x0000_t75" style="width:15.75pt;height:15.75pt;visibility:visible;mso-wrap-style:square" o:bullet="t">
         <v:imagedata r:id="rId12" o:title=""/>
       </v:shape>
     </w:pict>
@@ -55582,7 +55327,7 @@
 </file>
 
 <file path=word/styles.xml><?xml version="1.0" encoding="utf-8"?>
-<w:styles xmlns:mc="http://schemas.openxmlformats.org/markup-compatibility/2006" xmlns:r="http://schemas.openxmlformats.org/officeDocument/2006/relationships" xmlns:w="http://schemas.openxmlformats.org/wordprocessingml/2006/main" xmlns:w14="http://schemas.microsoft.com/office/word/2010/wordml" xmlns:w15="http://schemas.microsoft.com/office/word/2012/wordml" xmlns:w16cex="http://schemas.microsoft.com/office/word/2018/wordml/cex" xmlns:w16cid="http://schemas.microsoft.com/office/word/2016/wordml/cid" xmlns:w16="http://schemas.microsoft.com/office/word/2018/wordml" xmlns:w16du="http://schemas.microsoft.com/office/word/2023/wordml/word16du" xmlns:w16sdtdh="http://schemas.microsoft.com/office/word/2020/wordml/sdtdatahash" xmlns:w16sdtfl="http://schemas.microsoft.com/office/word/2024/wordml/sdtformatlock" xmlns:w16se="http://schemas.microsoft.com/office/word/2015/wordml/symex" mc:Ignorable="w14 w15 w16se w16cid w16 w16cex w16sdtdh w16sdtfl w16du">
+<w:styles xmlns:mc="http://schemas.openxmlformats.org/markup-compatibility/2006" xmlns:r="http://schemas.openxmlformats.org/officeDocument/2006/relationships" xmlns:w="http://schemas.openxmlformats.org/wordprocessingml/2006/main" xmlns:w14="http://schemas.microsoft.com/office/word/2010/wordml" xmlns:w15="http://schemas.microsoft.com/office/word/2012/wordml" xmlns:w16cex="http://schemas.microsoft.com/office/word/2018/wordml/cex" xmlns:w16cid="http://schemas.microsoft.com/office/word/2016/wordml/cid" xmlns:w16="http://schemas.microsoft.com/office/word/2018/wordml" xmlns:w16sdtdh="http://schemas.microsoft.com/office/word/2020/wordml/sdtdatahash" xmlns:w16se="http://schemas.microsoft.com/office/word/2015/wordml/symex" mc:Ignorable="w14 w15 w16se w16cid w16 w16cex w16sdtdh">
   <w:docDefaults>
     <w:rPrDefault>
       <w:rPr>
@@ -55986,6 +55731,7 @@
   <w:style w:type="character" w:default="1" w:styleId="DefaultParagraphFont">
     <w:name w:val="Default Paragraph Font"/>
     <w:uiPriority w:val="1"/>
+    <w:semiHidden/>
     <w:unhideWhenUsed/>
   </w:style>
   <w:style w:type="table" w:default="1" w:styleId="TableNormal">

--- a/assets/data/Mindset3- Custom.docx
+++ b/assets/data/Mindset3- Custom.docx
@@ -1,6 +1,6 @@
 
 <file path=word/document.xml><?xml version="1.0" encoding="utf-8"?>
-<w:document xmlns:wpc="http://schemas.microsoft.com/office/word/2010/wordprocessingCanvas" xmlns:cx="http://schemas.microsoft.com/office/drawing/2014/chartex" xmlns:cx1="http://schemas.microsoft.com/office/drawing/2015/9/8/chartex" xmlns:cx2="http://schemas.microsoft.com/office/drawing/2015/10/21/chartex" xmlns:cx3="http://schemas.microsoft.com/office/drawing/2016/5/9/chartex" xmlns:cx4="http://schemas.microsoft.com/office/drawing/2016/5/10/chartex" xmlns:cx5="http://schemas.microsoft.com/office/drawing/2016/5/11/chartex" xmlns:cx6="http://schemas.microsoft.com/office/drawing/2016/5/12/chartex" xmlns:cx7="http://schemas.microsoft.com/office/drawing/2016/5/13/chartex" xmlns:cx8="http://schemas.microsoft.com/office/drawing/2016/5/14/chartex" xmlns:mc="http://schemas.openxmlformats.org/markup-compatibility/2006" xmlns:aink="http://schemas.microsoft.com/office/drawing/2016/ink" xmlns:am3d="http://schemas.microsoft.com/office/drawing/2017/model3d" xmlns:o="urn:schemas-microsoft-com:office:office" xmlns:oel="http://schemas.microsoft.com/office/2019/extlst" xmlns:r="http://schemas.openxmlformats.org/officeDocument/2006/relationships" xmlns:m="http://schemas.openxmlformats.org/officeDocument/2006/math" xmlns:v="urn:schemas-microsoft-com:vml" xmlns:wp14="http://schemas.microsoft.com/office/word/2010/wordprocessingDrawing" xmlns:wp="http://schemas.openxmlformats.org/drawingml/2006/wordprocessingDrawing" xmlns:w10="urn:schemas-microsoft-com:office:word" xmlns:w="http://schemas.openxmlformats.org/wordprocessingml/2006/main" xmlns:w14="http://schemas.microsoft.com/office/word/2010/wordml" xmlns:w15="http://schemas.microsoft.com/office/word/2012/wordml" xmlns:w16cex="http://schemas.microsoft.com/office/word/2018/wordml/cex" xmlns:w16cid="http://schemas.microsoft.com/office/word/2016/wordml/cid" xmlns:w16="http://schemas.microsoft.com/office/word/2018/wordml" xmlns:w16sdtdh="http://schemas.microsoft.com/office/word/2020/wordml/sdtdatahash" xmlns:w16se="http://schemas.microsoft.com/office/word/2015/wordml/symex" xmlns:wpg="http://schemas.microsoft.com/office/word/2010/wordprocessingGroup" xmlns:wpi="http://schemas.microsoft.com/office/word/2010/wordprocessingInk" xmlns:wne="http://schemas.microsoft.com/office/word/2006/wordml" xmlns:wps="http://schemas.microsoft.com/office/word/2010/wordprocessingShape" mc:Ignorable="w14 w15 w16se w16cid w16 w16cex w16sdtdh wp14">
+<w:document xmlns:wpc="http://schemas.microsoft.com/office/word/2010/wordprocessingCanvas" xmlns:cx="http://schemas.microsoft.com/office/drawing/2014/chartex" xmlns:cx1="http://schemas.microsoft.com/office/drawing/2015/9/8/chartex" xmlns:cx2="http://schemas.microsoft.com/office/drawing/2015/10/21/chartex" xmlns:cx3="http://schemas.microsoft.com/office/drawing/2016/5/9/chartex" xmlns:cx4="http://schemas.microsoft.com/office/drawing/2016/5/10/chartex" xmlns:cx5="http://schemas.microsoft.com/office/drawing/2016/5/11/chartex" xmlns:cx6="http://schemas.microsoft.com/office/drawing/2016/5/12/chartex" xmlns:cx7="http://schemas.microsoft.com/office/drawing/2016/5/13/chartex" xmlns:cx8="http://schemas.microsoft.com/office/drawing/2016/5/14/chartex" xmlns:mc="http://schemas.openxmlformats.org/markup-compatibility/2006" xmlns:aink="http://schemas.microsoft.com/office/drawing/2016/ink" xmlns:am3d="http://schemas.microsoft.com/office/drawing/2017/model3d" xmlns:o="urn:schemas-microsoft-com:office:office" xmlns:oel="http://schemas.microsoft.com/office/2019/extlst" xmlns:r="http://schemas.openxmlformats.org/officeDocument/2006/relationships" xmlns:m="http://schemas.openxmlformats.org/officeDocument/2006/math" xmlns:v="urn:schemas-microsoft-com:vml" xmlns:wp14="http://schemas.microsoft.com/office/word/2010/wordprocessingDrawing" xmlns:wp="http://schemas.openxmlformats.org/drawingml/2006/wordprocessingDrawing" xmlns:w10="urn:schemas-microsoft-com:office:word" xmlns:w="http://schemas.openxmlformats.org/wordprocessingml/2006/main" xmlns:w14="http://schemas.microsoft.com/office/word/2010/wordml" xmlns:w15="http://schemas.microsoft.com/office/word/2012/wordml" xmlns:w16cex="http://schemas.microsoft.com/office/word/2018/wordml/cex" xmlns:w16cid="http://schemas.microsoft.com/office/word/2016/wordml/cid" xmlns:w16="http://schemas.microsoft.com/office/word/2018/wordml" xmlns:w16du="http://schemas.microsoft.com/office/word/2023/wordml/word16du" xmlns:w16sdtdh="http://schemas.microsoft.com/office/word/2020/wordml/sdtdatahash" xmlns:w16sdtfl="http://schemas.microsoft.com/office/word/2024/wordml/sdtformatlock" xmlns:w16se="http://schemas.microsoft.com/office/word/2015/wordml/symex" xmlns:wpg="http://schemas.microsoft.com/office/word/2010/wordprocessingGroup" xmlns:wpi="http://schemas.microsoft.com/office/word/2010/wordprocessingInk" xmlns:wne="http://schemas.microsoft.com/office/word/2006/wordml" xmlns:wps="http://schemas.microsoft.com/office/word/2010/wordprocessingShape" mc:Ignorable="w14 w15 w16se w16cid w16 w16cex w16sdtdh w16sdtfl w16du wp14">
   <w:body>
     <w:tbl>
       <w:tblPr>
@@ -613,6 +613,7 @@
               <w:t xml:space="preserve">rivers: definite article before name of </w:t>
             </w:r>
             <w:proofErr w:type="spellStart"/>
+            <w:proofErr w:type="gramStart"/>
             <w:r>
               <w:rPr>
                 <w:szCs w:val="23"/>
@@ -620,6 +621,7 @@
               <w:t>river.Capitalise</w:t>
             </w:r>
             <w:proofErr w:type="spellEnd"/>
+            <w:proofErr w:type="gramEnd"/>
             <w:r>
               <w:rPr>
                 <w:szCs w:val="23"/>
@@ -26926,7 +26928,6 @@
           </w:tcPr>
           <w:p>
             <w:pPr>
-              <w:jc w:val="center"/>
               <w:rPr>
                 <w:rFonts w:ascii="Source Sans 3" w:hAnsi="Source Sans 3"/>
                 <w:b/>
@@ -27120,7 +27121,6 @@
           </w:tcPr>
           <w:p>
             <w:pPr>
-              <w:jc w:val="center"/>
               <w:rPr>
                 <w:rFonts w:ascii="Source Sans 3" w:hAnsi="Source Sans 3"/>
                 <w:b/>
@@ -27617,7 +27617,6 @@
           </w:tcPr>
           <w:p>
             <w:pPr>
-              <w:jc w:val="center"/>
               <w:rPr>
                 <w:rFonts w:ascii="Source Sans 3" w:hAnsi="Source Sans 3"/>
                 <w:b/>
@@ -28438,7 +28437,6 @@
           </w:tcPr>
           <w:p>
             <w:pPr>
-              <w:jc w:val="center"/>
               <w:rPr>
                 <w:rFonts w:ascii="Source Sans 3" w:hAnsi="Source Sans 3"/>
                 <w:b/>
@@ -29381,7 +29379,6 @@
           </w:tcPr>
           <w:p>
             <w:pPr>
-              <w:jc w:val="center"/>
               <w:rPr>
                 <w:rFonts w:ascii="Source Sans 3" w:hAnsi="Source Sans 3"/>
                 <w:b/>
@@ -29893,6 +29890,7 @@
               </w:rPr>
               <w:t xml:space="preserve"> </w:t>
             </w:r>
+            <w:proofErr w:type="gramStart"/>
             <w:r>
               <w:rPr>
                 <w:rFonts w:ascii="Source Sans 3" w:hAnsi="Source Sans 3"/>
@@ -29933,6 +29931,7 @@
               </w:rPr>
               <w:t>B</w:t>
             </w:r>
+            <w:proofErr w:type="gramEnd"/>
           </w:p>
           <w:p>
             <w:pPr>
@@ -30239,8 +30238,9 @@
                 <w:sz w:val="23"/>
                 <w:szCs w:val="24"/>
               </w:rPr>
-              <w:t>(price)</w:t>
-            </w:r>
+              <w:t>(</w:t>
+            </w:r>
+            <w:proofErr w:type="gramStart"/>
             <w:r>
               <w:rPr>
                 <w:rFonts w:ascii="Source Sans 3" w:hAnsi="Source Sans 3"/>
@@ -30249,7 +30249,7 @@
                 <w:sz w:val="23"/>
                 <w:szCs w:val="24"/>
               </w:rPr>
-              <w:t xml:space="preserve"> </w:t>
+              <w:t>price)</w:t>
             </w:r>
             <w:r>
               <w:rPr>
@@ -30263,11 +30263,22 @@
             </w:r>
             <w:r>
               <w:rPr>
+                <w:rFonts w:ascii="Source Sans 3" w:hAnsi="Source Sans 3"/>
+                <w:color w:val="060807"/>
+                <w:spacing w:val="-2"/>
+                <w:sz w:val="23"/>
+                <w:szCs w:val="24"/>
+              </w:rPr>
+              <w:t xml:space="preserve"> </w:t>
+            </w:r>
+            <w:r>
+              <w:rPr>
                 <w:rStyle w:val="BlankWord1"/>
                 <w:szCs w:val="24"/>
               </w:rPr>
               <w:t>C</w:t>
             </w:r>
+            <w:proofErr w:type="gramEnd"/>
           </w:p>
           <w:p>
             <w:pPr>
@@ -30725,6 +30736,7 @@
               </w:rPr>
               <w:t xml:space="preserve"> </w:t>
             </w:r>
+            <w:proofErr w:type="gramStart"/>
             <w:r>
               <w:rPr>
                 <w:rFonts w:ascii="Source Sans 3" w:hAnsi="Source Sans 3"/>
@@ -30735,6 +30747,7 @@
               </w:rPr>
               <w:t>century</w:t>
             </w:r>
+            <w:proofErr w:type="gramEnd"/>
           </w:p>
           <w:p>
             <w:pPr>
@@ -32138,7 +32151,29 @@
                 <w:sz w:val="23"/>
                 <w:szCs w:val="24"/>
               </w:rPr>
-              <w:t>-A-K-E-R,dash,J-0-N-E-S</w:t>
+              <w:t>-A-K-E-</w:t>
+            </w:r>
+            <w:proofErr w:type="gramStart"/>
+            <w:r>
+              <w:rPr>
+                <w:rFonts w:ascii="Source Sans 3" w:hAnsi="Source Sans 3"/>
+                <w:bCs/>
+                <w:color w:val="050607"/>
+                <w:sz w:val="23"/>
+                <w:szCs w:val="24"/>
+              </w:rPr>
+              <w:t>R,dash</w:t>
+            </w:r>
+            <w:proofErr w:type="gramEnd"/>
+            <w:r>
+              <w:rPr>
+                <w:rFonts w:ascii="Source Sans 3" w:hAnsi="Source Sans 3"/>
+                <w:bCs/>
+                <w:color w:val="050607"/>
+                <w:sz w:val="23"/>
+                <w:szCs w:val="24"/>
+              </w:rPr>
+              <w:t>,J-0-N-E-S</w:t>
             </w:r>
           </w:p>
         </w:tc>
@@ -32880,7 +32915,6 @@
           </w:tcPr>
           <w:p>
             <w:pPr>
-              <w:jc w:val="center"/>
               <w:rPr>
                 <w:rFonts w:ascii="Source Sans 3" w:hAnsi="Source Sans 3"/>
                 <w:b/>
@@ -33571,7 +33605,6 @@
           </w:tcPr>
           <w:p>
             <w:pPr>
-              <w:jc w:val="center"/>
               <w:rPr>
                 <w:rFonts w:ascii="Source Sans 3" w:hAnsi="Source Sans 3"/>
                 <w:b/>
@@ -33804,7 +33837,6 @@
           </w:tcPr>
           <w:p>
             <w:pPr>
-              <w:jc w:val="center"/>
               <w:rPr>
                 <w:rFonts w:ascii="Source Sans 3" w:hAnsi="Source Sans 3"/>
                 <w:b/>
@@ -34330,7 +34362,6 @@
           </w:tcPr>
           <w:p>
             <w:pPr>
-              <w:jc w:val="center"/>
               <w:rPr>
                 <w:rFonts w:ascii="Source Sans 3" w:hAnsi="Source Sans 3"/>
                 <w:b/>
@@ -34754,7 +34785,6 @@
           </w:tcPr>
           <w:p>
             <w:pPr>
-              <w:jc w:val="center"/>
               <w:rPr>
                 <w:rFonts w:ascii="Source Sans 3" w:hAnsi="Source Sans 3"/>
                 <w:b/>
@@ -34830,7 +34860,21 @@
               <w:rPr>
                 <w:szCs w:val="23"/>
               </w:rPr>
-              <w:t>: Once  4 Unless</w:t>
+              <w:t xml:space="preserve">: </w:t>
+            </w:r>
+            <w:proofErr w:type="gramStart"/>
+            <w:r>
+              <w:rPr>
+                <w:szCs w:val="23"/>
+              </w:rPr>
+              <w:t>Once  4</w:t>
+            </w:r>
+            <w:proofErr w:type="gramEnd"/>
+            <w:r>
+              <w:rPr>
+                <w:szCs w:val="23"/>
+              </w:rPr>
+              <w:t xml:space="preserve"> Unless</w:t>
             </w:r>
           </w:p>
           <w:p>
@@ -34953,7 +34997,6 @@
           </w:tcPr>
           <w:p>
             <w:pPr>
-              <w:jc w:val="center"/>
               <w:rPr>
                 <w:rFonts w:ascii="Source Sans 3" w:hAnsi="Source Sans 3"/>
                 <w:b/>
@@ -35314,7 +35357,6 @@
           </w:tcPr>
           <w:p>
             <w:pPr>
-              <w:jc w:val="center"/>
               <w:rPr>
                 <w:rFonts w:ascii="Source Sans 3" w:hAnsi="Source Sans 3"/>
                 <w:b/>
@@ -35682,7 +35724,6 @@
           </w:tcPr>
           <w:p>
             <w:pPr>
-              <w:jc w:val="center"/>
               <w:rPr>
                 <w:rFonts w:ascii="Source Sans 3" w:hAnsi="Source Sans 3"/>
                 <w:b/>
@@ -42479,7 +42520,25 @@
                       <w:sz w:val="23"/>
                       <w:szCs w:val="23"/>
                     </w:rPr>
-                    <w:t xml:space="preserve"> soon as     By the time     Providing that     Unless</w:t>
+                    <w:t xml:space="preserve"> soon as     </w:t>
+                  </w:r>
+                  <w:proofErr w:type="gramStart"/>
+                  <w:r>
+                    <w:rPr>
+                      <w:iCs/>
+                      <w:sz w:val="23"/>
+                      <w:szCs w:val="23"/>
+                    </w:rPr>
+                    <w:t>By</w:t>
+                  </w:r>
+                  <w:proofErr w:type="gramEnd"/>
+                  <w:r>
+                    <w:rPr>
+                      <w:iCs/>
+                      <w:sz w:val="23"/>
+                      <w:szCs w:val="23"/>
+                    </w:rPr>
+                    <w:t xml:space="preserve"> the time     Providing that     Unless</w:t>
                   </w:r>
                 </w:p>
               </w:tc>
@@ -45715,7 +45774,6 @@
                 </w:tcPr>
                 <w:p>
                   <w:pPr>
-                    <w:jc w:val="center"/>
                     <w:rPr>
                       <w:b/>
                       <w:sz w:val="23"/>
@@ -45741,7 +45799,6 @@
                 </w:tcPr>
                 <w:p>
                   <w:pPr>
-                    <w:jc w:val="center"/>
                     <w:rPr>
                       <w:b/>
                       <w:color w:val="111313"/>
@@ -48103,7 +48160,7 @@
                 <w:i/>
                 <w:szCs w:val="23"/>
               </w:rPr>
-              <w:t>down[</w:t>
+              <w:t>down[... ]</w:t>
             </w:r>
             <w:proofErr w:type="gramEnd"/>
             <w:r>
@@ -48111,7 +48168,7 @@
                 <w:i/>
                 <w:szCs w:val="23"/>
               </w:rPr>
-              <w:t>... ] increasing body of evidence</w:t>
+              <w:t xml:space="preserve"> increasing body of evidence</w:t>
             </w:r>
           </w:p>
           <w:p>
@@ -48138,7 +48195,7 @@
                 <w:i/>
                 <w:szCs w:val="23"/>
               </w:rPr>
-              <w:t>veins[</w:t>
+              <w:t>veins[... ]</w:t>
             </w:r>
             <w:proofErr w:type="gramEnd"/>
             <w:r>
@@ -48146,7 +48203,23 @@
                 <w:i/>
                 <w:szCs w:val="23"/>
               </w:rPr>
-              <w:t>... ] immediately start[...] Thereafter the body starts to digest the food[. . .] the same process lasts at least three days.</w:t>
+              <w:t xml:space="preserve"> immediately start[...] Thereafter the body starts to digest the </w:t>
+            </w:r>
+            <w:proofErr w:type="gramStart"/>
+            <w:r>
+              <w:rPr>
+                <w:i/>
+                <w:szCs w:val="23"/>
+              </w:rPr>
+              <w:t>food[</w:t>
+            </w:r>
+            <w:proofErr w:type="gramEnd"/>
+            <w:r>
+              <w:rPr>
+                <w:i/>
+                <w:szCs w:val="23"/>
+              </w:rPr>
+              <w:t>. . .] the same process lasts at least three days.</w:t>
             </w:r>
           </w:p>
           <w:p>
@@ -48211,7 +48284,21 @@
               <w:rPr>
                 <w:i/>
               </w:rPr>
-              <w:t>. ..] a child[...] their parents[...] a child[...] children</w:t>
+              <w:t>.</w:t>
+            </w:r>
+            <w:proofErr w:type="gramStart"/>
+            <w:r>
+              <w:rPr>
+                <w:i/>
+              </w:rPr>
+              <w:t xml:space="preserve"> ..</w:t>
+            </w:r>
+            <w:proofErr w:type="gramEnd"/>
+            <w:r>
+              <w:rPr>
+                <w:i/>
+              </w:rPr>
+              <w:t>] a child[...] their parents[...] a child[...] children</w:t>
             </w:r>
           </w:p>
         </w:tc>
@@ -50535,7 +50622,7 @@
 </file>
 
 <file path=word/numbering.xml><?xml version="1.0" encoding="utf-8"?>
-<w:numbering xmlns:wpc="http://schemas.microsoft.com/office/word/2010/wordprocessingCanvas" xmlns:cx="http://schemas.microsoft.com/office/drawing/2014/chartex" xmlns:cx1="http://schemas.microsoft.com/office/drawing/2015/9/8/chartex" xmlns:cx2="http://schemas.microsoft.com/office/drawing/2015/10/21/chartex" xmlns:cx3="http://schemas.microsoft.com/office/drawing/2016/5/9/chartex" xmlns:cx4="http://schemas.microsoft.com/office/drawing/2016/5/10/chartex" xmlns:cx5="http://schemas.microsoft.com/office/drawing/2016/5/11/chartex" xmlns:cx6="http://schemas.microsoft.com/office/drawing/2016/5/12/chartex" xmlns:cx7="http://schemas.microsoft.com/office/drawing/2016/5/13/chartex" xmlns:cx8="http://schemas.microsoft.com/office/drawing/2016/5/14/chartex" xmlns:mc="http://schemas.openxmlformats.org/markup-compatibility/2006" xmlns:aink="http://schemas.microsoft.com/office/drawing/2016/ink" xmlns:am3d="http://schemas.microsoft.com/office/drawing/2017/model3d" xmlns:o="urn:schemas-microsoft-com:office:office" xmlns:oel="http://schemas.microsoft.com/office/2019/extlst" xmlns:r="http://schemas.openxmlformats.org/officeDocument/2006/relationships" xmlns:m="http://schemas.openxmlformats.org/officeDocument/2006/math" xmlns:v="urn:schemas-microsoft-com:vml" xmlns:wp14="http://schemas.microsoft.com/office/word/2010/wordprocessingDrawing" xmlns:wp="http://schemas.openxmlformats.org/drawingml/2006/wordprocessingDrawing" xmlns:w10="urn:schemas-microsoft-com:office:word" xmlns:w="http://schemas.openxmlformats.org/wordprocessingml/2006/main" xmlns:w14="http://schemas.microsoft.com/office/word/2010/wordml" xmlns:w15="http://schemas.microsoft.com/office/word/2012/wordml" xmlns:w16cex="http://schemas.microsoft.com/office/word/2018/wordml/cex" xmlns:w16cid="http://schemas.microsoft.com/office/word/2016/wordml/cid" xmlns:w16="http://schemas.microsoft.com/office/word/2018/wordml" xmlns:w16sdtdh="http://schemas.microsoft.com/office/word/2020/wordml/sdtdatahash" xmlns:w16se="http://schemas.microsoft.com/office/word/2015/wordml/symex" xmlns:wpg="http://schemas.microsoft.com/office/word/2010/wordprocessingGroup" xmlns:wpi="http://schemas.microsoft.com/office/word/2010/wordprocessingInk" xmlns:wne="http://schemas.microsoft.com/office/word/2006/wordml" xmlns:wps="http://schemas.microsoft.com/office/word/2010/wordprocessingShape" mc:Ignorable="w14 w15 w16se w16cid w16 w16cex w16sdtdh wp14">
+<w:numbering xmlns:wpc="http://schemas.microsoft.com/office/word/2010/wordprocessingCanvas" xmlns:cx="http://schemas.microsoft.com/office/drawing/2014/chartex" xmlns:cx1="http://schemas.microsoft.com/office/drawing/2015/9/8/chartex" xmlns:cx2="http://schemas.microsoft.com/office/drawing/2015/10/21/chartex" xmlns:cx3="http://schemas.microsoft.com/office/drawing/2016/5/9/chartex" xmlns:cx4="http://schemas.microsoft.com/office/drawing/2016/5/10/chartex" xmlns:cx5="http://schemas.microsoft.com/office/drawing/2016/5/11/chartex" xmlns:cx6="http://schemas.microsoft.com/office/drawing/2016/5/12/chartex" xmlns:cx7="http://schemas.microsoft.com/office/drawing/2016/5/13/chartex" xmlns:cx8="http://schemas.microsoft.com/office/drawing/2016/5/14/chartex" xmlns:mc="http://schemas.openxmlformats.org/markup-compatibility/2006" xmlns:aink="http://schemas.microsoft.com/office/drawing/2016/ink" xmlns:am3d="http://schemas.microsoft.com/office/drawing/2017/model3d" xmlns:o="urn:schemas-microsoft-com:office:office" xmlns:oel="http://schemas.microsoft.com/office/2019/extlst" xmlns:r="http://schemas.openxmlformats.org/officeDocument/2006/relationships" xmlns:m="http://schemas.openxmlformats.org/officeDocument/2006/math" xmlns:v="urn:schemas-microsoft-com:vml" xmlns:wp14="http://schemas.microsoft.com/office/word/2010/wordprocessingDrawing" xmlns:wp="http://schemas.openxmlformats.org/drawingml/2006/wordprocessingDrawing" xmlns:w10="urn:schemas-microsoft-com:office:word" xmlns:w="http://schemas.openxmlformats.org/wordprocessingml/2006/main" xmlns:w14="http://schemas.microsoft.com/office/word/2010/wordml" xmlns:w15="http://schemas.microsoft.com/office/word/2012/wordml" xmlns:w16cex="http://schemas.microsoft.com/office/word/2018/wordml/cex" xmlns:w16cid="http://schemas.microsoft.com/office/word/2016/wordml/cid" xmlns:w16="http://schemas.microsoft.com/office/word/2018/wordml" xmlns:w16du="http://schemas.microsoft.com/office/word/2023/wordml/word16du" xmlns:w16sdtdh="http://schemas.microsoft.com/office/word/2020/wordml/sdtdatahash" xmlns:w16sdtfl="http://schemas.microsoft.com/office/word/2024/wordml/sdtformatlock" xmlns:w16se="http://schemas.microsoft.com/office/word/2015/wordml/symex" xmlns:wpg="http://schemas.microsoft.com/office/word/2010/wordprocessingGroup" xmlns:wpi="http://schemas.microsoft.com/office/word/2010/wordprocessingInk" xmlns:wne="http://schemas.microsoft.com/office/word/2006/wordml" xmlns:wps="http://schemas.microsoft.com/office/word/2010/wordprocessingShape" mc:Ignorable="w14 w15 w16se w16cid w16 w16cex w16sdtdh w16sdtfl w16du wp14">
   <w:numPicBullet w:numPicBulletId="0">
     <w:pict>
       <v:shapetype id="_x0000_t75" coordsize="21600,21600" o:spt="75" o:preferrelative="t" path="m@4@5l@4@11@9@11@9@5xe" filled="f" stroked="f">
@@ -50557,84 +50644,84 @@
         <v:path o:extrusionok="f" gradientshapeok="t" o:connecttype="rect"/>
         <o:lock v:ext="edit" aspectratio="t"/>
       </v:shapetype>
-      <v:shape id="_x0000_i1182" type="#_x0000_t75" style="width:25.5pt;height:13.5pt;visibility:visible;mso-wrap-style:square" o:bullet="t">
+      <v:shape id="_x0000_i1025" type="#_x0000_t75" style="width:25.25pt;height:13.45pt;visibility:visible;mso-wrap-style:square" o:bullet="t">
         <v:imagedata r:id="rId1" o:title=""/>
       </v:shape>
     </w:pict>
   </w:numPicBullet>
   <w:numPicBullet w:numPicBulletId="1">
     <w:pict>
-      <v:shape id="_x0000_i1183" type="#_x0000_t75" style="width:24.75pt;height:9.75pt;visibility:visible;mso-wrap-style:square" o:bullet="t">
+      <v:shape id="_x0000_i1026" type="#_x0000_t75" style="width:24.7pt;height:9.65pt;visibility:visible;mso-wrap-style:square" o:bullet="t">
         <v:imagedata r:id="rId2" o:title=""/>
       </v:shape>
     </w:pict>
   </w:numPicBullet>
   <w:numPicBullet w:numPicBulletId="2">
     <w:pict>
-      <v:shape id="_x0000_i1184" type="#_x0000_t75" style="width:25.5pt;height:13.5pt;visibility:visible;mso-wrap-style:square" o:bullet="t">
+      <v:shape id="_x0000_i1027" type="#_x0000_t75" style="width:25.25pt;height:13.45pt;visibility:visible;mso-wrap-style:square" o:bullet="t">
         <v:imagedata r:id="rId3" o:title=""/>
       </v:shape>
     </w:pict>
   </w:numPicBullet>
   <w:numPicBullet w:numPicBulletId="3">
     <w:pict>
-      <v:shape id="_x0000_i1185" type="#_x0000_t75" style="width:21.75pt;height:12.75pt;visibility:visible;mso-wrap-style:square" o:bullet="t">
+      <v:shape id="_x0000_i1028" type="#_x0000_t75" style="width:21.5pt;height:12.9pt;visibility:visible;mso-wrap-style:square" o:bullet="t">
         <v:imagedata r:id="rId4" o:title=""/>
       </v:shape>
     </w:pict>
   </w:numPicBullet>
   <w:numPicBullet w:numPicBulletId="4">
     <w:pict>
-      <v:shape id="_x0000_i1186" type="#_x0000_t75" style="width:24.75pt;height:8.25pt;visibility:visible;mso-wrap-style:square" o:bullet="t">
+      <v:shape id="_x0000_i1029" type="#_x0000_t75" style="width:24.7pt;height:8.05pt;visibility:visible;mso-wrap-style:square" o:bullet="t">
         <v:imagedata r:id="rId5" o:title=""/>
       </v:shape>
     </w:pict>
   </w:numPicBullet>
   <w:numPicBullet w:numPicBulletId="5">
     <w:pict>
-      <v:shape id="_x0000_i1187" type="#_x0000_t75" style="width:24.75pt;height:8.25pt;visibility:visible;mso-wrap-style:square" o:bullet="t">
+      <v:shape id="_x0000_i1030" type="#_x0000_t75" style="width:24.7pt;height:8.05pt;visibility:visible;mso-wrap-style:square" o:bullet="t">
         <v:imagedata r:id="rId6" o:title=""/>
       </v:shape>
     </w:pict>
   </w:numPicBullet>
   <w:numPicBullet w:numPicBulletId="6">
     <w:pict>
-      <v:shape id="_x0000_i1188" type="#_x0000_t75" style="width:36pt;height:15.75pt;visibility:visible;mso-wrap-style:square" o:bullet="t">
+      <v:shape id="_x0000_i1031" type="#_x0000_t75" style="width:36pt;height:15.6pt;visibility:visible;mso-wrap-style:square" o:bullet="t">
         <v:imagedata r:id="rId7" o:title=""/>
       </v:shape>
     </w:pict>
   </w:numPicBullet>
   <w:numPicBullet w:numPicBulletId="7">
     <w:pict>
-      <v:shape id="_x0000_i1189" type="#_x0000_t75" style="width:30.75pt;height:17.25pt;visibility:visible;mso-wrap-style:square" o:bullet="t">
+      <v:shape id="_x0000_i1032" type="#_x0000_t75" style="width:30.65pt;height:17.2pt;visibility:visible;mso-wrap-style:square" o:bullet="t">
         <v:imagedata r:id="rId8" o:title=""/>
       </v:shape>
     </w:pict>
   </w:numPicBullet>
   <w:numPicBullet w:numPicBulletId="8">
     <w:pict>
-      <v:shape id="_x0000_i1190" type="#_x0000_t75" style="width:33.75pt;height:15.75pt;visibility:visible;mso-wrap-style:square" o:bullet="t">
+      <v:shape id="_x0000_i1033" type="#_x0000_t75" style="width:33.85pt;height:15.6pt;visibility:visible;mso-wrap-style:square" o:bullet="t">
         <v:imagedata r:id="rId9" o:title=""/>
       </v:shape>
     </w:pict>
   </w:numPicBullet>
   <w:numPicBullet w:numPicBulletId="9">
     <w:pict>
-      <v:shape id="_x0000_i1191" type="#_x0000_t75" style="width:15.75pt;height:15.75pt;visibility:visible;mso-wrap-style:square" o:bullet="t">
+      <v:shape id="_x0000_i1034" type="#_x0000_t75" style="width:15.6pt;height:15.6pt;visibility:visible;mso-wrap-style:square" o:bullet="t">
         <v:imagedata r:id="rId10" o:title=""/>
       </v:shape>
     </w:pict>
   </w:numPicBullet>
   <w:numPicBullet w:numPicBulletId="10">
     <w:pict>
-      <v:shape id="_x0000_i1192" type="#_x0000_t75" style="width:15.75pt;height:15.75pt;visibility:visible;mso-wrap-style:square" o:bullet="t">
+      <v:shape id="_x0000_i1035" type="#_x0000_t75" style="width:15.6pt;height:15.6pt;visibility:visible;mso-wrap-style:square" o:bullet="t">
         <v:imagedata r:id="rId11" o:title=""/>
       </v:shape>
     </w:pict>
   </w:numPicBullet>
   <w:numPicBullet w:numPicBulletId="11">
     <w:pict>
-      <v:shape id="_x0000_i1193" type="#_x0000_t75" style="width:15.75pt;height:15.75pt;visibility:visible;mso-wrap-style:square" o:bullet="t">
+      <v:shape id="_x0000_i1036" type="#_x0000_t75" style="width:15.6pt;height:15.6pt;visibility:visible;mso-wrap-style:square" o:bullet="t">
         <v:imagedata r:id="rId12" o:title=""/>
       </v:shape>
     </w:pict>
@@ -55327,7 +55414,7 @@
 </file>
 
 <file path=word/styles.xml><?xml version="1.0" encoding="utf-8"?>
-<w:styles xmlns:mc="http://schemas.openxmlformats.org/markup-compatibility/2006" xmlns:r="http://schemas.openxmlformats.org/officeDocument/2006/relationships" xmlns:w="http://schemas.openxmlformats.org/wordprocessingml/2006/main" xmlns:w14="http://schemas.microsoft.com/office/word/2010/wordml" xmlns:w15="http://schemas.microsoft.com/office/word/2012/wordml" xmlns:w16cex="http://schemas.microsoft.com/office/word/2018/wordml/cex" xmlns:w16cid="http://schemas.microsoft.com/office/word/2016/wordml/cid" xmlns:w16="http://schemas.microsoft.com/office/word/2018/wordml" xmlns:w16sdtdh="http://schemas.microsoft.com/office/word/2020/wordml/sdtdatahash" xmlns:w16se="http://schemas.microsoft.com/office/word/2015/wordml/symex" mc:Ignorable="w14 w15 w16se w16cid w16 w16cex w16sdtdh">
+<w:styles xmlns:mc="http://schemas.openxmlformats.org/markup-compatibility/2006" xmlns:r="http://schemas.openxmlformats.org/officeDocument/2006/relationships" xmlns:w="http://schemas.openxmlformats.org/wordprocessingml/2006/main" xmlns:w14="http://schemas.microsoft.com/office/word/2010/wordml" xmlns:w15="http://schemas.microsoft.com/office/word/2012/wordml" xmlns:w16cex="http://schemas.microsoft.com/office/word/2018/wordml/cex" xmlns:w16cid="http://schemas.microsoft.com/office/word/2016/wordml/cid" xmlns:w16="http://schemas.microsoft.com/office/word/2018/wordml" xmlns:w16du="http://schemas.microsoft.com/office/word/2023/wordml/word16du" xmlns:w16sdtdh="http://schemas.microsoft.com/office/word/2020/wordml/sdtdatahash" xmlns:w16sdtfl="http://schemas.microsoft.com/office/word/2024/wordml/sdtformatlock" xmlns:w16se="http://schemas.microsoft.com/office/word/2015/wordml/symex" mc:Ignorable="w14 w15 w16se w16cid w16 w16cex w16sdtdh w16sdtfl w16du">
   <w:docDefaults>
     <w:rPrDefault>
       <w:rPr>

--- a/assets/data/Mindset3- Custom.docx
+++ b/assets/data/Mindset3- Custom.docx
@@ -1,6 +1,6 @@
 
 <file path=word/document.xml><?xml version="1.0" encoding="utf-8"?>
-<w:document xmlns:wpc="http://schemas.microsoft.com/office/word/2010/wordprocessingCanvas" xmlns:cx="http://schemas.microsoft.com/office/drawing/2014/chartex" xmlns:cx1="http://schemas.microsoft.com/office/drawing/2015/9/8/chartex" xmlns:cx2="http://schemas.microsoft.com/office/drawing/2015/10/21/chartex" xmlns:cx3="http://schemas.microsoft.com/office/drawing/2016/5/9/chartex" xmlns:cx4="http://schemas.microsoft.com/office/drawing/2016/5/10/chartex" xmlns:cx5="http://schemas.microsoft.com/office/drawing/2016/5/11/chartex" xmlns:cx6="http://schemas.microsoft.com/office/drawing/2016/5/12/chartex" xmlns:cx7="http://schemas.microsoft.com/office/drawing/2016/5/13/chartex" xmlns:cx8="http://schemas.microsoft.com/office/drawing/2016/5/14/chartex" xmlns:mc="http://schemas.openxmlformats.org/markup-compatibility/2006" xmlns:aink="http://schemas.microsoft.com/office/drawing/2016/ink" xmlns:am3d="http://schemas.microsoft.com/office/drawing/2017/model3d" xmlns:o="urn:schemas-microsoft-com:office:office" xmlns:oel="http://schemas.microsoft.com/office/2019/extlst" xmlns:r="http://schemas.openxmlformats.org/officeDocument/2006/relationships" xmlns:m="http://schemas.openxmlformats.org/officeDocument/2006/math" xmlns:v="urn:schemas-microsoft-com:vml" xmlns:wp14="http://schemas.microsoft.com/office/word/2010/wordprocessingDrawing" xmlns:wp="http://schemas.openxmlformats.org/drawingml/2006/wordprocessingDrawing" xmlns:w10="urn:schemas-microsoft-com:office:word" xmlns:w="http://schemas.openxmlformats.org/wordprocessingml/2006/main" xmlns:w14="http://schemas.microsoft.com/office/word/2010/wordml" xmlns:w15="http://schemas.microsoft.com/office/word/2012/wordml" xmlns:w16cex="http://schemas.microsoft.com/office/word/2018/wordml/cex" xmlns:w16cid="http://schemas.microsoft.com/office/word/2016/wordml/cid" xmlns:w16="http://schemas.microsoft.com/office/word/2018/wordml" xmlns:w16du="http://schemas.microsoft.com/office/word/2023/wordml/word16du" xmlns:w16sdtdh="http://schemas.microsoft.com/office/word/2020/wordml/sdtdatahash" xmlns:w16sdtfl="http://schemas.microsoft.com/office/word/2024/wordml/sdtformatlock" xmlns:w16se="http://schemas.microsoft.com/office/word/2015/wordml/symex" xmlns:wpg="http://schemas.microsoft.com/office/word/2010/wordprocessingGroup" xmlns:wpi="http://schemas.microsoft.com/office/word/2010/wordprocessingInk" xmlns:wne="http://schemas.microsoft.com/office/word/2006/wordml" xmlns:wps="http://schemas.microsoft.com/office/word/2010/wordprocessingShape" mc:Ignorable="w14 w15 w16se w16cid w16 w16cex w16sdtdh w16sdtfl w16du wp14">
+<w:document xmlns:wpc="http://schemas.microsoft.com/office/word/2010/wordprocessingCanvas" xmlns:cx="http://schemas.microsoft.com/office/drawing/2014/chartex" xmlns:cx1="http://schemas.microsoft.com/office/drawing/2015/9/8/chartex" xmlns:cx2="http://schemas.microsoft.com/office/drawing/2015/10/21/chartex" xmlns:cx3="http://schemas.microsoft.com/office/drawing/2016/5/9/chartex" xmlns:cx4="http://schemas.microsoft.com/office/drawing/2016/5/10/chartex" xmlns:cx5="http://schemas.microsoft.com/office/drawing/2016/5/11/chartex" xmlns:cx6="http://schemas.microsoft.com/office/drawing/2016/5/12/chartex" xmlns:cx7="http://schemas.microsoft.com/office/drawing/2016/5/13/chartex" xmlns:cx8="http://schemas.microsoft.com/office/drawing/2016/5/14/chartex" xmlns:mc="http://schemas.openxmlformats.org/markup-compatibility/2006" xmlns:aink="http://schemas.microsoft.com/office/drawing/2016/ink" xmlns:am3d="http://schemas.microsoft.com/office/drawing/2017/model3d" xmlns:o="urn:schemas-microsoft-com:office:office" xmlns:oel="http://schemas.microsoft.com/office/2019/extlst" xmlns:r="http://schemas.openxmlformats.org/officeDocument/2006/relationships" xmlns:m="http://schemas.openxmlformats.org/officeDocument/2006/math" xmlns:v="urn:schemas-microsoft-com:vml" xmlns:wp14="http://schemas.microsoft.com/office/word/2010/wordprocessingDrawing" xmlns:wp="http://schemas.openxmlformats.org/drawingml/2006/wordprocessingDrawing" xmlns:w10="urn:schemas-microsoft-com:office:word" xmlns:w="http://schemas.openxmlformats.org/wordprocessingml/2006/main" xmlns:w14="http://schemas.microsoft.com/office/word/2010/wordml" xmlns:w15="http://schemas.microsoft.com/office/word/2012/wordml" xmlns:w16cex="http://schemas.microsoft.com/office/word/2018/wordml/cex" xmlns:w16cid="http://schemas.microsoft.com/office/word/2016/wordml/cid" xmlns:w16="http://schemas.microsoft.com/office/word/2018/wordml" xmlns:w16sdtdh="http://schemas.microsoft.com/office/word/2020/wordml/sdtdatahash" xmlns:w16se="http://schemas.microsoft.com/office/word/2015/wordml/symex" xmlns:wpg="http://schemas.microsoft.com/office/word/2010/wordprocessingGroup" xmlns:wpi="http://schemas.microsoft.com/office/word/2010/wordprocessingInk" xmlns:wne="http://schemas.microsoft.com/office/word/2006/wordml" xmlns:wps="http://schemas.microsoft.com/office/word/2010/wordprocessingShape" mc:Ignorable="w14 w15 w16se w16cid w16 w16cex w16sdtdh wp14">
   <w:body>
     <w:tbl>
       <w:tblPr>
@@ -613,7 +613,6 @@
               <w:t xml:space="preserve">rivers: definite article before name of </w:t>
             </w:r>
             <w:proofErr w:type="spellStart"/>
-            <w:proofErr w:type="gramStart"/>
             <w:r>
               <w:rPr>
                 <w:szCs w:val="23"/>
@@ -621,7 +620,6 @@
               <w:t>river.Capitalise</w:t>
             </w:r>
             <w:proofErr w:type="spellEnd"/>
-            <w:proofErr w:type="gramEnd"/>
             <w:r>
               <w:rPr>
                 <w:szCs w:val="23"/>
@@ -29890,7 +29888,6 @@
               </w:rPr>
               <w:t xml:space="preserve"> </w:t>
             </w:r>
-            <w:proofErr w:type="gramStart"/>
             <w:r>
               <w:rPr>
                 <w:rFonts w:ascii="Source Sans 3" w:hAnsi="Source Sans 3"/>
@@ -29931,7 +29928,6 @@
               </w:rPr>
               <w:t>B</w:t>
             </w:r>
-            <w:proofErr w:type="gramEnd"/>
           </w:p>
           <w:p>
             <w:pPr>
@@ -30238,9 +30234,8 @@
                 <w:sz w:val="23"/>
                 <w:szCs w:val="24"/>
               </w:rPr>
-              <w:t>(</w:t>
-            </w:r>
-            <w:proofErr w:type="gramStart"/>
+              <w:t>(price)</w:t>
+            </w:r>
             <w:r>
               <w:rPr>
                 <w:rFonts w:ascii="Source Sans 3" w:hAnsi="Source Sans 3"/>
@@ -30249,7 +30244,7 @@
                 <w:sz w:val="23"/>
                 <w:szCs w:val="24"/>
               </w:rPr>
-              <w:t>price)</w:t>
+              <w:t xml:space="preserve"> </w:t>
             </w:r>
             <w:r>
               <w:rPr>
@@ -30263,22 +30258,11 @@
             </w:r>
             <w:r>
               <w:rPr>
-                <w:rFonts w:ascii="Source Sans 3" w:hAnsi="Source Sans 3"/>
-                <w:color w:val="060807"/>
-                <w:spacing w:val="-2"/>
-                <w:sz w:val="23"/>
-                <w:szCs w:val="24"/>
-              </w:rPr>
-              <w:t xml:space="preserve"> </w:t>
-            </w:r>
-            <w:r>
-              <w:rPr>
                 <w:rStyle w:val="BlankWord1"/>
                 <w:szCs w:val="24"/>
               </w:rPr>
               <w:t>C</w:t>
             </w:r>
-            <w:proofErr w:type="gramEnd"/>
           </w:p>
           <w:p>
             <w:pPr>
@@ -30736,7 +30720,6 @@
               </w:rPr>
               <w:t xml:space="preserve"> </w:t>
             </w:r>
-            <w:proofErr w:type="gramStart"/>
             <w:r>
               <w:rPr>
                 <w:rFonts w:ascii="Source Sans 3" w:hAnsi="Source Sans 3"/>
@@ -30747,7 +30730,6 @@
               </w:rPr>
               <w:t>century</w:t>
             </w:r>
-            <w:proofErr w:type="gramEnd"/>
           </w:p>
           <w:p>
             <w:pPr>
@@ -32151,29 +32133,7 @@
                 <w:sz w:val="23"/>
                 <w:szCs w:val="24"/>
               </w:rPr>
-              <w:t>-A-K-E-</w:t>
-            </w:r>
-            <w:proofErr w:type="gramStart"/>
-            <w:r>
-              <w:rPr>
-                <w:rFonts w:ascii="Source Sans 3" w:hAnsi="Source Sans 3"/>
-                <w:bCs/>
-                <w:color w:val="050607"/>
-                <w:sz w:val="23"/>
-                <w:szCs w:val="24"/>
-              </w:rPr>
-              <w:t>R,dash</w:t>
-            </w:r>
-            <w:proofErr w:type="gramEnd"/>
-            <w:r>
-              <w:rPr>
-                <w:rFonts w:ascii="Source Sans 3" w:hAnsi="Source Sans 3"/>
-                <w:bCs/>
-                <w:color w:val="050607"/>
-                <w:sz w:val="23"/>
-                <w:szCs w:val="24"/>
-              </w:rPr>
-              <w:t>,J-0-N-E-S</w:t>
+              <w:t>-A-K-E-R,dash,J-0-N-E-S</w:t>
             </w:r>
           </w:p>
         </w:tc>
@@ -34860,21 +34820,7 @@
               <w:rPr>
                 <w:szCs w:val="23"/>
               </w:rPr>
-              <w:t xml:space="preserve">: </w:t>
-            </w:r>
-            <w:proofErr w:type="gramStart"/>
-            <w:r>
-              <w:rPr>
-                <w:szCs w:val="23"/>
-              </w:rPr>
-              <w:t>Once  4</w:t>
-            </w:r>
-            <w:proofErr w:type="gramEnd"/>
-            <w:r>
-              <w:rPr>
-                <w:szCs w:val="23"/>
-              </w:rPr>
-              <w:t xml:space="preserve"> Unless</w:t>
+              <w:t>: Once  4 Unless</w:t>
             </w:r>
           </w:p>
           <w:p>
@@ -42520,25 +42466,7 @@
                       <w:sz w:val="23"/>
                       <w:szCs w:val="23"/>
                     </w:rPr>
-                    <w:t xml:space="preserve"> soon as     </w:t>
-                  </w:r>
-                  <w:proofErr w:type="gramStart"/>
-                  <w:r>
-                    <w:rPr>
-                      <w:iCs/>
-                      <w:sz w:val="23"/>
-                      <w:szCs w:val="23"/>
-                    </w:rPr>
-                    <w:t>By</w:t>
-                  </w:r>
-                  <w:proofErr w:type="gramEnd"/>
-                  <w:r>
-                    <w:rPr>
-                      <w:iCs/>
-                      <w:sz w:val="23"/>
-                      <w:szCs w:val="23"/>
-                    </w:rPr>
-                    <w:t xml:space="preserve"> the time     Providing that     Unless</w:t>
+                    <w:t xml:space="preserve"> soon as     By the time     Providing that     Unless</w:t>
                   </w:r>
                 </w:p>
               </w:tc>
@@ -45771,9 +45699,11 @@
                 <w:tcPr>
                   <w:tcW w:w="1838" w:type="dxa"/>
                   <w:shd w:val="clear" w:color="auto" w:fill="EDECF2"/>
+                  <w:vAlign w:val="center"/>
                 </w:tcPr>
                 <w:p>
                   <w:pPr>
+                    <w:jc w:val="center"/>
                     <w:rPr>
                       <w:b/>
                       <w:sz w:val="23"/>
@@ -45796,9 +45726,11 @@
                 <w:tcPr>
                   <w:tcW w:w="1843" w:type="dxa"/>
                   <w:shd w:val="clear" w:color="auto" w:fill="EDECF2"/>
+                  <w:vAlign w:val="center"/>
                 </w:tcPr>
                 <w:p>
                   <w:pPr>
+                    <w:jc w:val="center"/>
                     <w:rPr>
                       <w:b/>
                       <w:color w:val="111313"/>
@@ -48160,7 +48092,7 @@
                 <w:i/>
                 <w:szCs w:val="23"/>
               </w:rPr>
-              <w:t>down[... ]</w:t>
+              <w:t>down[</w:t>
             </w:r>
             <w:proofErr w:type="gramEnd"/>
             <w:r>
@@ -48168,7 +48100,7 @@
                 <w:i/>
                 <w:szCs w:val="23"/>
               </w:rPr>
-              <w:t xml:space="preserve"> increasing body of evidence</w:t>
+              <w:t>... ] increasing body of evidence</w:t>
             </w:r>
           </w:p>
           <w:p>
@@ -48195,7 +48127,7 @@
                 <w:i/>
                 <w:szCs w:val="23"/>
               </w:rPr>
-              <w:t>veins[... ]</w:t>
+              <w:t>veins[</w:t>
             </w:r>
             <w:proofErr w:type="gramEnd"/>
             <w:r>
@@ -48203,23 +48135,7 @@
                 <w:i/>
                 <w:szCs w:val="23"/>
               </w:rPr>
-              <w:t xml:space="preserve"> immediately start[...] Thereafter the body starts to digest the </w:t>
-            </w:r>
-            <w:proofErr w:type="gramStart"/>
-            <w:r>
-              <w:rPr>
-                <w:i/>
-                <w:szCs w:val="23"/>
-              </w:rPr>
-              <w:t>food[</w:t>
-            </w:r>
-            <w:proofErr w:type="gramEnd"/>
-            <w:r>
-              <w:rPr>
-                <w:i/>
-                <w:szCs w:val="23"/>
-              </w:rPr>
-              <w:t>. . .] the same process lasts at least three days.</w:t>
+              <w:t>... ] immediately start[...] Thereafter the body starts to digest the food[. . .] the same process lasts at least three days.</w:t>
             </w:r>
           </w:p>
           <w:p>
@@ -48284,21 +48200,7 @@
               <w:rPr>
                 <w:i/>
               </w:rPr>
-              <w:t>.</w:t>
-            </w:r>
-            <w:proofErr w:type="gramStart"/>
-            <w:r>
-              <w:rPr>
-                <w:i/>
-              </w:rPr>
-              <w:t xml:space="preserve"> ..</w:t>
-            </w:r>
-            <w:proofErr w:type="gramEnd"/>
-            <w:r>
-              <w:rPr>
-                <w:i/>
-              </w:rPr>
-              <w:t>] a child[...] their parents[...] a child[...] children</w:t>
+              <w:t>. ..] a child[...] their parents[...] a child[...] children</w:t>
             </w:r>
           </w:p>
         </w:tc>
@@ -50622,7 +50524,7 @@
 </file>
 
 <file path=word/numbering.xml><?xml version="1.0" encoding="utf-8"?>
-<w:numbering xmlns:wpc="http://schemas.microsoft.com/office/word/2010/wordprocessingCanvas" xmlns:cx="http://schemas.microsoft.com/office/drawing/2014/chartex" xmlns:cx1="http://schemas.microsoft.com/office/drawing/2015/9/8/chartex" xmlns:cx2="http://schemas.microsoft.com/office/drawing/2015/10/21/chartex" xmlns:cx3="http://schemas.microsoft.com/office/drawing/2016/5/9/chartex" xmlns:cx4="http://schemas.microsoft.com/office/drawing/2016/5/10/chartex" xmlns:cx5="http://schemas.microsoft.com/office/drawing/2016/5/11/chartex" xmlns:cx6="http://schemas.microsoft.com/office/drawing/2016/5/12/chartex" xmlns:cx7="http://schemas.microsoft.com/office/drawing/2016/5/13/chartex" xmlns:cx8="http://schemas.microsoft.com/office/drawing/2016/5/14/chartex" xmlns:mc="http://schemas.openxmlformats.org/markup-compatibility/2006" xmlns:aink="http://schemas.microsoft.com/office/drawing/2016/ink" xmlns:am3d="http://schemas.microsoft.com/office/drawing/2017/model3d" xmlns:o="urn:schemas-microsoft-com:office:office" xmlns:oel="http://schemas.microsoft.com/office/2019/extlst" xmlns:r="http://schemas.openxmlformats.org/officeDocument/2006/relationships" xmlns:m="http://schemas.openxmlformats.org/officeDocument/2006/math" xmlns:v="urn:schemas-microsoft-com:vml" xmlns:wp14="http://schemas.microsoft.com/office/word/2010/wordprocessingDrawing" xmlns:wp="http://schemas.openxmlformats.org/drawingml/2006/wordprocessingDrawing" xmlns:w10="urn:schemas-microsoft-com:office:word" xmlns:w="http://schemas.openxmlformats.org/wordprocessingml/2006/main" xmlns:w14="http://schemas.microsoft.com/office/word/2010/wordml" xmlns:w15="http://schemas.microsoft.com/office/word/2012/wordml" xmlns:w16cex="http://schemas.microsoft.com/office/word/2018/wordml/cex" xmlns:w16cid="http://schemas.microsoft.com/office/word/2016/wordml/cid" xmlns:w16="http://schemas.microsoft.com/office/word/2018/wordml" xmlns:w16du="http://schemas.microsoft.com/office/word/2023/wordml/word16du" xmlns:w16sdtdh="http://schemas.microsoft.com/office/word/2020/wordml/sdtdatahash" xmlns:w16sdtfl="http://schemas.microsoft.com/office/word/2024/wordml/sdtformatlock" xmlns:w16se="http://schemas.microsoft.com/office/word/2015/wordml/symex" xmlns:wpg="http://schemas.microsoft.com/office/word/2010/wordprocessingGroup" xmlns:wpi="http://schemas.microsoft.com/office/word/2010/wordprocessingInk" xmlns:wne="http://schemas.microsoft.com/office/word/2006/wordml" xmlns:wps="http://schemas.microsoft.com/office/word/2010/wordprocessingShape" mc:Ignorable="w14 w15 w16se w16cid w16 w16cex w16sdtdh w16sdtfl w16du wp14">
+<w:numbering xmlns:wpc="http://schemas.microsoft.com/office/word/2010/wordprocessingCanvas" xmlns:cx="http://schemas.microsoft.com/office/drawing/2014/chartex" xmlns:cx1="http://schemas.microsoft.com/office/drawing/2015/9/8/chartex" xmlns:cx2="http://schemas.microsoft.com/office/drawing/2015/10/21/chartex" xmlns:cx3="http://schemas.microsoft.com/office/drawing/2016/5/9/chartex" xmlns:cx4="http://schemas.microsoft.com/office/drawing/2016/5/10/chartex" xmlns:cx5="http://schemas.microsoft.com/office/drawing/2016/5/11/chartex" xmlns:cx6="http://schemas.microsoft.com/office/drawing/2016/5/12/chartex" xmlns:cx7="http://schemas.microsoft.com/office/drawing/2016/5/13/chartex" xmlns:cx8="http://schemas.microsoft.com/office/drawing/2016/5/14/chartex" xmlns:mc="http://schemas.openxmlformats.org/markup-compatibility/2006" xmlns:aink="http://schemas.microsoft.com/office/drawing/2016/ink" xmlns:am3d="http://schemas.microsoft.com/office/drawing/2017/model3d" xmlns:o="urn:schemas-microsoft-com:office:office" xmlns:oel="http://schemas.microsoft.com/office/2019/extlst" xmlns:r="http://schemas.openxmlformats.org/officeDocument/2006/relationships" xmlns:m="http://schemas.openxmlformats.org/officeDocument/2006/math" xmlns:v="urn:schemas-microsoft-com:vml" xmlns:wp14="http://schemas.microsoft.com/office/word/2010/wordprocessingDrawing" xmlns:wp="http://schemas.openxmlformats.org/drawingml/2006/wordprocessingDrawing" xmlns:w10="urn:schemas-microsoft-com:office:word" xmlns:w="http://schemas.openxmlformats.org/wordprocessingml/2006/main" xmlns:w14="http://schemas.microsoft.com/office/word/2010/wordml" xmlns:w15="http://schemas.microsoft.com/office/word/2012/wordml" xmlns:w16cex="http://schemas.microsoft.com/office/word/2018/wordml/cex" xmlns:w16cid="http://schemas.microsoft.com/office/word/2016/wordml/cid" xmlns:w16="http://schemas.microsoft.com/office/word/2018/wordml" xmlns:w16sdtdh="http://schemas.microsoft.com/office/word/2020/wordml/sdtdatahash" xmlns:w16se="http://schemas.microsoft.com/office/word/2015/wordml/symex" xmlns:wpg="http://schemas.microsoft.com/office/word/2010/wordprocessingGroup" xmlns:wpi="http://schemas.microsoft.com/office/word/2010/wordprocessingInk" xmlns:wne="http://schemas.microsoft.com/office/word/2006/wordml" xmlns:wps="http://schemas.microsoft.com/office/word/2010/wordprocessingShape" mc:Ignorable="w14 w15 w16se w16cid w16 w16cex w16sdtdh wp14">
   <w:numPicBullet w:numPicBulletId="0">
     <w:pict>
       <v:shapetype id="_x0000_t75" coordsize="21600,21600" o:spt="75" o:preferrelative="t" path="m@4@5l@4@11@9@11@9@5xe" filled="f" stroked="f">
@@ -50644,84 +50546,84 @@
         <v:path o:extrusionok="f" gradientshapeok="t" o:connecttype="rect"/>
         <o:lock v:ext="edit" aspectratio="t"/>
       </v:shapetype>
-      <v:shape id="_x0000_i1025" type="#_x0000_t75" style="width:25.25pt;height:13.45pt;visibility:visible;mso-wrap-style:square" o:bullet="t">
+      <v:shape id="_x0000_i1243" type="#_x0000_t75" style="width:25.5pt;height:13.5pt;visibility:visible;mso-wrap-style:square" o:bullet="t">
         <v:imagedata r:id="rId1" o:title=""/>
       </v:shape>
     </w:pict>
   </w:numPicBullet>
   <w:numPicBullet w:numPicBulletId="1">
     <w:pict>
-      <v:shape id="_x0000_i1026" type="#_x0000_t75" style="width:24.7pt;height:9.65pt;visibility:visible;mso-wrap-style:square" o:bullet="t">
+      <v:shape id="_x0000_i1244" type="#_x0000_t75" style="width:24.75pt;height:9.75pt;visibility:visible;mso-wrap-style:square" o:bullet="t">
         <v:imagedata r:id="rId2" o:title=""/>
       </v:shape>
     </w:pict>
   </w:numPicBullet>
   <w:numPicBullet w:numPicBulletId="2">
     <w:pict>
-      <v:shape id="_x0000_i1027" type="#_x0000_t75" style="width:25.25pt;height:13.45pt;visibility:visible;mso-wrap-style:square" o:bullet="t">
+      <v:shape id="_x0000_i1245" type="#_x0000_t75" style="width:25.5pt;height:13.5pt;visibility:visible;mso-wrap-style:square" o:bullet="t">
         <v:imagedata r:id="rId3" o:title=""/>
       </v:shape>
     </w:pict>
   </w:numPicBullet>
   <w:numPicBullet w:numPicBulletId="3">
     <w:pict>
-      <v:shape id="_x0000_i1028" type="#_x0000_t75" style="width:21.5pt;height:12.9pt;visibility:visible;mso-wrap-style:square" o:bullet="t">
+      <v:shape id="_x0000_i1246" type="#_x0000_t75" style="width:21.75pt;height:12.75pt;visibility:visible;mso-wrap-style:square" o:bullet="t">
         <v:imagedata r:id="rId4" o:title=""/>
       </v:shape>
     </w:pict>
   </w:numPicBullet>
   <w:numPicBullet w:numPicBulletId="4">
     <w:pict>
-      <v:shape id="_x0000_i1029" type="#_x0000_t75" style="width:24.7pt;height:8.05pt;visibility:visible;mso-wrap-style:square" o:bullet="t">
+      <v:shape id="_x0000_i1247" type="#_x0000_t75" style="width:24.75pt;height:8.25pt;visibility:visible;mso-wrap-style:square" o:bullet="t">
         <v:imagedata r:id="rId5" o:title=""/>
       </v:shape>
     </w:pict>
   </w:numPicBullet>
   <w:numPicBullet w:numPicBulletId="5">
     <w:pict>
-      <v:shape id="_x0000_i1030" type="#_x0000_t75" style="width:24.7pt;height:8.05pt;visibility:visible;mso-wrap-style:square" o:bullet="t">
+      <v:shape id="_x0000_i1248" type="#_x0000_t75" style="width:24.75pt;height:8.25pt;visibility:visible;mso-wrap-style:square" o:bullet="t">
         <v:imagedata r:id="rId6" o:title=""/>
       </v:shape>
     </w:pict>
   </w:numPicBullet>
   <w:numPicBullet w:numPicBulletId="6">
     <w:pict>
-      <v:shape id="_x0000_i1031" type="#_x0000_t75" style="width:36pt;height:15.6pt;visibility:visible;mso-wrap-style:square" o:bullet="t">
+      <v:shape id="_x0000_i1249" type="#_x0000_t75" style="width:36pt;height:15.75pt;visibility:visible;mso-wrap-style:square" o:bullet="t">
         <v:imagedata r:id="rId7" o:title=""/>
       </v:shape>
     </w:pict>
   </w:numPicBullet>
   <w:numPicBullet w:numPicBulletId="7">
     <w:pict>
-      <v:shape id="_x0000_i1032" type="#_x0000_t75" style="width:30.65pt;height:17.2pt;visibility:visible;mso-wrap-style:square" o:bullet="t">
+      <v:shape id="_x0000_i1250" type="#_x0000_t75" style="width:30.75pt;height:17.25pt;visibility:visible;mso-wrap-style:square" o:bullet="t">
         <v:imagedata r:id="rId8" o:title=""/>
       </v:shape>
     </w:pict>
   </w:numPicBullet>
   <w:numPicBullet w:numPicBulletId="8">
     <w:pict>
-      <v:shape id="_x0000_i1033" type="#_x0000_t75" style="width:33.85pt;height:15.6pt;visibility:visible;mso-wrap-style:square" o:bullet="t">
+      <v:shape id="_x0000_i1251" type="#_x0000_t75" style="width:33.75pt;height:15.75pt;visibility:visible;mso-wrap-style:square" o:bullet="t">
         <v:imagedata r:id="rId9" o:title=""/>
       </v:shape>
     </w:pict>
   </w:numPicBullet>
   <w:numPicBullet w:numPicBulletId="9">
     <w:pict>
-      <v:shape id="_x0000_i1034" type="#_x0000_t75" style="width:15.6pt;height:15.6pt;visibility:visible;mso-wrap-style:square" o:bullet="t">
+      <v:shape id="_x0000_i1252" type="#_x0000_t75" style="width:15.75pt;height:15.75pt;visibility:visible;mso-wrap-style:square" o:bullet="t">
         <v:imagedata r:id="rId10" o:title=""/>
       </v:shape>
     </w:pict>
   </w:numPicBullet>
   <w:numPicBullet w:numPicBulletId="10">
     <w:pict>
-      <v:shape id="_x0000_i1035" type="#_x0000_t75" style="width:15.6pt;height:15.6pt;visibility:visible;mso-wrap-style:square" o:bullet="t">
+      <v:shape id="_x0000_i1253" type="#_x0000_t75" style="width:15.75pt;height:15.75pt;visibility:visible;mso-wrap-style:square" o:bullet="t">
         <v:imagedata r:id="rId11" o:title=""/>
       </v:shape>
     </w:pict>
   </w:numPicBullet>
   <w:numPicBullet w:numPicBulletId="11">
     <w:pict>
-      <v:shape id="_x0000_i1036" type="#_x0000_t75" style="width:15.6pt;height:15.6pt;visibility:visible;mso-wrap-style:square" o:bullet="t">
+      <v:shape id="_x0000_i1254" type="#_x0000_t75" style="width:15.75pt;height:15.75pt;visibility:visible;mso-wrap-style:square" o:bullet="t">
         <v:imagedata r:id="rId12" o:title=""/>
       </v:shape>
     </w:pict>
@@ -55414,7 +55316,7 @@
 </file>
 
 <file path=word/styles.xml><?xml version="1.0" encoding="utf-8"?>
-<w:styles xmlns:mc="http://schemas.openxmlformats.org/markup-compatibility/2006" xmlns:r="http://schemas.openxmlformats.org/officeDocument/2006/relationships" xmlns:w="http://schemas.openxmlformats.org/wordprocessingml/2006/main" xmlns:w14="http://schemas.microsoft.com/office/word/2010/wordml" xmlns:w15="http://schemas.microsoft.com/office/word/2012/wordml" xmlns:w16cex="http://schemas.microsoft.com/office/word/2018/wordml/cex" xmlns:w16cid="http://schemas.microsoft.com/office/word/2016/wordml/cid" xmlns:w16="http://schemas.microsoft.com/office/word/2018/wordml" xmlns:w16du="http://schemas.microsoft.com/office/word/2023/wordml/word16du" xmlns:w16sdtdh="http://schemas.microsoft.com/office/word/2020/wordml/sdtdatahash" xmlns:w16sdtfl="http://schemas.microsoft.com/office/word/2024/wordml/sdtformatlock" xmlns:w16se="http://schemas.microsoft.com/office/word/2015/wordml/symex" mc:Ignorable="w14 w15 w16se w16cid w16 w16cex w16sdtdh w16sdtfl w16du">
+<w:styles xmlns:mc="http://schemas.openxmlformats.org/markup-compatibility/2006" xmlns:r="http://schemas.openxmlformats.org/officeDocument/2006/relationships" xmlns:w="http://schemas.openxmlformats.org/wordprocessingml/2006/main" xmlns:w14="http://schemas.microsoft.com/office/word/2010/wordml" xmlns:w15="http://schemas.microsoft.com/office/word/2012/wordml" xmlns:w16cex="http://schemas.microsoft.com/office/word/2018/wordml/cex" xmlns:w16cid="http://schemas.microsoft.com/office/word/2016/wordml/cid" xmlns:w16="http://schemas.microsoft.com/office/word/2018/wordml" xmlns:w16sdtdh="http://schemas.microsoft.com/office/word/2020/wordml/sdtdatahash" xmlns:w16se="http://schemas.microsoft.com/office/word/2015/wordml/symex" mc:Ignorable="w14 w15 w16se w16cid w16 w16cex w16sdtdh">
   <w:docDefaults>
     <w:rPrDefault>
       <w:rPr>

--- a/assets/data/Mindset3- Custom.docx
+++ b/assets/data/Mindset3- Custom.docx
@@ -1,6 +1,6 @@
 
 <file path=word/document.xml><?xml version="1.0" encoding="utf-8"?>
-<w:document xmlns:wpc="http://schemas.microsoft.com/office/word/2010/wordprocessingCanvas" xmlns:cx="http://schemas.microsoft.com/office/drawing/2014/chartex" xmlns:cx1="http://schemas.microsoft.com/office/drawing/2015/9/8/chartex" xmlns:cx2="http://schemas.microsoft.com/office/drawing/2015/10/21/chartex" xmlns:cx3="http://schemas.microsoft.com/office/drawing/2016/5/9/chartex" xmlns:cx4="http://schemas.microsoft.com/office/drawing/2016/5/10/chartex" xmlns:cx5="http://schemas.microsoft.com/office/drawing/2016/5/11/chartex" xmlns:cx6="http://schemas.microsoft.com/office/drawing/2016/5/12/chartex" xmlns:cx7="http://schemas.microsoft.com/office/drawing/2016/5/13/chartex" xmlns:cx8="http://schemas.microsoft.com/office/drawing/2016/5/14/chartex" xmlns:mc="http://schemas.openxmlformats.org/markup-compatibility/2006" xmlns:aink="http://schemas.microsoft.com/office/drawing/2016/ink" xmlns:am3d="http://schemas.microsoft.com/office/drawing/2017/model3d" xmlns:o="urn:schemas-microsoft-com:office:office" xmlns:oel="http://schemas.microsoft.com/office/2019/extlst" xmlns:r="http://schemas.openxmlformats.org/officeDocument/2006/relationships" xmlns:m="http://schemas.openxmlformats.org/officeDocument/2006/math" xmlns:v="urn:schemas-microsoft-com:vml" xmlns:wp14="http://schemas.microsoft.com/office/word/2010/wordprocessingDrawing" xmlns:wp="http://schemas.openxmlformats.org/drawingml/2006/wordprocessingDrawing" xmlns:w10="urn:schemas-microsoft-com:office:word" xmlns:w="http://schemas.openxmlformats.org/wordprocessingml/2006/main" xmlns:w14="http://schemas.microsoft.com/office/word/2010/wordml" xmlns:w15="http://schemas.microsoft.com/office/word/2012/wordml" xmlns:w16cex="http://schemas.microsoft.com/office/word/2018/wordml/cex" xmlns:w16cid="http://schemas.microsoft.com/office/word/2016/wordml/cid" xmlns:w16="http://schemas.microsoft.com/office/word/2018/wordml" xmlns:w16sdtdh="http://schemas.microsoft.com/office/word/2020/wordml/sdtdatahash" xmlns:w16se="http://schemas.microsoft.com/office/word/2015/wordml/symex" xmlns:wpg="http://schemas.microsoft.com/office/word/2010/wordprocessingGroup" xmlns:wpi="http://schemas.microsoft.com/office/word/2010/wordprocessingInk" xmlns:wne="http://schemas.microsoft.com/office/word/2006/wordml" xmlns:wps="http://schemas.microsoft.com/office/word/2010/wordprocessingShape" mc:Ignorable="w14 w15 w16se w16cid w16 w16cex w16sdtdh wp14">
+<w:document xmlns:wpc="http://schemas.microsoft.com/office/word/2010/wordprocessingCanvas" xmlns:cx="http://schemas.microsoft.com/office/drawing/2014/chartex" xmlns:cx1="http://schemas.microsoft.com/office/drawing/2015/9/8/chartex" xmlns:cx2="http://schemas.microsoft.com/office/drawing/2015/10/21/chartex" xmlns:cx3="http://schemas.microsoft.com/office/drawing/2016/5/9/chartex" xmlns:cx4="http://schemas.microsoft.com/office/drawing/2016/5/10/chartex" xmlns:cx5="http://schemas.microsoft.com/office/drawing/2016/5/11/chartex" xmlns:cx6="http://schemas.microsoft.com/office/drawing/2016/5/12/chartex" xmlns:cx7="http://schemas.microsoft.com/office/drawing/2016/5/13/chartex" xmlns:cx8="http://schemas.microsoft.com/office/drawing/2016/5/14/chartex" xmlns:mc="http://schemas.openxmlformats.org/markup-compatibility/2006" xmlns:aink="http://schemas.microsoft.com/office/drawing/2016/ink" xmlns:am3d="http://schemas.microsoft.com/office/drawing/2017/model3d" xmlns:o="urn:schemas-microsoft-com:office:office" xmlns:oel="http://schemas.microsoft.com/office/2019/extlst" xmlns:r="http://schemas.openxmlformats.org/officeDocument/2006/relationships" xmlns:m="http://schemas.openxmlformats.org/officeDocument/2006/math" xmlns:v="urn:schemas-microsoft-com:vml" xmlns:wp14="http://schemas.microsoft.com/office/word/2010/wordprocessingDrawing" xmlns:wp="http://schemas.openxmlformats.org/drawingml/2006/wordprocessingDrawing" xmlns:w10="urn:schemas-microsoft-com:office:word" xmlns:w="http://schemas.openxmlformats.org/wordprocessingml/2006/main" xmlns:w14="http://schemas.microsoft.com/office/word/2010/wordml" xmlns:w15="http://schemas.microsoft.com/office/word/2012/wordml" xmlns:w16cex="http://schemas.microsoft.com/office/word/2018/wordml/cex" xmlns:w16cid="http://schemas.microsoft.com/office/word/2016/wordml/cid" xmlns:w16="http://schemas.microsoft.com/office/word/2018/wordml" xmlns:w16du="http://schemas.microsoft.com/office/word/2023/wordml/word16du" xmlns:w16sdtdh="http://schemas.microsoft.com/office/word/2020/wordml/sdtdatahash" xmlns:w16sdtfl="http://schemas.microsoft.com/office/word/2024/wordml/sdtformatlock" xmlns:w16se="http://schemas.microsoft.com/office/word/2015/wordml/symex" xmlns:wpg="http://schemas.microsoft.com/office/word/2010/wordprocessingGroup" xmlns:wpi="http://schemas.microsoft.com/office/word/2010/wordprocessingInk" xmlns:wne="http://schemas.microsoft.com/office/word/2006/wordml" xmlns:wps="http://schemas.microsoft.com/office/word/2010/wordprocessingShape" mc:Ignorable="w14 w15 w16se w16cid w16 w16cex w16sdtdh w16sdtfl w16du wp14">
   <w:body>
     <w:tbl>
       <w:tblPr>
@@ -319,45 +319,63 @@
                 <w:i/>
                 <w:szCs w:val="23"/>
               </w:rPr>
-              <w:t xml:space="preserve">Palma de Mallorca, </w:t>
-            </w:r>
-            <w:proofErr w:type="spellStart"/>
+              <w:t>Palma de Mallorca, Algaida,</w:t>
+            </w:r>
             <w:r>
               <w:rPr>
                 <w:i/>
                 <w:szCs w:val="23"/>
               </w:rPr>
-              <w:t>Algaida</w:t>
-            </w:r>
-            <w:proofErr w:type="spellEnd"/>
+              <w:t xml:space="preserve"> </w:t>
+            </w:r>
             <w:r>
               <w:rPr>
                 <w:i/>
                 <w:szCs w:val="23"/>
               </w:rPr>
-              <w:t>,</w:t>
-            </w:r>
-            <w:r>
+              <w:t>Binissalem</w:t>
+            </w:r>
+          </w:p>
+          <w:p>
+            <w:pPr>
+              <w:pStyle w:val="BlankWord2"/>
               <w:rPr>
                 <w:i/>
                 <w:szCs w:val="23"/>
               </w:rPr>
-              <w:t xml:space="preserve"> </w:t>
-            </w:r>
-            <w:proofErr w:type="spellStart"/>
+            </w:pPr>
+            <w:r>
+              <w:rPr>
+                <w:szCs w:val="23"/>
+              </w:rPr>
+              <w:t xml:space="preserve">names of mountains: </w:t>
+            </w:r>
             <w:r>
               <w:rPr>
                 <w:i/>
                 <w:szCs w:val="23"/>
               </w:rPr>
-              <w:t>Binissalem</w:t>
-            </w:r>
-            <w:proofErr w:type="spellEnd"/>
+              <w:t>Mount Everest, Mont Blanc</w:t>
+            </w:r>
           </w:p>
           <w:p>
             <w:pPr>
               <w:pStyle w:val="BlankWord2"/>
               <w:rPr>
+                <w:szCs w:val="23"/>
+              </w:rPr>
+            </w:pPr>
+            <w:r>
+              <w:rPr>
+                <w:szCs w:val="23"/>
+              </w:rPr>
+              <w:t>Use 'the' for:</w:t>
+            </w:r>
+          </w:p>
+          <w:p>
+            <w:pPr>
+              <w:pStyle w:val="BlankWord2"/>
+              <w:rPr>
                 <w:i/>
                 <w:szCs w:val="23"/>
               </w:rPr>
@@ -366,28 +384,36 @@
               <w:rPr>
                 <w:szCs w:val="23"/>
               </w:rPr>
-              <w:t xml:space="preserve">names of mountains: </w:t>
+              <w:t xml:space="preserve">groups of islands: </w:t>
             </w:r>
             <w:r>
               <w:rPr>
                 <w:i/>
                 <w:szCs w:val="23"/>
               </w:rPr>
-              <w:t>Mount Everest, Mont Blanc</w:t>
+              <w:t>the Balearic Islands</w:t>
             </w:r>
           </w:p>
           <w:p>
             <w:pPr>
               <w:pStyle w:val="BlankWord2"/>
               <w:rPr>
-                <w:szCs w:val="23"/>
-              </w:rPr>
-            </w:pPr>
-            <w:r>
-              <w:rPr>
-                <w:szCs w:val="23"/>
-              </w:rPr>
-              <w:t>Use 'the' for:</w:t>
+                <w:i/>
+                <w:szCs w:val="23"/>
+              </w:rPr>
+            </w:pPr>
+            <w:r>
+              <w:rPr>
+                <w:szCs w:val="23"/>
+              </w:rPr>
+              <w:t xml:space="preserve">coastal areas: </w:t>
+            </w:r>
+            <w:r>
+              <w:rPr>
+                <w:i/>
+                <w:szCs w:val="23"/>
+              </w:rPr>
+              <w:t>the Valencian Coast</w:t>
             </w:r>
           </w:p>
           <w:p>
@@ -402,14 +428,14 @@
               <w:rPr>
                 <w:szCs w:val="23"/>
               </w:rPr>
-              <w:t xml:space="preserve">groups of islands: </w:t>
+              <w:t xml:space="preserve">oceans and seas: </w:t>
             </w:r>
             <w:r>
               <w:rPr>
                 <w:i/>
                 <w:szCs w:val="23"/>
               </w:rPr>
-              <w:t>the Balearic Islands</w:t>
+              <w:t>the Mediterranean Sea, the Persian Gulf</w:t>
             </w:r>
           </w:p>
           <w:p>
@@ -424,14 +450,14 @@
               <w:rPr>
                 <w:szCs w:val="23"/>
               </w:rPr>
-              <w:t xml:space="preserve">coastal areas: </w:t>
+              <w:t xml:space="preserve">nationalities: </w:t>
             </w:r>
             <w:r>
               <w:rPr>
                 <w:i/>
                 <w:szCs w:val="23"/>
               </w:rPr>
-              <w:t>the Valencian Coast</w:t>
+              <w:t>the Spanish, the Omanis, the Chinese</w:t>
             </w:r>
           </w:p>
           <w:p>
@@ -446,14 +472,23 @@
               <w:rPr>
                 <w:szCs w:val="23"/>
               </w:rPr>
-              <w:t xml:space="preserve">oceans and seas: </w:t>
-            </w:r>
+              <w:t xml:space="preserve">countries which are Republics, Kingdoms or Unions: </w:t>
+            </w:r>
+            <w:proofErr w:type="gramStart"/>
             <w:r>
               <w:rPr>
                 <w:i/>
                 <w:szCs w:val="23"/>
               </w:rPr>
-              <w:t>the Mediterranean Sea, the Persian Gulf</w:t>
+              <w:t>the</w:t>
+            </w:r>
+            <w:proofErr w:type="gramEnd"/>
+            <w:r>
+              <w:rPr>
+                <w:i/>
+                <w:szCs w:val="23"/>
+              </w:rPr>
+              <w:t xml:space="preserve"> Republic of China, the United Kingdom (the UK), the United States of America (the USA)</w:t>
             </w:r>
           </w:p>
           <w:p>
@@ -468,83 +503,14 @@
               <w:rPr>
                 <w:szCs w:val="23"/>
               </w:rPr>
-              <w:t xml:space="preserve">nationalities: </w:t>
+              <w:t xml:space="preserve">mountain ranges: </w:t>
             </w:r>
             <w:r>
               <w:rPr>
                 <w:i/>
                 <w:szCs w:val="23"/>
               </w:rPr>
-              <w:t>the Spanish, the Omanis, the Chinese</w:t>
-            </w:r>
-          </w:p>
-          <w:p>
-            <w:pPr>
-              <w:pStyle w:val="BlankWord2"/>
-              <w:rPr>
-                <w:i/>
-                <w:szCs w:val="23"/>
-              </w:rPr>
-            </w:pPr>
-            <w:r>
-              <w:rPr>
-                <w:szCs w:val="23"/>
-              </w:rPr>
-              <w:t xml:space="preserve">countries which are Republics, Kingdoms or Unions: </w:t>
-            </w:r>
-            <w:proofErr w:type="gramStart"/>
-            <w:r>
-              <w:rPr>
-                <w:i/>
-                <w:szCs w:val="23"/>
-              </w:rPr>
-              <w:t>the</w:t>
-            </w:r>
-            <w:proofErr w:type="gramEnd"/>
-            <w:r>
-              <w:rPr>
-                <w:i/>
-                <w:szCs w:val="23"/>
-              </w:rPr>
-              <w:t xml:space="preserve"> Republic of China, the United Kingdom (the UK), the United States of America (the USA)</w:t>
-            </w:r>
-          </w:p>
-          <w:p>
-            <w:pPr>
-              <w:pStyle w:val="BlankWord2"/>
-              <w:rPr>
-                <w:i/>
-                <w:szCs w:val="23"/>
-              </w:rPr>
-            </w:pPr>
-            <w:r>
-              <w:rPr>
-                <w:szCs w:val="23"/>
-              </w:rPr>
-              <w:t xml:space="preserve">mountain ranges: </w:t>
-            </w:r>
-            <w:r>
-              <w:rPr>
-                <w:i/>
-                <w:szCs w:val="23"/>
-              </w:rPr>
-              <w:t xml:space="preserve">the </w:t>
-            </w:r>
-            <w:proofErr w:type="spellStart"/>
-            <w:r>
-              <w:rPr>
-                <w:i/>
-                <w:szCs w:val="23"/>
-              </w:rPr>
-              <w:t>Tramuntanas</w:t>
-            </w:r>
-            <w:proofErr w:type="spellEnd"/>
-            <w:r>
-              <w:rPr>
-                <w:i/>
-                <w:szCs w:val="23"/>
-              </w:rPr>
-              <w:t>, the Himalayas</w:t>
+              <w:t>the Tramuntanas, the Himalayas</w:t>
             </w:r>
           </w:p>
           <w:p>
@@ -583,7 +549,6 @@
               </w:rPr>
               <w:t xml:space="preserve">Other geographical </w:t>
             </w:r>
-            <w:proofErr w:type="spellStart"/>
             <w:proofErr w:type="gramStart"/>
             <w:r>
               <w:rPr>
@@ -591,7 +556,6 @@
               </w:rPr>
               <w:t>features:lakes</w:t>
             </w:r>
-            <w:proofErr w:type="spellEnd"/>
             <w:proofErr w:type="gramEnd"/>
             <w:r>
               <w:rPr>
@@ -612,14 +576,14 @@
               </w:rPr>
               <w:t xml:space="preserve">rivers: definite article before name of </w:t>
             </w:r>
-            <w:proofErr w:type="spellStart"/>
+            <w:proofErr w:type="gramStart"/>
             <w:r>
               <w:rPr>
                 <w:szCs w:val="23"/>
               </w:rPr>
               <w:t>river.Capitalise</w:t>
             </w:r>
-            <w:proofErr w:type="spellEnd"/>
+            <w:proofErr w:type="gramEnd"/>
             <w:r>
               <w:rPr>
                 <w:szCs w:val="23"/>
@@ -810,25 +774,7 @@
                 <w:sz w:val="23"/>
                 <w:szCs w:val="23"/>
               </w:rPr>
-              <w:t xml:space="preserve">, or go hiking in the </w:t>
-            </w:r>
-            <w:proofErr w:type="spellStart"/>
-            <w:r>
-              <w:rPr>
-                <w:rFonts w:ascii="Source Sans 3" w:hAnsi="Source Sans 3"/>
-                <w:sz w:val="23"/>
-                <w:szCs w:val="23"/>
-              </w:rPr>
-              <w:t>Tramuntanas</w:t>
-            </w:r>
-            <w:proofErr w:type="spellEnd"/>
-            <w:r>
-              <w:rPr>
-                <w:rFonts w:ascii="Source Sans 3" w:hAnsi="Source Sans 3"/>
-                <w:sz w:val="23"/>
-                <w:szCs w:val="23"/>
-              </w:rPr>
-              <w:t xml:space="preserve">, a mountain range that runs from </w:t>
+              <w:t xml:space="preserve">, or go hiking in the Tramuntanas, a mountain range that runs from </w:t>
             </w:r>
             <w:r>
               <w:rPr>
@@ -881,7 +827,6 @@
               </w:rPr>
               <w:t xml:space="preserve">, contrasts entirely with the traditional rural towns and villages in the heart of the island, such as </w:t>
             </w:r>
-            <w:proofErr w:type="spellStart"/>
             <w:r>
               <w:rPr>
                 <w:rFonts w:ascii="Source Sans 3" w:hAnsi="Source Sans 3"/>
@@ -891,7 +836,6 @@
               </w:rPr>
               <w:t>Algaida</w:t>
             </w:r>
-            <w:proofErr w:type="spellEnd"/>
             <w:r>
               <w:rPr>
                 <w:rFonts w:ascii="Source Sans 3" w:hAnsi="Source Sans 3"/>
@@ -900,7 +844,6 @@
               </w:rPr>
               <w:t xml:space="preserve"> or </w:t>
             </w:r>
-            <w:proofErr w:type="spellStart"/>
             <w:r>
               <w:rPr>
                 <w:rFonts w:ascii="Source Sans 3" w:hAnsi="Source Sans 3"/>
@@ -910,7 +853,6 @@
               </w:rPr>
               <w:t>Binissalem</w:t>
             </w:r>
-            <w:proofErr w:type="spellEnd"/>
             <w:r>
               <w:rPr>
                 <w:rFonts w:ascii="Source Sans 3" w:hAnsi="Source Sans 3"/>
@@ -1296,15 +1238,7 @@
                     <w:t xml:space="preserve"> </w:t>
                   </w:r>
                   <w:r>
-                    <w:t xml:space="preserve">This type of task requires you to choose a heading which correctly </w:t>
-                  </w:r>
-                  <w:proofErr w:type="spellStart"/>
-                  <w:r>
-                    <w:t>summarises</w:t>
-                  </w:r>
-                  <w:proofErr w:type="spellEnd"/>
-                  <w:r>
-                    <w:t xml:space="preserve"> the whole paragraph. Often, it is possible to find one sentence in a paragraph which conveys the main idea - this is known as the </w:t>
+                    <w:t xml:space="preserve">This type of task requires you to choose a heading which correctly summarises the whole paragraph. Often, it is possible to find one sentence in a paragraph which conveys the main idea - this is known as the </w:t>
                   </w:r>
                   <w:r>
                     <w:rPr>
@@ -6895,25 +6829,7 @@
                 <w:sz w:val="23"/>
                 <w:szCs w:val="26"/>
               </w:rPr>
-              <w:t xml:space="preserve">Despite the fact the town of Marloth Park is close to the Kruger National Park, one of the largest game reserves in Africa, and despite the constant threat of visits from wild animals such as lions and hippopotamuses, its anxious residents are not allowed to build fences around their houses to keep out their </w:t>
-            </w:r>
-            <w:proofErr w:type="spellStart"/>
-            <w:r>
-              <w:rPr>
-                <w:rFonts w:ascii="Source Sans 3" w:hAnsi="Source Sans 3"/>
-                <w:sz w:val="23"/>
-                <w:szCs w:val="26"/>
-              </w:rPr>
-              <w:t>neighbours</w:t>
-            </w:r>
-            <w:proofErr w:type="spellEnd"/>
-            <w:r>
-              <w:rPr>
-                <w:rFonts w:ascii="Source Sans 3" w:hAnsi="Source Sans 3"/>
-                <w:sz w:val="23"/>
-                <w:szCs w:val="26"/>
-              </w:rPr>
-              <w:t>.</w:t>
+              <w:t>Despite the fact the town of Marloth Park is close to the Kruger National Park, one of the largest game reserves in Africa, and despite the constant threat of visits from wild animals such as lions and hippopotamuses, its anxious residents are not allowed to build fences around their houses to keep out their neighbours.</w:t>
             </w:r>
           </w:p>
           <w:p>
@@ -7018,101 +6934,76 @@
                 <w:rStyle w:val="BlankWord1"/>
                 <w:szCs w:val="26"/>
               </w:rPr>
-              <w:t xml:space="preserve">dangers </w:t>
-            </w:r>
-            <w:proofErr w:type="spellStart"/>
-            <w:r>
+              <w:t>dangers ofthe wild= the constant threat of visits from wild animals</w:t>
+            </w:r>
+          </w:p>
+          <w:p>
+            <w:pPr>
               <w:rPr>
                 <w:rStyle w:val="BlankWord1"/>
                 <w:szCs w:val="26"/>
               </w:rPr>
-              <w:t>ofthe</w:t>
-            </w:r>
-            <w:proofErr w:type="spellEnd"/>
+            </w:pPr>
+            <w:r>
+              <w:rPr>
+                <w:rFonts w:ascii="Source Sans 3" w:hAnsi="Source Sans 3"/>
+                <w:b/>
+                <w:bCs/>
+                <w:sz w:val="23"/>
+                <w:szCs w:val="26"/>
+              </w:rPr>
+              <w:t>C</w:t>
+            </w:r>
+            <w:r>
+              <w:rPr>
+                <w:rFonts w:ascii="Source Sans 3" w:hAnsi="Source Sans 3"/>
+                <w:sz w:val="23"/>
+                <w:szCs w:val="26"/>
+              </w:rPr>
+              <w:t xml:space="preserve"> Where </w:t>
+            </w:r>
+            <w:r>
+              <w:rPr>
+                <w:rFonts w:ascii="Source Sans 3" w:hAnsi="Source Sans 3"/>
+                <w:sz w:val="23"/>
+                <w:szCs w:val="26"/>
+                <w:u w:val="single"/>
+              </w:rPr>
+              <w:t>humans and animals</w:t>
+            </w:r>
+            <w:r>
+              <w:rPr>
+                <w:rFonts w:ascii="Source Sans 3" w:hAnsi="Source Sans 3"/>
+                <w:sz w:val="23"/>
+                <w:szCs w:val="26"/>
+              </w:rPr>
+              <w:t xml:space="preserve"> cautiously </w:t>
+            </w:r>
+            <w:r>
+              <w:rPr>
+                <w:rFonts w:ascii="Source Sans 3" w:hAnsi="Source Sans 3"/>
+                <w:sz w:val="23"/>
+                <w:szCs w:val="26"/>
+                <w:u w:val="single"/>
+              </w:rPr>
+              <w:t>co-exist</w:t>
+            </w:r>
+            <w:r>
+              <w:rPr>
+                <w:rFonts w:ascii="Source Sans 3" w:hAnsi="Source Sans 3"/>
+                <w:sz w:val="23"/>
+                <w:szCs w:val="26"/>
+                <w:u w:val="single"/>
+              </w:rPr>
+              <w:t xml:space="preserve"> </w:t>
+            </w:r>
             <w:r>
               <w:rPr>
                 <w:rStyle w:val="BlankWord1"/>
                 <w:szCs w:val="26"/>
               </w:rPr>
-              <w:t xml:space="preserve"> wild= the constant threat of visits from wild animals</w:t>
-            </w:r>
-          </w:p>
-          <w:p>
-            <w:pPr>
-              <w:rPr>
-                <w:rStyle w:val="BlankWord1"/>
-                <w:szCs w:val="26"/>
-              </w:rPr>
-            </w:pPr>
-            <w:r>
-              <w:rPr>
-                <w:rFonts w:ascii="Source Sans 3" w:hAnsi="Source Sans 3"/>
-                <w:b/>
-                <w:bCs/>
-                <w:sz w:val="23"/>
-                <w:szCs w:val="26"/>
-              </w:rPr>
-              <w:t>C</w:t>
-            </w:r>
-            <w:r>
-              <w:rPr>
-                <w:rFonts w:ascii="Source Sans 3" w:hAnsi="Source Sans 3"/>
-                <w:sz w:val="23"/>
-                <w:szCs w:val="26"/>
-              </w:rPr>
-              <w:t xml:space="preserve"> Where </w:t>
-            </w:r>
-            <w:r>
-              <w:rPr>
-                <w:rFonts w:ascii="Source Sans 3" w:hAnsi="Source Sans 3"/>
-                <w:sz w:val="23"/>
-                <w:szCs w:val="26"/>
-                <w:u w:val="single"/>
-              </w:rPr>
-              <w:t>humans and animals</w:t>
-            </w:r>
-            <w:r>
-              <w:rPr>
-                <w:rFonts w:ascii="Source Sans 3" w:hAnsi="Source Sans 3"/>
-                <w:sz w:val="23"/>
-                <w:szCs w:val="26"/>
-              </w:rPr>
-              <w:t xml:space="preserve"> cautiously </w:t>
-            </w:r>
-            <w:r>
-              <w:rPr>
-                <w:rFonts w:ascii="Source Sans 3" w:hAnsi="Source Sans 3"/>
-                <w:sz w:val="23"/>
-                <w:szCs w:val="26"/>
-                <w:u w:val="single"/>
-              </w:rPr>
-              <w:t>co-exist</w:t>
-            </w:r>
-            <w:r>
-              <w:rPr>
-                <w:rFonts w:ascii="Source Sans 3" w:hAnsi="Source Sans 3"/>
-                <w:sz w:val="23"/>
-                <w:szCs w:val="26"/>
-                <w:u w:val="single"/>
-              </w:rPr>
-              <w:t xml:space="preserve"> </w:t>
-            </w:r>
-            <w:r>
-              <w:rPr>
-                <w:rStyle w:val="BlankWord1"/>
-                <w:szCs w:val="26"/>
-              </w:rPr>
-              <w:t xml:space="preserve">humans and animals= lions and hippopotamuses [and] anxious residents; co-exist= residents are not allowed to ... keep out their </w:t>
-            </w:r>
-            <w:proofErr w:type="spellStart"/>
-            <w:r>
-              <w:rPr>
-                <w:rStyle w:val="BlankWord1"/>
-                <w:szCs w:val="26"/>
-              </w:rPr>
-              <w:t>neighbours</w:t>
-            </w:r>
-            <w:proofErr w:type="spellEnd"/>
+              <w:t>humans and animals= lions and hippopotamuses [and] anxious residents; co-exist= residents are not allowed to ... keep out their neighbours</w:t>
+            </w:r>
           </w:p>
         </w:tc>
       </w:tr>
@@ -8406,97 +8297,7 @@
                 <w:sz w:val="23"/>
                 <w:szCs w:val="26"/>
               </w:rPr>
-              <w:t xml:space="preserve">The real </w:t>
-            </w:r>
-            <w:proofErr w:type="spellStart"/>
-            <w:r>
-              <w:rPr>
-                <w:rFonts w:ascii="Source Sans 3" w:hAnsi="Source Sans 3"/>
-                <w:sz w:val="23"/>
-                <w:szCs w:val="26"/>
-              </w:rPr>
-              <w:t>Hallstat</w:t>
-            </w:r>
-            <w:proofErr w:type="spellEnd"/>
-            <w:r>
-              <w:rPr>
-                <w:rFonts w:ascii="Source Sans 3" w:hAnsi="Source Sans 3"/>
-                <w:sz w:val="23"/>
-                <w:szCs w:val="26"/>
-              </w:rPr>
-              <w:t xml:space="preserve"> is in Austria and is proud to be a traditional UNESCO* World Heritage Site. The Chinese </w:t>
-            </w:r>
-            <w:proofErr w:type="spellStart"/>
-            <w:r>
-              <w:rPr>
-                <w:rFonts w:ascii="Source Sans 3" w:hAnsi="Source Sans 3"/>
-                <w:sz w:val="23"/>
-                <w:szCs w:val="26"/>
-              </w:rPr>
-              <w:t>Hallstat</w:t>
-            </w:r>
-            <w:proofErr w:type="spellEnd"/>
-            <w:r>
-              <w:rPr>
-                <w:rFonts w:ascii="Source Sans 3" w:hAnsi="Source Sans 3"/>
-                <w:sz w:val="23"/>
-                <w:szCs w:val="26"/>
-              </w:rPr>
-              <w:t xml:space="preserve"> is a carbon copy, built in Guangdong province, China, by a millionaire who sponsored the construction of the imitation town. It cost approximately $940 million to build, and looks exactly like the real </w:t>
-            </w:r>
-            <w:proofErr w:type="spellStart"/>
-            <w:r>
-              <w:rPr>
-                <w:rFonts w:ascii="Source Sans 3" w:hAnsi="Source Sans 3"/>
-                <w:sz w:val="23"/>
-                <w:szCs w:val="26"/>
-              </w:rPr>
-              <w:t>Hallstat</w:t>
-            </w:r>
-            <w:proofErr w:type="spellEnd"/>
-            <w:r>
-              <w:rPr>
-                <w:rFonts w:ascii="Source Sans 3" w:hAnsi="Source Sans 3"/>
-                <w:sz w:val="23"/>
-                <w:szCs w:val="26"/>
-              </w:rPr>
-              <w:t xml:space="preserve">, all the way down to its wooden houses, its narrow streets, and its funicular railway. When the residents of Austria's </w:t>
-            </w:r>
-            <w:proofErr w:type="spellStart"/>
-            <w:r>
-              <w:rPr>
-                <w:rFonts w:ascii="Source Sans 3" w:hAnsi="Source Sans 3"/>
-                <w:sz w:val="23"/>
-                <w:szCs w:val="26"/>
-              </w:rPr>
-              <w:t>Hallstat</w:t>
-            </w:r>
-            <w:proofErr w:type="spellEnd"/>
-            <w:r>
-              <w:rPr>
-                <w:rFonts w:ascii="Source Sans 3" w:hAnsi="Source Sans 3"/>
-                <w:sz w:val="23"/>
-                <w:szCs w:val="26"/>
-              </w:rPr>
-              <w:t xml:space="preserve"> (including the mayor) were invited to visit it, they expressed pride that their town was considered so improbably beautiful that it had been reproduced in its entirety, but they still had cause for complaint. Originally, the Chinese company had promised to meet with the Austrian residents to confirm that they were happy for their homes to be copied; instead, they simply sent their employees to Austria to fake photos, and they returned home to China without speaking to a single resident of the original </w:t>
-            </w:r>
-            <w:proofErr w:type="spellStart"/>
-            <w:r>
-              <w:rPr>
-                <w:rFonts w:ascii="Source Sans 3" w:hAnsi="Source Sans 3"/>
-                <w:sz w:val="23"/>
-                <w:szCs w:val="26"/>
-              </w:rPr>
-              <w:t>Hallstat</w:t>
-            </w:r>
-            <w:proofErr w:type="spellEnd"/>
-            <w:r>
-              <w:rPr>
-                <w:rFonts w:ascii="Source Sans 3" w:hAnsi="Source Sans 3"/>
-                <w:sz w:val="23"/>
-                <w:szCs w:val="26"/>
-              </w:rPr>
-              <w:t>.</w:t>
+              <w:t>The real Hallstat is in Austria and is proud to be a traditional UNESCO* World Heritage Site. The Chinese Hallstat is a carbon copy, built in Guangdong province, China, by a millionaire who sponsored the construction of the imitation town. It cost approximately $940 million to build, and looks exactly like the real Hallstat, all the way down to its wooden houses, its narrow streets, and its funicular railway. When the residents of Austria's Hallstat (including the mayor) were invited to visit it, they expressed pride that their town was considered so improbably beautiful that it had been reproduced in its entirety, but they still had cause for complaint. Originally, the Chinese company had promised to meet with the Austrian residents to confirm that they were happy for their homes to be copied; instead, they simply sent their employees to Austria to fake photos, and they returned home to China without speaking to a single resident of the original Hallstat.</w:t>
             </w:r>
           </w:p>
           <w:p>
@@ -8835,25 +8636,7 @@
                 <w:sz w:val="23"/>
                 <w:szCs w:val="23"/>
               </w:rPr>
-              <w:t xml:space="preserve"> </w:t>
-            </w:r>
-            <w:proofErr w:type="spellStart"/>
-            <w:r>
-              <w:rPr>
-                <w:rFonts w:ascii="Source Sans 3" w:hAnsi="Source Sans 3"/>
-                <w:sz w:val="23"/>
-                <w:szCs w:val="23"/>
-              </w:rPr>
-              <w:t>A</w:t>
-            </w:r>
-            <w:proofErr w:type="spellEnd"/>
-            <w:r>
-              <w:rPr>
-                <w:rFonts w:ascii="Source Sans 3" w:hAnsi="Source Sans 3"/>
-                <w:sz w:val="23"/>
-                <w:szCs w:val="23"/>
-              </w:rPr>
-              <w:t xml:space="preserve"> conflict between reality and imitation</w:t>
+              <w:t xml:space="preserve"> A conflict between reality and imitation</w:t>
             </w:r>
           </w:p>
           <w:p>
@@ -10765,25 +10548,7 @@
                 <w:sz w:val="23"/>
                 <w:szCs w:val="23"/>
               </w:rPr>
-              <w:t xml:space="preserve">The residents of </w:t>
-            </w:r>
-            <w:proofErr w:type="spellStart"/>
-            <w:r>
-              <w:rPr>
-                <w:rFonts w:ascii="Source Sans 3" w:hAnsi="Source Sans 3" w:cs="Tahoma"/>
-                <w:sz w:val="23"/>
-                <w:szCs w:val="23"/>
-              </w:rPr>
-              <w:t>Hallstat</w:t>
-            </w:r>
-            <w:proofErr w:type="spellEnd"/>
-            <w:r>
-              <w:rPr>
-                <w:rFonts w:ascii="Source Sans 3" w:hAnsi="Source Sans 3" w:cs="Tahoma"/>
-                <w:sz w:val="23"/>
-                <w:szCs w:val="23"/>
-              </w:rPr>
-              <w:t xml:space="preserve"> believed that they would be consulted by the company building a copy of their town - but it turns out they were INFORM.</w:t>
+              <w:t>The residents of Hallstat believed that they would be consulted by the company building a copy of their town - but it turns out they were INFORM.</w:t>
             </w:r>
           </w:p>
           <w:p>
@@ -11158,27 +10923,7 @@
                 <w:sz w:val="23"/>
                 <w:szCs w:val="23"/>
               </w:rPr>
-              <w:t xml:space="preserve">The Reading passage hos six paragraphs, A-F. Choose the correct heading for each paragraph from the list of headings below. Write the correct number, </w:t>
-            </w:r>
-            <w:proofErr w:type="spellStart"/>
-            <w:r>
-              <w:rPr>
-                <w:rFonts w:ascii="Source Sans 3" w:hAnsi="Source Sans 3"/>
-                <w:i/>
-                <w:sz w:val="23"/>
-                <w:szCs w:val="23"/>
-              </w:rPr>
-              <w:t>i</w:t>
-            </w:r>
-            <w:proofErr w:type="spellEnd"/>
-            <w:r>
-              <w:rPr>
-                <w:rFonts w:ascii="Source Sans 3" w:hAnsi="Source Sans 3"/>
-                <w:i/>
-                <w:sz w:val="23"/>
-                <w:szCs w:val="23"/>
-              </w:rPr>
-              <w:t>-viii.</w:t>
+              <w:t>The Reading passage hos six paragraphs, A-F. Choose the correct heading for each paragraph from the list of headings below. Write the correct number, i-viii.</w:t>
             </w:r>
           </w:p>
           <w:p>
@@ -11577,7 +11322,6 @@
                 <w:szCs w:val="23"/>
               </w:rPr>
             </w:pPr>
-            <w:proofErr w:type="spellStart"/>
             <w:r>
               <w:rPr>
                 <w:rFonts w:ascii="Source Sans 3" w:hAnsi="Source Sans 3"/>
@@ -11587,7 +11331,6 @@
               </w:rPr>
               <w:t>i</w:t>
             </w:r>
-            <w:proofErr w:type="spellEnd"/>
             <w:r>
               <w:rPr>
                 <w:rFonts w:ascii="Source Sans 3" w:hAnsi="Source Sans 3"/>
@@ -12539,23 +12282,13 @@
               </w:rPr>
               <w:t xml:space="preserve"> </w:t>
             </w:r>
-            <w:proofErr w:type="spellStart"/>
             <w:r>
               <w:rPr>
                 <w:rFonts w:ascii="Source Sans 3" w:hAnsi="Source Sans 3"/>
                 <w:sz w:val="22"/>
                 <w:szCs w:val="22"/>
               </w:rPr>
-              <w:t>centres</w:t>
-            </w:r>
-            <w:proofErr w:type="spellEnd"/>
-            <w:r>
-              <w:rPr>
-                <w:rFonts w:ascii="Source Sans 3" w:hAnsi="Source Sans 3"/>
-                <w:sz w:val="22"/>
-                <w:szCs w:val="22"/>
-              </w:rPr>
-              <w:t>. Cahokia, as</w:t>
+              <w:t>centres. Cahokia, as</w:t>
             </w:r>
             <w:r>
               <w:rPr>
@@ -14631,7 +14364,6 @@
               </w:rPr>
               <w:t xml:space="preserve"> </w:t>
             </w:r>
-            <w:proofErr w:type="spellStart"/>
             <w:r>
               <w:rPr>
                 <w:rFonts w:ascii="Source Sans 3" w:hAnsi="Source Sans 3"/>
@@ -14640,18 +14372,7 @@
                 <w:sz w:val="22"/>
                 <w:szCs w:val="22"/>
               </w:rPr>
-              <w:t>centre</w:t>
-            </w:r>
-            <w:proofErr w:type="spellEnd"/>
-            <w:r>
-              <w:rPr>
-                <w:rFonts w:ascii="Source Sans 3" w:hAnsi="Source Sans 3"/>
-                <w:color w:val="2F3A2C"/>
-                <w:spacing w:val="-4"/>
-                <w:sz w:val="22"/>
-                <w:szCs w:val="22"/>
-              </w:rPr>
-              <w:t>.</w:t>
+              <w:t>centre.</w:t>
             </w:r>
             <w:r>
               <w:rPr>
@@ -14978,25 +14699,7 @@
                 <w:sz w:val="22"/>
                 <w:szCs w:val="22"/>
               </w:rPr>
-              <w:t xml:space="preserve">After the redesigns of the village were put in place, the Native Americans at Cahokia worked with tireless determination to carry them out. Over the course of a few decades, they transported huge volumes of soil from the nearby countryside to create 120 huge mounds of earth, the biggest of which rose to one hundred feet. On top of these, they built a vast urban environment, complete with a vibrant town </w:t>
-            </w:r>
-            <w:proofErr w:type="spellStart"/>
-            <w:r>
-              <w:rPr>
-                <w:rFonts w:ascii="Source Sans 3" w:hAnsi="Source Sans 3"/>
-                <w:sz w:val="22"/>
-                <w:szCs w:val="22"/>
-              </w:rPr>
-              <w:t>centre</w:t>
-            </w:r>
-            <w:proofErr w:type="spellEnd"/>
-            <w:r>
-              <w:rPr>
-                <w:rFonts w:ascii="Source Sans 3" w:hAnsi="Source Sans 3"/>
-                <w:sz w:val="22"/>
-                <w:szCs w:val="22"/>
-              </w:rPr>
-              <w:t>, municipal buildings, and a fifty-acre plaza at the foot of the biggest mound.</w:t>
+              <w:t>After the redesigns of the village were put in place, the Native Americans at Cahokia worked with tireless determination to carry them out. Over the course of a few decades, they transported huge volumes of soil from the nearby countryside to create 120 huge mounds of earth, the biggest of which rose to one hundred feet. On top of these, they built a vast urban environment, complete with a vibrant town centre, municipal buildings, and a fifty-acre plaza at the foot of the biggest mound.</w:t>
             </w:r>
           </w:p>
           <w:p>
@@ -16119,7 +15822,6 @@
               </w:rPr>
               <w:t xml:space="preserve"> </w:t>
             </w:r>
-            <w:proofErr w:type="spellStart"/>
             <w:r>
               <w:rPr>
                 <w:rFonts w:ascii="Source Sans 3" w:hAnsi="Source Sans 3"/>
@@ -16130,7 +15832,6 @@
               </w:rPr>
               <w:t>centre</w:t>
             </w:r>
-            <w:proofErr w:type="spellEnd"/>
             <w:r>
               <w:rPr>
                 <w:rFonts w:ascii="Source Sans 3" w:hAnsi="Source Sans 3"/>
@@ -16747,51 +16448,7 @@
                 <w:sz w:val="22"/>
                 <w:szCs w:val="22"/>
               </w:rPr>
-              <w:t xml:space="preserve">Academics who have studied other Native American sites have always found weapons of war buried deep underground. And yet, the bows, arrows and swords that littered the ground at these other sites were nowhere to be seen at Cahokia. Other factors, such as disease or </w:t>
-            </w:r>
-            <w:proofErr w:type="spellStart"/>
-            <w:r>
-              <w:rPr>
-                <w:rFonts w:ascii="Source Sans 3" w:hAnsi="Source Sans 3"/>
-                <w:color w:val="424045"/>
-                <w:spacing w:val="-2"/>
-                <w:sz w:val="22"/>
-                <w:szCs w:val="22"/>
-              </w:rPr>
-              <w:t>colonisation</w:t>
-            </w:r>
-            <w:proofErr w:type="spellEnd"/>
-            <w:r>
-              <w:rPr>
-                <w:rFonts w:ascii="Source Sans 3" w:hAnsi="Source Sans 3"/>
-                <w:color w:val="424045"/>
-                <w:spacing w:val="-2"/>
-                <w:sz w:val="22"/>
-                <w:szCs w:val="22"/>
-              </w:rPr>
-              <w:t xml:space="preserve"> from European invasion, do not seem to be possible in this case, as common as they were elsewhere at that time. The absence of definitive theories as to Cahokia's decline is highly unusual, but then again, Cahokia was no ordinary city and perhaps comparisons with other urban </w:t>
-            </w:r>
-            <w:proofErr w:type="spellStart"/>
-            <w:r>
-              <w:rPr>
-                <w:rFonts w:ascii="Source Sans 3" w:hAnsi="Source Sans 3"/>
-                <w:color w:val="424045"/>
-                <w:spacing w:val="-2"/>
-                <w:sz w:val="22"/>
-                <w:szCs w:val="22"/>
-              </w:rPr>
-              <w:t>centres</w:t>
-            </w:r>
-            <w:proofErr w:type="spellEnd"/>
-            <w:r>
-              <w:rPr>
-                <w:rFonts w:ascii="Source Sans 3" w:hAnsi="Source Sans 3"/>
-                <w:color w:val="424045"/>
-                <w:spacing w:val="-2"/>
-                <w:sz w:val="22"/>
-                <w:szCs w:val="22"/>
-              </w:rPr>
-              <w:t xml:space="preserve"> of the time cannot be made.</w:t>
+              <w:t>Academics who have studied other Native American sites have always found weapons of war buried deep underground. And yet, the bows, arrows and swords that littered the ground at these other sites were nowhere to be seen at Cahokia. Other factors, such as disease or colonisation from European invasion, do not seem to be possible in this case, as common as they were elsewhere at that time. The absence of definitive theories as to Cahokia's decline is highly unusual, but then again, Cahokia was no ordinary city and perhaps comparisons with other urban centres of the time cannot be made.</w:t>
             </w:r>
           </w:p>
         </w:tc>
@@ -16873,51 +16530,7 @@
                 <w:sz w:val="22"/>
                 <w:szCs w:val="22"/>
               </w:rPr>
-              <w:t xml:space="preserve">While academics remain bemused as to why the residents fled the city, we can still marvel at the individual artefacts that archaeologists have discovered: the </w:t>
-            </w:r>
-            <w:proofErr w:type="spellStart"/>
-            <w:r>
-              <w:rPr>
-                <w:rFonts w:ascii="Source Sans 3" w:hAnsi="Source Sans 3"/>
-                <w:color w:val="424045"/>
-                <w:spacing w:val="-2"/>
-                <w:sz w:val="22"/>
-                <w:szCs w:val="22"/>
-              </w:rPr>
-              <w:t>jewellery</w:t>
-            </w:r>
-            <w:proofErr w:type="spellEnd"/>
-            <w:r>
-              <w:rPr>
-                <w:rFonts w:ascii="Source Sans 3" w:hAnsi="Source Sans 3"/>
-                <w:color w:val="424045"/>
-                <w:spacing w:val="-2"/>
-                <w:sz w:val="22"/>
-                <w:szCs w:val="22"/>
-              </w:rPr>
-              <w:t xml:space="preserve"> worn, the pots used to cook in, the small workshop at the base of one of the mounds. That said, there is also a more unpleasant side to their investigations. Human sacrifice, it seems, was a common fact of life in Cahokia; even if we cannot be sure whether this was for religious or for other reasons, we can have no doubt that it happened frequently. The bodies of hundreds of people, mostly young women, have been found buried in mass graves, and the way in which they died was often horrific. A </w:t>
-            </w:r>
-            <w:proofErr w:type="spellStart"/>
-            <w:r>
-              <w:rPr>
-                <w:rFonts w:ascii="Source Sans 3" w:hAnsi="Source Sans 3"/>
-                <w:color w:val="424045"/>
-                <w:spacing w:val="-2"/>
-                <w:sz w:val="22"/>
-                <w:szCs w:val="22"/>
-              </w:rPr>
-              <w:t>sombre</w:t>
-            </w:r>
-            <w:proofErr w:type="spellEnd"/>
-            <w:r>
-              <w:rPr>
-                <w:rFonts w:ascii="Source Sans 3" w:hAnsi="Source Sans 3"/>
-                <w:color w:val="424045"/>
-                <w:spacing w:val="-2"/>
-                <w:sz w:val="22"/>
-                <w:szCs w:val="22"/>
-              </w:rPr>
-              <w:t xml:space="preserve"> reminder that even 'advanced' city states had their shadowy sides.</w:t>
+              <w:t>While academics remain bemused as to why the residents fled the city, we can still marvel at the individual artefacts that archaeologists have discovered: the jewellery worn, the pots used to cook in, the small workshop at the base of one of the mounds. That said, there is also a more unpleasant side to their investigations. Human sacrifice, it seems, was a common fact of life in Cahokia; even if we cannot be sure whether this was for religious or for other reasons, we can have no doubt that it happened frequently. The bodies of hundreds of people, mostly young women, have been found buried in mass graves, and the way in which they died was often horrific. A sombre reminder that even 'advanced' city states had their shadowy sides.</w:t>
             </w:r>
           </w:p>
         </w:tc>
@@ -19981,27 +19594,7 @@
                 <w:sz w:val="20"/>
                 <w:szCs w:val="26"/>
               </w:rPr>
-              <w:t xml:space="preserve">not including a final summary or concluding paragraph, or producing one which doesn't </w:t>
-            </w:r>
-            <w:proofErr w:type="spellStart"/>
-            <w:r>
-              <w:rPr>
-                <w:color w:val="211E12"/>
-                <w:spacing w:val="-6"/>
-                <w:sz w:val="20"/>
-                <w:szCs w:val="26"/>
-              </w:rPr>
-              <w:t>summarise</w:t>
-            </w:r>
-            <w:proofErr w:type="spellEnd"/>
-            <w:r>
-              <w:rPr>
-                <w:color w:val="211E12"/>
-                <w:spacing w:val="-6"/>
-                <w:sz w:val="20"/>
-                <w:szCs w:val="26"/>
-              </w:rPr>
-              <w:t xml:space="preserve"> the main features.</w:t>
+              <w:t>not including a final summary or concluding paragraph, or producing one which doesn't summarise the main features.</w:t>
             </w:r>
           </w:p>
         </w:tc>
@@ -20193,7 +19786,6 @@
                 <w:szCs w:val="26"/>
               </w:rPr>
             </w:pPr>
-            <w:proofErr w:type="spellStart"/>
             <w:r>
               <w:rPr>
                 <w:rFonts w:ascii="Source Sans 3" w:hAnsi="Source Sans 3"/>
@@ -20204,20 +19796,7 @@
                 <w:sz w:val="23"/>
                 <w:szCs w:val="26"/>
               </w:rPr>
-              <w:t>Summarise</w:t>
-            </w:r>
-            <w:proofErr w:type="spellEnd"/>
-            <w:r>
-              <w:rPr>
-                <w:rFonts w:ascii="Source Sans 3" w:hAnsi="Source Sans 3"/>
-                <w:i/>
-                <w:color w:val="131615"/>
-                <w:spacing w:val="-2"/>
-                <w:w w:val="90"/>
-                <w:sz w:val="23"/>
-                <w:szCs w:val="26"/>
-              </w:rPr>
-              <w:t xml:space="preserve"> the information by selecting and reporting the main features, and make comparisons where relevant.</w:t>
+              <w:t>Summarise the information by selecting and reporting the main features, and make comparisons where relevant.</w:t>
             </w:r>
           </w:p>
           <w:p>
@@ -20237,9 +19816,9 @@
                 <w:szCs w:val="26"/>
               </w:rPr>
               <w:drawing>
-                <wp:inline distT="0" distB="0" distL="0" distR="0" wp14:anchorId="5BB53852" wp14:editId="6CFF4715">
-                  <wp:extent cx="4467225" cy="3257550"/>
-                  <wp:effectExtent l="0" t="0" r="9525" b="0"/>
+                <wp:inline distT="0" distB="0" distL="0" distR="0" wp14:anchorId="5BB53852" wp14:editId="4E2B9DD9">
+                  <wp:extent cx="3600000" cy="2625160"/>
+                  <wp:effectExtent l="0" t="0" r="635" b="3810"/>
                   <wp:docPr id="911943415" name="Picture 1"/>
                   <wp:cNvGraphicFramePr>
                     <a:graphicFrameLocks xmlns:a="http://schemas.openxmlformats.org/drawingml/2006/main" noChangeAspect="1"/>
@@ -20260,7 +19839,7 @@
                         <pic:spPr>
                           <a:xfrm>
                             <a:off x="0" y="0"/>
-                            <a:ext cx="4467225" cy="3257550"/>
+                            <a:ext cx="3600000" cy="2625160"/>
                           </a:xfrm>
                           <a:prstGeom prst="rect">
                             <a:avLst/>
@@ -20273,295 +19852,6 @@
               </w:drawing>
             </w:r>
           </w:p>
-          <w:tbl>
-            <w:tblPr>
-              <w:tblStyle w:val="TableGrid"/>
-              <w:tblW w:w="0" w:type="auto"/>
-              <w:tblLook w:val="04A0" w:firstRow="1" w:lastRow="0" w:firstColumn="1" w:lastColumn="0" w:noHBand="0" w:noVBand="1"/>
-            </w:tblPr>
-            <w:tblGrid>
-              <w:gridCol w:w="778"/>
-              <w:gridCol w:w="6592"/>
-            </w:tblGrid>
-            <w:tr>
-              <w:tc>
-                <w:tcPr>
-                  <w:tcW w:w="778" w:type="dxa"/>
-                </w:tcPr>
-                <w:p>
-                  <w:pPr>
-                    <w:spacing w:line="278" w:lineRule="auto"/>
-                    <w:rPr>
-                      <w:iCs/>
-                      <w:sz w:val="26"/>
-                      <w:szCs w:val="26"/>
-                    </w:rPr>
-                  </w:pPr>
-                </w:p>
-              </w:tc>
-              <w:tc>
-                <w:tcPr>
-                  <w:tcW w:w="6592" w:type="dxa"/>
-                </w:tcPr>
-                <w:p>
-                  <w:pPr>
-                    <w:spacing w:line="278" w:lineRule="auto"/>
-                    <w:rPr>
-                      <w:iCs/>
-                      <w:sz w:val="26"/>
-                      <w:szCs w:val="26"/>
-                    </w:rPr>
-                  </w:pPr>
-                  <w:r>
-                    <w:rPr>
-                      <w:noProof/>
-                    </w:rPr>
-                    <w:drawing>
-                      <wp:inline distT="0" distB="0" distL="0" distR="0" wp14:anchorId="3D36811A" wp14:editId="68D58D32">
-                        <wp:extent cx="553085" cy="113030"/>
-                        <wp:effectExtent l="0" t="0" r="0" b="1270"/>
-                        <wp:docPr id="359220888" name="Picture 23"/>
-                        <wp:cNvGraphicFramePr>
-                          <a:graphicFrameLocks xmlns:a="http://schemas.openxmlformats.org/drawingml/2006/main" noChangeAspect="1"/>
-                        </wp:cNvGraphicFramePr>
-                        <a:graphic xmlns:a="http://schemas.openxmlformats.org/drawingml/2006/main">
-                          <a:graphicData uri="http://schemas.openxmlformats.org/drawingml/2006/picture">
-                            <pic:pic xmlns:pic="http://schemas.openxmlformats.org/drawingml/2006/picture">
-                              <pic:nvPicPr>
-                                <pic:cNvPr id="0" name="Picture 61"/>
-                                <pic:cNvPicPr>
-                                  <a:picLocks noChangeAspect="1" noChangeArrowheads="1"/>
-                                </pic:cNvPicPr>
-                              </pic:nvPicPr>
-                              <pic:blipFill>
-                                <a:blip r:embed="rId13">
-                                  <a:extLst>
-                                    <a:ext uri="{28A0092B-C50C-407E-A947-70E740481C1C}">
-                                      <a14:useLocalDpi xmlns:a14="http://schemas.microsoft.com/office/drawing/2010/main" val="0"/>
-                                    </a:ext>
-                                  </a:extLst>
-                                </a:blip>
-                                <a:srcRect/>
-                                <a:stretch>
-                                  <a:fillRect/>
-                                </a:stretch>
-                              </pic:blipFill>
-                              <pic:spPr bwMode="auto">
-                                <a:xfrm>
-                                  <a:off x="0" y="0"/>
-                                  <a:ext cx="553085" cy="113030"/>
-                                </a:xfrm>
-                                <a:prstGeom prst="rect">
-                                  <a:avLst/>
-                                </a:prstGeom>
-                                <a:noFill/>
-                                <a:ln>
-                                  <a:noFill/>
-                                </a:ln>
-                              </pic:spPr>
-                            </pic:pic>
-                          </a:graphicData>
-                        </a:graphic>
-                      </wp:inline>
-                    </w:drawing>
-                  </w:r>
-                  <w:r>
-                    <w:rPr>
-                      <w:iCs/>
-                      <w:sz w:val="26"/>
-                      <w:szCs w:val="26"/>
-                    </w:rPr>
-                    <w:t xml:space="preserve"> </w:t>
-                  </w:r>
-                  <w:r>
-                    <w:rPr>
-                      <w:sz w:val="22"/>
-                      <w:szCs w:val="22"/>
-                    </w:rPr>
-                    <w:t>rising cost of living</w:t>
-                  </w:r>
-                  <w:r>
-                    <w:rPr>
-                      <w:sz w:val="22"/>
-                      <w:szCs w:val="22"/>
-                    </w:rPr>
-                    <w:t xml:space="preserve"> </w:t>
-                  </w:r>
-                  <w:r>
-                    <w:rPr>
-                      <w:sz w:val="22"/>
-                      <w:szCs w:val="22"/>
-                    </w:rPr>
-                    <w:t xml:space="preserve"> </w:t>
-                  </w:r>
-                  <w:r>
-                    <w:rPr>
-                      <w:noProof/>
-                    </w:rPr>
-                    <w:drawing>
-                      <wp:inline distT="0" distB="0" distL="0" distR="0" wp14:anchorId="57B9B6B7" wp14:editId="2F4673C1">
-                        <wp:extent cx="553085" cy="113030"/>
-                        <wp:effectExtent l="0" t="0" r="0" b="1270"/>
-                        <wp:docPr id="1504037027" name="Picture 24"/>
-                        <wp:cNvGraphicFramePr>
-                          <a:graphicFrameLocks xmlns:a="http://schemas.openxmlformats.org/drawingml/2006/main" noChangeAspect="1"/>
-                        </wp:cNvGraphicFramePr>
-                        <a:graphic xmlns:a="http://schemas.openxmlformats.org/drawingml/2006/main">
-                          <a:graphicData uri="http://schemas.openxmlformats.org/drawingml/2006/picture">
-                            <pic:pic xmlns:pic="http://schemas.openxmlformats.org/drawingml/2006/picture">
-                              <pic:nvPicPr>
-                                <pic:cNvPr id="0" name="Picture 63"/>
-                                <pic:cNvPicPr>
-                                  <a:picLocks noChangeAspect="1" noChangeArrowheads="1"/>
-                                </pic:cNvPicPr>
-                              </pic:nvPicPr>
-                              <pic:blipFill>
-                                <a:blip r:embed="rId14">
-                                  <a:extLst>
-                                    <a:ext uri="{28A0092B-C50C-407E-A947-70E740481C1C}">
-                                      <a14:useLocalDpi xmlns:a14="http://schemas.microsoft.com/office/drawing/2010/main" val="0"/>
-                                    </a:ext>
-                                  </a:extLst>
-                                </a:blip>
-                                <a:srcRect/>
-                                <a:stretch>
-                                  <a:fillRect/>
-                                </a:stretch>
-                              </pic:blipFill>
-                              <pic:spPr bwMode="auto">
-                                <a:xfrm>
-                                  <a:off x="0" y="0"/>
-                                  <a:ext cx="553085" cy="113030"/>
-                                </a:xfrm>
-                                <a:prstGeom prst="rect">
-                                  <a:avLst/>
-                                </a:prstGeom>
-                                <a:noFill/>
-                                <a:ln>
-                                  <a:noFill/>
-                                </a:ln>
-                              </pic:spPr>
-                            </pic:pic>
-                          </a:graphicData>
-                        </a:graphic>
-                      </wp:inline>
-                    </w:drawing>
-                  </w:r>
-                  <w:r>
-                    <w:rPr>
-                      <w:sz w:val="22"/>
-                      <w:szCs w:val="22"/>
-                    </w:rPr>
-                    <w:t xml:space="preserve"> </w:t>
-                  </w:r>
-                  <w:r>
-                    <w:rPr>
-                      <w:rFonts w:ascii="Arial Narrow"/>
-                      <w:color w:val="2F2C2D"/>
-                      <w:spacing w:val="-2"/>
-                      <w:w w:val="125"/>
-                      <w:sz w:val="22"/>
-                      <w:szCs w:val="22"/>
-                    </w:rPr>
-                    <w:t>traffic</w:t>
-                  </w:r>
-                  <w:r>
-                    <w:rPr>
-                      <w:rFonts w:ascii="Arial Narrow"/>
-                      <w:color w:val="2F2C2D"/>
-                      <w:spacing w:val="-2"/>
-                      <w:w w:val="125"/>
-                      <w:sz w:val="22"/>
-                      <w:szCs w:val="22"/>
-                    </w:rPr>
-                    <w:t xml:space="preserve"> </w:t>
-                  </w:r>
-                  <w:r>
-                    <w:rPr>
-                      <w:rFonts w:ascii="Arial Narrow"/>
-                      <w:color w:val="2F2C2D"/>
-                      <w:spacing w:val="-2"/>
-                      <w:w w:val="125"/>
-                      <w:sz w:val="22"/>
-                      <w:szCs w:val="22"/>
-                    </w:rPr>
-                    <w:t xml:space="preserve"> </w:t>
-                  </w:r>
-                  <w:r>
-                    <w:rPr>
-                      <w:noProof/>
-                    </w:rPr>
-                    <w:drawing>
-                      <wp:inline distT="0" distB="0" distL="0" distR="0" wp14:anchorId="1E8F3FF6" wp14:editId="5AF4B63F">
-                        <wp:extent cx="553085" cy="113030"/>
-                        <wp:effectExtent l="0" t="0" r="0" b="1270"/>
-                        <wp:docPr id="1851703087" name="Picture 25"/>
-                        <wp:cNvGraphicFramePr>
-                          <a:graphicFrameLocks xmlns:a="http://schemas.openxmlformats.org/drawingml/2006/main" noChangeAspect="1"/>
-                        </wp:cNvGraphicFramePr>
-                        <a:graphic xmlns:a="http://schemas.openxmlformats.org/drawingml/2006/main">
-                          <a:graphicData uri="http://schemas.openxmlformats.org/drawingml/2006/picture">
-                            <pic:pic xmlns:pic="http://schemas.openxmlformats.org/drawingml/2006/picture">
-                              <pic:nvPicPr>
-                                <pic:cNvPr id="0" name="Picture 65"/>
-                                <pic:cNvPicPr>
-                                  <a:picLocks noChangeAspect="1" noChangeArrowheads="1"/>
-                                </pic:cNvPicPr>
-                              </pic:nvPicPr>
-                              <pic:blipFill>
-                                <a:blip r:embed="rId15">
-                                  <a:extLst>
-                                    <a:ext uri="{28A0092B-C50C-407E-A947-70E740481C1C}">
-                                      <a14:useLocalDpi xmlns:a14="http://schemas.microsoft.com/office/drawing/2010/main" val="0"/>
-                                    </a:ext>
-                                  </a:extLst>
-                                </a:blip>
-                                <a:srcRect/>
-                                <a:stretch>
-                                  <a:fillRect/>
-                                </a:stretch>
-                              </pic:blipFill>
-                              <pic:spPr bwMode="auto">
-                                <a:xfrm>
-                                  <a:off x="0" y="0"/>
-                                  <a:ext cx="553085" cy="113030"/>
-                                </a:xfrm>
-                                <a:prstGeom prst="rect">
-                                  <a:avLst/>
-                                </a:prstGeom>
-                                <a:noFill/>
-                                <a:ln>
-                                  <a:noFill/>
-                                </a:ln>
-                              </pic:spPr>
-                            </pic:pic>
-                          </a:graphicData>
-                        </a:graphic>
-                      </wp:inline>
-                    </w:drawing>
-                  </w:r>
-                  <w:r>
-                    <w:rPr>
-                      <w:rFonts w:ascii="Arial Narrow"/>
-                      <w:color w:val="2F2C2D"/>
-                      <w:spacing w:val="-2"/>
-                      <w:w w:val="125"/>
-                      <w:sz w:val="22"/>
-                      <w:szCs w:val="22"/>
-                    </w:rPr>
-                    <w:t xml:space="preserve"> </w:t>
-                  </w:r>
-                  <w:r>
-                    <w:rPr>
-                      <w:sz w:val="22"/>
-                      <w:szCs w:val="22"/>
-                    </w:rPr>
-                    <w:t>lifestyle</w:t>
-                  </w:r>
-                </w:p>
-              </w:tc>
-            </w:tr>
-          </w:tbl>
           <w:p>
             <w:pPr>
               <w:spacing w:line="278" w:lineRule="auto"/>
@@ -20570,6 +19860,234 @@
                 <w:iCs/>
               </w:rPr>
             </w:pPr>
+            <w:r>
+              <w:rPr>
+                <w:noProof/>
+              </w:rPr>
+              <w:drawing>
+                <wp:inline distT="0" distB="0" distL="0" distR="0" wp14:anchorId="1CEB2E94" wp14:editId="0566A6E8">
+                  <wp:extent cx="553085" cy="113030"/>
+                  <wp:effectExtent l="0" t="0" r="0" b="1270"/>
+                  <wp:docPr id="918755673" name="Picture 23"/>
+                  <wp:cNvGraphicFramePr>
+                    <a:graphicFrameLocks xmlns:a="http://schemas.openxmlformats.org/drawingml/2006/main" noChangeAspect="1"/>
+                  </wp:cNvGraphicFramePr>
+                  <a:graphic xmlns:a="http://schemas.openxmlformats.org/drawingml/2006/main">
+                    <a:graphicData uri="http://schemas.openxmlformats.org/drawingml/2006/picture">
+                      <pic:pic xmlns:pic="http://schemas.openxmlformats.org/drawingml/2006/picture">
+                        <pic:nvPicPr>
+                          <pic:cNvPr id="0" name="Picture 61"/>
+                          <pic:cNvPicPr>
+                            <a:picLocks noChangeAspect="1" noChangeArrowheads="1"/>
+                          </pic:cNvPicPr>
+                        </pic:nvPicPr>
+                        <pic:blipFill>
+                          <a:blip r:embed="rId13">
+                            <a:extLst>
+                              <a:ext uri="{28A0092B-C50C-407E-A947-70E740481C1C}">
+                                <a14:useLocalDpi xmlns:a14="http://schemas.microsoft.com/office/drawing/2010/main" val="0"/>
+                              </a:ext>
+                            </a:extLst>
+                          </a:blip>
+                          <a:srcRect/>
+                          <a:stretch>
+                            <a:fillRect/>
+                          </a:stretch>
+                        </pic:blipFill>
+                        <pic:spPr bwMode="auto">
+                          <a:xfrm>
+                            <a:off x="0" y="0"/>
+                            <a:ext cx="553085" cy="113030"/>
+                          </a:xfrm>
+                          <a:prstGeom prst="rect">
+                            <a:avLst/>
+                          </a:prstGeom>
+                          <a:noFill/>
+                          <a:ln>
+                            <a:noFill/>
+                          </a:ln>
+                        </pic:spPr>
+                      </pic:pic>
+                    </a:graphicData>
+                  </a:graphic>
+                </wp:inline>
+              </w:drawing>
+            </w:r>
+            <w:r>
+              <w:rPr>
+                <w:iCs/>
+                <w:sz w:val="26"/>
+                <w:szCs w:val="26"/>
+              </w:rPr>
+              <w:t xml:space="preserve"> </w:t>
+            </w:r>
+            <w:r>
+              <w:rPr>
+                <w:sz w:val="22"/>
+                <w:szCs w:val="22"/>
+              </w:rPr>
+              <w:t>rising cost of living</w:t>
+            </w:r>
+            <w:r>
+              <w:rPr>
+                <w:sz w:val="22"/>
+                <w:szCs w:val="22"/>
+              </w:rPr>
+              <w:t xml:space="preserve">  </w:t>
+            </w:r>
+            <w:r>
+              <w:rPr>
+                <w:noProof/>
+              </w:rPr>
+              <w:drawing>
+                <wp:inline distT="0" distB="0" distL="0" distR="0" wp14:anchorId="4E1DBC2A" wp14:editId="65C885B3">
+                  <wp:extent cx="553085" cy="113030"/>
+                  <wp:effectExtent l="0" t="0" r="0" b="1270"/>
+                  <wp:docPr id="474173127" name="Picture 24"/>
+                  <wp:cNvGraphicFramePr>
+                    <a:graphicFrameLocks xmlns:a="http://schemas.openxmlformats.org/drawingml/2006/main" noChangeAspect="1"/>
+                  </wp:cNvGraphicFramePr>
+                  <a:graphic xmlns:a="http://schemas.openxmlformats.org/drawingml/2006/main">
+                    <a:graphicData uri="http://schemas.openxmlformats.org/drawingml/2006/picture">
+                      <pic:pic xmlns:pic="http://schemas.openxmlformats.org/drawingml/2006/picture">
+                        <pic:nvPicPr>
+                          <pic:cNvPr id="0" name="Picture 63"/>
+                          <pic:cNvPicPr>
+                            <a:picLocks noChangeAspect="1" noChangeArrowheads="1"/>
+                          </pic:cNvPicPr>
+                        </pic:nvPicPr>
+                        <pic:blipFill>
+                          <a:blip r:embed="rId14">
+                            <a:extLst>
+                              <a:ext uri="{28A0092B-C50C-407E-A947-70E740481C1C}">
+                                <a14:useLocalDpi xmlns:a14="http://schemas.microsoft.com/office/drawing/2010/main" val="0"/>
+                              </a:ext>
+                            </a:extLst>
+                          </a:blip>
+                          <a:srcRect/>
+                          <a:stretch>
+                            <a:fillRect/>
+                          </a:stretch>
+                        </pic:blipFill>
+                        <pic:spPr bwMode="auto">
+                          <a:xfrm>
+                            <a:off x="0" y="0"/>
+                            <a:ext cx="553085" cy="113030"/>
+                          </a:xfrm>
+                          <a:prstGeom prst="rect">
+                            <a:avLst/>
+                          </a:prstGeom>
+                          <a:noFill/>
+                          <a:ln>
+                            <a:noFill/>
+                          </a:ln>
+                        </pic:spPr>
+                      </pic:pic>
+                    </a:graphicData>
+                  </a:graphic>
+                </wp:inline>
+              </w:drawing>
+            </w:r>
+            <w:r>
+              <w:rPr>
+                <w:sz w:val="22"/>
+                <w:szCs w:val="22"/>
+              </w:rPr>
+              <w:t xml:space="preserve"> </w:t>
+            </w:r>
+            <w:r>
+              <w:rPr>
+                <w:rFonts w:ascii="Arial Narrow"/>
+                <w:color w:val="2F2C2D"/>
+                <w:spacing w:val="-2"/>
+                <w:w w:val="125"/>
+                <w:sz w:val="22"/>
+                <w:szCs w:val="22"/>
+              </w:rPr>
+              <w:t>traffic</w:t>
+            </w:r>
+            <w:r>
+              <w:rPr>
+                <w:rFonts w:ascii="Arial Narrow"/>
+                <w:color w:val="2F2C2D"/>
+                <w:spacing w:val="-2"/>
+                <w:w w:val="125"/>
+                <w:sz w:val="22"/>
+                <w:szCs w:val="22"/>
+              </w:rPr>
+              <w:t xml:space="preserve">  </w:t>
+            </w:r>
+            <w:r>
+              <w:rPr>
+                <w:noProof/>
+              </w:rPr>
+              <w:drawing>
+                <wp:inline distT="0" distB="0" distL="0" distR="0" wp14:anchorId="58BE1A30" wp14:editId="0FFF8E70">
+                  <wp:extent cx="553085" cy="113030"/>
+                  <wp:effectExtent l="0" t="0" r="0" b="1270"/>
+                  <wp:docPr id="1755314696" name="Picture 25"/>
+                  <wp:cNvGraphicFramePr>
+                    <a:graphicFrameLocks xmlns:a="http://schemas.openxmlformats.org/drawingml/2006/main" noChangeAspect="1"/>
+                  </wp:cNvGraphicFramePr>
+                  <a:graphic xmlns:a="http://schemas.openxmlformats.org/drawingml/2006/main">
+                    <a:graphicData uri="http://schemas.openxmlformats.org/drawingml/2006/picture">
+                      <pic:pic xmlns:pic="http://schemas.openxmlformats.org/drawingml/2006/picture">
+                        <pic:nvPicPr>
+                          <pic:cNvPr id="0" name="Picture 65"/>
+                          <pic:cNvPicPr>
+                            <a:picLocks noChangeAspect="1" noChangeArrowheads="1"/>
+                          </pic:cNvPicPr>
+                        </pic:nvPicPr>
+                        <pic:blipFill>
+                          <a:blip r:embed="rId15">
+                            <a:extLst>
+                              <a:ext uri="{28A0092B-C50C-407E-A947-70E740481C1C}">
+                                <a14:useLocalDpi xmlns:a14="http://schemas.microsoft.com/office/drawing/2010/main" val="0"/>
+                              </a:ext>
+                            </a:extLst>
+                          </a:blip>
+                          <a:srcRect/>
+                          <a:stretch>
+                            <a:fillRect/>
+                          </a:stretch>
+                        </pic:blipFill>
+                        <pic:spPr bwMode="auto">
+                          <a:xfrm>
+                            <a:off x="0" y="0"/>
+                            <a:ext cx="553085" cy="113030"/>
+                          </a:xfrm>
+                          <a:prstGeom prst="rect">
+                            <a:avLst/>
+                          </a:prstGeom>
+                          <a:noFill/>
+                          <a:ln>
+                            <a:noFill/>
+                          </a:ln>
+                        </pic:spPr>
+                      </pic:pic>
+                    </a:graphicData>
+                  </a:graphic>
+                </wp:inline>
+              </w:drawing>
+            </w:r>
+            <w:r>
+              <w:rPr>
+                <w:rFonts w:ascii="Arial Narrow"/>
+                <w:color w:val="2F2C2D"/>
+                <w:spacing w:val="-2"/>
+                <w:w w:val="125"/>
+                <w:sz w:val="22"/>
+                <w:szCs w:val="22"/>
+              </w:rPr>
+              <w:t xml:space="preserve"> </w:t>
+            </w:r>
+            <w:r>
+              <w:rPr>
+                <w:sz w:val="22"/>
+                <w:szCs w:val="22"/>
+              </w:rPr>
+              <w:t>lifestyle</w:t>
+            </w:r>
           </w:p>
         </w:tc>
         <w:tc>
@@ -21493,27 +21011,7 @@
                 <w:sz w:val="23"/>
                 <w:szCs w:val="23"/>
               </w:rPr>
-              <w:t xml:space="preserve"> Better - you have included a conclusion this time, but it doesn't really </w:t>
-            </w:r>
-            <w:proofErr w:type="spellStart"/>
-            <w:r>
-              <w:rPr>
-                <w:rFonts w:ascii="Source Sans 3" w:hAnsi="Source Sans 3"/>
-                <w:bCs/>
-                <w:sz w:val="23"/>
-                <w:szCs w:val="23"/>
-              </w:rPr>
-              <w:t>summarise</w:t>
-            </w:r>
-            <w:proofErr w:type="spellEnd"/>
-            <w:r>
-              <w:rPr>
-                <w:rFonts w:ascii="Source Sans 3" w:hAnsi="Source Sans 3"/>
-                <w:bCs/>
-                <w:sz w:val="23"/>
-                <w:szCs w:val="23"/>
-              </w:rPr>
-              <w:t xml:space="preserve"> the key features. Your tone here is inappropriate - it sounds like you're writing a magazine article. Remember to keep the tone more formal and scientific.</w:t>
+              <w:t xml:space="preserve"> Better - you have included a conclusion this time, but it doesn't really summarise the key features. Your tone here is inappropriate - it sounds like you're writing a magazine article. Remember to keep the tone more formal and scientific.</w:t>
             </w:r>
           </w:p>
           <w:p>
@@ -24001,7 +23499,6 @@
                 <w:szCs w:val="23"/>
               </w:rPr>
             </w:pPr>
-            <w:proofErr w:type="spellStart"/>
             <w:r>
               <w:rPr>
                 <w:rFonts w:ascii="Source Sans 3 Medium" w:hAnsi="Source Sans 3 Medium"/>
@@ -24014,22 +23511,7 @@
                 <w:sz w:val="23"/>
                 <w:szCs w:val="23"/>
               </w:rPr>
-              <w:t>Summarise</w:t>
-            </w:r>
-            <w:proofErr w:type="spellEnd"/>
-            <w:r>
-              <w:rPr>
-                <w:rFonts w:ascii="Source Sans 3 Medium" w:hAnsi="Source Sans 3 Medium"/>
-                <w:b/>
-                <w:bCs/>
-                <w:i/>
-                <w:color w:val="101312"/>
-                <w:spacing w:val="-2"/>
-                <w:w w:val="105"/>
-                <w:sz w:val="23"/>
-                <w:szCs w:val="23"/>
-              </w:rPr>
-              <w:t xml:space="preserve"> the information by selecting and reporting the main features, and make comparisons where relevant.</w:t>
+              <w:t>Summarise the information by selecting and reporting the main features, and make comparisons where relevant.</w:t>
             </w:r>
           </w:p>
           <w:p>
@@ -25447,23 +24929,7 @@
                 <w:iCs/>
                 <w:szCs w:val="23"/>
               </w:rPr>
-              <w:t xml:space="preserve"> means that you get something for a very </w:t>
-            </w:r>
-            <w:proofErr w:type="spellStart"/>
-            <w:r>
-              <w:rPr>
-                <w:iCs/>
-                <w:szCs w:val="23"/>
-              </w:rPr>
-              <w:t>favourable</w:t>
-            </w:r>
-            <w:proofErr w:type="spellEnd"/>
-            <w:r>
-              <w:rPr>
-                <w:iCs/>
-                <w:szCs w:val="23"/>
-              </w:rPr>
-              <w:t xml:space="preserve"> price.</w:t>
+              <w:t xml:space="preserve"> means that you get something for a very favourable price.</w:t>
             </w:r>
           </w:p>
           <w:p>
@@ -25995,25 +25461,7 @@
                 <w:sz w:val="23"/>
                 <w:szCs w:val="23"/>
               </w:rPr>
-              <w:t xml:space="preserve"> around the town </w:t>
-            </w:r>
-            <w:proofErr w:type="spellStart"/>
-            <w:r>
-              <w:rPr>
-                <w:rFonts w:ascii="Source Sans 3" w:hAnsi="Source Sans 3"/>
-                <w:sz w:val="23"/>
-                <w:szCs w:val="23"/>
-              </w:rPr>
-              <w:t>centre</w:t>
-            </w:r>
-            <w:proofErr w:type="spellEnd"/>
-            <w:r>
-              <w:rPr>
-                <w:rFonts w:ascii="Source Sans 3" w:hAnsi="Source Sans 3"/>
-                <w:sz w:val="23"/>
-                <w:szCs w:val="23"/>
-              </w:rPr>
-              <w:t xml:space="preserve"> for 30 minutes. The tour bus will </w:t>
+              <w:t xml:space="preserve"> around the town centre for 30 minutes. The tour bus will </w:t>
             </w:r>
             <w:r>
               <w:rPr>
@@ -26363,39 +25811,7 @@
                 <w:sz w:val="21"/>
                 <w:szCs w:val="21"/>
               </w:rPr>
-              <w:t xml:space="preserve">Many tasks in the IELTS Listening test </w:t>
-            </w:r>
-            <w:proofErr w:type="spellStart"/>
-            <w:r>
-              <w:rPr>
-                <w:sz w:val="21"/>
-                <w:szCs w:val="21"/>
-              </w:rPr>
-              <w:t>test</w:t>
-            </w:r>
-            <w:proofErr w:type="spellEnd"/>
-            <w:r>
-              <w:rPr>
-                <w:sz w:val="21"/>
-                <w:szCs w:val="21"/>
-              </w:rPr>
-              <w:t xml:space="preserve"> your ability to </w:t>
-            </w:r>
-            <w:proofErr w:type="spellStart"/>
-            <w:r>
-              <w:rPr>
-                <w:sz w:val="21"/>
-                <w:szCs w:val="21"/>
-              </w:rPr>
-              <w:t>recognise</w:t>
-            </w:r>
-            <w:proofErr w:type="spellEnd"/>
-            <w:r>
-              <w:rPr>
-                <w:sz w:val="21"/>
-                <w:szCs w:val="21"/>
-              </w:rPr>
-              <w:t xml:space="preserve"> </w:t>
+              <w:t xml:space="preserve">Many tasks in the IELTS Listening test test your ability to recognise </w:t>
             </w:r>
             <w:r>
               <w:rPr>
@@ -29888,6 +29304,7 @@
               </w:rPr>
               <w:t xml:space="preserve"> </w:t>
             </w:r>
+            <w:proofErr w:type="gramStart"/>
             <w:r>
               <w:rPr>
                 <w:rFonts w:ascii="Source Sans 3" w:hAnsi="Source Sans 3"/>
@@ -29928,6 +29345,7 @@
               </w:rPr>
               <w:t>B</w:t>
             </w:r>
+            <w:proofErr w:type="gramEnd"/>
           </w:p>
           <w:p>
             <w:pPr>
@@ -30234,8 +29652,9 @@
                 <w:sz w:val="23"/>
                 <w:szCs w:val="24"/>
               </w:rPr>
-              <w:t>(price)</w:t>
-            </w:r>
+              <w:t>(</w:t>
+            </w:r>
+            <w:proofErr w:type="gramStart"/>
             <w:r>
               <w:rPr>
                 <w:rFonts w:ascii="Source Sans 3" w:hAnsi="Source Sans 3"/>
@@ -30244,7 +29663,7 @@
                 <w:sz w:val="23"/>
                 <w:szCs w:val="24"/>
               </w:rPr>
-              <w:t xml:space="preserve"> </w:t>
+              <w:t>price)</w:t>
             </w:r>
             <w:r>
               <w:rPr>
@@ -30258,11 +29677,22 @@
             </w:r>
             <w:r>
               <w:rPr>
+                <w:rFonts w:ascii="Source Sans 3" w:hAnsi="Source Sans 3"/>
+                <w:color w:val="060807"/>
+                <w:spacing w:val="-2"/>
+                <w:sz w:val="23"/>
+                <w:szCs w:val="24"/>
+              </w:rPr>
+              <w:t xml:space="preserve"> </w:t>
+            </w:r>
+            <w:r>
+              <w:rPr>
                 <w:rStyle w:val="BlankWord1"/>
                 <w:szCs w:val="24"/>
               </w:rPr>
               <w:t>C</w:t>
             </w:r>
+            <w:proofErr w:type="gramEnd"/>
           </w:p>
           <w:p>
             <w:pPr>
@@ -30720,6 +30150,7 @@
               </w:rPr>
               <w:t xml:space="preserve"> </w:t>
             </w:r>
+            <w:proofErr w:type="gramStart"/>
             <w:r>
               <w:rPr>
                 <w:rFonts w:ascii="Source Sans 3" w:hAnsi="Source Sans 3"/>
@@ -30730,6 +30161,7 @@
               </w:rPr>
               <w:t>century</w:t>
             </w:r>
+            <w:proofErr w:type="gramEnd"/>
           </w:p>
           <w:p>
             <w:pPr>
@@ -30958,7 +30390,6 @@
               </w:rPr>
               <w:t xml:space="preserve"> </w:t>
             </w:r>
-            <w:proofErr w:type="spellStart"/>
             <w:r>
               <w:rPr>
                 <w:rFonts w:ascii="Source Sans 3" w:hAnsi="Source Sans 3"/>
@@ -30967,10 +30398,13 @@
                 <w:sz w:val="23"/>
                 <w:szCs w:val="24"/>
               </w:rPr>
-              <w:t>museuminfo</w:t>
-            </w:r>
-            <w:proofErr w:type="spellEnd"/>
-            <w:r>
+              <w:t>museuminfo (one word) at history point org</w:t>
+            </w:r>
+          </w:p>
+          <w:p>
+            <w:pPr>
+              <w:spacing w:before="30"/>
+              <w:ind w:left="187"/>
               <w:rPr>
                 <w:rFonts w:ascii="Source Sans 3" w:hAnsi="Source Sans 3"/>
                 <w:color w:val="050607"/>
@@ -30978,7 +30412,28 @@
                 <w:sz w:val="23"/>
                 <w:szCs w:val="24"/>
               </w:rPr>
-              <w:t xml:space="preserve"> (one word) at history point org</w:t>
+            </w:pPr>
+            <w:r>
+              <w:rPr>
+                <w:rFonts w:ascii="Source Sans 3" w:hAnsi="Source Sans 3"/>
+                <w:b/>
+                <w:bCs/>
+                <w:color w:val="050607"/>
+                <w:spacing w:val="-2"/>
+                <w:sz w:val="23"/>
+                <w:szCs w:val="24"/>
+              </w:rPr>
+              <w:t xml:space="preserve">B </w:t>
+            </w:r>
+            <w:r>
+              <w:rPr>
+                <w:rFonts w:ascii="Source Sans 3" w:hAnsi="Source Sans 3"/>
+                <w:color w:val="050607"/>
+                <w:spacing w:val="-2"/>
+                <w:sz w:val="23"/>
+                <w:szCs w:val="24"/>
+              </w:rPr>
+              <w:t>museuminfo (one word) at history full stop org</w:t>
             </w:r>
           </w:p>
           <w:p>
@@ -30986,94 +30441,35 @@
               <w:spacing w:before="30"/>
               <w:ind w:left="187"/>
               <w:rPr>
-                <w:rFonts w:ascii="Source Sans 3" w:hAnsi="Source Sans 3"/>
+                <w:b/>
+                <w:bCs/>
+                <w:spacing w:val="-2"/>
+                <w:w w:val="105"/>
+                <w:sz w:val="23"/>
+                <w:szCs w:val="23"/>
+              </w:rPr>
+            </w:pPr>
+            <w:r>
+              <w:rPr>
+                <w:rFonts w:ascii="Source Sans 3" w:hAnsi="Source Sans 3"/>
+                <w:b/>
+                <w:bCs/>
                 <w:color w:val="050607"/>
                 <w:spacing w:val="-2"/>
                 <w:sz w:val="23"/>
                 <w:szCs w:val="24"/>
               </w:rPr>
-            </w:pPr>
-            <w:r>
-              <w:rPr>
-                <w:rFonts w:ascii="Source Sans 3" w:hAnsi="Source Sans 3"/>
-                <w:b/>
-                <w:bCs/>
+              <w:t xml:space="preserve">C </w:t>
+            </w:r>
+            <w:r>
+              <w:rPr>
+                <w:rFonts w:ascii="Source Sans 3" w:hAnsi="Source Sans 3"/>
                 <w:color w:val="050607"/>
                 <w:spacing w:val="-2"/>
                 <w:sz w:val="23"/>
                 <w:szCs w:val="24"/>
               </w:rPr>
-              <w:t xml:space="preserve">B </w:t>
-            </w:r>
-            <w:proofErr w:type="spellStart"/>
-            <w:r>
-              <w:rPr>
-                <w:rFonts w:ascii="Source Sans 3" w:hAnsi="Source Sans 3"/>
-                <w:color w:val="050607"/>
-                <w:spacing w:val="-2"/>
-                <w:sz w:val="23"/>
-                <w:szCs w:val="24"/>
-              </w:rPr>
-              <w:t>museuminfo</w:t>
-            </w:r>
-            <w:proofErr w:type="spellEnd"/>
-            <w:r>
-              <w:rPr>
-                <w:rFonts w:ascii="Source Sans 3" w:hAnsi="Source Sans 3"/>
-                <w:color w:val="050607"/>
-                <w:spacing w:val="-2"/>
-                <w:sz w:val="23"/>
-                <w:szCs w:val="24"/>
-              </w:rPr>
-              <w:t xml:space="preserve"> (one word) at history full stop org</w:t>
-            </w:r>
-          </w:p>
-          <w:p>
-            <w:pPr>
-              <w:spacing w:before="30"/>
-              <w:ind w:left="187"/>
-              <w:rPr>
-                <w:b/>
-                <w:bCs/>
-                <w:spacing w:val="-2"/>
-                <w:w w:val="105"/>
-                <w:sz w:val="23"/>
-                <w:szCs w:val="23"/>
-              </w:rPr>
-            </w:pPr>
-            <w:r>
-              <w:rPr>
-                <w:rFonts w:ascii="Source Sans 3" w:hAnsi="Source Sans 3"/>
-                <w:b/>
-                <w:bCs/>
-                <w:color w:val="050607"/>
-                <w:spacing w:val="-2"/>
-                <w:sz w:val="23"/>
-                <w:szCs w:val="24"/>
-              </w:rPr>
-              <w:t xml:space="preserve">C </w:t>
-            </w:r>
-            <w:proofErr w:type="spellStart"/>
-            <w:r>
-              <w:rPr>
-                <w:rFonts w:ascii="Source Sans 3" w:hAnsi="Source Sans 3"/>
-                <w:color w:val="050607"/>
-                <w:spacing w:val="-2"/>
-                <w:sz w:val="23"/>
-                <w:szCs w:val="24"/>
-              </w:rPr>
-              <w:t>museuminfo</w:t>
-            </w:r>
-            <w:proofErr w:type="spellEnd"/>
-            <w:r>
-              <w:rPr>
-                <w:rFonts w:ascii="Source Sans 3" w:hAnsi="Source Sans 3"/>
-                <w:color w:val="050607"/>
-                <w:spacing w:val="-2"/>
-                <w:sz w:val="23"/>
-                <w:szCs w:val="24"/>
-              </w:rPr>
-              <w:t xml:space="preserve"> (one word) at history dot org</w:t>
+              <w:t>museuminfo (one word) at history dot org</w:t>
             </w:r>
           </w:p>
         </w:tc>
@@ -32133,7 +31529,29 @@
                 <w:sz w:val="23"/>
                 <w:szCs w:val="24"/>
               </w:rPr>
-              <w:t>-A-K-E-R,dash,J-0-N-E-S</w:t>
+              <w:t>-A-K-E-</w:t>
+            </w:r>
+            <w:proofErr w:type="gramStart"/>
+            <w:r>
+              <w:rPr>
+                <w:rFonts w:ascii="Source Sans 3" w:hAnsi="Source Sans 3"/>
+                <w:bCs/>
+                <w:color w:val="050607"/>
+                <w:sz w:val="23"/>
+                <w:szCs w:val="24"/>
+              </w:rPr>
+              <w:t>R,dash</w:t>
+            </w:r>
+            <w:proofErr w:type="gramEnd"/>
+            <w:r>
+              <w:rPr>
+                <w:rFonts w:ascii="Source Sans 3" w:hAnsi="Source Sans 3"/>
+                <w:bCs/>
+                <w:color w:val="050607"/>
+                <w:sz w:val="23"/>
+                <w:szCs w:val="24"/>
+              </w:rPr>
+              <w:t>,J-0-N-E-S</w:t>
             </w:r>
           </w:p>
         </w:tc>
@@ -32460,23 +31878,7 @@
                       <w:rFonts w:ascii="Source Sans 3" w:hAnsi="Source Sans 3"/>
                       <w:color w:val="0B0E0E"/>
                     </w:rPr>
-                    <w:t xml:space="preserve">Make sure you </w:t>
-                  </w:r>
-                  <w:proofErr w:type="spellStart"/>
-                  <w:r>
-                    <w:rPr>
-                      <w:rFonts w:ascii="Source Sans 3" w:hAnsi="Source Sans 3"/>
-                      <w:color w:val="0B0E0E"/>
-                    </w:rPr>
-                    <w:t>practise</w:t>
-                  </w:r>
-                  <w:proofErr w:type="spellEnd"/>
-                  <w:r>
-                    <w:rPr>
-                      <w:rFonts w:ascii="Source Sans 3" w:hAnsi="Source Sans 3"/>
-                      <w:color w:val="0B0E0E"/>
-                    </w:rPr>
-                    <w:t>:</w:t>
+                    <w:t>Make sure you practise:</w:t>
                   </w:r>
                 </w:p>
                 <w:p>
@@ -33403,16 +32805,8 @@
               <w:rPr>
                 <w:szCs w:val="23"/>
               </w:rPr>
-              <w:t xml:space="preserve">does local charity work, raises money for local causes, donates money to worthwhile community </w:t>
-            </w:r>
-            <w:proofErr w:type="spellStart"/>
-            <w:r>
-              <w:rPr>
-                <w:szCs w:val="23"/>
-              </w:rPr>
-              <w:t>organisations</w:t>
-            </w:r>
-            <w:proofErr w:type="spellEnd"/>
+              <w:t>does local charity work, raises money for local causes, donates money to worthwhile community organisations</w:t>
+            </w:r>
           </w:p>
           <w:p>
             <w:pPr>
@@ -34229,25 +33623,7 @@
                 <w:iCs/>
                 <w:szCs w:val="23"/>
               </w:rPr>
-              <w:t xml:space="preserve">One important thing is that the museum here has formed some extremely worthwhile partnerships with a wide range of local charities. In London, like any capital city, there </w:t>
-            </w:r>
-            <w:proofErr w:type="spellStart"/>
-            <w:r>
-              <w:rPr>
-                <w:i/>
-                <w:iCs/>
-                <w:szCs w:val="23"/>
-              </w:rPr>
-              <w:t>ore</w:t>
-            </w:r>
-            <w:proofErr w:type="spellEnd"/>
-            <w:r>
-              <w:rPr>
-                <w:i/>
-                <w:iCs/>
-                <w:szCs w:val="23"/>
-              </w:rPr>
-              <w:t xml:space="preserve"> a lot of social problems, and the museum's help in reaching out to the world outside is greatly appreciated by so many.</w:t>
+              <w:t>One important thing is that the museum here has formed some extremely worthwhile partnerships with a wide range of local charities. In London, like any capital city, there ore a lot of social problems, and the museum's help in reaching out to the world outside is greatly appreciated by so many.</w:t>
             </w:r>
           </w:p>
         </w:tc>
@@ -34820,7 +34196,21 @@
               <w:rPr>
                 <w:szCs w:val="23"/>
               </w:rPr>
-              <w:t>: Once  4 Unless</w:t>
+              <w:t xml:space="preserve">: </w:t>
+            </w:r>
+            <w:proofErr w:type="gramStart"/>
+            <w:r>
+              <w:rPr>
+                <w:szCs w:val="23"/>
+              </w:rPr>
+              <w:t>Once  4</w:t>
+            </w:r>
+            <w:proofErr w:type="gramEnd"/>
+            <w:r>
+              <w:rPr>
+                <w:szCs w:val="23"/>
+              </w:rPr>
+              <w:t xml:space="preserve"> Unless</w:t>
             </w:r>
           </w:p>
           <w:p>
@@ -34860,21 +34250,7 @@
               <w:rPr>
                 <w:szCs w:val="23"/>
               </w:rPr>
-              <w:t xml:space="preserve">with </w:t>
-            </w:r>
-            <w:proofErr w:type="spellStart"/>
-            <w:r>
-              <w:rPr>
-                <w:szCs w:val="23"/>
-              </w:rPr>
-              <w:t>if</w:t>
-            </w:r>
-            <w:proofErr w:type="spellEnd"/>
-            <w:r>
-              <w:rPr>
-                <w:szCs w:val="23"/>
-              </w:rPr>
-              <w:t xml:space="preserve">. </w:t>
+              <w:t xml:space="preserve">with if. </w:t>
             </w:r>
             <w:r>
               <w:rPr>
@@ -35869,7 +35245,6 @@
                       <w:szCs w:val="23"/>
                     </w:rPr>
                   </w:pPr>
-                  <w:proofErr w:type="spellStart"/>
                   <w:r>
                     <w:rPr>
                       <w:rFonts w:ascii="Source Sans 3" w:hAnsi="Source Sans 3"/>
@@ -35877,17 +35252,7 @@
                       <w:sz w:val="23"/>
                       <w:szCs w:val="23"/>
                     </w:rPr>
-                    <w:t>Mr</w:t>
-                  </w:r>
-                  <w:proofErr w:type="spellEnd"/>
-                  <w:r>
-                    <w:rPr>
-                      <w:rFonts w:ascii="Source Sans 3" w:hAnsi="Source Sans 3"/>
-                      <w:iCs/>
-                      <w:sz w:val="23"/>
-                      <w:szCs w:val="23"/>
-                    </w:rPr>
-                    <w:t xml:space="preserve"> </w:t>
+                    <w:t xml:space="preserve">Mr </w:t>
                   </w:r>
                   <w:r>
                     <w:rPr>
@@ -35914,17 +35279,8 @@
                       <w:rStyle w:val="BlankWord1"/>
                       <w:szCs w:val="26"/>
                     </w:rPr>
-                    <w:t xml:space="preserve">David </w:t>
+                    <w:t>David Cottenham</w:t>
                   </w:r>
-                  <w:proofErr w:type="spellStart"/>
-                  <w:r>
-                    <w:rPr>
-                      <w:rStyle w:val="BlankWord1"/>
-                      <w:szCs w:val="26"/>
-                    </w:rPr>
-                    <w:t>Cottenham</w:t>
-                  </w:r>
-                  <w:proofErr w:type="spellEnd"/>
                 </w:p>
               </w:tc>
             </w:tr>
@@ -35973,27 +35329,7 @@
                       <w:sz w:val="23"/>
                       <w:szCs w:val="23"/>
                     </w:rPr>
-                    <w:t xml:space="preserve">4 West Cottages, </w:t>
-                  </w:r>
-                  <w:proofErr w:type="spellStart"/>
-                  <w:r>
-                    <w:rPr>
-                      <w:rFonts w:ascii="Source Sans 3" w:hAnsi="Source Sans 3"/>
-                      <w:iCs/>
-                      <w:sz w:val="23"/>
-                      <w:szCs w:val="23"/>
-                    </w:rPr>
-                    <w:t>Humblington</w:t>
-                  </w:r>
-                  <w:proofErr w:type="spellEnd"/>
-                  <w:r>
-                    <w:rPr>
-                      <w:rFonts w:ascii="Source Sans 3" w:hAnsi="Source Sans 3"/>
-                      <w:iCs/>
-                      <w:sz w:val="23"/>
-                      <w:szCs w:val="23"/>
-                    </w:rPr>
-                    <w:t xml:space="preserve">, Devon, </w:t>
+                    <w:t xml:space="preserve">4 West Cottages, Humblington, Devon, </w:t>
                   </w:r>
                   <w:r>
                     <w:rPr>
@@ -36070,27 +35406,7 @@
                       <w:sz w:val="23"/>
                       <w:szCs w:val="23"/>
                     </w:rPr>
-                    <w:t xml:space="preserve">8b </w:t>
-                  </w:r>
-                  <w:proofErr w:type="spellStart"/>
-                  <w:r>
-                    <w:rPr>
-                      <w:rFonts w:ascii="Source Sans 3" w:hAnsi="Source Sans 3"/>
-                      <w:iCs/>
-                      <w:sz w:val="23"/>
-                      <w:szCs w:val="23"/>
-                    </w:rPr>
-                    <w:t>Greenend</w:t>
-                  </w:r>
-                  <w:proofErr w:type="spellEnd"/>
-                  <w:r>
-                    <w:rPr>
-                      <w:rFonts w:ascii="Source Sans 3" w:hAnsi="Source Sans 3"/>
-                      <w:iCs/>
-                      <w:sz w:val="23"/>
-                      <w:szCs w:val="23"/>
-                    </w:rPr>
-                    <w:t xml:space="preserve"> Road, El9 4RR</w:t>
+                    <w:t>8b Greenend Road, El9 4RR</w:t>
                   </w:r>
                 </w:p>
               </w:tc>
@@ -37160,23 +36476,13 @@
                 <w:szCs w:val="23"/>
               </w:rPr>
             </w:pPr>
-            <w:proofErr w:type="spellStart"/>
             <w:r>
               <w:rPr>
                 <w:rFonts w:ascii="Source Sans 3" w:hAnsi="Source Sans 3" w:cs="B Zar"/>
                 <w:sz w:val="23"/>
                 <w:szCs w:val="23"/>
               </w:rPr>
-              <w:t>analyse</w:t>
-            </w:r>
-            <w:proofErr w:type="spellEnd"/>
-            <w:r>
-              <w:rPr>
-                <w:rFonts w:ascii="Source Sans 3" w:hAnsi="Source Sans 3" w:cs="B Zar"/>
-                <w:sz w:val="23"/>
-                <w:szCs w:val="23"/>
-              </w:rPr>
-              <w:t xml:space="preserve"> good and bad answers to parts of the test</w:t>
+              <w:t>analyse good and bad answers to parts of the test</w:t>
             </w:r>
           </w:p>
           <w:p>
@@ -39337,21 +38643,7 @@
               <w:rPr>
                 <w:szCs w:val="23"/>
               </w:rPr>
-              <w:t xml:space="preserve">Question 2: The language used is very good, but it doesn't answer the question. It is highly likely to be a </w:t>
-            </w:r>
-            <w:proofErr w:type="spellStart"/>
-            <w:r>
-              <w:rPr>
-                <w:szCs w:val="23"/>
-              </w:rPr>
-              <w:t>memorised</w:t>
-            </w:r>
-            <w:proofErr w:type="spellEnd"/>
-            <w:r>
-              <w:rPr>
-                <w:szCs w:val="23"/>
-              </w:rPr>
-              <w:t xml:space="preserve"> answer, which should be avoided completely - the vocabulary is not relevant to the topic at all. This limits the score for both Fluency and Coherence and Lexical Resource.</w:t>
+              <w:t>Question 2: The language used is very good, but it doesn't answer the question. It is highly likely to be a memorised answer, which should be avoided completely - the vocabulary is not relevant to the topic at all. This limits the score for both Fluency and Coherence and Lexical Resource.</w:t>
             </w:r>
           </w:p>
           <w:p>
@@ -39468,25 +38760,7 @@
                       <w:color w:val="0B0D0E"/>
                       <w:spacing w:val="-4"/>
                     </w:rPr>
-                    <w:t xml:space="preserve">Never </w:t>
-                  </w:r>
-                  <w:proofErr w:type="spellStart"/>
-                  <w:r>
-                    <w:rPr>
-                      <w:rFonts w:ascii="Source Sans 3" w:hAnsi="Source Sans 3"/>
-                      <w:color w:val="0B0D0E"/>
-                      <w:spacing w:val="-4"/>
-                    </w:rPr>
-                    <w:t>memorise</w:t>
-                  </w:r>
-                  <w:proofErr w:type="spellEnd"/>
-                  <w:r>
-                    <w:rPr>
-                      <w:rFonts w:ascii="Source Sans 3" w:hAnsi="Source Sans 3"/>
-                      <w:color w:val="0B0D0E"/>
-                      <w:spacing w:val="-4"/>
-                    </w:rPr>
-                    <w:t xml:space="preserve"> complete answers to questions before the exam. It is normally obvious to examiners when a candidate does this and it may affect your score.</w:t>
+                    <w:t>Never memorise complete answers to questions before the exam. It is normally obvious to examiners when a candidate does this and it may affect your score.</w:t>
                   </w:r>
                 </w:p>
                 <w:p>
@@ -40396,21 +39670,7 @@
               <w:rPr>
                 <w:szCs w:val="23"/>
               </w:rPr>
-              <w:t xml:space="preserve">This candidate talked about all four points, exploring three of them in some detail. He used a good range of vocabulary and grammar; the </w:t>
-            </w:r>
-            <w:proofErr w:type="spellStart"/>
-            <w:r>
-              <w:rPr>
-                <w:szCs w:val="23"/>
-              </w:rPr>
-              <w:t>organisation</w:t>
-            </w:r>
-            <w:proofErr w:type="spellEnd"/>
-            <w:r>
-              <w:rPr>
-                <w:szCs w:val="23"/>
-              </w:rPr>
-              <w:t xml:space="preserve"> of the answer was also very good indeed, and the long turn flowed naturally from one idea to the next. It is not important that he spoke about the third prompt only very briefly, as he clearly had decided to spend more time on the points he felt he could expand on more easily, and in more detail.</w:t>
+              <w:t>This candidate talked about all four points, exploring three of them in some detail. He used a good range of vocabulary and grammar; the organisation of the answer was also very good indeed, and the long turn flowed naturally from one idea to the next. It is not important that he spoke about the third prompt only very briefly, as he clearly had decided to spend more time on the points he felt he could expand on more easily, and in more detail.</w:t>
             </w:r>
           </w:p>
         </w:tc>
@@ -41039,7 +40299,6 @@
               </w:rPr>
               <w:t xml:space="preserve"> E </w:t>
             </w:r>
-            <w:proofErr w:type="spellStart"/>
             <w:r>
               <w:rPr>
                 <w:rStyle w:val="BlankWord1"/>
@@ -41047,39 +40306,26 @@
               </w:rPr>
               <w:t>i</w:t>
             </w:r>
-            <w:proofErr w:type="spellEnd"/>
-          </w:p>
-          <w:p>
-            <w:pPr>
-              <w:rPr>
-                <w:rFonts w:ascii="Source Sans 3" w:hAnsi="Source Sans 3"/>
-                <w:b/>
-                <w:bCs/>
-                <w:sz w:val="23"/>
-                <w:szCs w:val="23"/>
-              </w:rPr>
-            </w:pPr>
-            <w:proofErr w:type="spellStart"/>
-            <w:r>
-              <w:rPr>
-                <w:rFonts w:ascii="Source Sans 3" w:hAnsi="Source Sans 3"/>
-                <w:b/>
-                <w:bCs/>
-                <w:sz w:val="23"/>
-                <w:szCs w:val="23"/>
-              </w:rPr>
-              <w:t>i</w:t>
-            </w:r>
-            <w:proofErr w:type="spellEnd"/>
-            <w:r>
-              <w:rPr>
-                <w:rFonts w:ascii="Source Sans 3" w:hAnsi="Source Sans 3"/>
-                <w:b/>
-                <w:bCs/>
-                <w:sz w:val="23"/>
-                <w:szCs w:val="23"/>
-              </w:rPr>
-              <w:t xml:space="preserve"> </w:t>
+          </w:p>
+          <w:p>
+            <w:pPr>
+              <w:rPr>
+                <w:rFonts w:ascii="Source Sans 3" w:hAnsi="Source Sans 3"/>
+                <w:b/>
+                <w:bCs/>
+                <w:sz w:val="23"/>
+                <w:szCs w:val="23"/>
+              </w:rPr>
+            </w:pPr>
+            <w:r>
+              <w:rPr>
+                <w:rFonts w:ascii="Source Sans 3" w:hAnsi="Source Sans 3"/>
+                <w:b/>
+                <w:bCs/>
+                <w:sz w:val="23"/>
+                <w:szCs w:val="23"/>
+              </w:rPr>
+              <w:t xml:space="preserve">i </w:t>
             </w:r>
             <w:r>
               <w:rPr>
@@ -41197,23 +40443,13 @@
               </w:rPr>
               <w:t xml:space="preserve">v </w:t>
             </w:r>
-            <w:proofErr w:type="spellStart"/>
-            <w:r>
-              <w:rPr>
-                <w:rFonts w:ascii="Source Sans 3" w:hAnsi="Source Sans 3"/>
-                <w:sz w:val="23"/>
-                <w:szCs w:val="23"/>
-              </w:rPr>
-              <w:t>Analyse</w:t>
-            </w:r>
-            <w:proofErr w:type="spellEnd"/>
-            <w:r>
-              <w:rPr>
-                <w:rFonts w:ascii="Source Sans 3" w:hAnsi="Source Sans 3"/>
-                <w:sz w:val="23"/>
-                <w:szCs w:val="23"/>
-              </w:rPr>
-              <w:t xml:space="preserve"> past and present</w:t>
+            <w:r>
+              <w:rPr>
+                <w:rFonts w:ascii="Source Sans 3" w:hAnsi="Source Sans 3"/>
+                <w:sz w:val="23"/>
+                <w:szCs w:val="23"/>
+              </w:rPr>
+              <w:t>Analyse past and present</w:t>
             </w:r>
           </w:p>
         </w:tc>
@@ -41415,29 +40651,7 @@
                 <w:sz w:val="23"/>
                 <w:szCs w:val="23"/>
               </w:rPr>
-              <w:t xml:space="preserve"> Uses stress and intonation appropriately, </w:t>
-            </w:r>
-            <w:proofErr w:type="spellStart"/>
-            <w:r>
-              <w:rPr>
-                <w:rFonts w:ascii="Source Sans 3" w:hAnsi="Source Sans 3"/>
-                <w:color w:val="0B0D0E"/>
-                <w:spacing w:val="-4"/>
-                <w:sz w:val="23"/>
-                <w:szCs w:val="23"/>
-              </w:rPr>
-              <w:t>e.g</w:t>
-            </w:r>
-            <w:proofErr w:type="spellEnd"/>
-            <w:r>
-              <w:rPr>
-                <w:rFonts w:ascii="Source Sans 3" w:hAnsi="Source Sans 3"/>
-                <w:color w:val="0B0D0E"/>
-                <w:spacing w:val="-4"/>
-                <w:sz w:val="23"/>
-                <w:szCs w:val="23"/>
-              </w:rPr>
-              <w:t xml:space="preserve"> </w:t>
+              <w:t xml:space="preserve"> Uses stress and intonation appropriately, e.g </w:t>
             </w:r>
             <w:r>
               <w:rPr>
@@ -41448,55 +40662,7 @@
                 <w:sz w:val="23"/>
                 <w:szCs w:val="23"/>
               </w:rPr>
-              <w:t xml:space="preserve">NOT just </w:t>
-            </w:r>
-            <w:proofErr w:type="spellStart"/>
-            <w:r>
-              <w:rPr>
-                <w:rFonts w:ascii="Source Sans 3" w:hAnsi="Source Sans 3"/>
-                <w:i/>
-                <w:color w:val="0B0D0E"/>
-                <w:spacing w:val="-4"/>
-                <w:sz w:val="23"/>
-                <w:szCs w:val="23"/>
-              </w:rPr>
-              <w:t>NAtionally</w:t>
-            </w:r>
-            <w:proofErr w:type="spellEnd"/>
-            <w:r>
-              <w:rPr>
-                <w:rFonts w:ascii="Source Sans 3" w:hAnsi="Source Sans 3"/>
-                <w:i/>
-                <w:color w:val="0B0D0E"/>
-                <w:spacing w:val="-4"/>
-                <w:sz w:val="23"/>
-                <w:szCs w:val="23"/>
-              </w:rPr>
-              <w:t xml:space="preserve">, but </w:t>
-            </w:r>
-            <w:proofErr w:type="spellStart"/>
-            <w:r>
-              <w:rPr>
-                <w:rFonts w:ascii="Source Sans 3" w:hAnsi="Source Sans 3"/>
-                <w:i/>
-                <w:color w:val="0B0D0E"/>
-                <w:spacing w:val="-4"/>
-                <w:sz w:val="23"/>
-                <w:szCs w:val="23"/>
-              </w:rPr>
-              <w:t>INternationally</w:t>
-            </w:r>
-            <w:proofErr w:type="spellEnd"/>
-            <w:r>
-              <w:rPr>
-                <w:rFonts w:ascii="Source Sans 3" w:hAnsi="Source Sans 3"/>
-                <w:i/>
-                <w:color w:val="0B0D0E"/>
-                <w:spacing w:val="-4"/>
-                <w:sz w:val="23"/>
-                <w:szCs w:val="23"/>
-              </w:rPr>
-              <w:t xml:space="preserve">. </w:t>
+              <w:t xml:space="preserve">NOT just NAtionally, but INternationally. </w:t>
             </w:r>
             <w:r>
               <w:rPr>
@@ -42448,7 +41614,6 @@
                     </w:rPr>
                     <w:t xml:space="preserve">As long as     </w:t>
                   </w:r>
-                  <w:proofErr w:type="spellStart"/>
                   <w:proofErr w:type="gramStart"/>
                   <w:r>
                     <w:rPr>
@@ -42458,7 +41623,6 @@
                     </w:rPr>
                     <w:t>As</w:t>
                   </w:r>
-                  <w:proofErr w:type="spellEnd"/>
                   <w:proofErr w:type="gramEnd"/>
                   <w:r>
                     <w:rPr>
@@ -42466,7 +41630,25 @@
                       <w:sz w:val="23"/>
                       <w:szCs w:val="23"/>
                     </w:rPr>
-                    <w:t xml:space="preserve"> soon as     By the time     Providing that     Unless</w:t>
+                    <w:t xml:space="preserve"> soon as     </w:t>
+                  </w:r>
+                  <w:proofErr w:type="gramStart"/>
+                  <w:r>
+                    <w:rPr>
+                      <w:iCs/>
+                      <w:sz w:val="23"/>
+                      <w:szCs w:val="23"/>
+                    </w:rPr>
+                    <w:t>By</w:t>
+                  </w:r>
+                  <w:proofErr w:type="gramEnd"/>
+                  <w:r>
+                    <w:rPr>
+                      <w:iCs/>
+                      <w:sz w:val="23"/>
+                      <w:szCs w:val="23"/>
+                    </w:rPr>
+                    <w:t xml:space="preserve"> the time     Providing that     Unless</w:t>
                   </w:r>
                 </w:p>
               </w:tc>
@@ -44106,31 +43288,7 @@
                 <w:sz w:val="23"/>
                 <w:szCs w:val="23"/>
               </w:rPr>
-              <w:t xml:space="preserve">Listen again and </w:t>
-            </w:r>
-            <w:proofErr w:type="spellStart"/>
-            <w:r>
-              <w:rPr>
-                <w:rFonts w:ascii="Source Sans 3" w:hAnsi="Source Sans 3"/>
-                <w:b/>
-                <w:bCs/>
-                <w:iCs/>
-                <w:sz w:val="23"/>
-                <w:szCs w:val="23"/>
-              </w:rPr>
-              <w:t>practise</w:t>
-            </w:r>
-            <w:proofErr w:type="spellEnd"/>
-            <w:r>
-              <w:rPr>
-                <w:rFonts w:ascii="Source Sans 3" w:hAnsi="Source Sans 3"/>
-                <w:b/>
-                <w:bCs/>
-                <w:iCs/>
-                <w:sz w:val="23"/>
-                <w:szCs w:val="23"/>
-              </w:rPr>
-              <w:t xml:space="preserve"> saying each sentence with the correct pronunciation.</w:t>
+              <w:t>Listen again and practise saying each sentence with the correct pronunciation.</w:t>
             </w:r>
           </w:p>
           <w:p>
@@ -44365,25 +43523,7 @@
                 <w:sz w:val="23"/>
                 <w:szCs w:val="23"/>
               </w:rPr>
-              <w:t xml:space="preserve"> you live in now, what are your </w:t>
-            </w:r>
-            <w:proofErr w:type="spellStart"/>
-            <w:r>
-              <w:rPr>
-                <w:rFonts w:ascii="Source Sans 3" w:hAnsi="Source Sans 3"/>
-                <w:sz w:val="23"/>
-                <w:szCs w:val="23"/>
-              </w:rPr>
-              <w:t>favourite</w:t>
-            </w:r>
-            <w:proofErr w:type="spellEnd"/>
-            <w:r>
-              <w:rPr>
-                <w:rFonts w:ascii="Source Sans 3" w:hAnsi="Source Sans 3"/>
-                <w:sz w:val="23"/>
-                <w:szCs w:val="23"/>
-              </w:rPr>
-              <w:t xml:space="preserve"> pastimes?</w:t>
+              <w:t xml:space="preserve"> you live in now, what are your favourite pastimes?</w:t>
             </w:r>
           </w:p>
         </w:tc>
@@ -44455,29 +43595,7 @@
                 <w:sz w:val="23"/>
                 <w:szCs w:val="23"/>
               </w:rPr>
-              <w:t xml:space="preserve">Read the Task 2 card Then </w:t>
-            </w:r>
-            <w:proofErr w:type="spellStart"/>
-            <w:r>
-              <w:rPr>
-                <w:rFonts w:ascii="Source Sans 3" w:hAnsi="Source Sans 3"/>
-                <w:b/>
-                <w:bCs/>
-                <w:sz w:val="23"/>
-                <w:szCs w:val="23"/>
-              </w:rPr>
-              <w:t>practise</w:t>
-            </w:r>
-            <w:proofErr w:type="spellEnd"/>
-            <w:r>
-              <w:rPr>
-                <w:rFonts w:ascii="Source Sans 3" w:hAnsi="Source Sans 3"/>
-                <w:b/>
-                <w:bCs/>
-                <w:sz w:val="23"/>
-                <w:szCs w:val="23"/>
-              </w:rPr>
-              <w:t xml:space="preserve"> making notes for one minute, and deliver your</w:t>
+              <w:t>Read the Task 2 card Then practise making notes for one minute, and deliver your</w:t>
             </w:r>
           </w:p>
           <w:p>
@@ -45789,17 +44907,8 @@
                       <w:i/>
                       <w:szCs w:val="23"/>
                     </w:rPr>
-                    <w:t>-</w:t>
+                    <w:t>-tion</w:t>
                   </w:r>
-                  <w:proofErr w:type="spellStart"/>
-                  <w:r>
-                    <w:rPr>
-                      <w:i/>
-                      <w:szCs w:val="23"/>
-                    </w:rPr>
-                    <w:t>tion</w:t>
-                  </w:r>
-                  <w:proofErr w:type="spellEnd"/>
                 </w:p>
                 <w:p>
                   <w:pPr>
@@ -45846,17 +44955,8 @@
                       <w:i/>
                       <w:szCs w:val="23"/>
                     </w:rPr>
-                    <w:t>-</w:t>
+                    <w:t>-ment</w:t>
                   </w:r>
-                  <w:proofErr w:type="spellStart"/>
-                  <w:r>
-                    <w:rPr>
-                      <w:i/>
-                      <w:szCs w:val="23"/>
-                    </w:rPr>
-                    <w:t>ment</w:t>
-                  </w:r>
-                  <w:proofErr w:type="spellEnd"/>
                 </w:p>
               </w:tc>
               <w:tc>
@@ -45877,17 +44977,8 @@
                       <w:i/>
                       <w:szCs w:val="23"/>
                     </w:rPr>
-                    <w:t>-</w:t>
+                    <w:t>-ic</w:t>
                   </w:r>
-                  <w:proofErr w:type="spellStart"/>
-                  <w:r>
-                    <w:rPr>
-                      <w:i/>
-                      <w:szCs w:val="23"/>
-                    </w:rPr>
-                    <w:t>ic</w:t>
-                  </w:r>
-                  <w:proofErr w:type="spellEnd"/>
                 </w:p>
                 <w:p>
                   <w:pPr>
@@ -45902,17 +44993,8 @@
                       <w:i/>
                       <w:szCs w:val="23"/>
                     </w:rPr>
-                    <w:t>-</w:t>
+                    <w:t>-fut</w:t>
                   </w:r>
-                  <w:proofErr w:type="spellStart"/>
-                  <w:r>
-                    <w:rPr>
-                      <w:i/>
-                      <w:szCs w:val="23"/>
-                    </w:rPr>
-                    <w:t>fut</w:t>
-                  </w:r>
-                  <w:proofErr w:type="spellEnd"/>
                 </w:p>
                 <w:p>
                   <w:pPr>
@@ -45959,17 +45041,8 @@
                       <w:i/>
                       <w:szCs w:val="23"/>
                     </w:rPr>
-                    <w:t>-</w:t>
+                    <w:t>-ious</w:t>
                   </w:r>
-                  <w:proofErr w:type="spellStart"/>
-                  <w:r>
-                    <w:rPr>
-                      <w:i/>
-                      <w:szCs w:val="23"/>
-                    </w:rPr>
-                    <w:t>ious</w:t>
-                  </w:r>
-                  <w:proofErr w:type="spellEnd"/>
                 </w:p>
                 <w:p>
                   <w:pPr>
@@ -45984,17 +45057,8 @@
                       <w:i/>
                       <w:szCs w:val="23"/>
                     </w:rPr>
-                    <w:t>-</w:t>
+                    <w:t>-ative</w:t>
                   </w:r>
-                  <w:proofErr w:type="spellStart"/>
-                  <w:r>
-                    <w:rPr>
-                      <w:i/>
-                      <w:szCs w:val="23"/>
-                    </w:rPr>
-                    <w:t>ative</w:t>
-                  </w:r>
-                  <w:proofErr w:type="spellEnd"/>
                 </w:p>
                 <w:p>
                   <w:pPr>
@@ -46214,27 +45278,7 @@
                 <w:sz w:val="23"/>
                 <w:szCs w:val="23"/>
               </w:rPr>
-              <w:t>-</w:t>
-            </w:r>
-            <w:proofErr w:type="spellStart"/>
-            <w:r>
-              <w:rPr>
-                <w:rFonts w:ascii="Source Sans 3" w:hAnsi="Source Sans 3"/>
-                <w:i/>
-                <w:sz w:val="23"/>
-                <w:szCs w:val="23"/>
-              </w:rPr>
-              <w:t>ful</w:t>
-            </w:r>
-            <w:proofErr w:type="spellEnd"/>
-            <w:r>
-              <w:rPr>
-                <w:rFonts w:ascii="Source Sans 3" w:hAnsi="Source Sans 3"/>
-                <w:i/>
-                <w:sz w:val="23"/>
-                <w:szCs w:val="23"/>
-              </w:rPr>
-              <w:t xml:space="preserve"> </w:t>
+              <w:t xml:space="preserve">-ful </w:t>
             </w:r>
             <w:r>
               <w:rPr>
@@ -46266,21 +45310,7 @@
               <w:rPr>
                 <w:i/>
               </w:rPr>
-              <w:t>-</w:t>
-            </w:r>
-            <w:proofErr w:type="spellStart"/>
-            <w:r>
-              <w:rPr>
-                <w:i/>
-              </w:rPr>
-              <w:t>fut</w:t>
-            </w:r>
-            <w:proofErr w:type="spellEnd"/>
-            <w:r>
-              <w:rPr>
-                <w:i/>
-              </w:rPr>
-              <w:t xml:space="preserve"> </w:t>
+              <w:t xml:space="preserve">-fut </w:t>
             </w:r>
             <w:r>
               <w:t xml:space="preserve">derives from the word </w:t>
@@ -46591,9 +45621,8 @@
                 <w:sz w:val="23"/>
                 <w:szCs w:val="23"/>
               </w:rPr>
-              <w:t>-</w:t>
-            </w:r>
-            <w:proofErr w:type="spellStart"/>
+              <w:t>-ify, -ise /</w:t>
+            </w:r>
             <w:r>
               <w:rPr>
                 <w:rFonts w:ascii="Source Sans 3" w:hAnsi="Source Sans 3"/>
@@ -46601,9 +45630,8 @@
                 <w:sz w:val="23"/>
                 <w:szCs w:val="23"/>
               </w:rPr>
-              <w:t>ify</w:t>
-            </w:r>
-            <w:proofErr w:type="spellEnd"/>
+              <w:t xml:space="preserve"> </w:t>
+            </w:r>
             <w:r>
               <w:rPr>
                 <w:rFonts w:ascii="Source Sans 3" w:hAnsi="Source Sans 3"/>
@@ -46611,77 +45639,8 @@
                 <w:sz w:val="23"/>
                 <w:szCs w:val="23"/>
               </w:rPr>
-              <w:t>, -</w:t>
-            </w:r>
-            <w:proofErr w:type="spellStart"/>
-            <w:r>
-              <w:rPr>
-                <w:rFonts w:ascii="Source Sans 3" w:hAnsi="Source Sans 3"/>
-                <w:i/>
-                <w:sz w:val="23"/>
-                <w:szCs w:val="23"/>
-              </w:rPr>
-              <w:t>ise</w:t>
-            </w:r>
-            <w:proofErr w:type="spellEnd"/>
-            <w:r>
-              <w:rPr>
-                <w:rFonts w:ascii="Source Sans 3" w:hAnsi="Source Sans 3"/>
-                <w:i/>
-                <w:sz w:val="23"/>
-                <w:szCs w:val="23"/>
-              </w:rPr>
-              <w:t xml:space="preserve"> /</w:t>
-            </w:r>
-            <w:r>
-              <w:rPr>
-                <w:rFonts w:ascii="Source Sans 3" w:hAnsi="Source Sans 3"/>
-                <w:i/>
-                <w:sz w:val="23"/>
-                <w:szCs w:val="23"/>
-              </w:rPr>
-              <w:t xml:space="preserve"> </w:t>
-            </w:r>
-            <w:r>
-              <w:rPr>
-                <w:rFonts w:ascii="Source Sans 3" w:hAnsi="Source Sans 3"/>
-                <w:i/>
-                <w:sz w:val="23"/>
-                <w:szCs w:val="23"/>
-              </w:rPr>
-              <w:t>-</w:t>
-            </w:r>
-            <w:proofErr w:type="spellStart"/>
-            <w:r>
-              <w:rPr>
-                <w:rFonts w:ascii="Source Sans 3" w:hAnsi="Source Sans 3"/>
-                <w:i/>
-                <w:sz w:val="23"/>
-                <w:szCs w:val="23"/>
-              </w:rPr>
-              <w:t>ize</w:t>
-            </w:r>
-            <w:proofErr w:type="spellEnd"/>
-            <w:r>
-              <w:rPr>
-                <w:rFonts w:ascii="Source Sans 3" w:hAnsi="Source Sans 3"/>
-                <w:i/>
-                <w:sz w:val="23"/>
-                <w:szCs w:val="23"/>
-              </w:rPr>
-              <w:t>, -ate, -</w:t>
-            </w:r>
-            <w:proofErr w:type="spellStart"/>
-            <w:r>
-              <w:rPr>
-                <w:rFonts w:ascii="Source Sans 3" w:hAnsi="Source Sans 3"/>
-                <w:i/>
-                <w:sz w:val="23"/>
-                <w:szCs w:val="23"/>
-              </w:rPr>
-              <w:t>en</w:t>
-            </w:r>
-            <w:proofErr w:type="spellEnd"/>
+              <w:t>-ize, -ate, -en</w:t>
+            </w:r>
             <w:r>
               <w:rPr>
                 <w:rFonts w:ascii="Source Sans 3" w:hAnsi="Source Sans 3"/>
@@ -48092,7 +47051,7 @@
                 <w:i/>
                 <w:szCs w:val="23"/>
               </w:rPr>
-              <w:t>down[</w:t>
+              <w:t>down[... ]</w:t>
             </w:r>
             <w:proofErr w:type="gramEnd"/>
             <w:r>
@@ -48100,7 +47059,7 @@
                 <w:i/>
                 <w:szCs w:val="23"/>
               </w:rPr>
-              <w:t>... ] increasing body of evidence</w:t>
+              <w:t xml:space="preserve"> increasing body of evidence</w:t>
             </w:r>
           </w:p>
           <w:p>
@@ -48127,7 +47086,7 @@
                 <w:i/>
                 <w:szCs w:val="23"/>
               </w:rPr>
-              <w:t>veins[</w:t>
+              <w:t>veins[... ]</w:t>
             </w:r>
             <w:proofErr w:type="gramEnd"/>
             <w:r>
@@ -48135,7 +47094,23 @@
                 <w:i/>
                 <w:szCs w:val="23"/>
               </w:rPr>
-              <w:t>... ] immediately start[...] Thereafter the body starts to digest the food[. . .] the same process lasts at least three days.</w:t>
+              <w:t xml:space="preserve"> immediately start[...] Thereafter the body starts to digest the </w:t>
+            </w:r>
+            <w:proofErr w:type="gramStart"/>
+            <w:r>
+              <w:rPr>
+                <w:i/>
+                <w:szCs w:val="23"/>
+              </w:rPr>
+              <w:t>food[</w:t>
+            </w:r>
+            <w:proofErr w:type="gramEnd"/>
+            <w:r>
+              <w:rPr>
+                <w:i/>
+                <w:szCs w:val="23"/>
+              </w:rPr>
+              <w:t>. . .] the same process lasts at least three days.</w:t>
             </w:r>
           </w:p>
           <w:p>
@@ -48200,7 +47175,21 @@
               <w:rPr>
                 <w:i/>
               </w:rPr>
-              <w:t>. ..] a child[...] their parents[...] a child[...] children</w:t>
+              <w:t>.</w:t>
+            </w:r>
+            <w:proofErr w:type="gramStart"/>
+            <w:r>
+              <w:rPr>
+                <w:i/>
+              </w:rPr>
+              <w:t xml:space="preserve"> ..</w:t>
+            </w:r>
+            <w:proofErr w:type="gramEnd"/>
+            <w:r>
+              <w:rPr>
+                <w:i/>
+              </w:rPr>
+              <w:t>] a child[...] their parents[...] a child[...] children</w:t>
             </w:r>
           </w:p>
         </w:tc>
@@ -48482,29 +47471,7 @@
                 <w:sz w:val="23"/>
                 <w:szCs w:val="23"/>
               </w:rPr>
-              <w:t xml:space="preserve">Research suggests that there is an evolutionary reason C as to why people compulsively overeat - it is simply part of our innate </w:t>
-            </w:r>
-            <w:proofErr w:type="spellStart"/>
-            <w:r>
-              <w:rPr>
-                <w:rFonts w:ascii="Source Sans 3" w:hAnsi="Source Sans 3"/>
-                <w:color w:val="070606"/>
-                <w:spacing w:val="-2"/>
-                <w:sz w:val="23"/>
-                <w:szCs w:val="23"/>
-              </w:rPr>
-              <w:t>behaviour</w:t>
-            </w:r>
-            <w:proofErr w:type="spellEnd"/>
-            <w:r>
-              <w:rPr>
-                <w:rFonts w:ascii="Source Sans 3" w:hAnsi="Source Sans 3"/>
-                <w:color w:val="070606"/>
-                <w:spacing w:val="-2"/>
-                <w:sz w:val="23"/>
-                <w:szCs w:val="23"/>
-              </w:rPr>
-              <w:t>. When humans evolved, we did not have the abundant supply of food that we enjoy today, and so eating was more about survival than pleasure. We became more likely to opt for high-calorie foods, with high fat content, that could sustain us through cold winters when the supply of nourishment became sparse. This explains why a 600-calorie burger seems so attractive: it awakens our primal side, makes us feel well fed, inspires contentment. Processed food stimulates the reward response in our brains, so we feel compelled to overeat, and not necessarily in a healthy way. Junk food acts as a trigger for chemicals such as the 'feel-good' dopamine to flood through the brain and induce a sensation of happiness. Meanwhile, high amounts of sugar and sodium (one of the chemicals in salt and other ingredients of fast food) cause a huge surge in blood sugar, pushing it to unnatural levels.</w:t>
+              <w:t>Research suggests that there is an evolutionary reason C as to why people compulsively overeat - it is simply part of our innate behaviour. When humans evolved, we did not have the abundant supply of food that we enjoy today, and so eating was more about survival than pleasure. We became more likely to opt for high-calorie foods, with high fat content, that could sustain us through cold winters when the supply of nourishment became sparse. This explains why a 600-calorie burger seems so attractive: it awakens our primal side, makes us feel well fed, inspires contentment. Processed food stimulates the reward response in our brains, so we feel compelled to overeat, and not necessarily in a healthy way. Junk food acts as a trigger for chemicals such as the 'feel-good' dopamine to flood through the brain and induce a sensation of happiness. Meanwhile, high amounts of sugar and sodium (one of the chemicals in salt and other ingredients of fast food) cause a huge surge in blood sugar, pushing it to unnatural levels.</w:t>
             </w:r>
           </w:p>
         </w:tc>
@@ -48650,51 +47617,7 @@
                 <w:sz w:val="23"/>
                 <w:szCs w:val="23"/>
               </w:rPr>
-              <w:t xml:space="preserve">It is common to read or to hear criticism of the junk food industry that does so much to promote the overconsumption of its products. But it does not appear that any of this criticism is changing widespread dietary habits in any substantial way. What is more, the humble burger has been elevated to such a point that many people no longer see it as simple, on-the-go food. It has arguably become a stylish and aspirational part of one's daily diet. Consider, for example, how some television companies recently made several series of </w:t>
-            </w:r>
-            <w:proofErr w:type="spellStart"/>
-            <w:r>
-              <w:rPr>
-                <w:rFonts w:ascii="Source Sans 3" w:hAnsi="Source Sans 3"/>
-                <w:color w:val="070606"/>
-                <w:spacing w:val="-2"/>
-                <w:sz w:val="23"/>
-                <w:szCs w:val="23"/>
-              </w:rPr>
-              <w:t>programmes</w:t>
-            </w:r>
-            <w:proofErr w:type="spellEnd"/>
-            <w:r>
-              <w:rPr>
-                <w:rFonts w:ascii="Source Sans 3" w:hAnsi="Source Sans 3"/>
-                <w:color w:val="070606"/>
-                <w:spacing w:val="-2"/>
-                <w:sz w:val="23"/>
-                <w:szCs w:val="23"/>
-              </w:rPr>
-              <w:t xml:space="preserve"> encouraging unnecessary overeating, in which the host devours dish after dish of unhealthy, fatty meals until they are full - and then far, far beyond. While such </w:t>
-            </w:r>
-            <w:proofErr w:type="spellStart"/>
-            <w:r>
-              <w:rPr>
-                <w:rFonts w:ascii="Source Sans 3" w:hAnsi="Source Sans 3"/>
-                <w:color w:val="070606"/>
-                <w:spacing w:val="-2"/>
-                <w:sz w:val="23"/>
-                <w:szCs w:val="23"/>
-              </w:rPr>
-              <w:t>glamorisation</w:t>
-            </w:r>
-            <w:proofErr w:type="spellEnd"/>
-            <w:r>
-              <w:rPr>
-                <w:rFonts w:ascii="Source Sans 3" w:hAnsi="Source Sans 3"/>
-                <w:color w:val="070606"/>
-                <w:spacing w:val="-2"/>
-                <w:sz w:val="23"/>
-                <w:szCs w:val="23"/>
-              </w:rPr>
-              <w:t xml:space="preserve"> exists, it is difficult to see how our collective march towards a global obesity crisis can ever be halted.</w:t>
+              <w:t>It is common to read or to hear criticism of the junk food industry that does so much to promote the overconsumption of its products. But it does not appear that any of this criticism is changing widespread dietary habits in any substantial way. What is more, the humble burger has been elevated to such a point that many people no longer see it as simple, on-the-go food. It has arguably become a stylish and aspirational part of one's daily diet. Consider, for example, how some television companies recently made several series of programmes encouraging unnecessary overeating, in which the host devours dish after dish of unhealthy, fatty meals until they are full - and then far, far beyond. While such glamorisation exists, it is difficult to see how our collective march towards a global obesity crisis can ever be halted.</w:t>
             </w:r>
           </w:p>
         </w:tc>
@@ -48834,23 +47757,13 @@
               </w:rPr>
               <w:t xml:space="preserve">You will need to use different scanning skills in the Reading test. Sometimes, you will be looking for a name, number or title, for example. This is the least difficult task to do successfully, as you will be able to use capital letters, numbers, and </w:t>
             </w:r>
-            <w:proofErr w:type="spellStart"/>
             <w:r>
               <w:rPr>
                 <w:i/>
                 <w:sz w:val="21"/>
                 <w:szCs w:val="21"/>
               </w:rPr>
-              <w:t>italicised</w:t>
-            </w:r>
-            <w:proofErr w:type="spellEnd"/>
-            <w:r>
-              <w:rPr>
-                <w:i/>
-                <w:sz w:val="21"/>
-                <w:szCs w:val="21"/>
-              </w:rPr>
-              <w:t xml:space="preserve"> </w:t>
+              <w:t xml:space="preserve">italicised </w:t>
             </w:r>
             <w:r>
               <w:rPr>
@@ -50524,7 +49437,7 @@
 </file>
 
 <file path=word/numbering.xml><?xml version="1.0" encoding="utf-8"?>
-<w:numbering xmlns:wpc="http://schemas.microsoft.com/office/word/2010/wordprocessingCanvas" xmlns:cx="http://schemas.microsoft.com/office/drawing/2014/chartex" xmlns:cx1="http://schemas.microsoft.com/office/drawing/2015/9/8/chartex" xmlns:cx2="http://schemas.microsoft.com/office/drawing/2015/10/21/chartex" xmlns:cx3="http://schemas.microsoft.com/office/drawing/2016/5/9/chartex" xmlns:cx4="http://schemas.microsoft.com/office/drawing/2016/5/10/chartex" xmlns:cx5="http://schemas.microsoft.com/office/drawing/2016/5/11/chartex" xmlns:cx6="http://schemas.microsoft.com/office/drawing/2016/5/12/chartex" xmlns:cx7="http://schemas.microsoft.com/office/drawing/2016/5/13/chartex" xmlns:cx8="http://schemas.microsoft.com/office/drawing/2016/5/14/chartex" xmlns:mc="http://schemas.openxmlformats.org/markup-compatibility/2006" xmlns:aink="http://schemas.microsoft.com/office/drawing/2016/ink" xmlns:am3d="http://schemas.microsoft.com/office/drawing/2017/model3d" xmlns:o="urn:schemas-microsoft-com:office:office" xmlns:oel="http://schemas.microsoft.com/office/2019/extlst" xmlns:r="http://schemas.openxmlformats.org/officeDocument/2006/relationships" xmlns:m="http://schemas.openxmlformats.org/officeDocument/2006/math" xmlns:v="urn:schemas-microsoft-com:vml" xmlns:wp14="http://schemas.microsoft.com/office/word/2010/wordprocessingDrawing" xmlns:wp="http://schemas.openxmlformats.org/drawingml/2006/wordprocessingDrawing" xmlns:w10="urn:schemas-microsoft-com:office:word" xmlns:w="http://schemas.openxmlformats.org/wordprocessingml/2006/main" xmlns:w14="http://schemas.microsoft.com/office/word/2010/wordml" xmlns:w15="http://schemas.microsoft.com/office/word/2012/wordml" xmlns:w16cex="http://schemas.microsoft.com/office/word/2018/wordml/cex" xmlns:w16cid="http://schemas.microsoft.com/office/word/2016/wordml/cid" xmlns:w16="http://schemas.microsoft.com/office/word/2018/wordml" xmlns:w16sdtdh="http://schemas.microsoft.com/office/word/2020/wordml/sdtdatahash" xmlns:w16se="http://schemas.microsoft.com/office/word/2015/wordml/symex" xmlns:wpg="http://schemas.microsoft.com/office/word/2010/wordprocessingGroup" xmlns:wpi="http://schemas.microsoft.com/office/word/2010/wordprocessingInk" xmlns:wne="http://schemas.microsoft.com/office/word/2006/wordml" xmlns:wps="http://schemas.microsoft.com/office/word/2010/wordprocessingShape" mc:Ignorable="w14 w15 w16se w16cid w16 w16cex w16sdtdh wp14">
+<w:numbering xmlns:wpc="http://schemas.microsoft.com/office/word/2010/wordprocessingCanvas" xmlns:cx="http://schemas.microsoft.com/office/drawing/2014/chartex" xmlns:cx1="http://schemas.microsoft.com/office/drawing/2015/9/8/chartex" xmlns:cx2="http://schemas.microsoft.com/office/drawing/2015/10/21/chartex" xmlns:cx3="http://schemas.microsoft.com/office/drawing/2016/5/9/chartex" xmlns:cx4="http://schemas.microsoft.com/office/drawing/2016/5/10/chartex" xmlns:cx5="http://schemas.microsoft.com/office/drawing/2016/5/11/chartex" xmlns:cx6="http://schemas.microsoft.com/office/drawing/2016/5/12/chartex" xmlns:cx7="http://schemas.microsoft.com/office/drawing/2016/5/13/chartex" xmlns:cx8="http://schemas.microsoft.com/office/drawing/2016/5/14/chartex" xmlns:mc="http://schemas.openxmlformats.org/markup-compatibility/2006" xmlns:aink="http://schemas.microsoft.com/office/drawing/2016/ink" xmlns:am3d="http://schemas.microsoft.com/office/drawing/2017/model3d" xmlns:o="urn:schemas-microsoft-com:office:office" xmlns:oel="http://schemas.microsoft.com/office/2019/extlst" xmlns:r="http://schemas.openxmlformats.org/officeDocument/2006/relationships" xmlns:m="http://schemas.openxmlformats.org/officeDocument/2006/math" xmlns:v="urn:schemas-microsoft-com:vml" xmlns:wp14="http://schemas.microsoft.com/office/word/2010/wordprocessingDrawing" xmlns:wp="http://schemas.openxmlformats.org/drawingml/2006/wordprocessingDrawing" xmlns:w10="urn:schemas-microsoft-com:office:word" xmlns:w="http://schemas.openxmlformats.org/wordprocessingml/2006/main" xmlns:w14="http://schemas.microsoft.com/office/word/2010/wordml" xmlns:w15="http://schemas.microsoft.com/office/word/2012/wordml" xmlns:w16cex="http://schemas.microsoft.com/office/word/2018/wordml/cex" xmlns:w16cid="http://schemas.microsoft.com/office/word/2016/wordml/cid" xmlns:w16="http://schemas.microsoft.com/office/word/2018/wordml" xmlns:w16du="http://schemas.microsoft.com/office/word/2023/wordml/word16du" xmlns:w16sdtdh="http://schemas.microsoft.com/office/word/2020/wordml/sdtdatahash" xmlns:w16sdtfl="http://schemas.microsoft.com/office/word/2024/wordml/sdtformatlock" xmlns:w16se="http://schemas.microsoft.com/office/word/2015/wordml/symex" xmlns:wpg="http://schemas.microsoft.com/office/word/2010/wordprocessingGroup" xmlns:wpi="http://schemas.microsoft.com/office/word/2010/wordprocessingInk" xmlns:wne="http://schemas.microsoft.com/office/word/2006/wordml" xmlns:wps="http://schemas.microsoft.com/office/word/2010/wordprocessingShape" mc:Ignorable="w14 w15 w16se w16cid w16 w16cex w16sdtdh w16sdtfl w16du wp14">
   <w:numPicBullet w:numPicBulletId="0">
     <w:pict>
       <v:shapetype id="_x0000_t75" coordsize="21600,21600" o:spt="75" o:preferrelative="t" path="m@4@5l@4@11@9@11@9@5xe" filled="f" stroked="f">
@@ -50546,84 +49459,84 @@
         <v:path o:extrusionok="f" gradientshapeok="t" o:connecttype="rect"/>
         <o:lock v:ext="edit" aspectratio="t"/>
       </v:shapetype>
-      <v:shape id="_x0000_i1243" type="#_x0000_t75" style="width:25.5pt;height:13.5pt;visibility:visible;mso-wrap-style:square" o:bullet="t">
+      <v:shape id="_x0000_i1025" type="#_x0000_t75" style="width:25.4pt;height:13.3pt;visibility:visible;mso-wrap-style:square" o:bullet="t">
         <v:imagedata r:id="rId1" o:title=""/>
       </v:shape>
     </w:pict>
   </w:numPicBullet>
   <w:numPicBullet w:numPicBulletId="1">
     <w:pict>
-      <v:shape id="_x0000_i1244" type="#_x0000_t75" style="width:24.75pt;height:9.75pt;visibility:visible;mso-wrap-style:square" o:bullet="t">
+      <v:shape id="_x0000_i1026" type="#_x0000_t75" style="width:24.55pt;height:9.55pt;visibility:visible;mso-wrap-style:square" o:bullet="t">
         <v:imagedata r:id="rId2" o:title=""/>
       </v:shape>
     </w:pict>
   </w:numPicBullet>
   <w:numPicBullet w:numPicBulletId="2">
     <w:pict>
-      <v:shape id="_x0000_i1245" type="#_x0000_t75" style="width:25.5pt;height:13.5pt;visibility:visible;mso-wrap-style:square" o:bullet="t">
+      <v:shape id="_x0000_i1027" type="#_x0000_t75" style="width:25.4pt;height:13.3pt;visibility:visible;mso-wrap-style:square" o:bullet="t">
         <v:imagedata r:id="rId3" o:title=""/>
       </v:shape>
     </w:pict>
   </w:numPicBullet>
   <w:numPicBullet w:numPicBulletId="3">
     <w:pict>
-      <v:shape id="_x0000_i1246" type="#_x0000_t75" style="width:21.75pt;height:12.75pt;visibility:visible;mso-wrap-style:square" o:bullet="t">
+      <v:shape id="_x0000_i1028" type="#_x0000_t75" style="width:21.65pt;height:12.9pt;visibility:visible;mso-wrap-style:square" o:bullet="t">
         <v:imagedata r:id="rId4" o:title=""/>
       </v:shape>
     </w:pict>
   </w:numPicBullet>
   <w:numPicBullet w:numPicBulletId="4">
     <w:pict>
-      <v:shape id="_x0000_i1247" type="#_x0000_t75" style="width:24.75pt;height:8.25pt;visibility:visible;mso-wrap-style:square" o:bullet="t">
+      <v:shape id="_x0000_i1029" type="#_x0000_t75" style="width:24.55pt;height:8.3pt;visibility:visible;mso-wrap-style:square" o:bullet="t">
         <v:imagedata r:id="rId5" o:title=""/>
       </v:shape>
     </w:pict>
   </w:numPicBullet>
   <w:numPicBullet w:numPicBulletId="5">
     <w:pict>
-      <v:shape id="_x0000_i1248" type="#_x0000_t75" style="width:24.75pt;height:8.25pt;visibility:visible;mso-wrap-style:square" o:bullet="t">
+      <v:shape id="_x0000_i1030" type="#_x0000_t75" style="width:24.55pt;height:8.3pt;visibility:visible;mso-wrap-style:square" o:bullet="t">
         <v:imagedata r:id="rId6" o:title=""/>
       </v:shape>
     </w:pict>
   </w:numPicBullet>
   <w:numPicBullet w:numPicBulletId="6">
     <w:pict>
-      <v:shape id="_x0000_i1249" type="#_x0000_t75" style="width:36pt;height:15.75pt;visibility:visible;mso-wrap-style:square" o:bullet="t">
+      <v:shape id="_x0000_i1031" type="#_x0000_t75" style="width:36.2pt;height:15.8pt;visibility:visible;mso-wrap-style:square" o:bullet="t">
         <v:imagedata r:id="rId7" o:title=""/>
       </v:shape>
     </w:pict>
   </w:numPicBullet>
   <w:numPicBullet w:numPicBulletId="7">
     <w:pict>
-      <v:shape id="_x0000_i1250" type="#_x0000_t75" style="width:30.75pt;height:17.25pt;visibility:visible;mso-wrap-style:square" o:bullet="t">
+      <v:shape id="_x0000_i1032" type="#_x0000_t75" style="width:30.8pt;height:17.05pt;visibility:visible;mso-wrap-style:square" o:bullet="t">
         <v:imagedata r:id="rId8" o:title=""/>
       </v:shape>
     </w:pict>
   </w:numPicBullet>
   <w:numPicBullet w:numPicBulletId="8">
     <w:pict>
-      <v:shape id="_x0000_i1251" type="#_x0000_t75" style="width:33.75pt;height:15.75pt;visibility:visible;mso-wrap-style:square" o:bullet="t">
+      <v:shape id="_x0000_i1033" type="#_x0000_t75" style="width:33.7pt;height:15.8pt;visibility:visible;mso-wrap-style:square" o:bullet="t">
         <v:imagedata r:id="rId9" o:title=""/>
       </v:shape>
     </w:pict>
   </w:numPicBullet>
   <w:numPicBullet w:numPicBulletId="9">
     <w:pict>
-      <v:shape id="_x0000_i1252" type="#_x0000_t75" style="width:15.75pt;height:15.75pt;visibility:visible;mso-wrap-style:square" o:bullet="t">
+      <v:shape id="_x0000_i1034" type="#_x0000_t75" style="width:15.8pt;height:15.8pt;visibility:visible;mso-wrap-style:square" o:bullet="t">
         <v:imagedata r:id="rId10" o:title=""/>
       </v:shape>
     </w:pict>
   </w:numPicBullet>
   <w:numPicBullet w:numPicBulletId="10">
     <w:pict>
-      <v:shape id="_x0000_i1253" type="#_x0000_t75" style="width:15.75pt;height:15.75pt;visibility:visible;mso-wrap-style:square" o:bullet="t">
+      <v:shape id="_x0000_i1035" type="#_x0000_t75" style="width:15.8pt;height:15.8pt;visibility:visible;mso-wrap-style:square" o:bullet="t">
         <v:imagedata r:id="rId11" o:title=""/>
       </v:shape>
     </w:pict>
   </w:numPicBullet>
   <w:numPicBullet w:numPicBulletId="11">
     <w:pict>
-      <v:shape id="_x0000_i1254" type="#_x0000_t75" style="width:15.75pt;height:15.75pt;visibility:visible;mso-wrap-style:square" o:bullet="t">
+      <v:shape id="_x0000_i1036" type="#_x0000_t75" style="width:15.8pt;height:15.8pt;visibility:visible;mso-wrap-style:square" o:bullet="t">
         <v:imagedata r:id="rId12" o:title=""/>
       </v:shape>
     </w:pict>
@@ -55316,7 +54229,7 @@
 </file>
 
 <file path=word/styles.xml><?xml version="1.0" encoding="utf-8"?>
-<w:styles xmlns:mc="http://schemas.openxmlformats.org/markup-compatibility/2006" xmlns:r="http://schemas.openxmlformats.org/officeDocument/2006/relationships" xmlns:w="http://schemas.openxmlformats.org/wordprocessingml/2006/main" xmlns:w14="http://schemas.microsoft.com/office/word/2010/wordml" xmlns:w15="http://schemas.microsoft.com/office/word/2012/wordml" xmlns:w16cex="http://schemas.microsoft.com/office/word/2018/wordml/cex" xmlns:w16cid="http://schemas.microsoft.com/office/word/2016/wordml/cid" xmlns:w16="http://schemas.microsoft.com/office/word/2018/wordml" xmlns:w16sdtdh="http://schemas.microsoft.com/office/word/2020/wordml/sdtdatahash" xmlns:w16se="http://schemas.microsoft.com/office/word/2015/wordml/symex" mc:Ignorable="w14 w15 w16se w16cid w16 w16cex w16sdtdh">
+<w:styles xmlns:mc="http://schemas.openxmlformats.org/markup-compatibility/2006" xmlns:r="http://schemas.openxmlformats.org/officeDocument/2006/relationships" xmlns:w="http://schemas.openxmlformats.org/wordprocessingml/2006/main" xmlns:w14="http://schemas.microsoft.com/office/word/2010/wordml" xmlns:w15="http://schemas.microsoft.com/office/word/2012/wordml" xmlns:w16cex="http://schemas.microsoft.com/office/word/2018/wordml/cex" xmlns:w16cid="http://schemas.microsoft.com/office/word/2016/wordml/cid" xmlns:w16="http://schemas.microsoft.com/office/word/2018/wordml" xmlns:w16du="http://schemas.microsoft.com/office/word/2023/wordml/word16du" xmlns:w16sdtdh="http://schemas.microsoft.com/office/word/2020/wordml/sdtdatahash" xmlns:w16sdtfl="http://schemas.microsoft.com/office/word/2024/wordml/sdtformatlock" xmlns:w16se="http://schemas.microsoft.com/office/word/2015/wordml/symex" mc:Ignorable="w14 w15 w16se w16cid w16 w16cex w16sdtdh w16sdtfl w16du">
   <w:docDefaults>
     <w:rPrDefault>
       <w:rPr>

--- a/assets/data/Mindset3- Custom.docx
+++ b/assets/data/Mindset3- Custom.docx
@@ -319,22 +319,40 @@
                 <w:i/>
                 <w:szCs w:val="23"/>
               </w:rPr>
-              <w:t>Palma de Mallorca, Algaida,</w:t>
-            </w:r>
+              <w:t xml:space="preserve">Palma de Mallorca, </w:t>
+            </w:r>
+            <w:proofErr w:type="spellStart"/>
             <w:r>
               <w:rPr>
                 <w:i/>
                 <w:szCs w:val="23"/>
               </w:rPr>
-              <w:t xml:space="preserve"> </w:t>
-            </w:r>
+              <w:t>Algaida</w:t>
+            </w:r>
+            <w:proofErr w:type="spellEnd"/>
             <w:r>
               <w:rPr>
                 <w:i/>
                 <w:szCs w:val="23"/>
               </w:rPr>
+              <w:t>,</w:t>
+            </w:r>
+            <w:r>
+              <w:rPr>
+                <w:i/>
+                <w:szCs w:val="23"/>
+              </w:rPr>
+              <w:t xml:space="preserve"> </w:t>
+            </w:r>
+            <w:proofErr w:type="spellStart"/>
+            <w:r>
+              <w:rPr>
+                <w:i/>
+                <w:szCs w:val="23"/>
+              </w:rPr>
               <w:t>Binissalem</w:t>
             </w:r>
+            <w:proofErr w:type="spellEnd"/>
           </w:p>
           <w:p>
             <w:pPr>
@@ -510,7 +528,23 @@
                 <w:i/>
                 <w:szCs w:val="23"/>
               </w:rPr>
-              <w:t>the Tramuntanas, the Himalayas</w:t>
+              <w:t xml:space="preserve">the </w:t>
+            </w:r>
+            <w:proofErr w:type="spellStart"/>
+            <w:r>
+              <w:rPr>
+                <w:i/>
+                <w:szCs w:val="23"/>
+              </w:rPr>
+              <w:t>Tramuntanas</w:t>
+            </w:r>
+            <w:proofErr w:type="spellEnd"/>
+            <w:r>
+              <w:rPr>
+                <w:i/>
+                <w:szCs w:val="23"/>
+              </w:rPr>
+              <w:t>, the Himalayas</w:t>
             </w:r>
           </w:p>
           <w:p>
@@ -549,6 +583,7 @@
               </w:rPr>
               <w:t xml:space="preserve">Other geographical </w:t>
             </w:r>
+            <w:proofErr w:type="spellStart"/>
             <w:proofErr w:type="gramStart"/>
             <w:r>
               <w:rPr>
@@ -556,6 +591,7 @@
               </w:rPr>
               <w:t>features:lakes</w:t>
             </w:r>
+            <w:proofErr w:type="spellEnd"/>
             <w:proofErr w:type="gramEnd"/>
             <w:r>
               <w:rPr>
@@ -576,6 +612,7 @@
               </w:rPr>
               <w:t xml:space="preserve">rivers: definite article before name of </w:t>
             </w:r>
+            <w:proofErr w:type="spellStart"/>
             <w:proofErr w:type="gramStart"/>
             <w:r>
               <w:rPr>
@@ -583,6 +620,7 @@
               </w:rPr>
               <w:t>river.Capitalise</w:t>
             </w:r>
+            <w:proofErr w:type="spellEnd"/>
             <w:proofErr w:type="gramEnd"/>
             <w:r>
               <w:rPr>
@@ -774,7 +812,25 @@
                 <w:sz w:val="23"/>
                 <w:szCs w:val="23"/>
               </w:rPr>
-              <w:t xml:space="preserve">, or go hiking in the Tramuntanas, a mountain range that runs from </w:t>
+              <w:t xml:space="preserve">, or go hiking in the </w:t>
+            </w:r>
+            <w:proofErr w:type="spellStart"/>
+            <w:r>
+              <w:rPr>
+                <w:rFonts w:ascii="Source Sans 3" w:hAnsi="Source Sans 3"/>
+                <w:sz w:val="23"/>
+                <w:szCs w:val="23"/>
+              </w:rPr>
+              <w:t>Tramuntanas</w:t>
+            </w:r>
+            <w:proofErr w:type="spellEnd"/>
+            <w:r>
+              <w:rPr>
+                <w:rFonts w:ascii="Source Sans 3" w:hAnsi="Source Sans 3"/>
+                <w:sz w:val="23"/>
+                <w:szCs w:val="23"/>
+              </w:rPr>
+              <w:t xml:space="preserve">, a mountain range that runs from </w:t>
             </w:r>
             <w:r>
               <w:rPr>
@@ -827,6 +883,7 @@
               </w:rPr>
               <w:t xml:space="preserve">, contrasts entirely with the traditional rural towns and villages in the heart of the island, such as </w:t>
             </w:r>
+            <w:proofErr w:type="spellStart"/>
             <w:r>
               <w:rPr>
                 <w:rFonts w:ascii="Source Sans 3" w:hAnsi="Source Sans 3"/>
@@ -836,6 +893,7 @@
               </w:rPr>
               <w:t>Algaida</w:t>
             </w:r>
+            <w:proofErr w:type="spellEnd"/>
             <w:r>
               <w:rPr>
                 <w:rFonts w:ascii="Source Sans 3" w:hAnsi="Source Sans 3"/>
@@ -844,6 +902,7 @@
               </w:rPr>
               <w:t xml:space="preserve"> or </w:t>
             </w:r>
+            <w:proofErr w:type="spellStart"/>
             <w:r>
               <w:rPr>
                 <w:rFonts w:ascii="Source Sans 3" w:hAnsi="Source Sans 3"/>
@@ -853,6 +912,7 @@
               </w:rPr>
               <w:t>Binissalem</w:t>
             </w:r>
+            <w:proofErr w:type="spellEnd"/>
             <w:r>
               <w:rPr>
                 <w:rFonts w:ascii="Source Sans 3" w:hAnsi="Source Sans 3"/>
@@ -1238,7 +1298,15 @@
                     <w:t xml:space="preserve"> </w:t>
                   </w:r>
                   <w:r>
-                    <w:t xml:space="preserve">This type of task requires you to choose a heading which correctly summarises the whole paragraph. Often, it is possible to find one sentence in a paragraph which conveys the main idea - this is known as the </w:t>
+                    <w:t xml:space="preserve">This type of task requires you to choose a heading which correctly </w:t>
+                  </w:r>
+                  <w:proofErr w:type="spellStart"/>
+                  <w:r>
+                    <w:t>summarises</w:t>
+                  </w:r>
+                  <w:proofErr w:type="spellEnd"/>
+                  <w:r>
+                    <w:t xml:space="preserve"> the whole paragraph. Often, it is possible to find one sentence in a paragraph which conveys the main idea - this is known as the </w:t>
                   </w:r>
                   <w:r>
                     <w:rPr>
@@ -6829,7 +6897,25 @@
                 <w:sz w:val="23"/>
                 <w:szCs w:val="26"/>
               </w:rPr>
-              <w:t>Despite the fact the town of Marloth Park is close to the Kruger National Park, one of the largest game reserves in Africa, and despite the constant threat of visits from wild animals such as lions and hippopotamuses, its anxious residents are not allowed to build fences around their houses to keep out their neighbours.</w:t>
+              <w:t xml:space="preserve">Despite the fact the town of Marloth Park is close to the Kruger National Park, one of the largest game reserves in Africa, and despite the constant threat of visits from wild animals such as lions and hippopotamuses, its anxious residents are not allowed to build fences around their houses to keep out their </w:t>
+            </w:r>
+            <w:proofErr w:type="spellStart"/>
+            <w:r>
+              <w:rPr>
+                <w:rFonts w:ascii="Source Sans 3" w:hAnsi="Source Sans 3"/>
+                <w:sz w:val="23"/>
+                <w:szCs w:val="26"/>
+              </w:rPr>
+              <w:t>neighbours</w:t>
+            </w:r>
+            <w:proofErr w:type="spellEnd"/>
+            <w:r>
+              <w:rPr>
+                <w:rFonts w:ascii="Source Sans 3" w:hAnsi="Source Sans 3"/>
+                <w:sz w:val="23"/>
+                <w:szCs w:val="26"/>
+              </w:rPr>
+              <w:t>.</w:t>
             </w:r>
           </w:p>
           <w:p>
@@ -6934,15 +7020,31 @@
                 <w:rStyle w:val="BlankWord1"/>
                 <w:szCs w:val="26"/>
               </w:rPr>
-              <w:t>dangers ofthe wild= the constant threat of visits from wild animals</w:t>
-            </w:r>
-          </w:p>
-          <w:p>
-            <w:pPr>
+              <w:t xml:space="preserve">dangers </w:t>
+            </w:r>
+            <w:proofErr w:type="spellStart"/>
+            <w:r>
               <w:rPr>
                 <w:rStyle w:val="BlankWord1"/>
                 <w:szCs w:val="26"/>
               </w:rPr>
+              <w:t>ofthe</w:t>
+            </w:r>
+            <w:proofErr w:type="spellEnd"/>
+            <w:r>
+              <w:rPr>
+                <w:rStyle w:val="BlankWord1"/>
+                <w:szCs w:val="26"/>
+              </w:rPr>
+              <w:t xml:space="preserve"> wild= the constant threat of visits from wild animals</w:t>
+            </w:r>
+          </w:p>
+          <w:p>
+            <w:pPr>
+              <w:rPr>
+                <w:rStyle w:val="BlankWord1"/>
+                <w:szCs w:val="26"/>
+              </w:rPr>
             </w:pPr>
             <w:r>
               <w:rPr>
@@ -7002,8 +7104,17 @@
                 <w:rStyle w:val="BlankWord1"/>
                 <w:szCs w:val="26"/>
               </w:rPr>
-              <w:t>humans and animals= lions and hippopotamuses [and] anxious residents; co-exist= residents are not allowed to ... keep out their neighbours</w:t>
-            </w:r>
+              <w:t xml:space="preserve">humans and animals= lions and hippopotamuses [and] anxious residents; co-exist= residents are not allowed to ... keep out their </w:t>
+            </w:r>
+            <w:proofErr w:type="spellStart"/>
+            <w:r>
+              <w:rPr>
+                <w:rStyle w:val="BlankWord1"/>
+                <w:szCs w:val="26"/>
+              </w:rPr>
+              <w:t>neighbours</w:t>
+            </w:r>
+            <w:proofErr w:type="spellEnd"/>
           </w:p>
         </w:tc>
       </w:tr>
@@ -8297,7 +8408,97 @@
                 <w:sz w:val="23"/>
                 <w:szCs w:val="26"/>
               </w:rPr>
-              <w:t>The real Hallstat is in Austria and is proud to be a traditional UNESCO* World Heritage Site. The Chinese Hallstat is a carbon copy, built in Guangdong province, China, by a millionaire who sponsored the construction of the imitation town. It cost approximately $940 million to build, and looks exactly like the real Hallstat, all the way down to its wooden houses, its narrow streets, and its funicular railway. When the residents of Austria's Hallstat (including the mayor) were invited to visit it, they expressed pride that their town was considered so improbably beautiful that it had been reproduced in its entirety, but they still had cause for complaint. Originally, the Chinese company had promised to meet with the Austrian residents to confirm that they were happy for their homes to be copied; instead, they simply sent their employees to Austria to fake photos, and they returned home to China without speaking to a single resident of the original Hallstat.</w:t>
+              <w:t xml:space="preserve">The real </w:t>
+            </w:r>
+            <w:proofErr w:type="spellStart"/>
+            <w:r>
+              <w:rPr>
+                <w:rFonts w:ascii="Source Sans 3" w:hAnsi="Source Sans 3"/>
+                <w:sz w:val="23"/>
+                <w:szCs w:val="26"/>
+              </w:rPr>
+              <w:t>Hallstat</w:t>
+            </w:r>
+            <w:proofErr w:type="spellEnd"/>
+            <w:r>
+              <w:rPr>
+                <w:rFonts w:ascii="Source Sans 3" w:hAnsi="Source Sans 3"/>
+                <w:sz w:val="23"/>
+                <w:szCs w:val="26"/>
+              </w:rPr>
+              <w:t xml:space="preserve"> is in Austria and is proud to be a traditional UNESCO* World Heritage Site. The Chinese </w:t>
+            </w:r>
+            <w:proofErr w:type="spellStart"/>
+            <w:r>
+              <w:rPr>
+                <w:rFonts w:ascii="Source Sans 3" w:hAnsi="Source Sans 3"/>
+                <w:sz w:val="23"/>
+                <w:szCs w:val="26"/>
+              </w:rPr>
+              <w:t>Hallstat</w:t>
+            </w:r>
+            <w:proofErr w:type="spellEnd"/>
+            <w:r>
+              <w:rPr>
+                <w:rFonts w:ascii="Source Sans 3" w:hAnsi="Source Sans 3"/>
+                <w:sz w:val="23"/>
+                <w:szCs w:val="26"/>
+              </w:rPr>
+              <w:t xml:space="preserve"> is a carbon copy, built in Guangdong province, China, by a millionaire who sponsored the construction of the imitation town. It cost approximately $940 million to build, and looks exactly like the real </w:t>
+            </w:r>
+            <w:proofErr w:type="spellStart"/>
+            <w:r>
+              <w:rPr>
+                <w:rFonts w:ascii="Source Sans 3" w:hAnsi="Source Sans 3"/>
+                <w:sz w:val="23"/>
+                <w:szCs w:val="26"/>
+              </w:rPr>
+              <w:t>Hallstat</w:t>
+            </w:r>
+            <w:proofErr w:type="spellEnd"/>
+            <w:r>
+              <w:rPr>
+                <w:rFonts w:ascii="Source Sans 3" w:hAnsi="Source Sans 3"/>
+                <w:sz w:val="23"/>
+                <w:szCs w:val="26"/>
+              </w:rPr>
+              <w:t xml:space="preserve">, all the way down to its wooden houses, its narrow streets, and its funicular railway. When the residents of Austria's </w:t>
+            </w:r>
+            <w:proofErr w:type="spellStart"/>
+            <w:r>
+              <w:rPr>
+                <w:rFonts w:ascii="Source Sans 3" w:hAnsi="Source Sans 3"/>
+                <w:sz w:val="23"/>
+                <w:szCs w:val="26"/>
+              </w:rPr>
+              <w:t>Hallstat</w:t>
+            </w:r>
+            <w:proofErr w:type="spellEnd"/>
+            <w:r>
+              <w:rPr>
+                <w:rFonts w:ascii="Source Sans 3" w:hAnsi="Source Sans 3"/>
+                <w:sz w:val="23"/>
+                <w:szCs w:val="26"/>
+              </w:rPr>
+              <w:t xml:space="preserve"> (including the mayor) were invited to visit it, they expressed pride that their town was considered so improbably beautiful that it had been reproduced in its entirety, but they still had cause for complaint. Originally, the Chinese company had promised to meet with the Austrian residents to confirm that they were happy for their homes to be copied; instead, they simply sent their employees to Austria to fake photos, and they returned home to China without speaking to a single resident of the original </w:t>
+            </w:r>
+            <w:proofErr w:type="spellStart"/>
+            <w:r>
+              <w:rPr>
+                <w:rFonts w:ascii="Source Sans 3" w:hAnsi="Source Sans 3"/>
+                <w:sz w:val="23"/>
+                <w:szCs w:val="26"/>
+              </w:rPr>
+              <w:t>Hallstat</w:t>
+            </w:r>
+            <w:proofErr w:type="spellEnd"/>
+            <w:r>
+              <w:rPr>
+                <w:rFonts w:ascii="Source Sans 3" w:hAnsi="Source Sans 3"/>
+                <w:sz w:val="23"/>
+                <w:szCs w:val="26"/>
+              </w:rPr>
+              <w:t>.</w:t>
             </w:r>
           </w:p>
           <w:p>
@@ -8636,7 +8837,25 @@
                 <w:sz w:val="23"/>
                 <w:szCs w:val="23"/>
               </w:rPr>
-              <w:t xml:space="preserve"> A conflict between reality and imitation</w:t>
+              <w:t xml:space="preserve"> </w:t>
+            </w:r>
+            <w:proofErr w:type="spellStart"/>
+            <w:r>
+              <w:rPr>
+                <w:rFonts w:ascii="Source Sans 3" w:hAnsi="Source Sans 3"/>
+                <w:sz w:val="23"/>
+                <w:szCs w:val="23"/>
+              </w:rPr>
+              <w:t>A</w:t>
+            </w:r>
+            <w:proofErr w:type="spellEnd"/>
+            <w:r>
+              <w:rPr>
+                <w:rFonts w:ascii="Source Sans 3" w:hAnsi="Source Sans 3"/>
+                <w:sz w:val="23"/>
+                <w:szCs w:val="23"/>
+              </w:rPr>
+              <w:t xml:space="preserve"> conflict between reality and imitation</w:t>
             </w:r>
           </w:p>
           <w:p>
@@ -10548,7 +10767,25 @@
                 <w:sz w:val="23"/>
                 <w:szCs w:val="23"/>
               </w:rPr>
-              <w:t>The residents of Hallstat believed that they would be consulted by the company building a copy of their town - but it turns out they were INFORM.</w:t>
+              <w:t xml:space="preserve">The residents of </w:t>
+            </w:r>
+            <w:proofErr w:type="spellStart"/>
+            <w:r>
+              <w:rPr>
+                <w:rFonts w:ascii="Source Sans 3" w:hAnsi="Source Sans 3" w:cs="Tahoma"/>
+                <w:sz w:val="23"/>
+                <w:szCs w:val="23"/>
+              </w:rPr>
+              <w:t>Hallstat</w:t>
+            </w:r>
+            <w:proofErr w:type="spellEnd"/>
+            <w:r>
+              <w:rPr>
+                <w:rFonts w:ascii="Source Sans 3" w:hAnsi="Source Sans 3" w:cs="Tahoma"/>
+                <w:sz w:val="23"/>
+                <w:szCs w:val="23"/>
+              </w:rPr>
+              <w:t xml:space="preserve"> believed that they would be consulted by the company building a copy of their town - but it turns out they were INFORM.</w:t>
             </w:r>
           </w:p>
           <w:p>
@@ -10923,7 +11160,27 @@
                 <w:sz w:val="23"/>
                 <w:szCs w:val="23"/>
               </w:rPr>
-              <w:t>The Reading passage hos six paragraphs, A-F. Choose the correct heading for each paragraph from the list of headings below. Write the correct number, i-viii.</w:t>
+              <w:t xml:space="preserve">The Reading passage hos six paragraphs, A-F. Choose the correct heading for each paragraph from the list of headings below. Write the correct number, </w:t>
+            </w:r>
+            <w:proofErr w:type="spellStart"/>
+            <w:r>
+              <w:rPr>
+                <w:rFonts w:ascii="Source Sans 3" w:hAnsi="Source Sans 3"/>
+                <w:i/>
+                <w:sz w:val="23"/>
+                <w:szCs w:val="23"/>
+              </w:rPr>
+              <w:t>i</w:t>
+            </w:r>
+            <w:proofErr w:type="spellEnd"/>
+            <w:r>
+              <w:rPr>
+                <w:rFonts w:ascii="Source Sans 3" w:hAnsi="Source Sans 3"/>
+                <w:i/>
+                <w:sz w:val="23"/>
+                <w:szCs w:val="23"/>
+              </w:rPr>
+              <w:t>-viii.</w:t>
             </w:r>
           </w:p>
           <w:p>
@@ -11322,6 +11579,7 @@
                 <w:szCs w:val="23"/>
               </w:rPr>
             </w:pPr>
+            <w:proofErr w:type="spellStart"/>
             <w:r>
               <w:rPr>
                 <w:rFonts w:ascii="Source Sans 3" w:hAnsi="Source Sans 3"/>
@@ -11331,6 +11589,7 @@
               </w:rPr>
               <w:t>i</w:t>
             </w:r>
+            <w:proofErr w:type="spellEnd"/>
             <w:r>
               <w:rPr>
                 <w:rFonts w:ascii="Source Sans 3" w:hAnsi="Source Sans 3"/>
@@ -12282,13 +12541,23 @@
               </w:rPr>
               <w:t xml:space="preserve"> </w:t>
             </w:r>
+            <w:proofErr w:type="spellStart"/>
             <w:r>
               <w:rPr>
                 <w:rFonts w:ascii="Source Sans 3" w:hAnsi="Source Sans 3"/>
                 <w:sz w:val="22"/>
                 <w:szCs w:val="22"/>
               </w:rPr>
-              <w:t>centres. Cahokia, as</w:t>
+              <w:t>centres</w:t>
+            </w:r>
+            <w:proofErr w:type="spellEnd"/>
+            <w:r>
+              <w:rPr>
+                <w:rFonts w:ascii="Source Sans 3" w:hAnsi="Source Sans 3"/>
+                <w:sz w:val="22"/>
+                <w:szCs w:val="22"/>
+              </w:rPr>
+              <w:t>. Cahokia, as</w:t>
             </w:r>
             <w:r>
               <w:rPr>
@@ -14364,6 +14633,7 @@
               </w:rPr>
               <w:t xml:space="preserve"> </w:t>
             </w:r>
+            <w:proofErr w:type="spellStart"/>
             <w:r>
               <w:rPr>
                 <w:rFonts w:ascii="Source Sans 3" w:hAnsi="Source Sans 3"/>
@@ -14372,7 +14642,18 @@
                 <w:sz w:val="22"/>
                 <w:szCs w:val="22"/>
               </w:rPr>
-              <w:t>centre.</w:t>
+              <w:t>centre</w:t>
+            </w:r>
+            <w:proofErr w:type="spellEnd"/>
+            <w:r>
+              <w:rPr>
+                <w:rFonts w:ascii="Source Sans 3" w:hAnsi="Source Sans 3"/>
+                <w:color w:val="2F3A2C"/>
+                <w:spacing w:val="-4"/>
+                <w:sz w:val="22"/>
+                <w:szCs w:val="22"/>
+              </w:rPr>
+              <w:t>.</w:t>
             </w:r>
             <w:r>
               <w:rPr>
@@ -14699,7 +14980,25 @@
                 <w:sz w:val="22"/>
                 <w:szCs w:val="22"/>
               </w:rPr>
-              <w:t>After the redesigns of the village were put in place, the Native Americans at Cahokia worked with tireless determination to carry them out. Over the course of a few decades, they transported huge volumes of soil from the nearby countryside to create 120 huge mounds of earth, the biggest of which rose to one hundred feet. On top of these, they built a vast urban environment, complete with a vibrant town centre, municipal buildings, and a fifty-acre plaza at the foot of the biggest mound.</w:t>
+              <w:t xml:space="preserve">After the redesigns of the village were put in place, the Native Americans at Cahokia worked with tireless determination to carry them out. Over the course of a few decades, they transported huge volumes of soil from the nearby countryside to create 120 huge mounds of earth, the biggest of which rose to one hundred feet. On top of these, they built a vast urban environment, complete with a vibrant town </w:t>
+            </w:r>
+            <w:proofErr w:type="spellStart"/>
+            <w:r>
+              <w:rPr>
+                <w:rFonts w:ascii="Source Sans 3" w:hAnsi="Source Sans 3"/>
+                <w:sz w:val="22"/>
+                <w:szCs w:val="22"/>
+              </w:rPr>
+              <w:t>centre</w:t>
+            </w:r>
+            <w:proofErr w:type="spellEnd"/>
+            <w:r>
+              <w:rPr>
+                <w:rFonts w:ascii="Source Sans 3" w:hAnsi="Source Sans 3"/>
+                <w:sz w:val="22"/>
+                <w:szCs w:val="22"/>
+              </w:rPr>
+              <w:t>, municipal buildings, and a fifty-acre plaza at the foot of the biggest mound.</w:t>
             </w:r>
           </w:p>
           <w:p>
@@ -15822,6 +16121,7 @@
               </w:rPr>
               <w:t xml:space="preserve"> </w:t>
             </w:r>
+            <w:proofErr w:type="spellStart"/>
             <w:r>
               <w:rPr>
                 <w:rFonts w:ascii="Source Sans 3" w:hAnsi="Source Sans 3"/>
@@ -15832,6 +16132,7 @@
               </w:rPr>
               <w:t>centre</w:t>
             </w:r>
+            <w:proofErr w:type="spellEnd"/>
             <w:r>
               <w:rPr>
                 <w:rFonts w:ascii="Source Sans 3" w:hAnsi="Source Sans 3"/>
@@ -16448,7 +16749,51 @@
                 <w:sz w:val="22"/>
                 <w:szCs w:val="22"/>
               </w:rPr>
-              <w:t>Academics who have studied other Native American sites have always found weapons of war buried deep underground. And yet, the bows, arrows and swords that littered the ground at these other sites were nowhere to be seen at Cahokia. Other factors, such as disease or colonisation from European invasion, do not seem to be possible in this case, as common as they were elsewhere at that time. The absence of definitive theories as to Cahokia's decline is highly unusual, but then again, Cahokia was no ordinary city and perhaps comparisons with other urban centres of the time cannot be made.</w:t>
+              <w:t xml:space="preserve">Academics who have studied other Native American sites have always found weapons of war buried deep underground. And yet, the bows, arrows and swords that littered the ground at these other sites were nowhere to be seen at Cahokia. Other factors, such as disease or </w:t>
+            </w:r>
+            <w:proofErr w:type="spellStart"/>
+            <w:r>
+              <w:rPr>
+                <w:rFonts w:ascii="Source Sans 3" w:hAnsi="Source Sans 3"/>
+                <w:color w:val="424045"/>
+                <w:spacing w:val="-2"/>
+                <w:sz w:val="22"/>
+                <w:szCs w:val="22"/>
+              </w:rPr>
+              <w:t>colonisation</w:t>
+            </w:r>
+            <w:proofErr w:type="spellEnd"/>
+            <w:r>
+              <w:rPr>
+                <w:rFonts w:ascii="Source Sans 3" w:hAnsi="Source Sans 3"/>
+                <w:color w:val="424045"/>
+                <w:spacing w:val="-2"/>
+                <w:sz w:val="22"/>
+                <w:szCs w:val="22"/>
+              </w:rPr>
+              <w:t xml:space="preserve"> from European invasion, do not seem to be possible in this case, as common as they were elsewhere at that time. The absence of definitive theories as to Cahokia's decline is highly unusual, but then again, Cahokia was no ordinary city and perhaps comparisons with other urban </w:t>
+            </w:r>
+            <w:proofErr w:type="spellStart"/>
+            <w:r>
+              <w:rPr>
+                <w:rFonts w:ascii="Source Sans 3" w:hAnsi="Source Sans 3"/>
+                <w:color w:val="424045"/>
+                <w:spacing w:val="-2"/>
+                <w:sz w:val="22"/>
+                <w:szCs w:val="22"/>
+              </w:rPr>
+              <w:t>centres</w:t>
+            </w:r>
+            <w:proofErr w:type="spellEnd"/>
+            <w:r>
+              <w:rPr>
+                <w:rFonts w:ascii="Source Sans 3" w:hAnsi="Source Sans 3"/>
+                <w:color w:val="424045"/>
+                <w:spacing w:val="-2"/>
+                <w:sz w:val="22"/>
+                <w:szCs w:val="22"/>
+              </w:rPr>
+              <w:t xml:space="preserve"> of the time cannot be made.</w:t>
             </w:r>
           </w:p>
         </w:tc>
@@ -16530,7 +16875,51 @@
                 <w:sz w:val="22"/>
                 <w:szCs w:val="22"/>
               </w:rPr>
-              <w:t>While academics remain bemused as to why the residents fled the city, we can still marvel at the individual artefacts that archaeologists have discovered: the jewellery worn, the pots used to cook in, the small workshop at the base of one of the mounds. That said, there is also a more unpleasant side to their investigations. Human sacrifice, it seems, was a common fact of life in Cahokia; even if we cannot be sure whether this was for religious or for other reasons, we can have no doubt that it happened frequently. The bodies of hundreds of people, mostly young women, have been found buried in mass graves, and the way in which they died was often horrific. A sombre reminder that even 'advanced' city states had their shadowy sides.</w:t>
+              <w:t xml:space="preserve">While academics remain bemused as to why the residents fled the city, we can still marvel at the individual artefacts that archaeologists have discovered: the </w:t>
+            </w:r>
+            <w:proofErr w:type="spellStart"/>
+            <w:r>
+              <w:rPr>
+                <w:rFonts w:ascii="Source Sans 3" w:hAnsi="Source Sans 3"/>
+                <w:color w:val="424045"/>
+                <w:spacing w:val="-2"/>
+                <w:sz w:val="22"/>
+                <w:szCs w:val="22"/>
+              </w:rPr>
+              <w:t>jewellery</w:t>
+            </w:r>
+            <w:proofErr w:type="spellEnd"/>
+            <w:r>
+              <w:rPr>
+                <w:rFonts w:ascii="Source Sans 3" w:hAnsi="Source Sans 3"/>
+                <w:color w:val="424045"/>
+                <w:spacing w:val="-2"/>
+                <w:sz w:val="22"/>
+                <w:szCs w:val="22"/>
+              </w:rPr>
+              <w:t xml:space="preserve"> worn, the pots used to cook in, the small workshop at the base of one of the mounds. That said, there is also a more unpleasant side to their investigations. Human sacrifice, it seems, was a common fact of life in Cahokia; even if we cannot be sure whether this was for religious or for other reasons, we can have no doubt that it happened frequently. The bodies of hundreds of people, mostly young women, have been found buried in mass graves, and the way in which they died was often horrific. A </w:t>
+            </w:r>
+            <w:proofErr w:type="spellStart"/>
+            <w:r>
+              <w:rPr>
+                <w:rFonts w:ascii="Source Sans 3" w:hAnsi="Source Sans 3"/>
+                <w:color w:val="424045"/>
+                <w:spacing w:val="-2"/>
+                <w:sz w:val="22"/>
+                <w:szCs w:val="22"/>
+              </w:rPr>
+              <w:t>sombre</w:t>
+            </w:r>
+            <w:proofErr w:type="spellEnd"/>
+            <w:r>
+              <w:rPr>
+                <w:rFonts w:ascii="Source Sans 3" w:hAnsi="Source Sans 3"/>
+                <w:color w:val="424045"/>
+                <w:spacing w:val="-2"/>
+                <w:sz w:val="22"/>
+                <w:szCs w:val="22"/>
+              </w:rPr>
+              <w:t xml:space="preserve"> reminder that even 'advanced' city states had their shadowy sides.</w:t>
             </w:r>
           </w:p>
         </w:tc>
@@ -19594,7 +19983,27 @@
                 <w:sz w:val="20"/>
                 <w:szCs w:val="26"/>
               </w:rPr>
-              <w:t>not including a final summary or concluding paragraph, or producing one which doesn't summarise the main features.</w:t>
+              <w:t xml:space="preserve">not including a final summary or concluding paragraph, or producing one which doesn't </w:t>
+            </w:r>
+            <w:proofErr w:type="spellStart"/>
+            <w:r>
+              <w:rPr>
+                <w:color w:val="211E12"/>
+                <w:spacing w:val="-6"/>
+                <w:sz w:val="20"/>
+                <w:szCs w:val="26"/>
+              </w:rPr>
+              <w:t>summarise</w:t>
+            </w:r>
+            <w:proofErr w:type="spellEnd"/>
+            <w:r>
+              <w:rPr>
+                <w:color w:val="211E12"/>
+                <w:spacing w:val="-6"/>
+                <w:sz w:val="20"/>
+                <w:szCs w:val="26"/>
+              </w:rPr>
+              <w:t xml:space="preserve"> the main features.</w:t>
             </w:r>
           </w:p>
         </w:tc>
@@ -19786,6 +20195,7 @@
                 <w:szCs w:val="26"/>
               </w:rPr>
             </w:pPr>
+            <w:proofErr w:type="spellStart"/>
             <w:r>
               <w:rPr>
                 <w:rFonts w:ascii="Source Sans 3" w:hAnsi="Source Sans 3"/>
@@ -19796,9 +20206,316 @@
                 <w:sz w:val="23"/>
                 <w:szCs w:val="26"/>
               </w:rPr>
-              <w:t>Summarise the information by selecting and reporting the main features, and make comparisons where relevant.</w:t>
-            </w:r>
-          </w:p>
+              <w:t>Summarise</w:t>
+            </w:r>
+            <w:proofErr w:type="spellEnd"/>
+            <w:r>
+              <w:rPr>
+                <w:rFonts w:ascii="Source Sans 3" w:hAnsi="Source Sans 3"/>
+                <w:i/>
+                <w:color w:val="131615"/>
+                <w:spacing w:val="-2"/>
+                <w:w w:val="90"/>
+                <w:sz w:val="23"/>
+                <w:szCs w:val="26"/>
+              </w:rPr>
+              <w:t xml:space="preserve"> the information by selecting and reporting the main features, and make comparisons where relevant.</w:t>
+            </w:r>
+          </w:p>
+          <w:tbl>
+            <w:tblPr>
+              <w:tblStyle w:val="FigureTable"/>
+              <w:tblW w:w="0" w:type="auto"/>
+              <w:tblLook w:val="04A0" w:firstRow="1" w:lastRow="0" w:firstColumn="1" w:lastColumn="0" w:noHBand="0" w:noVBand="1"/>
+            </w:tblPr>
+            <w:tblGrid>
+              <w:gridCol w:w="7370"/>
+            </w:tblGrid>
+            <w:tr>
+              <w:tc>
+                <w:tcPr>
+                  <w:tcW w:w="7370" w:type="dxa"/>
+                </w:tcPr>
+                <w:p>
+                  <w:pPr>
+                    <w:spacing w:line="278" w:lineRule="auto"/>
+                    <w:rPr>
+                      <w:iCs/>
+                    </w:rPr>
+                  </w:pPr>
+                  <w:r>
+                    <w:rPr>
+                      <w:iCs/>
+                      <w:noProof/>
+                      <w:sz w:val="26"/>
+                      <w:szCs w:val="26"/>
+                    </w:rPr>
+                    <w:drawing>
+                      <wp:inline distT="0" distB="0" distL="0" distR="0" wp14:anchorId="7C329742" wp14:editId="3BE1B597">
+                        <wp:extent cx="3960000" cy="2887676"/>
+                        <wp:effectExtent l="0" t="0" r="2540" b="8255"/>
+                        <wp:docPr id="1169814402" name="Picture 1"/>
+                        <wp:cNvGraphicFramePr>
+                          <a:graphicFrameLocks xmlns:a="http://schemas.openxmlformats.org/drawingml/2006/main" noChangeAspect="1"/>
+                        </wp:cNvGraphicFramePr>
+                        <a:graphic xmlns:a="http://schemas.openxmlformats.org/drawingml/2006/main">
+                          <a:graphicData uri="http://schemas.openxmlformats.org/drawingml/2006/picture">
+                            <pic:pic xmlns:pic="http://schemas.openxmlformats.org/drawingml/2006/picture">
+                              <pic:nvPicPr>
+                                <pic:cNvPr id="911943415" name=""/>
+                                <pic:cNvPicPr/>
+                              </pic:nvPicPr>
+                              <pic:blipFill>
+                                <a:blip r:embed="rId12"/>
+                                <a:stretch>
+                                  <a:fillRect/>
+                                </a:stretch>
+                              </pic:blipFill>
+                              <pic:spPr>
+                                <a:xfrm>
+                                  <a:off x="0" y="0"/>
+                                  <a:ext cx="3960000" cy="2887676"/>
+                                </a:xfrm>
+                                <a:prstGeom prst="rect">
+                                  <a:avLst/>
+                                </a:prstGeom>
+                              </pic:spPr>
+                            </pic:pic>
+                          </a:graphicData>
+                        </a:graphic>
+                      </wp:inline>
+                    </w:drawing>
+                  </w:r>
+                </w:p>
+                <w:p>
+                  <w:pPr>
+                    <w:spacing w:line="278" w:lineRule="auto"/>
+                    <w:ind w:left="567"/>
+                    <w:rPr>
+                      <w:iCs/>
+                    </w:rPr>
+                  </w:pPr>
+                  <w:r>
+                    <w:rPr>
+                      <w:noProof/>
+                    </w:rPr>
+                    <w:drawing>
+                      <wp:inline distT="0" distB="0" distL="0" distR="0" wp14:anchorId="3568FB86" wp14:editId="1786211E">
+                        <wp:extent cx="553085" cy="113030"/>
+                        <wp:effectExtent l="0" t="0" r="0" b="1270"/>
+                        <wp:docPr id="3403548" name="Picture 23"/>
+                        <wp:cNvGraphicFramePr>
+                          <a:graphicFrameLocks xmlns:a="http://schemas.openxmlformats.org/drawingml/2006/main" noChangeAspect="1"/>
+                        </wp:cNvGraphicFramePr>
+                        <a:graphic xmlns:a="http://schemas.openxmlformats.org/drawingml/2006/main">
+                          <a:graphicData uri="http://schemas.openxmlformats.org/drawingml/2006/picture">
+                            <pic:pic xmlns:pic="http://schemas.openxmlformats.org/drawingml/2006/picture">
+                              <pic:nvPicPr>
+                                <pic:cNvPr id="0" name="Picture 61"/>
+                                <pic:cNvPicPr>
+                                  <a:picLocks noChangeAspect="1" noChangeArrowheads="1"/>
+                                </pic:cNvPicPr>
+                              </pic:nvPicPr>
+                              <pic:blipFill>
+                                <a:blip r:embed="rId13">
+                                  <a:extLst>
+                                    <a:ext uri="{28A0092B-C50C-407E-A947-70E740481C1C}">
+                                      <a14:useLocalDpi xmlns:a14="http://schemas.microsoft.com/office/drawing/2010/main" val="0"/>
+                                    </a:ext>
+                                  </a:extLst>
+                                </a:blip>
+                                <a:srcRect/>
+                                <a:stretch>
+                                  <a:fillRect/>
+                                </a:stretch>
+                              </pic:blipFill>
+                              <pic:spPr bwMode="auto">
+                                <a:xfrm>
+                                  <a:off x="0" y="0"/>
+                                  <a:ext cx="553085" cy="113030"/>
+                                </a:xfrm>
+                                <a:prstGeom prst="rect">
+                                  <a:avLst/>
+                                </a:prstGeom>
+                                <a:noFill/>
+                                <a:ln>
+                                  <a:noFill/>
+                                </a:ln>
+                              </pic:spPr>
+                            </pic:pic>
+                          </a:graphicData>
+                        </a:graphic>
+                      </wp:inline>
+                    </w:drawing>
+                  </w:r>
+                  <w:r>
+                    <w:rPr>
+                      <w:iCs/>
+                      <w:sz w:val="26"/>
+                      <w:szCs w:val="26"/>
+                    </w:rPr>
+                    <w:t xml:space="preserve"> </w:t>
+                  </w:r>
+                  <w:r>
+                    <w:rPr>
+                      <w:sz w:val="18"/>
+                      <w:szCs w:val="18"/>
+                    </w:rPr>
+                    <w:t xml:space="preserve">rising cost of living  </w:t>
+                  </w:r>
+                  <w:r>
+                    <w:rPr>
+                      <w:noProof/>
+                    </w:rPr>
+                    <w:drawing>
+                      <wp:inline distT="0" distB="0" distL="0" distR="0" wp14:anchorId="0FB142C9" wp14:editId="1E5BC60E">
+                        <wp:extent cx="553085" cy="113030"/>
+                        <wp:effectExtent l="0" t="0" r="0" b="1270"/>
+                        <wp:docPr id="168513157" name="Picture 24"/>
+                        <wp:cNvGraphicFramePr>
+                          <a:graphicFrameLocks xmlns:a="http://schemas.openxmlformats.org/drawingml/2006/main" noChangeAspect="1"/>
+                        </wp:cNvGraphicFramePr>
+                        <a:graphic xmlns:a="http://schemas.openxmlformats.org/drawingml/2006/main">
+                          <a:graphicData uri="http://schemas.openxmlformats.org/drawingml/2006/picture">
+                            <pic:pic xmlns:pic="http://schemas.openxmlformats.org/drawingml/2006/picture">
+                              <pic:nvPicPr>
+                                <pic:cNvPr id="0" name="Picture 63"/>
+                                <pic:cNvPicPr>
+                                  <a:picLocks noChangeAspect="1" noChangeArrowheads="1"/>
+                                </pic:cNvPicPr>
+                              </pic:nvPicPr>
+                              <pic:blipFill>
+                                <a:blip r:embed="rId14">
+                                  <a:extLst>
+                                    <a:ext uri="{28A0092B-C50C-407E-A947-70E740481C1C}">
+                                      <a14:useLocalDpi xmlns:a14="http://schemas.microsoft.com/office/drawing/2010/main" val="0"/>
+                                    </a:ext>
+                                  </a:extLst>
+                                </a:blip>
+                                <a:srcRect/>
+                                <a:stretch>
+                                  <a:fillRect/>
+                                </a:stretch>
+                              </pic:blipFill>
+                              <pic:spPr bwMode="auto">
+                                <a:xfrm>
+                                  <a:off x="0" y="0"/>
+                                  <a:ext cx="553085" cy="113030"/>
+                                </a:xfrm>
+                                <a:prstGeom prst="rect">
+                                  <a:avLst/>
+                                </a:prstGeom>
+                                <a:noFill/>
+                                <a:ln>
+                                  <a:noFill/>
+                                </a:ln>
+                              </pic:spPr>
+                            </pic:pic>
+                          </a:graphicData>
+                        </a:graphic>
+                      </wp:inline>
+                    </w:drawing>
+                  </w:r>
+                  <w:r>
+                    <w:rPr>
+                      <w:sz w:val="22"/>
+                      <w:szCs w:val="22"/>
+                    </w:rPr>
+                    <w:t xml:space="preserve"> </w:t>
+                  </w:r>
+                  <w:r>
+                    <w:rPr>
+                      <w:sz w:val="18"/>
+                      <w:szCs w:val="18"/>
+                    </w:rPr>
+                    <w:t>traffic</w:t>
+                  </w:r>
+                  <w:r>
+                    <w:rPr>
+                      <w:rFonts w:ascii="Arial Narrow"/>
+                      <w:color w:val="2F2C2D"/>
+                      <w:spacing w:val="-2"/>
+                      <w:w w:val="125"/>
+                      <w:sz w:val="22"/>
+                      <w:szCs w:val="22"/>
+                    </w:rPr>
+                    <w:t xml:space="preserve">  </w:t>
+                  </w:r>
+                  <w:r>
+                    <w:rPr>
+                      <w:noProof/>
+                    </w:rPr>
+                    <w:drawing>
+                      <wp:inline distT="0" distB="0" distL="0" distR="0" wp14:anchorId="41C9C0EE" wp14:editId="73FB4CFD">
+                        <wp:extent cx="553085" cy="113030"/>
+                        <wp:effectExtent l="0" t="0" r="0" b="1270"/>
+                        <wp:docPr id="1090449593" name="Picture 25"/>
+                        <wp:cNvGraphicFramePr>
+                          <a:graphicFrameLocks xmlns:a="http://schemas.openxmlformats.org/drawingml/2006/main" noChangeAspect="1"/>
+                        </wp:cNvGraphicFramePr>
+                        <a:graphic xmlns:a="http://schemas.openxmlformats.org/drawingml/2006/main">
+                          <a:graphicData uri="http://schemas.openxmlformats.org/drawingml/2006/picture">
+                            <pic:pic xmlns:pic="http://schemas.openxmlformats.org/drawingml/2006/picture">
+                              <pic:nvPicPr>
+                                <pic:cNvPr id="0" name="Picture 65"/>
+                                <pic:cNvPicPr>
+                                  <a:picLocks noChangeAspect="1" noChangeArrowheads="1"/>
+                                </pic:cNvPicPr>
+                              </pic:nvPicPr>
+                              <pic:blipFill>
+                                <a:blip r:embed="rId15">
+                                  <a:extLst>
+                                    <a:ext uri="{28A0092B-C50C-407E-A947-70E740481C1C}">
+                                      <a14:useLocalDpi xmlns:a14="http://schemas.microsoft.com/office/drawing/2010/main" val="0"/>
+                                    </a:ext>
+                                  </a:extLst>
+                                </a:blip>
+                                <a:srcRect/>
+                                <a:stretch>
+                                  <a:fillRect/>
+                                </a:stretch>
+                              </pic:blipFill>
+                              <pic:spPr bwMode="auto">
+                                <a:xfrm>
+                                  <a:off x="0" y="0"/>
+                                  <a:ext cx="553085" cy="113030"/>
+                                </a:xfrm>
+                                <a:prstGeom prst="rect">
+                                  <a:avLst/>
+                                </a:prstGeom>
+                                <a:noFill/>
+                                <a:ln>
+                                  <a:noFill/>
+                                </a:ln>
+                              </pic:spPr>
+                            </pic:pic>
+                          </a:graphicData>
+                        </a:graphic>
+                      </wp:inline>
+                    </w:drawing>
+                  </w:r>
+                  <w:r>
+                    <w:rPr>
+                      <w:rFonts w:ascii="Arial Narrow"/>
+                      <w:color w:val="2F2C2D"/>
+                      <w:spacing w:val="-2"/>
+                      <w:w w:val="125"/>
+                      <w:sz w:val="22"/>
+                      <w:szCs w:val="22"/>
+                    </w:rPr>
+                    <w:t xml:space="preserve"> </w:t>
+                  </w:r>
+                  <w:r>
+                    <w:rPr>
+                      <w:sz w:val="18"/>
+                      <w:szCs w:val="18"/>
+                    </w:rPr>
+                    <w:t>lifestyle</w:t>
+                  </w:r>
+                </w:p>
+              </w:tc>
+            </w:tr>
+          </w:tbl>
           <w:p>
             <w:pPr>
               <w:spacing w:line="278" w:lineRule="auto"/>
@@ -19807,287 +20524,6 @@
                 <w:iCs/>
               </w:rPr>
             </w:pPr>
-            <w:r>
-              <w:rPr>
-                <w:rFonts w:ascii="Source Sans 3" w:hAnsi="Source Sans 3"/>
-                <w:iCs/>
-                <w:noProof/>
-                <w:sz w:val="26"/>
-                <w:szCs w:val="26"/>
-              </w:rPr>
-              <w:drawing>
-                <wp:inline distT="0" distB="0" distL="0" distR="0" wp14:anchorId="5BB53852" wp14:editId="4E2B9DD9">
-                  <wp:extent cx="3600000" cy="2625160"/>
-                  <wp:effectExtent l="0" t="0" r="635" b="3810"/>
-                  <wp:docPr id="911943415" name="Picture 1"/>
-                  <wp:cNvGraphicFramePr>
-                    <a:graphicFrameLocks xmlns:a="http://schemas.openxmlformats.org/drawingml/2006/main" noChangeAspect="1"/>
-                  </wp:cNvGraphicFramePr>
-                  <a:graphic xmlns:a="http://schemas.openxmlformats.org/drawingml/2006/main">
-                    <a:graphicData uri="http://schemas.openxmlformats.org/drawingml/2006/picture">
-                      <pic:pic xmlns:pic="http://schemas.openxmlformats.org/drawingml/2006/picture">
-                        <pic:nvPicPr>
-                          <pic:cNvPr id="911943415" name=""/>
-                          <pic:cNvPicPr/>
-                        </pic:nvPicPr>
-                        <pic:blipFill>
-                          <a:blip r:embed="rId12"/>
-                          <a:stretch>
-                            <a:fillRect/>
-                          </a:stretch>
-                        </pic:blipFill>
-                        <pic:spPr>
-                          <a:xfrm>
-                            <a:off x="0" y="0"/>
-                            <a:ext cx="3600000" cy="2625160"/>
-                          </a:xfrm>
-                          <a:prstGeom prst="rect">
-                            <a:avLst/>
-                          </a:prstGeom>
-                        </pic:spPr>
-                      </pic:pic>
-                    </a:graphicData>
-                  </a:graphic>
-                </wp:inline>
-              </w:drawing>
-            </w:r>
-          </w:p>
-          <w:p>
-            <w:pPr>
-              <w:spacing w:line="278" w:lineRule="auto"/>
-              <w:rPr>
-                <w:rFonts w:ascii="Source Sans 3" w:hAnsi="Source Sans 3"/>
-                <w:iCs/>
-              </w:rPr>
-            </w:pPr>
-            <w:r>
-              <w:rPr>
-                <w:noProof/>
-              </w:rPr>
-              <w:drawing>
-                <wp:inline distT="0" distB="0" distL="0" distR="0" wp14:anchorId="1CEB2E94" wp14:editId="0566A6E8">
-                  <wp:extent cx="553085" cy="113030"/>
-                  <wp:effectExtent l="0" t="0" r="0" b="1270"/>
-                  <wp:docPr id="918755673" name="Picture 23"/>
-                  <wp:cNvGraphicFramePr>
-                    <a:graphicFrameLocks xmlns:a="http://schemas.openxmlformats.org/drawingml/2006/main" noChangeAspect="1"/>
-                  </wp:cNvGraphicFramePr>
-                  <a:graphic xmlns:a="http://schemas.openxmlformats.org/drawingml/2006/main">
-                    <a:graphicData uri="http://schemas.openxmlformats.org/drawingml/2006/picture">
-                      <pic:pic xmlns:pic="http://schemas.openxmlformats.org/drawingml/2006/picture">
-                        <pic:nvPicPr>
-                          <pic:cNvPr id="0" name="Picture 61"/>
-                          <pic:cNvPicPr>
-                            <a:picLocks noChangeAspect="1" noChangeArrowheads="1"/>
-                          </pic:cNvPicPr>
-                        </pic:nvPicPr>
-                        <pic:blipFill>
-                          <a:blip r:embed="rId13">
-                            <a:extLst>
-                              <a:ext uri="{28A0092B-C50C-407E-A947-70E740481C1C}">
-                                <a14:useLocalDpi xmlns:a14="http://schemas.microsoft.com/office/drawing/2010/main" val="0"/>
-                              </a:ext>
-                            </a:extLst>
-                          </a:blip>
-                          <a:srcRect/>
-                          <a:stretch>
-                            <a:fillRect/>
-                          </a:stretch>
-                        </pic:blipFill>
-                        <pic:spPr bwMode="auto">
-                          <a:xfrm>
-                            <a:off x="0" y="0"/>
-                            <a:ext cx="553085" cy="113030"/>
-                          </a:xfrm>
-                          <a:prstGeom prst="rect">
-                            <a:avLst/>
-                          </a:prstGeom>
-                          <a:noFill/>
-                          <a:ln>
-                            <a:noFill/>
-                          </a:ln>
-                        </pic:spPr>
-                      </pic:pic>
-                    </a:graphicData>
-                  </a:graphic>
-                </wp:inline>
-              </w:drawing>
-            </w:r>
-            <w:r>
-              <w:rPr>
-                <w:iCs/>
-                <w:sz w:val="26"/>
-                <w:szCs w:val="26"/>
-              </w:rPr>
-              <w:t xml:space="preserve"> </w:t>
-            </w:r>
-            <w:r>
-              <w:rPr>
-                <w:sz w:val="22"/>
-                <w:szCs w:val="22"/>
-              </w:rPr>
-              <w:t>rising cost of living</w:t>
-            </w:r>
-            <w:r>
-              <w:rPr>
-                <w:sz w:val="22"/>
-                <w:szCs w:val="22"/>
-              </w:rPr>
-              <w:t xml:space="preserve">  </w:t>
-            </w:r>
-            <w:r>
-              <w:rPr>
-                <w:noProof/>
-              </w:rPr>
-              <w:drawing>
-                <wp:inline distT="0" distB="0" distL="0" distR="0" wp14:anchorId="4E1DBC2A" wp14:editId="65C885B3">
-                  <wp:extent cx="553085" cy="113030"/>
-                  <wp:effectExtent l="0" t="0" r="0" b="1270"/>
-                  <wp:docPr id="474173127" name="Picture 24"/>
-                  <wp:cNvGraphicFramePr>
-                    <a:graphicFrameLocks xmlns:a="http://schemas.openxmlformats.org/drawingml/2006/main" noChangeAspect="1"/>
-                  </wp:cNvGraphicFramePr>
-                  <a:graphic xmlns:a="http://schemas.openxmlformats.org/drawingml/2006/main">
-                    <a:graphicData uri="http://schemas.openxmlformats.org/drawingml/2006/picture">
-                      <pic:pic xmlns:pic="http://schemas.openxmlformats.org/drawingml/2006/picture">
-                        <pic:nvPicPr>
-                          <pic:cNvPr id="0" name="Picture 63"/>
-                          <pic:cNvPicPr>
-                            <a:picLocks noChangeAspect="1" noChangeArrowheads="1"/>
-                          </pic:cNvPicPr>
-                        </pic:nvPicPr>
-                        <pic:blipFill>
-                          <a:blip r:embed="rId14">
-                            <a:extLst>
-                              <a:ext uri="{28A0092B-C50C-407E-A947-70E740481C1C}">
-                                <a14:useLocalDpi xmlns:a14="http://schemas.microsoft.com/office/drawing/2010/main" val="0"/>
-                              </a:ext>
-                            </a:extLst>
-                          </a:blip>
-                          <a:srcRect/>
-                          <a:stretch>
-                            <a:fillRect/>
-                          </a:stretch>
-                        </pic:blipFill>
-                        <pic:spPr bwMode="auto">
-                          <a:xfrm>
-                            <a:off x="0" y="0"/>
-                            <a:ext cx="553085" cy="113030"/>
-                          </a:xfrm>
-                          <a:prstGeom prst="rect">
-                            <a:avLst/>
-                          </a:prstGeom>
-                          <a:noFill/>
-                          <a:ln>
-                            <a:noFill/>
-                          </a:ln>
-                        </pic:spPr>
-                      </pic:pic>
-                    </a:graphicData>
-                  </a:graphic>
-                </wp:inline>
-              </w:drawing>
-            </w:r>
-            <w:r>
-              <w:rPr>
-                <w:sz w:val="22"/>
-                <w:szCs w:val="22"/>
-              </w:rPr>
-              <w:t xml:space="preserve"> </w:t>
-            </w:r>
-            <w:r>
-              <w:rPr>
-                <w:rFonts w:ascii="Arial Narrow"/>
-                <w:color w:val="2F2C2D"/>
-                <w:spacing w:val="-2"/>
-                <w:w w:val="125"/>
-                <w:sz w:val="22"/>
-                <w:szCs w:val="22"/>
-              </w:rPr>
-              <w:t>traffic</w:t>
-            </w:r>
-            <w:r>
-              <w:rPr>
-                <w:rFonts w:ascii="Arial Narrow"/>
-                <w:color w:val="2F2C2D"/>
-                <w:spacing w:val="-2"/>
-                <w:w w:val="125"/>
-                <w:sz w:val="22"/>
-                <w:szCs w:val="22"/>
-              </w:rPr>
-              <w:t xml:space="preserve">  </w:t>
-            </w:r>
-            <w:r>
-              <w:rPr>
-                <w:noProof/>
-              </w:rPr>
-              <w:drawing>
-                <wp:inline distT="0" distB="0" distL="0" distR="0" wp14:anchorId="58BE1A30" wp14:editId="0FFF8E70">
-                  <wp:extent cx="553085" cy="113030"/>
-                  <wp:effectExtent l="0" t="0" r="0" b="1270"/>
-                  <wp:docPr id="1755314696" name="Picture 25"/>
-                  <wp:cNvGraphicFramePr>
-                    <a:graphicFrameLocks xmlns:a="http://schemas.openxmlformats.org/drawingml/2006/main" noChangeAspect="1"/>
-                  </wp:cNvGraphicFramePr>
-                  <a:graphic xmlns:a="http://schemas.openxmlformats.org/drawingml/2006/main">
-                    <a:graphicData uri="http://schemas.openxmlformats.org/drawingml/2006/picture">
-                      <pic:pic xmlns:pic="http://schemas.openxmlformats.org/drawingml/2006/picture">
-                        <pic:nvPicPr>
-                          <pic:cNvPr id="0" name="Picture 65"/>
-                          <pic:cNvPicPr>
-                            <a:picLocks noChangeAspect="1" noChangeArrowheads="1"/>
-                          </pic:cNvPicPr>
-                        </pic:nvPicPr>
-                        <pic:blipFill>
-                          <a:blip r:embed="rId15">
-                            <a:extLst>
-                              <a:ext uri="{28A0092B-C50C-407E-A947-70E740481C1C}">
-                                <a14:useLocalDpi xmlns:a14="http://schemas.microsoft.com/office/drawing/2010/main" val="0"/>
-                              </a:ext>
-                            </a:extLst>
-                          </a:blip>
-                          <a:srcRect/>
-                          <a:stretch>
-                            <a:fillRect/>
-                          </a:stretch>
-                        </pic:blipFill>
-                        <pic:spPr bwMode="auto">
-                          <a:xfrm>
-                            <a:off x="0" y="0"/>
-                            <a:ext cx="553085" cy="113030"/>
-                          </a:xfrm>
-                          <a:prstGeom prst="rect">
-                            <a:avLst/>
-                          </a:prstGeom>
-                          <a:noFill/>
-                          <a:ln>
-                            <a:noFill/>
-                          </a:ln>
-                        </pic:spPr>
-                      </pic:pic>
-                    </a:graphicData>
-                  </a:graphic>
-                </wp:inline>
-              </w:drawing>
-            </w:r>
-            <w:r>
-              <w:rPr>
-                <w:rFonts w:ascii="Arial Narrow"/>
-                <w:color w:val="2F2C2D"/>
-                <w:spacing w:val="-2"/>
-                <w:w w:val="125"/>
-                <w:sz w:val="22"/>
-                <w:szCs w:val="22"/>
-              </w:rPr>
-              <w:t xml:space="preserve"> </w:t>
-            </w:r>
-            <w:r>
-              <w:rPr>
-                <w:sz w:val="22"/>
-                <w:szCs w:val="22"/>
-              </w:rPr>
-              <w:t>lifestyle</w:t>
-            </w:r>
           </w:p>
         </w:tc>
         <w:tc>
@@ -21011,7 +21447,27 @@
                 <w:sz w:val="23"/>
                 <w:szCs w:val="23"/>
               </w:rPr>
-              <w:t xml:space="preserve"> Better - you have included a conclusion this time, but it doesn't really summarise the key features. Your tone here is inappropriate - it sounds like you're writing a magazine article. Remember to keep the tone more formal and scientific.</w:t>
+              <w:t xml:space="preserve"> Better - you have included a conclusion this time, but it doesn't really </w:t>
+            </w:r>
+            <w:proofErr w:type="spellStart"/>
+            <w:r>
+              <w:rPr>
+                <w:rFonts w:ascii="Source Sans 3" w:hAnsi="Source Sans 3"/>
+                <w:bCs/>
+                <w:sz w:val="23"/>
+                <w:szCs w:val="23"/>
+              </w:rPr>
+              <w:t>summarise</w:t>
+            </w:r>
+            <w:proofErr w:type="spellEnd"/>
+            <w:r>
+              <w:rPr>
+                <w:rFonts w:ascii="Source Sans 3" w:hAnsi="Source Sans 3"/>
+                <w:bCs/>
+                <w:sz w:val="23"/>
+                <w:szCs w:val="23"/>
+              </w:rPr>
+              <w:t xml:space="preserve"> the key features. Your tone here is inappropriate - it sounds like you're writing a magazine article. Remember to keep the tone more formal and scientific.</w:t>
             </w:r>
           </w:p>
           <w:p>
@@ -23499,6 +23955,7 @@
                 <w:szCs w:val="23"/>
               </w:rPr>
             </w:pPr>
+            <w:proofErr w:type="spellStart"/>
             <w:r>
               <w:rPr>
                 <w:rFonts w:ascii="Source Sans 3 Medium" w:hAnsi="Source Sans 3 Medium"/>
@@ -23511,7 +23968,22 @@
                 <w:sz w:val="23"/>
                 <w:szCs w:val="23"/>
               </w:rPr>
-              <w:t>Summarise the information by selecting and reporting the main features, and make comparisons where relevant.</w:t>
+              <w:t>Summarise</w:t>
+            </w:r>
+            <w:proofErr w:type="spellEnd"/>
+            <w:r>
+              <w:rPr>
+                <w:rFonts w:ascii="Source Sans 3 Medium" w:hAnsi="Source Sans 3 Medium"/>
+                <w:b/>
+                <w:bCs/>
+                <w:i/>
+                <w:color w:val="101312"/>
+                <w:spacing w:val="-2"/>
+                <w:w w:val="105"/>
+                <w:sz w:val="23"/>
+                <w:szCs w:val="23"/>
+              </w:rPr>
+              <w:t xml:space="preserve"> the information by selecting and reporting the main features, and make comparisons where relevant.</w:t>
             </w:r>
           </w:p>
           <w:p>
@@ -23712,9 +24184,9 @@
                 <w:szCs w:val="26"/>
               </w:rPr>
               <w:drawing>
-                <wp:inline distT="0" distB="0" distL="0" distR="0" wp14:anchorId="5BB2FF48" wp14:editId="318CD96C">
-                  <wp:extent cx="6350000" cy="4319346"/>
-                  <wp:effectExtent l="0" t="0" r="0" b="5080"/>
+                <wp:inline distT="0" distB="0" distL="0" distR="0" wp14:anchorId="5BB2FF48" wp14:editId="1C45CD1A">
+                  <wp:extent cx="3960000" cy="2693639"/>
+                  <wp:effectExtent l="0" t="0" r="2540" b="0"/>
                   <wp:docPr id="1790113651" name="Picture 1"/>
                   <wp:cNvGraphicFramePr>
                     <a:graphicFrameLocks xmlns:a="http://schemas.openxmlformats.org/drawingml/2006/main" noChangeAspect="1"/>
@@ -23735,7 +24207,7 @@
                         <pic:spPr>
                           <a:xfrm>
                             <a:off x="0" y="0"/>
-                            <a:ext cx="6355919" cy="4323372"/>
+                            <a:ext cx="3960000" cy="2693639"/>
                           </a:xfrm>
                           <a:prstGeom prst="rect">
                             <a:avLst/>
@@ -23755,13 +24227,13 @@
               <w:tblLook w:val="04A0" w:firstRow="1" w:lastRow="0" w:firstColumn="1" w:lastColumn="0" w:noHBand="0" w:noVBand="1"/>
             </w:tblPr>
             <w:tblGrid>
-              <w:gridCol w:w="1058"/>
-              <w:gridCol w:w="7931"/>
+              <w:gridCol w:w="640"/>
+              <w:gridCol w:w="7654"/>
             </w:tblGrid>
             <w:tr>
               <w:tc>
                 <w:tcPr>
-                  <w:tcW w:w="1058" w:type="dxa"/>
+                  <w:tcW w:w="640" w:type="dxa"/>
                 </w:tcPr>
                 <w:p>
                   <w:pPr>
@@ -23776,7 +24248,7 @@
               </w:tc>
               <w:tc>
                 <w:tcPr>
-                  <w:tcW w:w="7931" w:type="dxa"/>
+                  <w:tcW w:w="7654" w:type="dxa"/>
                   <w:vAlign w:val="center"/>
                 </w:tcPr>
                 <w:p>
@@ -23852,8 +24324,8 @@
                   <w:r>
                     <w:rPr>
                       <w:rFonts w:ascii="Source Sans 3" w:hAnsi="Source Sans 3"/>
-                      <w:sz w:val="21"/>
-                      <w:szCs w:val="21"/>
+                      <w:sz w:val="18"/>
+                      <w:szCs w:val="18"/>
                     </w:rPr>
                     <w:t>employment</w:t>
                   </w:r>
@@ -23943,8 +24415,8 @@
                       <w:color w:val="2F2C2D"/>
                       <w:spacing w:val="-2"/>
                       <w:w w:val="125"/>
-                      <w:sz w:val="21"/>
-                      <w:szCs w:val="21"/>
+                      <w:sz w:val="18"/>
+                      <w:szCs w:val="18"/>
                     </w:rPr>
                     <w:t>study</w:t>
                   </w:r>
@@ -24034,8 +24506,8 @@
                   <w:r>
                     <w:rPr>
                       <w:rFonts w:ascii="Source Sans 3" w:hAnsi="Source Sans 3"/>
-                      <w:sz w:val="21"/>
-                      <w:szCs w:val="21"/>
+                      <w:sz w:val="18"/>
+                      <w:szCs w:val="18"/>
                     </w:rPr>
                     <w:t>family/friends</w:t>
                   </w:r>
@@ -24114,7 +24586,15 @@
                       <w:sz w:val="21"/>
                       <w:szCs w:val="21"/>
                     </w:rPr>
-                    <w:t xml:space="preserve"> adventure</w:t>
+                    <w:t xml:space="preserve"> </w:t>
+                  </w:r>
+                  <w:r>
+                    <w:rPr>
+                      <w:rFonts w:ascii="Source Sans 3" w:hAnsi="Source Sans 3"/>
+                      <w:sz w:val="18"/>
+                      <w:szCs w:val="18"/>
+                    </w:rPr>
+                    <w:t>adventure</w:t>
                   </w:r>
                 </w:p>
               </w:tc>
@@ -24929,7 +25409,23 @@
                 <w:iCs/>
                 <w:szCs w:val="23"/>
               </w:rPr>
-              <w:t xml:space="preserve"> means that you get something for a very favourable price.</w:t>
+              <w:t xml:space="preserve"> means that you get something for a very </w:t>
+            </w:r>
+            <w:proofErr w:type="spellStart"/>
+            <w:r>
+              <w:rPr>
+                <w:iCs/>
+                <w:szCs w:val="23"/>
+              </w:rPr>
+              <w:t>favourable</w:t>
+            </w:r>
+            <w:proofErr w:type="spellEnd"/>
+            <w:r>
+              <w:rPr>
+                <w:iCs/>
+                <w:szCs w:val="23"/>
+              </w:rPr>
+              <w:t xml:space="preserve"> price.</w:t>
             </w:r>
           </w:p>
           <w:p>
@@ -25461,7 +25957,25 @@
                 <w:sz w:val="23"/>
                 <w:szCs w:val="23"/>
               </w:rPr>
-              <w:t xml:space="preserve"> around the town centre for 30 minutes. The tour bus will </w:t>
+              <w:t xml:space="preserve"> around the town </w:t>
+            </w:r>
+            <w:proofErr w:type="spellStart"/>
+            <w:r>
+              <w:rPr>
+                <w:rFonts w:ascii="Source Sans 3" w:hAnsi="Source Sans 3"/>
+                <w:sz w:val="23"/>
+                <w:szCs w:val="23"/>
+              </w:rPr>
+              <w:t>centre</w:t>
+            </w:r>
+            <w:proofErr w:type="spellEnd"/>
+            <w:r>
+              <w:rPr>
+                <w:rFonts w:ascii="Source Sans 3" w:hAnsi="Source Sans 3"/>
+                <w:sz w:val="23"/>
+                <w:szCs w:val="23"/>
+              </w:rPr>
+              <w:t xml:space="preserve"> for 30 minutes. The tour bus will </w:t>
             </w:r>
             <w:r>
               <w:rPr>
@@ -25811,7 +26325,39 @@
                 <w:sz w:val="21"/>
                 <w:szCs w:val="21"/>
               </w:rPr>
-              <w:t xml:space="preserve">Many tasks in the IELTS Listening test test your ability to recognise </w:t>
+              <w:t xml:space="preserve">Many tasks in the IELTS Listening test </w:t>
+            </w:r>
+            <w:proofErr w:type="spellStart"/>
+            <w:r>
+              <w:rPr>
+                <w:sz w:val="21"/>
+                <w:szCs w:val="21"/>
+              </w:rPr>
+              <w:t>test</w:t>
+            </w:r>
+            <w:proofErr w:type="spellEnd"/>
+            <w:r>
+              <w:rPr>
+                <w:sz w:val="21"/>
+                <w:szCs w:val="21"/>
+              </w:rPr>
+              <w:t xml:space="preserve"> your ability to </w:t>
+            </w:r>
+            <w:proofErr w:type="spellStart"/>
+            <w:r>
+              <w:rPr>
+                <w:sz w:val="21"/>
+                <w:szCs w:val="21"/>
+              </w:rPr>
+              <w:t>recognise</w:t>
+            </w:r>
+            <w:proofErr w:type="spellEnd"/>
+            <w:r>
+              <w:rPr>
+                <w:sz w:val="21"/>
+                <w:szCs w:val="21"/>
+              </w:rPr>
+              <w:t xml:space="preserve"> </w:t>
             </w:r>
             <w:r>
               <w:rPr>
@@ -30390,6 +30936,7 @@
               </w:rPr>
               <w:t xml:space="preserve"> </w:t>
             </w:r>
+            <w:proofErr w:type="spellStart"/>
             <w:r>
               <w:rPr>
                 <w:rFonts w:ascii="Source Sans 3" w:hAnsi="Source Sans 3"/>
@@ -30398,7 +30945,18 @@
                 <w:sz w:val="23"/>
                 <w:szCs w:val="24"/>
               </w:rPr>
-              <w:t>museuminfo (one word) at history point org</w:t>
+              <w:t>museuminfo</w:t>
+            </w:r>
+            <w:proofErr w:type="spellEnd"/>
+            <w:r>
+              <w:rPr>
+                <w:rFonts w:ascii="Source Sans 3" w:hAnsi="Source Sans 3"/>
+                <w:color w:val="050607"/>
+                <w:spacing w:val="-2"/>
+                <w:sz w:val="23"/>
+                <w:szCs w:val="24"/>
+              </w:rPr>
+              <w:t xml:space="preserve"> (one word) at history point org</w:t>
             </w:r>
           </w:p>
           <w:p>
@@ -30425,6 +30983,7 @@
               </w:rPr>
               <w:t xml:space="preserve">B </w:t>
             </w:r>
+            <w:proofErr w:type="spellStart"/>
             <w:r>
               <w:rPr>
                 <w:rFonts w:ascii="Source Sans 3" w:hAnsi="Source Sans 3"/>
@@ -30433,7 +30992,18 @@
                 <w:sz w:val="23"/>
                 <w:szCs w:val="24"/>
               </w:rPr>
-              <w:t>museuminfo (one word) at history full stop org</w:t>
+              <w:t>museuminfo</w:t>
+            </w:r>
+            <w:proofErr w:type="spellEnd"/>
+            <w:r>
+              <w:rPr>
+                <w:rFonts w:ascii="Source Sans 3" w:hAnsi="Source Sans 3"/>
+                <w:color w:val="050607"/>
+                <w:spacing w:val="-2"/>
+                <w:sz w:val="23"/>
+                <w:szCs w:val="24"/>
+              </w:rPr>
+              <w:t xml:space="preserve"> (one word) at history full stop org</w:t>
             </w:r>
           </w:p>
           <w:p>
@@ -30461,6 +31031,7 @@
               </w:rPr>
               <w:t xml:space="preserve">C </w:t>
             </w:r>
+            <w:proofErr w:type="spellStart"/>
             <w:r>
               <w:rPr>
                 <w:rFonts w:ascii="Source Sans 3" w:hAnsi="Source Sans 3"/>
@@ -30469,7 +31040,18 @@
                 <w:sz w:val="23"/>
                 <w:szCs w:val="24"/>
               </w:rPr>
-              <w:t>museuminfo (one word) at history dot org</w:t>
+              <w:t>museuminfo</w:t>
+            </w:r>
+            <w:proofErr w:type="spellEnd"/>
+            <w:r>
+              <w:rPr>
+                <w:rFonts w:ascii="Source Sans 3" w:hAnsi="Source Sans 3"/>
+                <w:color w:val="050607"/>
+                <w:spacing w:val="-2"/>
+                <w:sz w:val="23"/>
+                <w:szCs w:val="24"/>
+              </w:rPr>
+              <w:t xml:space="preserve"> (one word) at history dot org</w:t>
             </w:r>
           </w:p>
         </w:tc>
@@ -31878,7 +32460,23 @@
                       <w:rFonts w:ascii="Source Sans 3" w:hAnsi="Source Sans 3"/>
                       <w:color w:val="0B0E0E"/>
                     </w:rPr>
-                    <w:t>Make sure you practise:</w:t>
+                    <w:t xml:space="preserve">Make sure you </w:t>
+                  </w:r>
+                  <w:proofErr w:type="spellStart"/>
+                  <w:r>
+                    <w:rPr>
+                      <w:rFonts w:ascii="Source Sans 3" w:hAnsi="Source Sans 3"/>
+                      <w:color w:val="0B0E0E"/>
+                    </w:rPr>
+                    <w:t>practise</w:t>
+                  </w:r>
+                  <w:proofErr w:type="spellEnd"/>
+                  <w:r>
+                    <w:rPr>
+                      <w:rFonts w:ascii="Source Sans 3" w:hAnsi="Source Sans 3"/>
+                      <w:color w:val="0B0E0E"/>
+                    </w:rPr>
+                    <w:t>:</w:t>
                   </w:r>
                 </w:p>
                 <w:p>
@@ -32805,8 +33403,16 @@
               <w:rPr>
                 <w:szCs w:val="23"/>
               </w:rPr>
-              <w:t>does local charity work, raises money for local causes, donates money to worthwhile community organisations</w:t>
-            </w:r>
+              <w:t xml:space="preserve">does local charity work, raises money for local causes, donates money to worthwhile community </w:t>
+            </w:r>
+            <w:proofErr w:type="spellStart"/>
+            <w:r>
+              <w:rPr>
+                <w:szCs w:val="23"/>
+              </w:rPr>
+              <w:t>organisations</w:t>
+            </w:r>
+            <w:proofErr w:type="spellEnd"/>
           </w:p>
           <w:p>
             <w:pPr>
@@ -33623,7 +34229,25 @@
                 <w:iCs/>
                 <w:szCs w:val="23"/>
               </w:rPr>
-              <w:t>One important thing is that the museum here has formed some extremely worthwhile partnerships with a wide range of local charities. In London, like any capital city, there ore a lot of social problems, and the museum's help in reaching out to the world outside is greatly appreciated by so many.</w:t>
+              <w:t xml:space="preserve">One important thing is that the museum here has formed some extremely worthwhile partnerships with a wide range of local charities. In London, like any capital city, there </w:t>
+            </w:r>
+            <w:proofErr w:type="spellStart"/>
+            <w:r>
+              <w:rPr>
+                <w:i/>
+                <w:iCs/>
+                <w:szCs w:val="23"/>
+              </w:rPr>
+              <w:t>ore</w:t>
+            </w:r>
+            <w:proofErr w:type="spellEnd"/>
+            <w:r>
+              <w:rPr>
+                <w:i/>
+                <w:iCs/>
+                <w:szCs w:val="23"/>
+              </w:rPr>
+              <w:t xml:space="preserve"> a lot of social problems, and the museum's help in reaching out to the world outside is greatly appreciated by so many.</w:t>
             </w:r>
           </w:p>
         </w:tc>
@@ -34250,7 +34874,21 @@
               <w:rPr>
                 <w:szCs w:val="23"/>
               </w:rPr>
-              <w:t xml:space="preserve">with if. </w:t>
+              <w:t xml:space="preserve">with </w:t>
+            </w:r>
+            <w:proofErr w:type="spellStart"/>
+            <w:r>
+              <w:rPr>
+                <w:szCs w:val="23"/>
+              </w:rPr>
+              <w:t>if</w:t>
+            </w:r>
+            <w:proofErr w:type="spellEnd"/>
+            <w:r>
+              <w:rPr>
+                <w:szCs w:val="23"/>
+              </w:rPr>
+              <w:t xml:space="preserve">. </w:t>
             </w:r>
             <w:r>
               <w:rPr>
@@ -35245,6 +35883,7 @@
                       <w:szCs w:val="23"/>
                     </w:rPr>
                   </w:pPr>
+                  <w:proofErr w:type="spellStart"/>
                   <w:r>
                     <w:rPr>
                       <w:rFonts w:ascii="Source Sans 3" w:hAnsi="Source Sans 3"/>
@@ -35252,7 +35891,17 @@
                       <w:sz w:val="23"/>
                       <w:szCs w:val="23"/>
                     </w:rPr>
-                    <w:t xml:space="preserve">Mr </w:t>
+                    <w:t>Mr</w:t>
+                  </w:r>
+                  <w:proofErr w:type="spellEnd"/>
+                  <w:r>
+                    <w:rPr>
+                      <w:rFonts w:ascii="Source Sans 3" w:hAnsi="Source Sans 3"/>
+                      <w:iCs/>
+                      <w:sz w:val="23"/>
+                      <w:szCs w:val="23"/>
+                    </w:rPr>
+                    <w:t xml:space="preserve"> </w:t>
                   </w:r>
                   <w:r>
                     <w:rPr>
@@ -35279,8 +35928,17 @@
                       <w:rStyle w:val="BlankWord1"/>
                       <w:szCs w:val="26"/>
                     </w:rPr>
-                    <w:t>David Cottenham</w:t>
+                    <w:t xml:space="preserve">David </w:t>
                   </w:r>
+                  <w:proofErr w:type="spellStart"/>
+                  <w:r>
+                    <w:rPr>
+                      <w:rStyle w:val="BlankWord1"/>
+                      <w:szCs w:val="26"/>
+                    </w:rPr>
+                    <w:t>Cottenham</w:t>
+                  </w:r>
+                  <w:proofErr w:type="spellEnd"/>
                 </w:p>
               </w:tc>
             </w:tr>
@@ -35329,7 +35987,27 @@
                       <w:sz w:val="23"/>
                       <w:szCs w:val="23"/>
                     </w:rPr>
-                    <w:t xml:space="preserve">4 West Cottages, Humblington, Devon, </w:t>
+                    <w:t xml:space="preserve">4 West Cottages, </w:t>
+                  </w:r>
+                  <w:proofErr w:type="spellStart"/>
+                  <w:r>
+                    <w:rPr>
+                      <w:rFonts w:ascii="Source Sans 3" w:hAnsi="Source Sans 3"/>
+                      <w:iCs/>
+                      <w:sz w:val="23"/>
+                      <w:szCs w:val="23"/>
+                    </w:rPr>
+                    <w:t>Humblington</w:t>
+                  </w:r>
+                  <w:proofErr w:type="spellEnd"/>
+                  <w:r>
+                    <w:rPr>
+                      <w:rFonts w:ascii="Source Sans 3" w:hAnsi="Source Sans 3"/>
+                      <w:iCs/>
+                      <w:sz w:val="23"/>
+                      <w:szCs w:val="23"/>
+                    </w:rPr>
+                    <w:t xml:space="preserve">, Devon, </w:t>
                   </w:r>
                   <w:r>
                     <w:rPr>
@@ -35406,7 +36084,27 @@
                       <w:sz w:val="23"/>
                       <w:szCs w:val="23"/>
                     </w:rPr>
-                    <w:t>8b Greenend Road, El9 4RR</w:t>
+                    <w:t xml:space="preserve">8b </w:t>
+                  </w:r>
+                  <w:proofErr w:type="spellStart"/>
+                  <w:r>
+                    <w:rPr>
+                      <w:rFonts w:ascii="Source Sans 3" w:hAnsi="Source Sans 3"/>
+                      <w:iCs/>
+                      <w:sz w:val="23"/>
+                      <w:szCs w:val="23"/>
+                    </w:rPr>
+                    <w:t>Greenend</w:t>
+                  </w:r>
+                  <w:proofErr w:type="spellEnd"/>
+                  <w:r>
+                    <w:rPr>
+                      <w:rFonts w:ascii="Source Sans 3" w:hAnsi="Source Sans 3"/>
+                      <w:iCs/>
+                      <w:sz w:val="23"/>
+                      <w:szCs w:val="23"/>
+                    </w:rPr>
+                    <w:t xml:space="preserve"> Road, El9 4RR</w:t>
                   </w:r>
                 </w:p>
               </w:tc>
@@ -36476,13 +37174,23 @@
                 <w:szCs w:val="23"/>
               </w:rPr>
             </w:pPr>
+            <w:proofErr w:type="spellStart"/>
             <w:r>
               <w:rPr>
                 <w:rFonts w:ascii="Source Sans 3" w:hAnsi="Source Sans 3" w:cs="B Zar"/>
                 <w:sz w:val="23"/>
                 <w:szCs w:val="23"/>
               </w:rPr>
-              <w:t>analyse good and bad answers to parts of the test</w:t>
+              <w:t>analyse</w:t>
+            </w:r>
+            <w:proofErr w:type="spellEnd"/>
+            <w:r>
+              <w:rPr>
+                <w:rFonts w:ascii="Source Sans 3" w:hAnsi="Source Sans 3" w:cs="B Zar"/>
+                <w:sz w:val="23"/>
+                <w:szCs w:val="23"/>
+              </w:rPr>
+              <w:t xml:space="preserve"> good and bad answers to parts of the test</w:t>
             </w:r>
           </w:p>
           <w:p>
@@ -38643,7 +39351,21 @@
               <w:rPr>
                 <w:szCs w:val="23"/>
               </w:rPr>
-              <w:t>Question 2: The language used is very good, but it doesn't answer the question. It is highly likely to be a memorised answer, which should be avoided completely - the vocabulary is not relevant to the topic at all. This limits the score for both Fluency and Coherence and Lexical Resource.</w:t>
+              <w:t xml:space="preserve">Question 2: The language used is very good, but it doesn't answer the question. It is highly likely to be a </w:t>
+            </w:r>
+            <w:proofErr w:type="spellStart"/>
+            <w:r>
+              <w:rPr>
+                <w:szCs w:val="23"/>
+              </w:rPr>
+              <w:t>memorised</w:t>
+            </w:r>
+            <w:proofErr w:type="spellEnd"/>
+            <w:r>
+              <w:rPr>
+                <w:szCs w:val="23"/>
+              </w:rPr>
+              <w:t xml:space="preserve"> answer, which should be avoided completely - the vocabulary is not relevant to the topic at all. This limits the score for both Fluency and Coherence and Lexical Resource.</w:t>
             </w:r>
           </w:p>
           <w:p>
@@ -38760,7 +39482,25 @@
                       <w:color w:val="0B0D0E"/>
                       <w:spacing w:val="-4"/>
                     </w:rPr>
-                    <w:t>Never memorise complete answers to questions before the exam. It is normally obvious to examiners when a candidate does this and it may affect your score.</w:t>
+                    <w:t xml:space="preserve">Never </w:t>
+                  </w:r>
+                  <w:proofErr w:type="spellStart"/>
+                  <w:r>
+                    <w:rPr>
+                      <w:rFonts w:ascii="Source Sans 3" w:hAnsi="Source Sans 3"/>
+                      <w:color w:val="0B0D0E"/>
+                      <w:spacing w:val="-4"/>
+                    </w:rPr>
+                    <w:t>memorise</w:t>
+                  </w:r>
+                  <w:proofErr w:type="spellEnd"/>
+                  <w:r>
+                    <w:rPr>
+                      <w:rFonts w:ascii="Source Sans 3" w:hAnsi="Source Sans 3"/>
+                      <w:color w:val="0B0D0E"/>
+                      <w:spacing w:val="-4"/>
+                    </w:rPr>
+                    <w:t xml:space="preserve"> complete answers to questions before the exam. It is normally obvious to examiners when a candidate does this and it may affect your score.</w:t>
                   </w:r>
                 </w:p>
                 <w:p>
@@ -39670,7 +40410,21 @@
               <w:rPr>
                 <w:szCs w:val="23"/>
               </w:rPr>
-              <w:t>This candidate talked about all four points, exploring three of them in some detail. He used a good range of vocabulary and grammar; the organisation of the answer was also very good indeed, and the long turn flowed naturally from one idea to the next. It is not important that he spoke about the third prompt only very briefly, as he clearly had decided to spend more time on the points he felt he could expand on more easily, and in more detail.</w:t>
+              <w:t xml:space="preserve">This candidate talked about all four points, exploring three of them in some detail. He used a good range of vocabulary and grammar; the </w:t>
+            </w:r>
+            <w:proofErr w:type="spellStart"/>
+            <w:r>
+              <w:rPr>
+                <w:szCs w:val="23"/>
+              </w:rPr>
+              <w:t>organisation</w:t>
+            </w:r>
+            <w:proofErr w:type="spellEnd"/>
+            <w:r>
+              <w:rPr>
+                <w:szCs w:val="23"/>
+              </w:rPr>
+              <w:t xml:space="preserve"> of the answer was also very good indeed, and the long turn flowed naturally from one idea to the next. It is not important that he spoke about the third prompt only very briefly, as he clearly had decided to spend more time on the points he felt he could expand on more easily, and in more detail.</w:t>
             </w:r>
           </w:p>
         </w:tc>
@@ -40299,6 +41053,7 @@
               </w:rPr>
               <w:t xml:space="preserve"> E </w:t>
             </w:r>
+            <w:proofErr w:type="spellStart"/>
             <w:r>
               <w:rPr>
                 <w:rStyle w:val="BlankWord1"/>
@@ -40306,26 +41061,39 @@
               </w:rPr>
               <w:t>i</w:t>
             </w:r>
-          </w:p>
-          <w:p>
-            <w:pPr>
-              <w:rPr>
-                <w:rFonts w:ascii="Source Sans 3" w:hAnsi="Source Sans 3"/>
-                <w:b/>
-                <w:bCs/>
-                <w:sz w:val="23"/>
-                <w:szCs w:val="23"/>
-              </w:rPr>
-            </w:pPr>
-            <w:r>
-              <w:rPr>
-                <w:rFonts w:ascii="Source Sans 3" w:hAnsi="Source Sans 3"/>
-                <w:b/>
-                <w:bCs/>
-                <w:sz w:val="23"/>
-                <w:szCs w:val="23"/>
-              </w:rPr>
-              <w:t xml:space="preserve">i </w:t>
+            <w:proofErr w:type="spellEnd"/>
+          </w:p>
+          <w:p>
+            <w:pPr>
+              <w:rPr>
+                <w:rFonts w:ascii="Source Sans 3" w:hAnsi="Source Sans 3"/>
+                <w:b/>
+                <w:bCs/>
+                <w:sz w:val="23"/>
+                <w:szCs w:val="23"/>
+              </w:rPr>
+            </w:pPr>
+            <w:proofErr w:type="spellStart"/>
+            <w:r>
+              <w:rPr>
+                <w:rFonts w:ascii="Source Sans 3" w:hAnsi="Source Sans 3"/>
+                <w:b/>
+                <w:bCs/>
+                <w:sz w:val="23"/>
+                <w:szCs w:val="23"/>
+              </w:rPr>
+              <w:t>i</w:t>
+            </w:r>
+            <w:proofErr w:type="spellEnd"/>
+            <w:r>
+              <w:rPr>
+                <w:rFonts w:ascii="Source Sans 3" w:hAnsi="Source Sans 3"/>
+                <w:b/>
+                <w:bCs/>
+                <w:sz w:val="23"/>
+                <w:szCs w:val="23"/>
+              </w:rPr>
+              <w:t xml:space="preserve"> </w:t>
             </w:r>
             <w:r>
               <w:rPr>
@@ -40443,13 +41211,23 @@
               </w:rPr>
               <w:t xml:space="preserve">v </w:t>
             </w:r>
-            <w:r>
-              <w:rPr>
-                <w:rFonts w:ascii="Source Sans 3" w:hAnsi="Source Sans 3"/>
-                <w:sz w:val="23"/>
-                <w:szCs w:val="23"/>
-              </w:rPr>
-              <w:t>Analyse past and present</w:t>
+            <w:proofErr w:type="spellStart"/>
+            <w:r>
+              <w:rPr>
+                <w:rFonts w:ascii="Source Sans 3" w:hAnsi="Source Sans 3"/>
+                <w:sz w:val="23"/>
+                <w:szCs w:val="23"/>
+              </w:rPr>
+              <w:t>Analyse</w:t>
+            </w:r>
+            <w:proofErr w:type="spellEnd"/>
+            <w:r>
+              <w:rPr>
+                <w:rFonts w:ascii="Source Sans 3" w:hAnsi="Source Sans 3"/>
+                <w:sz w:val="23"/>
+                <w:szCs w:val="23"/>
+              </w:rPr>
+              <w:t xml:space="preserve"> past and present</w:t>
             </w:r>
           </w:p>
         </w:tc>
@@ -40651,7 +41429,29 @@
                 <w:sz w:val="23"/>
                 <w:szCs w:val="23"/>
               </w:rPr>
-              <w:t xml:space="preserve"> Uses stress and intonation appropriately, e.g </w:t>
+              <w:t xml:space="preserve"> Uses stress and intonation appropriately, </w:t>
+            </w:r>
+            <w:proofErr w:type="spellStart"/>
+            <w:r>
+              <w:rPr>
+                <w:rFonts w:ascii="Source Sans 3" w:hAnsi="Source Sans 3"/>
+                <w:color w:val="0B0D0E"/>
+                <w:spacing w:val="-4"/>
+                <w:sz w:val="23"/>
+                <w:szCs w:val="23"/>
+              </w:rPr>
+              <w:t>e.g</w:t>
+            </w:r>
+            <w:proofErr w:type="spellEnd"/>
+            <w:r>
+              <w:rPr>
+                <w:rFonts w:ascii="Source Sans 3" w:hAnsi="Source Sans 3"/>
+                <w:color w:val="0B0D0E"/>
+                <w:spacing w:val="-4"/>
+                <w:sz w:val="23"/>
+                <w:szCs w:val="23"/>
+              </w:rPr>
+              <w:t xml:space="preserve"> </w:t>
             </w:r>
             <w:r>
               <w:rPr>
@@ -40662,7 +41462,55 @@
                 <w:sz w:val="23"/>
                 <w:szCs w:val="23"/>
               </w:rPr>
-              <w:t xml:space="preserve">NOT just NAtionally, but INternationally. </w:t>
+              <w:t xml:space="preserve">NOT just </w:t>
+            </w:r>
+            <w:proofErr w:type="spellStart"/>
+            <w:r>
+              <w:rPr>
+                <w:rFonts w:ascii="Source Sans 3" w:hAnsi="Source Sans 3"/>
+                <w:i/>
+                <w:color w:val="0B0D0E"/>
+                <w:spacing w:val="-4"/>
+                <w:sz w:val="23"/>
+                <w:szCs w:val="23"/>
+              </w:rPr>
+              <w:t>NAtionally</w:t>
+            </w:r>
+            <w:proofErr w:type="spellEnd"/>
+            <w:r>
+              <w:rPr>
+                <w:rFonts w:ascii="Source Sans 3" w:hAnsi="Source Sans 3"/>
+                <w:i/>
+                <w:color w:val="0B0D0E"/>
+                <w:spacing w:val="-4"/>
+                <w:sz w:val="23"/>
+                <w:szCs w:val="23"/>
+              </w:rPr>
+              <w:t xml:space="preserve">, but </w:t>
+            </w:r>
+            <w:proofErr w:type="spellStart"/>
+            <w:r>
+              <w:rPr>
+                <w:rFonts w:ascii="Source Sans 3" w:hAnsi="Source Sans 3"/>
+                <w:i/>
+                <w:color w:val="0B0D0E"/>
+                <w:spacing w:val="-4"/>
+                <w:sz w:val="23"/>
+                <w:szCs w:val="23"/>
+              </w:rPr>
+              <w:t>INternationally</w:t>
+            </w:r>
+            <w:proofErr w:type="spellEnd"/>
+            <w:r>
+              <w:rPr>
+                <w:rFonts w:ascii="Source Sans 3" w:hAnsi="Source Sans 3"/>
+                <w:i/>
+                <w:color w:val="0B0D0E"/>
+                <w:spacing w:val="-4"/>
+                <w:sz w:val="23"/>
+                <w:szCs w:val="23"/>
+              </w:rPr>
+              <w:t xml:space="preserve">. </w:t>
             </w:r>
             <w:r>
               <w:rPr>
@@ -41614,6 +42462,7 @@
                     </w:rPr>
                     <w:t xml:space="preserve">As long as     </w:t>
                   </w:r>
+                  <w:proofErr w:type="spellStart"/>
                   <w:proofErr w:type="gramStart"/>
                   <w:r>
                     <w:rPr>
@@ -41623,6 +42472,7 @@
                     </w:rPr>
                     <w:t>As</w:t>
                   </w:r>
+                  <w:proofErr w:type="spellEnd"/>
                   <w:proofErr w:type="gramEnd"/>
                   <w:r>
                     <w:rPr>
@@ -43288,7 +44138,31 @@
                 <w:sz w:val="23"/>
                 <w:szCs w:val="23"/>
               </w:rPr>
-              <w:t>Listen again and practise saying each sentence with the correct pronunciation.</w:t>
+              <w:t xml:space="preserve">Listen again and </w:t>
+            </w:r>
+            <w:proofErr w:type="spellStart"/>
+            <w:r>
+              <w:rPr>
+                <w:rFonts w:ascii="Source Sans 3" w:hAnsi="Source Sans 3"/>
+                <w:b/>
+                <w:bCs/>
+                <w:iCs/>
+                <w:sz w:val="23"/>
+                <w:szCs w:val="23"/>
+              </w:rPr>
+              <w:t>practise</w:t>
+            </w:r>
+            <w:proofErr w:type="spellEnd"/>
+            <w:r>
+              <w:rPr>
+                <w:rFonts w:ascii="Source Sans 3" w:hAnsi="Source Sans 3"/>
+                <w:b/>
+                <w:bCs/>
+                <w:iCs/>
+                <w:sz w:val="23"/>
+                <w:szCs w:val="23"/>
+              </w:rPr>
+              <w:t xml:space="preserve"> saying each sentence with the correct pronunciation.</w:t>
             </w:r>
           </w:p>
           <w:p>
@@ -43523,7 +44397,25 @@
                 <w:sz w:val="23"/>
                 <w:szCs w:val="23"/>
               </w:rPr>
-              <w:t xml:space="preserve"> you live in now, what are your favourite pastimes?</w:t>
+              <w:t xml:space="preserve"> you live in now, what are your </w:t>
+            </w:r>
+            <w:proofErr w:type="spellStart"/>
+            <w:r>
+              <w:rPr>
+                <w:rFonts w:ascii="Source Sans 3" w:hAnsi="Source Sans 3"/>
+                <w:sz w:val="23"/>
+                <w:szCs w:val="23"/>
+              </w:rPr>
+              <w:t>favourite</w:t>
+            </w:r>
+            <w:proofErr w:type="spellEnd"/>
+            <w:r>
+              <w:rPr>
+                <w:rFonts w:ascii="Source Sans 3" w:hAnsi="Source Sans 3"/>
+                <w:sz w:val="23"/>
+                <w:szCs w:val="23"/>
+              </w:rPr>
+              <w:t xml:space="preserve"> pastimes?</w:t>
             </w:r>
           </w:p>
         </w:tc>
@@ -43595,7 +44487,29 @@
                 <w:sz w:val="23"/>
                 <w:szCs w:val="23"/>
               </w:rPr>
-              <w:t>Read the Task 2 card Then practise making notes for one minute, and deliver your</w:t>
+              <w:t xml:space="preserve">Read the Task 2 card Then </w:t>
+            </w:r>
+            <w:proofErr w:type="spellStart"/>
+            <w:r>
+              <w:rPr>
+                <w:rFonts w:ascii="Source Sans 3" w:hAnsi="Source Sans 3"/>
+                <w:b/>
+                <w:bCs/>
+                <w:sz w:val="23"/>
+                <w:szCs w:val="23"/>
+              </w:rPr>
+              <w:t>practise</w:t>
+            </w:r>
+            <w:proofErr w:type="spellEnd"/>
+            <w:r>
+              <w:rPr>
+                <w:rFonts w:ascii="Source Sans 3" w:hAnsi="Source Sans 3"/>
+                <w:b/>
+                <w:bCs/>
+                <w:sz w:val="23"/>
+                <w:szCs w:val="23"/>
+              </w:rPr>
+              <w:t xml:space="preserve"> making notes for one minute, and deliver your</w:t>
             </w:r>
           </w:p>
           <w:p>
@@ -44907,8 +45821,17 @@
                       <w:i/>
                       <w:szCs w:val="23"/>
                     </w:rPr>
-                    <w:t>-tion</w:t>
+                    <w:t>-</w:t>
                   </w:r>
+                  <w:proofErr w:type="spellStart"/>
+                  <w:r>
+                    <w:rPr>
+                      <w:i/>
+                      <w:szCs w:val="23"/>
+                    </w:rPr>
+                    <w:t>tion</w:t>
+                  </w:r>
+                  <w:proofErr w:type="spellEnd"/>
                 </w:p>
                 <w:p>
                   <w:pPr>
@@ -44955,8 +45878,17 @@
                       <w:i/>
                       <w:szCs w:val="23"/>
                     </w:rPr>
-                    <w:t>-ment</w:t>
+                    <w:t>-</w:t>
                   </w:r>
+                  <w:proofErr w:type="spellStart"/>
+                  <w:r>
+                    <w:rPr>
+                      <w:i/>
+                      <w:szCs w:val="23"/>
+                    </w:rPr>
+                    <w:t>ment</w:t>
+                  </w:r>
+                  <w:proofErr w:type="spellEnd"/>
                 </w:p>
               </w:tc>
               <w:tc>
@@ -44977,8 +45909,17 @@
                       <w:i/>
                       <w:szCs w:val="23"/>
                     </w:rPr>
-                    <w:t>-ic</w:t>
+                    <w:t>-</w:t>
                   </w:r>
+                  <w:proofErr w:type="spellStart"/>
+                  <w:r>
+                    <w:rPr>
+                      <w:i/>
+                      <w:szCs w:val="23"/>
+                    </w:rPr>
+                    <w:t>ic</w:t>
+                  </w:r>
+                  <w:proofErr w:type="spellEnd"/>
                 </w:p>
                 <w:p>
                   <w:pPr>
@@ -44993,8 +45934,17 @@
                       <w:i/>
                       <w:szCs w:val="23"/>
                     </w:rPr>
-                    <w:t>-fut</w:t>
+                    <w:t>-</w:t>
                   </w:r>
+                  <w:proofErr w:type="spellStart"/>
+                  <w:r>
+                    <w:rPr>
+                      <w:i/>
+                      <w:szCs w:val="23"/>
+                    </w:rPr>
+                    <w:t>fut</w:t>
+                  </w:r>
+                  <w:proofErr w:type="spellEnd"/>
                 </w:p>
                 <w:p>
                   <w:pPr>
@@ -45041,8 +45991,17 @@
                       <w:i/>
                       <w:szCs w:val="23"/>
                     </w:rPr>
-                    <w:t>-ious</w:t>
+                    <w:t>-</w:t>
                   </w:r>
+                  <w:proofErr w:type="spellStart"/>
+                  <w:r>
+                    <w:rPr>
+                      <w:i/>
+                      <w:szCs w:val="23"/>
+                    </w:rPr>
+                    <w:t>ious</w:t>
+                  </w:r>
+                  <w:proofErr w:type="spellEnd"/>
                 </w:p>
                 <w:p>
                   <w:pPr>
@@ -45057,8 +46016,17 @@
                       <w:i/>
                       <w:szCs w:val="23"/>
                     </w:rPr>
-                    <w:t>-ative</w:t>
+                    <w:t>-</w:t>
                   </w:r>
+                  <w:proofErr w:type="spellStart"/>
+                  <w:r>
+                    <w:rPr>
+                      <w:i/>
+                      <w:szCs w:val="23"/>
+                    </w:rPr>
+                    <w:t>ative</w:t>
+                  </w:r>
+                  <w:proofErr w:type="spellEnd"/>
                 </w:p>
                 <w:p>
                   <w:pPr>
@@ -45278,7 +46246,27 @@
                 <w:sz w:val="23"/>
                 <w:szCs w:val="23"/>
               </w:rPr>
-              <w:t xml:space="preserve">-ful </w:t>
+              <w:t>-</w:t>
+            </w:r>
+            <w:proofErr w:type="spellStart"/>
+            <w:r>
+              <w:rPr>
+                <w:rFonts w:ascii="Source Sans 3" w:hAnsi="Source Sans 3"/>
+                <w:i/>
+                <w:sz w:val="23"/>
+                <w:szCs w:val="23"/>
+              </w:rPr>
+              <w:t>ful</w:t>
+            </w:r>
+            <w:proofErr w:type="spellEnd"/>
+            <w:r>
+              <w:rPr>
+                <w:rFonts w:ascii="Source Sans 3" w:hAnsi="Source Sans 3"/>
+                <w:i/>
+                <w:sz w:val="23"/>
+                <w:szCs w:val="23"/>
+              </w:rPr>
+              <w:t xml:space="preserve"> </w:t>
             </w:r>
             <w:r>
               <w:rPr>
@@ -45310,7 +46298,21 @@
               <w:rPr>
                 <w:i/>
               </w:rPr>
-              <w:t xml:space="preserve">-fut </w:t>
+              <w:t>-</w:t>
+            </w:r>
+            <w:proofErr w:type="spellStart"/>
+            <w:r>
+              <w:rPr>
+                <w:i/>
+              </w:rPr>
+              <w:t>fut</w:t>
+            </w:r>
+            <w:proofErr w:type="spellEnd"/>
+            <w:r>
+              <w:rPr>
+                <w:i/>
+              </w:rPr>
+              <w:t xml:space="preserve"> </w:t>
             </w:r>
             <w:r>
               <w:t xml:space="preserve">derives from the word </w:t>
@@ -45621,8 +46623,9 @@
                 <w:sz w:val="23"/>
                 <w:szCs w:val="23"/>
               </w:rPr>
-              <w:t>-ify, -ise /</w:t>
-            </w:r>
+              <w:t>-</w:t>
+            </w:r>
+            <w:proofErr w:type="spellStart"/>
             <w:r>
               <w:rPr>
                 <w:rFonts w:ascii="Source Sans 3" w:hAnsi="Source Sans 3"/>
@@ -45630,8 +46633,9 @@
                 <w:sz w:val="23"/>
                 <w:szCs w:val="23"/>
               </w:rPr>
-              <w:t xml:space="preserve"> </w:t>
-            </w:r>
+              <w:t>ify</w:t>
+            </w:r>
+            <w:proofErr w:type="spellEnd"/>
             <w:r>
               <w:rPr>
                 <w:rFonts w:ascii="Source Sans 3" w:hAnsi="Source Sans 3"/>
@@ -45639,8 +46643,77 @@
                 <w:sz w:val="23"/>
                 <w:szCs w:val="23"/>
               </w:rPr>
-              <w:t>-ize, -ate, -en</w:t>
-            </w:r>
+              <w:t>, -</w:t>
+            </w:r>
+            <w:proofErr w:type="spellStart"/>
+            <w:r>
+              <w:rPr>
+                <w:rFonts w:ascii="Source Sans 3" w:hAnsi="Source Sans 3"/>
+                <w:i/>
+                <w:sz w:val="23"/>
+                <w:szCs w:val="23"/>
+              </w:rPr>
+              <w:t>ise</w:t>
+            </w:r>
+            <w:proofErr w:type="spellEnd"/>
+            <w:r>
+              <w:rPr>
+                <w:rFonts w:ascii="Source Sans 3" w:hAnsi="Source Sans 3"/>
+                <w:i/>
+                <w:sz w:val="23"/>
+                <w:szCs w:val="23"/>
+              </w:rPr>
+              <w:t xml:space="preserve"> /</w:t>
+            </w:r>
+            <w:r>
+              <w:rPr>
+                <w:rFonts w:ascii="Source Sans 3" w:hAnsi="Source Sans 3"/>
+                <w:i/>
+                <w:sz w:val="23"/>
+                <w:szCs w:val="23"/>
+              </w:rPr>
+              <w:t xml:space="preserve"> </w:t>
+            </w:r>
+            <w:r>
+              <w:rPr>
+                <w:rFonts w:ascii="Source Sans 3" w:hAnsi="Source Sans 3"/>
+                <w:i/>
+                <w:sz w:val="23"/>
+                <w:szCs w:val="23"/>
+              </w:rPr>
+              <w:t>-</w:t>
+            </w:r>
+            <w:proofErr w:type="spellStart"/>
+            <w:r>
+              <w:rPr>
+                <w:rFonts w:ascii="Source Sans 3" w:hAnsi="Source Sans 3"/>
+                <w:i/>
+                <w:sz w:val="23"/>
+                <w:szCs w:val="23"/>
+              </w:rPr>
+              <w:t>ize</w:t>
+            </w:r>
+            <w:proofErr w:type="spellEnd"/>
+            <w:r>
+              <w:rPr>
+                <w:rFonts w:ascii="Source Sans 3" w:hAnsi="Source Sans 3"/>
+                <w:i/>
+                <w:sz w:val="23"/>
+                <w:szCs w:val="23"/>
+              </w:rPr>
+              <w:t>, -ate, -</w:t>
+            </w:r>
+            <w:proofErr w:type="spellStart"/>
+            <w:r>
+              <w:rPr>
+                <w:rFonts w:ascii="Source Sans 3" w:hAnsi="Source Sans 3"/>
+                <w:i/>
+                <w:sz w:val="23"/>
+                <w:szCs w:val="23"/>
+              </w:rPr>
+              <w:t>en</w:t>
+            </w:r>
+            <w:proofErr w:type="spellEnd"/>
             <w:r>
               <w:rPr>
                 <w:rFonts w:ascii="Source Sans 3" w:hAnsi="Source Sans 3"/>
@@ -47471,7 +48544,29 @@
                 <w:sz w:val="23"/>
                 <w:szCs w:val="23"/>
               </w:rPr>
-              <w:t>Research suggests that there is an evolutionary reason C as to why people compulsively overeat - it is simply part of our innate behaviour. When humans evolved, we did not have the abundant supply of food that we enjoy today, and so eating was more about survival than pleasure. We became more likely to opt for high-calorie foods, with high fat content, that could sustain us through cold winters when the supply of nourishment became sparse. This explains why a 600-calorie burger seems so attractive: it awakens our primal side, makes us feel well fed, inspires contentment. Processed food stimulates the reward response in our brains, so we feel compelled to overeat, and not necessarily in a healthy way. Junk food acts as a trigger for chemicals such as the 'feel-good' dopamine to flood through the brain and induce a sensation of happiness. Meanwhile, high amounts of sugar and sodium (one of the chemicals in salt and other ingredients of fast food) cause a huge surge in blood sugar, pushing it to unnatural levels.</w:t>
+              <w:t xml:space="preserve">Research suggests that there is an evolutionary reason C as to why people compulsively overeat - it is simply part of our innate </w:t>
+            </w:r>
+            <w:proofErr w:type="spellStart"/>
+            <w:r>
+              <w:rPr>
+                <w:rFonts w:ascii="Source Sans 3" w:hAnsi="Source Sans 3"/>
+                <w:color w:val="070606"/>
+                <w:spacing w:val="-2"/>
+                <w:sz w:val="23"/>
+                <w:szCs w:val="23"/>
+              </w:rPr>
+              <w:t>behaviour</w:t>
+            </w:r>
+            <w:proofErr w:type="spellEnd"/>
+            <w:r>
+              <w:rPr>
+                <w:rFonts w:ascii="Source Sans 3" w:hAnsi="Source Sans 3"/>
+                <w:color w:val="070606"/>
+                <w:spacing w:val="-2"/>
+                <w:sz w:val="23"/>
+                <w:szCs w:val="23"/>
+              </w:rPr>
+              <w:t>. When humans evolved, we did not have the abundant supply of food that we enjoy today, and so eating was more about survival than pleasure. We became more likely to opt for high-calorie foods, with high fat content, that could sustain us through cold winters when the supply of nourishment became sparse. This explains why a 600-calorie burger seems so attractive: it awakens our primal side, makes us feel well fed, inspires contentment. Processed food stimulates the reward response in our brains, so we feel compelled to overeat, and not necessarily in a healthy way. Junk food acts as a trigger for chemicals such as the 'feel-good' dopamine to flood through the brain and induce a sensation of happiness. Meanwhile, high amounts of sugar and sodium (one of the chemicals in salt and other ingredients of fast food) cause a huge surge in blood sugar, pushing it to unnatural levels.</w:t>
             </w:r>
           </w:p>
         </w:tc>
@@ -47617,7 +48712,51 @@
                 <w:sz w:val="23"/>
                 <w:szCs w:val="23"/>
               </w:rPr>
-              <w:t>It is common to read or to hear criticism of the junk food industry that does so much to promote the overconsumption of its products. But it does not appear that any of this criticism is changing widespread dietary habits in any substantial way. What is more, the humble burger has been elevated to such a point that many people no longer see it as simple, on-the-go food. It has arguably become a stylish and aspirational part of one's daily diet. Consider, for example, how some television companies recently made several series of programmes encouraging unnecessary overeating, in which the host devours dish after dish of unhealthy, fatty meals until they are full - and then far, far beyond. While such glamorisation exists, it is difficult to see how our collective march towards a global obesity crisis can ever be halted.</w:t>
+              <w:t xml:space="preserve">It is common to read or to hear criticism of the junk food industry that does so much to promote the overconsumption of its products. But it does not appear that any of this criticism is changing widespread dietary habits in any substantial way. What is more, the humble burger has been elevated to such a point that many people no longer see it as simple, on-the-go food. It has arguably become a stylish and aspirational part of one's daily diet. Consider, for example, how some television companies recently made several series of </w:t>
+            </w:r>
+            <w:proofErr w:type="spellStart"/>
+            <w:r>
+              <w:rPr>
+                <w:rFonts w:ascii="Source Sans 3" w:hAnsi="Source Sans 3"/>
+                <w:color w:val="070606"/>
+                <w:spacing w:val="-2"/>
+                <w:sz w:val="23"/>
+                <w:szCs w:val="23"/>
+              </w:rPr>
+              <w:t>programmes</w:t>
+            </w:r>
+            <w:proofErr w:type="spellEnd"/>
+            <w:r>
+              <w:rPr>
+                <w:rFonts w:ascii="Source Sans 3" w:hAnsi="Source Sans 3"/>
+                <w:color w:val="070606"/>
+                <w:spacing w:val="-2"/>
+                <w:sz w:val="23"/>
+                <w:szCs w:val="23"/>
+              </w:rPr>
+              <w:t xml:space="preserve"> encouraging unnecessary overeating, in which the host devours dish after dish of unhealthy, fatty meals until they are full - and then far, far beyond. While such </w:t>
+            </w:r>
+            <w:proofErr w:type="spellStart"/>
+            <w:r>
+              <w:rPr>
+                <w:rFonts w:ascii="Source Sans 3" w:hAnsi="Source Sans 3"/>
+                <w:color w:val="070606"/>
+                <w:spacing w:val="-2"/>
+                <w:sz w:val="23"/>
+                <w:szCs w:val="23"/>
+              </w:rPr>
+              <w:t>glamorisation</w:t>
+            </w:r>
+            <w:proofErr w:type="spellEnd"/>
+            <w:r>
+              <w:rPr>
+                <w:rFonts w:ascii="Source Sans 3" w:hAnsi="Source Sans 3"/>
+                <w:color w:val="070606"/>
+                <w:spacing w:val="-2"/>
+                <w:sz w:val="23"/>
+                <w:szCs w:val="23"/>
+              </w:rPr>
+              <w:t xml:space="preserve"> exists, it is difficult to see how our collective march towards a global obesity crisis can ever be halted.</w:t>
             </w:r>
           </w:p>
         </w:tc>
@@ -47757,13 +48896,23 @@
               </w:rPr>
               <w:t xml:space="preserve">You will need to use different scanning skills in the Reading test. Sometimes, you will be looking for a name, number or title, for example. This is the least difficult task to do successfully, as you will be able to use capital letters, numbers, and </w:t>
             </w:r>
+            <w:proofErr w:type="spellStart"/>
             <w:r>
               <w:rPr>
                 <w:i/>
                 <w:sz w:val="21"/>
                 <w:szCs w:val="21"/>
               </w:rPr>
-              <w:t xml:space="preserve">italicised </w:t>
+              <w:t>italicised</w:t>
+            </w:r>
+            <w:proofErr w:type="spellEnd"/>
+            <w:r>
+              <w:rPr>
+                <w:i/>
+                <w:sz w:val="21"/>
+                <w:szCs w:val="21"/>
+              </w:rPr>
+              <w:t xml:space="preserve"> </w:t>
             </w:r>
             <w:r>
               <w:rPr>
@@ -49459,84 +50608,84 @@
         <v:path o:extrusionok="f" gradientshapeok="t" o:connecttype="rect"/>
         <o:lock v:ext="edit" aspectratio="t"/>
       </v:shapetype>
-      <v:shape id="_x0000_i1025" type="#_x0000_t75" style="width:25.4pt;height:13.3pt;visibility:visible;mso-wrap-style:square" o:bullet="t">
+      <v:shape id="_x0000_i1025" type="#_x0000_t75" style="width:25.35pt;height:13.35pt;visibility:visible;mso-wrap-style:square" o:bullet="t">
         <v:imagedata r:id="rId1" o:title=""/>
       </v:shape>
     </w:pict>
   </w:numPicBullet>
   <w:numPicBullet w:numPicBulletId="1">
     <w:pict>
-      <v:shape id="_x0000_i1026" type="#_x0000_t75" style="width:24.55pt;height:9.55pt;visibility:visible;mso-wrap-style:square" o:bullet="t">
+      <v:shape id="_x0000_i1026" type="#_x0000_t75" style="width:24.65pt;height:10pt;visibility:visible;mso-wrap-style:square" o:bullet="t">
         <v:imagedata r:id="rId2" o:title=""/>
       </v:shape>
     </w:pict>
   </w:numPicBullet>
   <w:numPicBullet w:numPicBulletId="2">
     <w:pict>
-      <v:shape id="_x0000_i1027" type="#_x0000_t75" style="width:25.4pt;height:13.3pt;visibility:visible;mso-wrap-style:square" o:bullet="t">
+      <v:shape id="_x0000_i1027" type="#_x0000_t75" style="width:25.35pt;height:13.35pt;visibility:visible;mso-wrap-style:square" o:bullet="t">
         <v:imagedata r:id="rId3" o:title=""/>
       </v:shape>
     </w:pict>
   </w:numPicBullet>
   <w:numPicBullet w:numPicBulletId="3">
     <w:pict>
-      <v:shape id="_x0000_i1028" type="#_x0000_t75" style="width:21.65pt;height:12.9pt;visibility:visible;mso-wrap-style:square" o:bullet="t">
+      <v:shape id="_x0000_i1028" type="#_x0000_t75" style="width:22pt;height:12.65pt;visibility:visible;mso-wrap-style:square" o:bullet="t">
         <v:imagedata r:id="rId4" o:title=""/>
       </v:shape>
     </w:pict>
   </w:numPicBullet>
   <w:numPicBullet w:numPicBulletId="4">
     <w:pict>
-      <v:shape id="_x0000_i1029" type="#_x0000_t75" style="width:24.55pt;height:8.3pt;visibility:visible;mso-wrap-style:square" o:bullet="t">
+      <v:shape id="_x0000_i1029" type="#_x0000_t75" style="width:24.65pt;height:8pt;visibility:visible;mso-wrap-style:square" o:bullet="t">
         <v:imagedata r:id="rId5" o:title=""/>
       </v:shape>
     </w:pict>
   </w:numPicBullet>
   <w:numPicBullet w:numPicBulletId="5">
     <w:pict>
-      <v:shape id="_x0000_i1030" type="#_x0000_t75" style="width:24.55pt;height:8.3pt;visibility:visible;mso-wrap-style:square" o:bullet="t">
+      <v:shape id="_x0000_i1030" type="#_x0000_t75" style="width:24.65pt;height:8pt;visibility:visible;mso-wrap-style:square" o:bullet="t">
         <v:imagedata r:id="rId6" o:title=""/>
       </v:shape>
     </w:pict>
   </w:numPicBullet>
   <w:numPicBullet w:numPicBulletId="6">
     <w:pict>
-      <v:shape id="_x0000_i1031" type="#_x0000_t75" style="width:36.2pt;height:15.8pt;visibility:visible;mso-wrap-style:square" o:bullet="t">
+      <v:shape id="_x0000_i1031" type="#_x0000_t75" style="width:36pt;height:16pt;visibility:visible;mso-wrap-style:square" o:bullet="t">
         <v:imagedata r:id="rId7" o:title=""/>
       </v:shape>
     </w:pict>
   </w:numPicBullet>
   <w:numPicBullet w:numPicBulletId="7">
     <w:pict>
-      <v:shape id="_x0000_i1032" type="#_x0000_t75" style="width:30.8pt;height:17.05pt;visibility:visible;mso-wrap-style:square" o:bullet="t">
+      <v:shape id="_x0000_i1032" type="#_x0000_t75" style="width:30.65pt;height:17.35pt;visibility:visible;mso-wrap-style:square" o:bullet="t">
         <v:imagedata r:id="rId8" o:title=""/>
       </v:shape>
     </w:pict>
   </w:numPicBullet>
   <w:numPicBullet w:numPicBulletId="8">
     <w:pict>
-      <v:shape id="_x0000_i1033" type="#_x0000_t75" style="width:33.7pt;height:15.8pt;visibility:visible;mso-wrap-style:square" o:bullet="t">
+      <v:shape id="_x0000_i1033" type="#_x0000_t75" style="width:34pt;height:16pt;visibility:visible;mso-wrap-style:square" o:bullet="t">
         <v:imagedata r:id="rId9" o:title=""/>
       </v:shape>
     </w:pict>
   </w:numPicBullet>
   <w:numPicBullet w:numPicBulletId="9">
     <w:pict>
-      <v:shape id="_x0000_i1034" type="#_x0000_t75" style="width:15.8pt;height:15.8pt;visibility:visible;mso-wrap-style:square" o:bullet="t">
+      <v:shape id="_x0000_i1034" type="#_x0000_t75" style="width:16pt;height:16pt;visibility:visible;mso-wrap-style:square" o:bullet="t">
         <v:imagedata r:id="rId10" o:title=""/>
       </v:shape>
     </w:pict>
   </w:numPicBullet>
   <w:numPicBullet w:numPicBulletId="10">
     <w:pict>
-      <v:shape id="_x0000_i1035" type="#_x0000_t75" style="width:15.8pt;height:15.8pt;visibility:visible;mso-wrap-style:square" o:bullet="t">
+      <v:shape id="_x0000_i1035" type="#_x0000_t75" style="width:16pt;height:16pt;visibility:visible;mso-wrap-style:square" o:bullet="t">
         <v:imagedata r:id="rId11" o:title=""/>
       </v:shape>
     </w:pict>
   </w:numPicBullet>
   <w:numPicBullet w:numPicBulletId="11">
     <w:pict>
-      <v:shape id="_x0000_i1036" type="#_x0000_t75" style="width:15.8pt;height:15.8pt;visibility:visible;mso-wrap-style:square" o:bullet="t">
+      <v:shape id="_x0000_i1036" type="#_x0000_t75" style="width:16pt;height:16pt;visibility:visible;mso-wrap-style:square" o:bullet="t">
         <v:imagedata r:id="rId12" o:title=""/>
       </v:shape>
     </w:pict>
@@ -54865,6 +56014,17 @@
       </w:tblBorders>
     </w:tblPr>
   </w:style>
+  <w:style w:type="table" w:customStyle="1" w:styleId="FigureTable">
+    <w:name w:val="FigureTable"/>
+    <w:basedOn w:val="TableGrid"/>
+    <w:uiPriority w:val="99"/>
+    <w:rsid w:val="00016CB7"/>
+    <w:rPr>
+      <w:rFonts w:ascii="Source Sans 3" w:hAnsi="Source Sans 3"/>
+      <w:sz w:val="23"/>
+    </w:rPr>
+    <w:tblPr/>
+  </w:style>
 </w:styles>
 </file>
 

--- a/assets/data/Mindset3- Custom.docx
+++ b/assets/data/Mindset3- Custom.docx
@@ -20290,7 +20290,7 @@
                 <w:p>
                   <w:pPr>
                     <w:spacing w:line="278" w:lineRule="auto"/>
-                    <w:ind w:left="567"/>
+                    <w:ind w:left="680"/>
                     <w:rPr>
                       <w:iCs/>
                     </w:rPr>
@@ -24167,97 +24167,88 @@
               <w:t>Survey results: reasons for moving</w:t>
             </w:r>
           </w:p>
-          <w:p>
-            <w:pPr>
-              <w:spacing w:line="278" w:lineRule="auto"/>
-              <w:rPr>
-                <w:rFonts w:ascii="Source Sans 3" w:hAnsi="Source Sans 3"/>
-                <w:iCs/>
-              </w:rPr>
-            </w:pPr>
-            <w:r>
-              <w:rPr>
-                <w:rFonts w:ascii="Source Sans 3" w:hAnsi="Source Sans 3"/>
-                <w:iCs/>
-                <w:noProof/>
-                <w:sz w:val="26"/>
-                <w:szCs w:val="26"/>
-              </w:rPr>
-              <w:drawing>
-                <wp:inline distT="0" distB="0" distL="0" distR="0" wp14:anchorId="5BB2FF48" wp14:editId="1C45CD1A">
-                  <wp:extent cx="3960000" cy="2693639"/>
-                  <wp:effectExtent l="0" t="0" r="2540" b="0"/>
-                  <wp:docPr id="1790113651" name="Picture 1"/>
-                  <wp:cNvGraphicFramePr>
-                    <a:graphicFrameLocks xmlns:a="http://schemas.openxmlformats.org/drawingml/2006/main" noChangeAspect="1"/>
-                  </wp:cNvGraphicFramePr>
-                  <a:graphic xmlns:a="http://schemas.openxmlformats.org/drawingml/2006/main">
-                    <a:graphicData uri="http://schemas.openxmlformats.org/drawingml/2006/picture">
-                      <pic:pic xmlns:pic="http://schemas.openxmlformats.org/drawingml/2006/picture">
-                        <pic:nvPicPr>
-                          <pic:cNvPr id="1790113651" name=""/>
-                          <pic:cNvPicPr/>
-                        </pic:nvPicPr>
-                        <pic:blipFill>
-                          <a:blip r:embed="rId16"/>
-                          <a:stretch>
-                            <a:fillRect/>
-                          </a:stretch>
-                        </pic:blipFill>
-                        <pic:spPr>
-                          <a:xfrm>
-                            <a:off x="0" y="0"/>
-                            <a:ext cx="3960000" cy="2693639"/>
-                          </a:xfrm>
-                          <a:prstGeom prst="rect">
-                            <a:avLst/>
-                          </a:prstGeom>
-                        </pic:spPr>
-                      </pic:pic>
-                    </a:graphicData>
-                  </a:graphic>
-                </wp:inline>
-              </w:drawing>
-            </w:r>
-          </w:p>
           <w:tbl>
             <w:tblPr>
-              <w:tblStyle w:val="TableGrid"/>
+              <w:tblStyle w:val="FigureTable"/>
               <w:tblW w:w="0" w:type="auto"/>
               <w:tblLook w:val="04A0" w:firstRow="1" w:lastRow="0" w:firstColumn="1" w:lastColumn="0" w:noHBand="0" w:noVBand="1"/>
             </w:tblPr>
             <w:tblGrid>
-              <w:gridCol w:w="640"/>
-              <w:gridCol w:w="7654"/>
+              <w:gridCol w:w="7579"/>
             </w:tblGrid>
             <w:tr>
               <w:tc>
                 <w:tcPr>
-                  <w:tcW w:w="640" w:type="dxa"/>
+                  <w:tcW w:w="7579" w:type="dxa"/>
                 </w:tcPr>
                 <w:p>
                   <w:pPr>
-                    <w:spacing w:line="278" w:lineRule="auto"/>
+                    <w:jc w:val="both"/>
+                    <w:rPr>
+                      <w:rFonts w:ascii="Source Sans 3 Medium" w:hAnsi="Source Sans 3 Medium"/>
+                      <w:b/>
+                      <w:bCs/>
+                      <w:color w:val="101312"/>
+                      <w:spacing w:val="-2"/>
+                      <w:w w:val="105"/>
+                      <w:szCs w:val="23"/>
+                    </w:rPr>
+                  </w:pPr>
+                  <w:r>
                     <w:rPr>
                       <w:iCs/>
-                      <w:sz w:val="20"/>
-                      <w:szCs w:val="20"/>
-                    </w:rPr>
-                  </w:pPr>
+                      <w:noProof/>
+                      <w:sz w:val="26"/>
+                      <w:szCs w:val="26"/>
+                    </w:rPr>
+                    <w:drawing>
+                      <wp:inline distT="0" distB="0" distL="0" distR="0" wp14:anchorId="2EEF57FC" wp14:editId="2F0F1BFD">
+                        <wp:extent cx="3960000" cy="2693639"/>
+                        <wp:effectExtent l="0" t="0" r="2540" b="0"/>
+                        <wp:docPr id="277198123" name="Picture 1"/>
+                        <wp:cNvGraphicFramePr>
+                          <a:graphicFrameLocks xmlns:a="http://schemas.openxmlformats.org/drawingml/2006/main" noChangeAspect="1"/>
+                        </wp:cNvGraphicFramePr>
+                        <a:graphic xmlns:a="http://schemas.openxmlformats.org/drawingml/2006/main">
+                          <a:graphicData uri="http://schemas.openxmlformats.org/drawingml/2006/picture">
+                            <pic:pic xmlns:pic="http://schemas.openxmlformats.org/drawingml/2006/picture">
+                              <pic:nvPicPr>
+                                <pic:cNvPr id="1790113651" name=""/>
+                                <pic:cNvPicPr/>
+                              </pic:nvPicPr>
+                              <pic:blipFill>
+                                <a:blip r:embed="rId16"/>
+                                <a:stretch>
+                                  <a:fillRect/>
+                                </a:stretch>
+                              </pic:blipFill>
+                              <pic:spPr>
+                                <a:xfrm>
+                                  <a:off x="0" y="0"/>
+                                  <a:ext cx="3960000" cy="2693639"/>
+                                </a:xfrm>
+                                <a:prstGeom prst="rect">
+                                  <a:avLst/>
+                                </a:prstGeom>
+                              </pic:spPr>
+                            </pic:pic>
+                          </a:graphicData>
+                        </a:graphic>
+                      </wp:inline>
+                    </w:drawing>
+                  </w:r>
                 </w:p>
-              </w:tc>
-              <w:tc>
-                <w:tcPr>
-                  <w:tcW w:w="7654" w:type="dxa"/>
-                  <w:vAlign w:val="center"/>
-                </w:tcPr>
                 <w:p>
                   <w:pPr>
-                    <w:spacing w:line="278" w:lineRule="auto"/>
-                    <w:rPr>
-                      <w:rFonts w:ascii="Source Sans 3" w:hAnsi="Source Sans 3"/>
-                      <w:sz w:val="21"/>
-                      <w:szCs w:val="21"/>
+                    <w:jc w:val="both"/>
+                    <w:rPr>
+                      <w:rFonts w:ascii="Source Sans 3 Medium" w:hAnsi="Source Sans 3 Medium"/>
+                      <w:b/>
+                      <w:bCs/>
+                      <w:color w:val="101312"/>
+                      <w:spacing w:val="-2"/>
+                      <w:w w:val="105"/>
+                      <w:szCs w:val="23"/>
                     </w:rPr>
                   </w:pPr>
                   <w:r>
@@ -24265,10 +24256,10 @@
                       <w:noProof/>
                     </w:rPr>
                     <w:drawing>
-                      <wp:inline distT="0" distB="0" distL="0" distR="0" wp14:anchorId="7A6CAE0E" wp14:editId="0DE85AC7">
+                      <wp:inline distT="0" distB="0" distL="0" distR="0" wp14:anchorId="3D50D949" wp14:editId="61AC9FA8">
                         <wp:extent cx="553085" cy="113030"/>
                         <wp:effectExtent l="0" t="0" r="0" b="1270"/>
-                        <wp:docPr id="165928789" name="Picture 26"/>
+                        <wp:docPr id="286876846" name="Picture 26"/>
                         <wp:cNvGraphicFramePr>
                           <a:graphicFrameLocks xmlns:a="http://schemas.openxmlformats.org/drawingml/2006/main" noChangeAspect="1"/>
                         </wp:cNvGraphicFramePr>
@@ -24315,7 +24306,6 @@
                   </w:r>
                   <w:r>
                     <w:rPr>
-                      <w:rFonts w:ascii="Source Sans 3" w:hAnsi="Source Sans 3"/>
                       <w:sz w:val="21"/>
                       <w:szCs w:val="21"/>
                     </w:rPr>
@@ -24323,7 +24313,6 @@
                   </w:r>
                   <w:r>
                     <w:rPr>
-                      <w:rFonts w:ascii="Source Sans 3" w:hAnsi="Source Sans 3"/>
                       <w:sz w:val="18"/>
                       <w:szCs w:val="18"/>
                     </w:rPr>
@@ -24331,7 +24320,6 @@
                   </w:r>
                   <w:r>
                     <w:rPr>
-                      <w:rFonts w:ascii="Source Sans 3" w:hAnsi="Source Sans 3"/>
                       <w:sz w:val="21"/>
                       <w:szCs w:val="21"/>
                     </w:rPr>
@@ -24339,7 +24327,6 @@
                   </w:r>
                   <w:r>
                     <w:rPr>
-                      <w:rFonts w:ascii="Source Sans 3" w:hAnsi="Source Sans 3"/>
                       <w:sz w:val="21"/>
                       <w:szCs w:val="21"/>
                     </w:rPr>
@@ -24350,10 +24337,10 @@
                       <w:noProof/>
                     </w:rPr>
                     <w:drawing>
-                      <wp:inline distT="0" distB="0" distL="0" distR="0" wp14:anchorId="0C74EDED" wp14:editId="63B88117">
+                      <wp:inline distT="0" distB="0" distL="0" distR="0" wp14:anchorId="3675DD94" wp14:editId="62C23FAB">
                         <wp:extent cx="553085" cy="113030"/>
                         <wp:effectExtent l="0" t="0" r="0" b="1270"/>
-                        <wp:docPr id="893599928" name="Picture 27"/>
+                        <wp:docPr id="1027380470" name="Picture 27"/>
                         <wp:cNvGraphicFramePr>
                           <a:graphicFrameLocks xmlns:a="http://schemas.openxmlformats.org/drawingml/2006/main" noChangeAspect="1"/>
                         </wp:cNvGraphicFramePr>
@@ -24400,7 +24387,6 @@
                   </w:r>
                   <w:r>
                     <w:rPr>
-                      <w:rFonts w:ascii="Source Sans 3" w:hAnsi="Source Sans 3"/>
                       <w:color w:val="2F2C2D"/>
                       <w:spacing w:val="-2"/>
                       <w:w w:val="125"/>
@@ -24411,7 +24397,6 @@
                   </w:r>
                   <w:r>
                     <w:rPr>
-                      <w:rFonts w:ascii="Source Sans 3" w:hAnsi="Source Sans 3"/>
                       <w:color w:val="2F2C2D"/>
                       <w:spacing w:val="-2"/>
                       <w:w w:val="125"/>
@@ -24422,7 +24407,6 @@
                   </w:r>
                   <w:r>
                     <w:rPr>
-                      <w:rFonts w:ascii="Source Sans 3" w:hAnsi="Source Sans 3"/>
                       <w:color w:val="2F2C2D"/>
                       <w:spacing w:val="-2"/>
                       <w:w w:val="125"/>
@@ -24433,7 +24417,6 @@
                   </w:r>
                   <w:r>
                     <w:rPr>
-                      <w:rFonts w:ascii="Source Sans 3" w:hAnsi="Source Sans 3"/>
                       <w:color w:val="2F2C2D"/>
                       <w:spacing w:val="-2"/>
                       <w:w w:val="125"/>
@@ -24447,10 +24430,10 @@
                       <w:noProof/>
                     </w:rPr>
                     <w:drawing>
-                      <wp:inline distT="0" distB="0" distL="0" distR="0" wp14:anchorId="2CD480FB" wp14:editId="154042B4">
+                      <wp:inline distT="0" distB="0" distL="0" distR="0" wp14:anchorId="51117935" wp14:editId="2663CA49">
                         <wp:extent cx="553085" cy="113030"/>
                         <wp:effectExtent l="0" t="0" r="0" b="1270"/>
-                        <wp:docPr id="1405542411" name="Picture 28"/>
+                        <wp:docPr id="101806604" name="Picture 28"/>
                         <wp:cNvGraphicFramePr>
                           <a:graphicFrameLocks xmlns:a="http://schemas.openxmlformats.org/drawingml/2006/main" noChangeAspect="1"/>
                         </wp:cNvGraphicFramePr>
@@ -24497,7 +24480,6 @@
                   </w:r>
                   <w:r>
                     <w:rPr>
-                      <w:rFonts w:ascii="Source Sans 3" w:hAnsi="Source Sans 3"/>
                       <w:sz w:val="21"/>
                       <w:szCs w:val="21"/>
                     </w:rPr>
@@ -24505,7 +24487,6 @@
                   </w:r>
                   <w:r>
                     <w:rPr>
-                      <w:rFonts w:ascii="Source Sans 3" w:hAnsi="Source Sans 3"/>
                       <w:sz w:val="18"/>
                       <w:szCs w:val="18"/>
                     </w:rPr>
@@ -24513,7 +24494,6 @@
                   </w:r>
                   <w:r>
                     <w:rPr>
-                      <w:rFonts w:ascii="Source Sans 3" w:hAnsi="Source Sans 3"/>
                       <w:sz w:val="21"/>
                       <w:szCs w:val="21"/>
                     </w:rPr>
@@ -24521,7 +24501,6 @@
                   </w:r>
                   <w:r>
                     <w:rPr>
-                      <w:rFonts w:ascii="Source Sans 3" w:hAnsi="Source Sans 3"/>
                       <w:sz w:val="21"/>
                       <w:szCs w:val="21"/>
                     </w:rPr>
@@ -24532,10 +24511,10 @@
                       <w:noProof/>
                     </w:rPr>
                     <w:drawing>
-                      <wp:inline distT="0" distB="0" distL="0" distR="0" wp14:anchorId="3AE97223" wp14:editId="14900F0B">
+                      <wp:inline distT="0" distB="0" distL="0" distR="0" wp14:anchorId="5D5418CD" wp14:editId="7E4858D8">
                         <wp:extent cx="553085" cy="113030"/>
                         <wp:effectExtent l="0" t="0" r="0" b="1270"/>
-                        <wp:docPr id="1880463091" name="Picture 29"/>
+                        <wp:docPr id="788170300" name="Picture 29"/>
                         <wp:cNvGraphicFramePr>
                           <a:graphicFrameLocks xmlns:a="http://schemas.openxmlformats.org/drawingml/2006/main" noChangeAspect="1"/>
                         </wp:cNvGraphicFramePr>
@@ -24582,7 +24561,6 @@
                   </w:r>
                   <w:r>
                     <w:rPr>
-                      <w:rFonts w:ascii="Source Sans 3" w:hAnsi="Source Sans 3"/>
                       <w:sz w:val="21"/>
                       <w:szCs w:val="21"/>
                     </w:rPr>
@@ -24590,7 +24568,6 @@
                   </w:r>
                   <w:r>
                     <w:rPr>
-                      <w:rFonts w:ascii="Source Sans 3" w:hAnsi="Source Sans 3"/>
                       <w:sz w:val="18"/>
                       <w:szCs w:val="18"/>
                     </w:rPr>
@@ -50608,84 +50585,84 @@
         <v:path o:extrusionok="f" gradientshapeok="t" o:connecttype="rect"/>
         <o:lock v:ext="edit" aspectratio="t"/>
       </v:shapetype>
-      <v:shape id="_x0000_i1025" type="#_x0000_t75" style="width:25.35pt;height:13.35pt;visibility:visible;mso-wrap-style:square" o:bullet="t">
+      <v:shape id="_x0000_i1025" type="#_x0000_t75" style="width:25.4pt;height:13.3pt;visibility:visible;mso-wrap-style:square" o:bullet="t">
         <v:imagedata r:id="rId1" o:title=""/>
       </v:shape>
     </w:pict>
   </w:numPicBullet>
   <w:numPicBullet w:numPicBulletId="1">
     <w:pict>
-      <v:shape id="_x0000_i1026" type="#_x0000_t75" style="width:24.65pt;height:10pt;visibility:visible;mso-wrap-style:square" o:bullet="t">
+      <v:shape id="_x0000_i1026" type="#_x0000_t75" style="width:24.55pt;height:9.55pt;visibility:visible;mso-wrap-style:square" o:bullet="t">
         <v:imagedata r:id="rId2" o:title=""/>
       </v:shape>
     </w:pict>
   </w:numPicBullet>
   <w:numPicBullet w:numPicBulletId="2">
     <w:pict>
-      <v:shape id="_x0000_i1027" type="#_x0000_t75" style="width:25.35pt;height:13.35pt;visibility:visible;mso-wrap-style:square" o:bullet="t">
+      <v:shape id="_x0000_i1027" type="#_x0000_t75" style="width:25.4pt;height:13.3pt;visibility:visible;mso-wrap-style:square" o:bullet="t">
         <v:imagedata r:id="rId3" o:title=""/>
       </v:shape>
     </w:pict>
   </w:numPicBullet>
   <w:numPicBullet w:numPicBulletId="3">
     <w:pict>
-      <v:shape id="_x0000_i1028" type="#_x0000_t75" style="width:22pt;height:12.65pt;visibility:visible;mso-wrap-style:square" o:bullet="t">
+      <v:shape id="_x0000_i1028" type="#_x0000_t75" style="width:21.65pt;height:12.9pt;visibility:visible;mso-wrap-style:square" o:bullet="t">
         <v:imagedata r:id="rId4" o:title=""/>
       </v:shape>
     </w:pict>
   </w:numPicBullet>
   <w:numPicBullet w:numPicBulletId="4">
     <w:pict>
-      <v:shape id="_x0000_i1029" type="#_x0000_t75" style="width:24.65pt;height:8pt;visibility:visible;mso-wrap-style:square" o:bullet="t">
+      <v:shape id="_x0000_i1029" type="#_x0000_t75" style="width:24.55pt;height:8.3pt;visibility:visible;mso-wrap-style:square" o:bullet="t">
         <v:imagedata r:id="rId5" o:title=""/>
       </v:shape>
     </w:pict>
   </w:numPicBullet>
   <w:numPicBullet w:numPicBulletId="5">
     <w:pict>
-      <v:shape id="_x0000_i1030" type="#_x0000_t75" style="width:24.65pt;height:8pt;visibility:visible;mso-wrap-style:square" o:bullet="t">
+      <v:shape id="_x0000_i1030" type="#_x0000_t75" style="width:24.55pt;height:8.3pt;visibility:visible;mso-wrap-style:square" o:bullet="t">
         <v:imagedata r:id="rId6" o:title=""/>
       </v:shape>
     </w:pict>
   </w:numPicBullet>
   <w:numPicBullet w:numPicBulletId="6">
     <w:pict>
-      <v:shape id="_x0000_i1031" type="#_x0000_t75" style="width:36pt;height:16pt;visibility:visible;mso-wrap-style:square" o:bullet="t">
+      <v:shape id="_x0000_i1031" type="#_x0000_t75" style="width:36.2pt;height:15.8pt;visibility:visible;mso-wrap-style:square" o:bullet="t">
         <v:imagedata r:id="rId7" o:title=""/>
       </v:shape>
     </w:pict>
   </w:numPicBullet>
   <w:numPicBullet w:numPicBulletId="7">
     <w:pict>
-      <v:shape id="_x0000_i1032" type="#_x0000_t75" style="width:30.65pt;height:17.35pt;visibility:visible;mso-wrap-style:square" o:bullet="t">
+      <v:shape id="_x0000_i1032" type="#_x0000_t75" style="width:30.8pt;height:17.05pt;visibility:visible;mso-wrap-style:square" o:bullet="t">
         <v:imagedata r:id="rId8" o:title=""/>
       </v:shape>
     </w:pict>
   </w:numPicBullet>
   <w:numPicBullet w:numPicBulletId="8">
     <w:pict>
-      <v:shape id="_x0000_i1033" type="#_x0000_t75" style="width:34pt;height:16pt;visibility:visible;mso-wrap-style:square" o:bullet="t">
+      <v:shape id="_x0000_i1033" type="#_x0000_t75" style="width:33.7pt;height:15.8pt;visibility:visible;mso-wrap-style:square" o:bullet="t">
         <v:imagedata r:id="rId9" o:title=""/>
       </v:shape>
     </w:pict>
   </w:numPicBullet>
   <w:numPicBullet w:numPicBulletId="9">
     <w:pict>
-      <v:shape id="_x0000_i1034" type="#_x0000_t75" style="width:16pt;height:16pt;visibility:visible;mso-wrap-style:square" o:bullet="t">
+      <v:shape id="_x0000_i1034" type="#_x0000_t75" style="width:15.8pt;height:15.8pt;visibility:visible;mso-wrap-style:square" o:bullet="t">
         <v:imagedata r:id="rId10" o:title=""/>
       </v:shape>
     </w:pict>
   </w:numPicBullet>
   <w:numPicBullet w:numPicBulletId="10">
     <w:pict>
-      <v:shape id="_x0000_i1035" type="#_x0000_t75" style="width:16pt;height:16pt;visibility:visible;mso-wrap-style:square" o:bullet="t">
+      <v:shape id="_x0000_i1035" type="#_x0000_t75" style="width:15.8pt;height:15.8pt;visibility:visible;mso-wrap-style:square" o:bullet="t">
         <v:imagedata r:id="rId11" o:title=""/>
       </v:shape>
     </w:pict>
   </w:numPicBullet>
   <w:numPicBullet w:numPicBulletId="11">
     <w:pict>
-      <v:shape id="_x0000_i1036" type="#_x0000_t75" style="width:16pt;height:16pt;visibility:visible;mso-wrap-style:square" o:bullet="t">
+      <v:shape id="_x0000_i1036" type="#_x0000_t75" style="width:15.8pt;height:15.8pt;visibility:visible;mso-wrap-style:square" o:bullet="t">
         <v:imagedata r:id="rId12" o:title=""/>
       </v:shape>
     </w:pict>
@@ -56018,12 +55995,21 @@
     <w:name w:val="FigureTable"/>
     <w:basedOn w:val="TableGrid"/>
     <w:uiPriority w:val="99"/>
-    <w:rsid w:val="00016CB7"/>
+    <w:rsid w:val="00AC694B"/>
     <w:rPr>
       <w:rFonts w:ascii="Source Sans 3" w:hAnsi="Source Sans 3"/>
       <w:sz w:val="23"/>
     </w:rPr>
-    <w:tblPr/>
+    <w:tblPr>
+      <w:tblBorders>
+        <w:top w:val="dotted" w:sz="4" w:space="0" w:color="A8D08D" w:themeColor="accent6" w:themeTint="99"/>
+        <w:left w:val="dotted" w:sz="4" w:space="0" w:color="A8D08D" w:themeColor="accent6" w:themeTint="99"/>
+        <w:bottom w:val="dotted" w:sz="4" w:space="0" w:color="A8D08D" w:themeColor="accent6" w:themeTint="99"/>
+        <w:right w:val="dotted" w:sz="4" w:space="0" w:color="A8D08D" w:themeColor="accent6" w:themeTint="99"/>
+        <w:insideH w:val="none" w:sz="0" w:space="0" w:color="auto"/>
+        <w:insideV w:val="none" w:sz="0" w:space="0" w:color="auto"/>
+      </w:tblBorders>
+    </w:tblPr>
   </w:style>
 </w:styles>
 </file>

--- a/assets/data/Mindset3- Custom.docx
+++ b/assets/data/Mindset3- Custom.docx
@@ -20563,20 +20563,20 @@
           </w:p>
           <w:tbl>
             <w:tblPr>
-              <w:tblStyle w:val="BorderedTable"/>
+              <w:tblStyle w:val="TIPTable"/>
               <w:tblW w:w="0" w:type="auto"/>
               <w:tblBorders>
-                <w:top w:val="single" w:sz="8" w:space="0" w:color="E8CA2D"/>
-                <w:left w:val="single" w:sz="8" w:space="0" w:color="E8CA2D"/>
-                <w:bottom w:val="single" w:sz="8" w:space="0" w:color="E8CA2D"/>
-                <w:right w:val="single" w:sz="8" w:space="0" w:color="E8CA2D"/>
-                <w:insideH w:val="single" w:sz="8" w:space="0" w:color="E8CA2D"/>
-                <w:insideV w:val="single" w:sz="8" w:space="0" w:color="E8CA2D"/>
+                <w:top w:val="single" w:sz="12" w:space="0" w:color="E8CA2D"/>
+                <w:left w:val="single" w:sz="12" w:space="0" w:color="E8CA2D"/>
+                <w:bottom w:val="single" w:sz="12" w:space="0" w:color="E8CA2D"/>
+                <w:right w:val="single" w:sz="12" w:space="0" w:color="E8CA2D"/>
+                <w:insideH w:val="single" w:sz="12" w:space="0" w:color="E8CA2D"/>
+                <w:insideV w:val="single" w:sz="12" w:space="0" w:color="E8CA2D"/>
               </w:tblBorders>
               <w:tblLook w:val="04A0" w:firstRow="1" w:lastRow="0" w:firstColumn="1" w:lastColumn="0" w:noHBand="0" w:noVBand="1"/>
             </w:tblPr>
             <w:tblGrid>
-              <w:gridCol w:w="5897"/>
+              <w:gridCol w:w="5887"/>
             </w:tblGrid>
             <w:tr>
               <w:tc>
@@ -22488,15 +22488,13 @@
           </w:p>
           <w:tbl>
             <w:tblPr>
-              <w:tblStyle w:val="BorderedTable"/>
+              <w:tblStyle w:val="OutsideTable"/>
               <w:tblW w:w="0" w:type="auto"/>
               <w:tblBorders>
-                <w:top w:val="single" w:sz="12" w:space="0" w:color="FFC000"/>
-                <w:left w:val="single" w:sz="12" w:space="0" w:color="FFC000"/>
-                <w:bottom w:val="single" w:sz="12" w:space="0" w:color="FFC000"/>
-                <w:right w:val="single" w:sz="12" w:space="0" w:color="FFC000"/>
-                <w:insideH w:val="none" w:sz="0" w:space="0" w:color="auto"/>
-                <w:insideV w:val="none" w:sz="0" w:space="0" w:color="auto"/>
+                <w:top w:val="single" w:sz="12" w:space="0" w:color="E8CA2D"/>
+                <w:left w:val="single" w:sz="12" w:space="0" w:color="E8CA2D"/>
+                <w:bottom w:val="single" w:sz="12" w:space="0" w:color="E8CA2D"/>
+                <w:right w:val="single" w:sz="12" w:space="0" w:color="E8CA2D"/>
               </w:tblBorders>
               <w:tblLook w:val="04A0" w:firstRow="1" w:lastRow="0" w:firstColumn="1" w:lastColumn="0" w:noHBand="0" w:noVBand="1"/>
             </w:tblPr>
@@ -22862,20 +22860,20 @@
           </w:p>
           <w:tbl>
             <w:tblPr>
-              <w:tblStyle w:val="BorderedTable"/>
+              <w:tblStyle w:val="TIPTable"/>
               <w:tblW w:w="0" w:type="auto"/>
               <w:tblBorders>
-                <w:top w:val="single" w:sz="8" w:space="0" w:color="E8CA2D"/>
-                <w:left w:val="single" w:sz="8" w:space="0" w:color="E8CA2D"/>
-                <w:bottom w:val="single" w:sz="8" w:space="0" w:color="E8CA2D"/>
-                <w:right w:val="single" w:sz="8" w:space="0" w:color="E8CA2D"/>
-                <w:insideH w:val="single" w:sz="8" w:space="0" w:color="E8CA2D"/>
-                <w:insideV w:val="single" w:sz="8" w:space="0" w:color="E8CA2D"/>
+                <w:top w:val="single" w:sz="12" w:space="0" w:color="E8CA2D"/>
+                <w:left w:val="single" w:sz="12" w:space="0" w:color="E8CA2D"/>
+                <w:bottom w:val="single" w:sz="12" w:space="0" w:color="E8CA2D"/>
+                <w:right w:val="single" w:sz="12" w:space="0" w:color="E8CA2D"/>
+                <w:insideH w:val="single" w:sz="12" w:space="0" w:color="E8CA2D"/>
+                <w:insideV w:val="single" w:sz="12" w:space="0" w:color="E8CA2D"/>
               </w:tblBorders>
               <w:tblLook w:val="04A0" w:firstRow="1" w:lastRow="0" w:firstColumn="1" w:lastColumn="0" w:noHBand="0" w:noVBand="1"/>
             </w:tblPr>
             <w:tblGrid>
-              <w:gridCol w:w="4094"/>
+              <w:gridCol w:w="4084"/>
             </w:tblGrid>
             <w:tr>
               <w:tc>
@@ -50500,7 +50498,7 @@
           </w:p>
           <w:tbl>
             <w:tblPr>
-              <w:tblStyle w:val="BorderedTable"/>
+              <w:tblStyle w:val="TIPTable"/>
               <w:tblW w:w="0" w:type="auto"/>
               <w:tblBorders>
                 <w:top w:val="single" w:sz="12" w:space="0" w:color="ECFE15"/>
@@ -56011,6 +56009,122 @@
       </w:tblBorders>
     </w:tblPr>
   </w:style>
+  <w:style w:type="table" w:customStyle="1" w:styleId="TIPTable">
+    <w:name w:val="TIPTable"/>
+    <w:basedOn w:val="TableNormal"/>
+    <w:uiPriority w:val="99"/>
+    <w:rsid w:val="000107C5"/>
+    <w:pPr>
+      <w:spacing w:after="0" w:line="240" w:lineRule="auto"/>
+    </w:pPr>
+    <w:rPr>
+      <w:rFonts w:ascii="Source Sans 3" w:hAnsi="Source Sans 3"/>
+    </w:rPr>
+    <w:tblPr>
+      <w:tblBorders>
+        <w:top w:val="single" w:sz="4" w:space="0" w:color="auto"/>
+        <w:left w:val="single" w:sz="4" w:space="0" w:color="auto"/>
+        <w:bottom w:val="single" w:sz="4" w:space="0" w:color="auto"/>
+        <w:right w:val="single" w:sz="4" w:space="0" w:color="auto"/>
+      </w:tblBorders>
+    </w:tblPr>
+    <w:tcPr>
+      <w:shd w:val="clear" w:color="auto" w:fill="auto"/>
+    </w:tcPr>
+    <w:tblStylePr w:type="lastRow">
+      <w:rPr>
+        <w:i/>
+        <w:iCs/>
+      </w:rPr>
+      <w:tblPr/>
+      <w:tcPr>
+        <w:tcBorders>
+          <w:tl2br w:val="none" w:sz="0" w:space="0" w:color="auto"/>
+          <w:tr2bl w:val="none" w:sz="0" w:space="0" w:color="auto"/>
+        </w:tcBorders>
+      </w:tcPr>
+    </w:tblStylePr>
+    <w:tblStylePr w:type="lastCol">
+      <w:rPr>
+        <w:i/>
+        <w:iCs/>
+      </w:rPr>
+      <w:tblPr/>
+      <w:tcPr>
+        <w:tcBorders>
+          <w:tl2br w:val="none" w:sz="0" w:space="0" w:color="auto"/>
+          <w:tr2bl w:val="none" w:sz="0" w:space="0" w:color="auto"/>
+        </w:tcBorders>
+      </w:tcPr>
+    </w:tblStylePr>
+  </w:style>
+  <w:style w:type="table" w:styleId="TableGrid1">
+    <w:name w:val="Table Grid 1"/>
+    <w:basedOn w:val="TableNormal"/>
+    <w:uiPriority w:val="99"/>
+    <w:semiHidden/>
+    <w:unhideWhenUsed/>
+    <w:rsid w:val="00812A90"/>
+    <w:tblPr>
+      <w:tblBorders>
+        <w:top w:val="single" w:sz="6" w:space="0" w:color="000000"/>
+        <w:left w:val="single" w:sz="6" w:space="0" w:color="000000"/>
+        <w:bottom w:val="single" w:sz="6" w:space="0" w:color="000000"/>
+        <w:right w:val="single" w:sz="6" w:space="0" w:color="000000"/>
+        <w:insideH w:val="single" w:sz="6" w:space="0" w:color="000000"/>
+        <w:insideV w:val="single" w:sz="6" w:space="0" w:color="000000"/>
+      </w:tblBorders>
+    </w:tblPr>
+    <w:tcPr>
+      <w:shd w:val="clear" w:color="auto" w:fill="auto"/>
+    </w:tcPr>
+    <w:tblStylePr w:type="lastRow">
+      <w:rPr>
+        <w:i/>
+        <w:iCs/>
+      </w:rPr>
+      <w:tblPr/>
+      <w:tcPr>
+        <w:tcBorders>
+          <w:tl2br w:val="none" w:sz="0" w:space="0" w:color="auto"/>
+          <w:tr2bl w:val="none" w:sz="0" w:space="0" w:color="auto"/>
+        </w:tcBorders>
+      </w:tcPr>
+    </w:tblStylePr>
+    <w:tblStylePr w:type="lastCol">
+      <w:rPr>
+        <w:i/>
+        <w:iCs/>
+      </w:rPr>
+      <w:tblPr/>
+      <w:tcPr>
+        <w:tcBorders>
+          <w:tl2br w:val="none" w:sz="0" w:space="0" w:color="auto"/>
+          <w:tr2bl w:val="none" w:sz="0" w:space="0" w:color="auto"/>
+        </w:tcBorders>
+      </w:tcPr>
+    </w:tblStylePr>
+  </w:style>
+  <w:style w:type="table" w:customStyle="1" w:styleId="OutsideTable">
+    <w:name w:val="OutsideTable"/>
+    <w:basedOn w:val="TableNormal"/>
+    <w:uiPriority w:val="99"/>
+    <w:rsid w:val="0092539B"/>
+    <w:pPr>
+      <w:spacing w:after="0" w:line="240" w:lineRule="auto"/>
+    </w:pPr>
+    <w:rPr>
+      <w:rFonts w:ascii="Source Sans 3" w:hAnsi="Source Sans 3"/>
+    </w:rPr>
+    <w:tblPr>
+      <w:tblBorders>
+        <w:top w:val="single" w:sz="4" w:space="0" w:color="auto"/>
+        <w:left w:val="single" w:sz="4" w:space="0" w:color="auto"/>
+        <w:bottom w:val="single" w:sz="4" w:space="0" w:color="auto"/>
+        <w:right w:val="single" w:sz="4" w:space="0" w:color="auto"/>
+      </w:tblBorders>
+    </w:tblPr>
+  </w:style>
 </w:styles>
 </file>
 

--- a/assets/data/Mindset3- Custom.docx
+++ b/assets/data/Mindset3- Custom.docx
@@ -1220,20 +1220,20 @@
           </w:tcPr>
           <w:tbl>
             <w:tblPr>
-              <w:tblStyle w:val="BorderedTable"/>
+              <w:tblStyle w:val="TIPTable"/>
               <w:tblW w:w="0" w:type="auto"/>
               <w:tblBorders>
-                <w:top w:val="single" w:sz="4" w:space="0" w:color="FAFE24"/>
-                <w:left w:val="single" w:sz="4" w:space="0" w:color="FAFE24"/>
-                <w:bottom w:val="single" w:sz="4" w:space="0" w:color="FAFE24"/>
-                <w:right w:val="single" w:sz="4" w:space="0" w:color="FAFE24"/>
-                <w:insideH w:val="single" w:sz="4" w:space="0" w:color="FAFE24"/>
-                <w:insideV w:val="single" w:sz="4" w:space="0" w:color="FAFE24"/>
+                <w:top w:val="single" w:sz="8" w:space="0" w:color="FEFF24"/>
+                <w:left w:val="single" w:sz="8" w:space="0" w:color="FEFF24"/>
+                <w:bottom w:val="single" w:sz="8" w:space="0" w:color="FEFF24"/>
+                <w:right w:val="single" w:sz="8" w:space="0" w:color="FEFF24"/>
+                <w:insideH w:val="single" w:sz="8" w:space="0" w:color="FEFF24"/>
+                <w:insideV w:val="single" w:sz="8" w:space="0" w:color="FEFF24"/>
               </w:tblBorders>
               <w:tblLook w:val="04A0" w:firstRow="1" w:lastRow="0" w:firstColumn="1" w:lastColumn="0" w:noHBand="0" w:noVBand="1"/>
             </w:tblPr>
             <w:tblGrid>
-              <w:gridCol w:w="8450"/>
+              <w:gridCol w:w="8440"/>
             </w:tblGrid>
             <w:tr>
               <w:tc>
@@ -3352,7 +3352,7 @@
           </w:p>
           <w:tbl>
             <w:tblPr>
-              <w:tblStyle w:val="BorderedTable"/>
+              <w:tblStyle w:val="TIPTable"/>
               <w:tblW w:w="0" w:type="auto"/>
               <w:tblBorders>
                 <w:top w:val="single" w:sz="8" w:space="0" w:color="C4E747"/>
@@ -3722,7 +3722,7 @@
           </w:p>
           <w:tbl>
             <w:tblPr>
-              <w:tblStyle w:val="BorderedTable"/>
+              <w:tblStyle w:val="TIPTable"/>
               <w:tblW w:w="0" w:type="auto"/>
               <w:tblBorders>
                 <w:top w:val="single" w:sz="8" w:space="0" w:color="C4E747"/>
@@ -7420,7 +7420,7 @@
           </w:p>
           <w:tbl>
             <w:tblPr>
-              <w:tblStyle w:val="BorderedTable"/>
+              <w:tblStyle w:val="TIPTable"/>
               <w:tblW w:w="0" w:type="auto"/>
               <w:tblBorders>
                 <w:top w:val="single" w:sz="8" w:space="0" w:color="C4E747"/>
@@ -18052,15 +18052,13 @@
           </w:p>
           <w:tbl>
             <w:tblPr>
-              <w:tblStyle w:val="BorderedTable"/>
+              <w:tblStyle w:val="OutsideTable"/>
               <w:tblW w:w="0" w:type="auto"/>
               <w:tblBorders>
-                <w:top w:val="single" w:sz="4" w:space="0" w:color="FFC000"/>
-                <w:left w:val="single" w:sz="4" w:space="0" w:color="FFC000"/>
-                <w:bottom w:val="single" w:sz="4" w:space="0" w:color="FFC000"/>
-                <w:right w:val="single" w:sz="4" w:space="0" w:color="FFC000"/>
-                <w:insideH w:val="single" w:sz="4" w:space="0" w:color="FFC000"/>
-                <w:insideV w:val="single" w:sz="4" w:space="0" w:color="FFC000"/>
+                <w:top w:val="single" w:sz="12" w:space="0" w:color="FFC000"/>
+                <w:left w:val="single" w:sz="12" w:space="0" w:color="FFC000"/>
+                <w:bottom w:val="single" w:sz="12" w:space="0" w:color="FFC000"/>
+                <w:right w:val="single" w:sz="12" w:space="0" w:color="FFC000"/>
               </w:tblBorders>
               <w:shd w:val="clear" w:color="auto" w:fill="E3EDEF"/>
               <w:tblLook w:val="04A0" w:firstRow="1" w:lastRow="0" w:firstColumn="1" w:lastColumn="0" w:noHBand="0" w:noVBand="1"/>
@@ -18074,12 +18072,6 @@
               <w:tc>
                 <w:tcPr>
                   <w:tcW w:w="0" w:type="auto"/>
-                  <w:tcBorders>
-                    <w:top w:val="single" w:sz="12" w:space="0" w:color="FFC000"/>
-                    <w:left w:val="single" w:sz="12" w:space="0" w:color="FFC000"/>
-                    <w:bottom w:val="single" w:sz="12" w:space="0" w:color="FFC000"/>
-                    <w:right w:val="single" w:sz="12" w:space="0" w:color="FFC000"/>
-                  </w:tcBorders>
                   <w:shd w:val="clear" w:color="auto" w:fill="E3EDEF"/>
                 </w:tcPr>
                 <w:p>
@@ -18106,12 +18098,6 @@
               <w:tc>
                 <w:tcPr>
                   <w:tcW w:w="0" w:type="auto"/>
-                  <w:tcBorders>
-                    <w:top w:val="single" w:sz="12" w:space="0" w:color="FFC000"/>
-                    <w:left w:val="single" w:sz="12" w:space="0" w:color="FFC000"/>
-                    <w:bottom w:val="single" w:sz="12" w:space="0" w:color="FFC000"/>
-                    <w:right w:val="single" w:sz="12" w:space="0" w:color="FFC000"/>
-                  </w:tcBorders>
                   <w:shd w:val="clear" w:color="auto" w:fill="E3EDEF"/>
                 </w:tcPr>
                 <w:p>
@@ -18140,12 +18126,6 @@
               <w:tc>
                 <w:tcPr>
                   <w:tcW w:w="0" w:type="auto"/>
-                  <w:tcBorders>
-                    <w:top w:val="single" w:sz="12" w:space="0" w:color="FFC000"/>
-                    <w:left w:val="single" w:sz="12" w:space="0" w:color="FFC000"/>
-                    <w:bottom w:val="single" w:sz="12" w:space="0" w:color="FFC000"/>
-                    <w:right w:val="single" w:sz="12" w:space="0" w:color="FFC000"/>
-                  </w:tcBorders>
                   <w:shd w:val="clear" w:color="auto" w:fill="E3EDEF"/>
                 </w:tcPr>
                 <w:p>
@@ -18176,9 +18156,6 @@
               <w:tc>
                 <w:tcPr>
                   <w:tcW w:w="0" w:type="auto"/>
-                  <w:tcBorders>
-                    <w:top w:val="single" w:sz="12" w:space="0" w:color="FFC000"/>
-                  </w:tcBorders>
                   <w:shd w:val="clear" w:color="auto" w:fill="E3EDEF"/>
                 </w:tcPr>
                 <w:p>
@@ -18281,9 +18258,6 @@
               <w:tc>
                 <w:tcPr>
                   <w:tcW w:w="0" w:type="auto"/>
-                  <w:tcBorders>
-                    <w:top w:val="single" w:sz="12" w:space="0" w:color="FFC000"/>
-                  </w:tcBorders>
                   <w:shd w:val="clear" w:color="auto" w:fill="E3EDEF"/>
                 </w:tcPr>
                 <w:p>
@@ -18386,9 +18360,6 @@
               <w:tc>
                 <w:tcPr>
                   <w:tcW w:w="0" w:type="auto"/>
-                  <w:tcBorders>
-                    <w:top w:val="single" w:sz="12" w:space="0" w:color="FFC000"/>
-                  </w:tcBorders>
                   <w:shd w:val="clear" w:color="auto" w:fill="E3EDEF"/>
                 </w:tcPr>
                 <w:p>
@@ -20566,17 +20537,17 @@
               <w:tblStyle w:val="TIPTable"/>
               <w:tblW w:w="0" w:type="auto"/>
               <w:tblBorders>
-                <w:top w:val="single" w:sz="12" w:space="0" w:color="E8CA2D"/>
-                <w:left w:val="single" w:sz="12" w:space="0" w:color="E8CA2D"/>
-                <w:bottom w:val="single" w:sz="12" w:space="0" w:color="E8CA2D"/>
-                <w:right w:val="single" w:sz="12" w:space="0" w:color="E8CA2D"/>
-                <w:insideH w:val="single" w:sz="12" w:space="0" w:color="E8CA2D"/>
-                <w:insideV w:val="single" w:sz="12" w:space="0" w:color="E8CA2D"/>
+                <w:top w:val="single" w:sz="8" w:space="0" w:color="E8CA2D"/>
+                <w:left w:val="single" w:sz="8" w:space="0" w:color="E8CA2D"/>
+                <w:bottom w:val="single" w:sz="8" w:space="0" w:color="E8CA2D"/>
+                <w:right w:val="single" w:sz="8" w:space="0" w:color="E8CA2D"/>
+                <w:insideH w:val="single" w:sz="8" w:space="0" w:color="E8CA2D"/>
+                <w:insideV w:val="single" w:sz="8" w:space="0" w:color="E8CA2D"/>
               </w:tblBorders>
               <w:tblLook w:val="04A0" w:firstRow="1" w:lastRow="0" w:firstColumn="1" w:lastColumn="0" w:noHBand="0" w:noVBand="1"/>
             </w:tblPr>
             <w:tblGrid>
-              <w:gridCol w:w="5887"/>
+              <w:gridCol w:w="5897"/>
             </w:tblGrid>
             <w:tr>
               <w:tc>
@@ -21121,7 +21092,7 @@
           </w:p>
           <w:tbl>
             <w:tblPr>
-              <w:tblStyle w:val="BorderedTable"/>
+              <w:tblStyle w:val="NormalTable"/>
               <w:tblW w:w="0" w:type="auto"/>
               <w:tblBorders>
                 <w:top w:val="single" w:sz="12" w:space="0" w:color="E8CA2D"/>
@@ -21744,7 +21715,7 @@
           </w:p>
           <w:tbl>
             <w:tblPr>
-              <w:tblStyle w:val="BorderedTable"/>
+              <w:tblStyle w:val="TIPTable"/>
               <w:tblW w:w="0" w:type="auto"/>
               <w:tblBorders>
                 <w:top w:val="single" w:sz="8" w:space="0" w:color="E8CA2D"/>
@@ -23729,7 +23700,7 @@
           </w:p>
           <w:tbl>
             <w:tblPr>
-              <w:tblStyle w:val="BorderedTable"/>
+              <w:tblStyle w:val="TIPTable"/>
               <w:tblW w:w="0" w:type="auto"/>
               <w:tblBorders>
                 <w:top w:val="single" w:sz="8" w:space="0" w:color="E8CA2D"/>
@@ -32147,7 +32118,7 @@
           </w:p>
           <w:tbl>
             <w:tblPr>
-              <w:tblStyle w:val="BorderedTable"/>
+              <w:tblStyle w:val="TIPTable"/>
               <w:tblW w:w="0" w:type="auto"/>
               <w:tblBorders>
                 <w:top w:val="single" w:sz="8" w:space="0" w:color="CD0891"/>
@@ -32714,21 +32685,21 @@
     </w:p>
     <w:tbl>
       <w:tblPr>
-        <w:tblStyle w:val="BorderedTable"/>
+        <w:tblStyle w:val="NormalTable"/>
         <w:tblW w:w="0" w:type="auto"/>
         <w:tblBorders>
-          <w:top w:val="single" w:sz="4" w:space="0" w:color="F261D1"/>
-          <w:left w:val="single" w:sz="4" w:space="0" w:color="F261D1"/>
-          <w:bottom w:val="single" w:sz="4" w:space="0" w:color="F261D1"/>
-          <w:right w:val="single" w:sz="4" w:space="0" w:color="F261D1"/>
-          <w:insideH w:val="single" w:sz="4" w:space="0" w:color="F261D1"/>
-          <w:insideV w:val="single" w:sz="4" w:space="0" w:color="F261D1"/>
+          <w:top w:val="single" w:sz="8" w:space="0" w:color="CD0891"/>
+          <w:left w:val="single" w:sz="8" w:space="0" w:color="CD0891"/>
+          <w:bottom w:val="single" w:sz="8" w:space="0" w:color="CD0891"/>
+          <w:right w:val="single" w:sz="8" w:space="0" w:color="CD0891"/>
+          <w:insideH w:val="single" w:sz="8" w:space="0" w:color="CD0891"/>
+          <w:insideV w:val="single" w:sz="8" w:space="0" w:color="CD0891"/>
         </w:tblBorders>
         <w:shd w:val="clear" w:color="auto" w:fill="F4E8FC"/>
         <w:tblLook w:val="04A0" w:firstRow="1" w:lastRow="0" w:firstColumn="1" w:lastColumn="0" w:noHBand="0" w:noVBand="1"/>
       </w:tblPr>
       <w:tblGrid>
-        <w:gridCol w:w="14392"/>
+        <w:gridCol w:w="14382"/>
       </w:tblGrid>
       <w:tr>
         <w:tc>
@@ -33711,7 +33682,7 @@
           </w:p>
           <w:tbl>
             <w:tblPr>
-              <w:tblStyle w:val="BorderedTable"/>
+              <w:tblStyle w:val="TIPTable"/>
               <w:tblW w:w="0" w:type="auto"/>
               <w:tblBorders>
                 <w:top w:val="single" w:sz="8" w:space="0" w:color="CD0891"/>
@@ -39100,20 +39071,20 @@
           </w:tcPr>
           <w:tbl>
             <w:tblPr>
-              <w:tblStyle w:val="BorderedTable"/>
+              <w:tblStyle w:val="TIPTable"/>
               <w:tblW w:w="0" w:type="auto"/>
               <w:tblBorders>
-                <w:top w:val="single" w:sz="4" w:space="0" w:color="2AEDFF"/>
-                <w:left w:val="single" w:sz="4" w:space="0" w:color="2AEDFF"/>
-                <w:bottom w:val="single" w:sz="4" w:space="0" w:color="2AEDFF"/>
-                <w:right w:val="single" w:sz="4" w:space="0" w:color="2AEDFF"/>
-                <w:insideH w:val="single" w:sz="4" w:space="0" w:color="2AEDFF"/>
-                <w:insideV w:val="single" w:sz="4" w:space="0" w:color="2AEDFF"/>
+                <w:top w:val="single" w:sz="8" w:space="0" w:color="2AEFFF"/>
+                <w:left w:val="single" w:sz="8" w:space="0" w:color="2AEFFF"/>
+                <w:bottom w:val="single" w:sz="8" w:space="0" w:color="2AEFFF"/>
+                <w:right w:val="single" w:sz="8" w:space="0" w:color="2AEFFF"/>
+                <w:insideH w:val="single" w:sz="8" w:space="0" w:color="2AEFFF"/>
+                <w:insideV w:val="single" w:sz="8" w:space="0" w:color="2AEFFF"/>
               </w:tblBorders>
               <w:tblLook w:val="04A0" w:firstRow="1" w:lastRow="0" w:firstColumn="1" w:lastColumn="0" w:noHBand="0" w:noVBand="1"/>
             </w:tblPr>
             <w:tblGrid>
-              <w:gridCol w:w="5210"/>
+              <w:gridCol w:w="5200"/>
             </w:tblGrid>
             <w:tr>
               <w:tc>
@@ -39403,15 +39374,15 @@
           </w:p>
           <w:tbl>
             <w:tblPr>
-              <w:tblStyle w:val="BorderedTable"/>
+              <w:tblStyle w:val="TIPTable"/>
               <w:tblW w:w="0" w:type="auto"/>
               <w:tblBorders>
-                <w:top w:val="single" w:sz="8" w:space="0" w:color="95E2E0"/>
-                <w:left w:val="single" w:sz="8" w:space="0" w:color="95E2E0"/>
-                <w:bottom w:val="single" w:sz="8" w:space="0" w:color="95E2E0"/>
-                <w:right w:val="single" w:sz="8" w:space="0" w:color="95E2E0"/>
-                <w:insideH w:val="single" w:sz="8" w:space="0" w:color="95E2E0"/>
-                <w:insideV w:val="single" w:sz="8" w:space="0" w:color="95E2E0"/>
+                <w:top w:val="single" w:sz="8" w:space="0" w:color="2AEFFF"/>
+                <w:left w:val="single" w:sz="8" w:space="0" w:color="2AEFFF"/>
+                <w:bottom w:val="single" w:sz="8" w:space="0" w:color="2AEFFF"/>
+                <w:right w:val="single" w:sz="8" w:space="0" w:color="2AEFFF"/>
+                <w:insideH w:val="single" w:sz="8" w:space="0" w:color="2AEFFF"/>
+                <w:insideV w:val="single" w:sz="8" w:space="0" w:color="2AEFFF"/>
               </w:tblBorders>
               <w:tblLook w:val="04A0" w:firstRow="1" w:lastRow="0" w:firstColumn="1" w:lastColumn="0" w:noHBand="0" w:noVBand="1"/>
             </w:tblPr>
@@ -40434,15 +40405,15 @@
           </w:p>
           <w:tbl>
             <w:tblPr>
-              <w:tblStyle w:val="BorderedTable"/>
+              <w:tblStyle w:val="TIPTable"/>
               <w:tblW w:w="0" w:type="auto"/>
               <w:tblBorders>
-                <w:top w:val="single" w:sz="8" w:space="0" w:color="95E2E0"/>
-                <w:left w:val="single" w:sz="8" w:space="0" w:color="95E2E0"/>
-                <w:bottom w:val="single" w:sz="8" w:space="0" w:color="95E2E0"/>
-                <w:right w:val="single" w:sz="8" w:space="0" w:color="95E2E0"/>
-                <w:insideH w:val="single" w:sz="8" w:space="0" w:color="95E2E0"/>
-                <w:insideV w:val="single" w:sz="8" w:space="0" w:color="95E2E0"/>
+                <w:top w:val="single" w:sz="8" w:space="0" w:color="2AEFFF"/>
+                <w:left w:val="single" w:sz="8" w:space="0" w:color="2AEFFF"/>
+                <w:bottom w:val="single" w:sz="8" w:space="0" w:color="2AEFFF"/>
+                <w:right w:val="single" w:sz="8" w:space="0" w:color="2AEFFF"/>
+                <w:insideH w:val="single" w:sz="8" w:space="0" w:color="2AEFFF"/>
+                <w:insideV w:val="single" w:sz="8" w:space="0" w:color="2AEFFF"/>
               </w:tblBorders>
               <w:tblLook w:val="04A0" w:firstRow="1" w:lastRow="0" w:firstColumn="1" w:lastColumn="0" w:noHBand="0" w:noVBand="1"/>
             </w:tblPr>
@@ -41238,15 +41209,15 @@
           </w:p>
           <w:tbl>
             <w:tblPr>
-              <w:tblStyle w:val="BorderedTable"/>
+              <w:tblStyle w:val="TIPTable"/>
               <w:tblW w:w="0" w:type="auto"/>
               <w:tblBorders>
-                <w:top w:val="single" w:sz="8" w:space="0" w:color="47C4DB"/>
-                <w:left w:val="single" w:sz="8" w:space="0" w:color="47C4DB"/>
-                <w:bottom w:val="single" w:sz="8" w:space="0" w:color="47C4DB"/>
-                <w:right w:val="single" w:sz="8" w:space="0" w:color="47C4DB"/>
-                <w:insideH w:val="single" w:sz="8" w:space="0" w:color="47C4DB"/>
-                <w:insideV w:val="single" w:sz="8" w:space="0" w:color="47C4DB"/>
+                <w:top w:val="single" w:sz="8" w:space="0" w:color="2AEFFF"/>
+                <w:left w:val="single" w:sz="8" w:space="0" w:color="2AEFFF"/>
+                <w:bottom w:val="single" w:sz="8" w:space="0" w:color="2AEFFF"/>
+                <w:right w:val="single" w:sz="8" w:space="0" w:color="2AEFFF"/>
+                <w:insideH w:val="single" w:sz="8" w:space="0" w:color="2AEFFF"/>
+                <w:insideV w:val="single" w:sz="8" w:space="0" w:color="2AEFFF"/>
               </w:tblBorders>
               <w:tblLook w:val="04A0" w:firstRow="1" w:lastRow="0" w:firstColumn="1" w:lastColumn="0" w:noHBand="0" w:noVBand="1"/>
             </w:tblPr>
@@ -56125,6 +56096,28 @@
       </w:tblBorders>
     </w:tblPr>
   </w:style>
+  <w:style w:type="table" w:customStyle="1" w:styleId="NormalTable">
+    <w:name w:val="NormalTable"/>
+    <w:basedOn w:val="TableNormal"/>
+    <w:uiPriority w:val="99"/>
+    <w:rsid w:val="0074633C"/>
+    <w:pPr>
+      <w:spacing w:after="0" w:line="240" w:lineRule="auto"/>
+    </w:pPr>
+    <w:rPr>
+      <w:rFonts w:ascii="Source Sans 3" w:hAnsi="Source Sans 3"/>
+    </w:rPr>
+    <w:tblPr>
+      <w:tblBorders>
+        <w:top w:val="single" w:sz="4" w:space="0" w:color="auto"/>
+        <w:left w:val="single" w:sz="4" w:space="0" w:color="auto"/>
+        <w:bottom w:val="single" w:sz="4" w:space="0" w:color="auto"/>
+        <w:right w:val="single" w:sz="4" w:space="0" w:color="auto"/>
+        <w:insideH w:val="single" w:sz="4" w:space="0" w:color="auto"/>
+        <w:insideV w:val="single" w:sz="4" w:space="0" w:color="auto"/>
+      </w:tblBorders>
+    </w:tblPr>
+  </w:style>
 </w:styles>
 </file>
 

--- a/assets/data/Mindset3- Custom.docx
+++ b/assets/data/Mindset3- Custom.docx
@@ -18064,14 +18064,14 @@
               <w:tblLook w:val="04A0" w:firstRow="1" w:lastRow="0" w:firstColumn="1" w:lastColumn="0" w:noHBand="0" w:noVBand="1"/>
             </w:tblPr>
             <w:tblGrid>
-              <w:gridCol w:w="1078"/>
-              <w:gridCol w:w="1415"/>
-              <w:gridCol w:w="2431"/>
+              <w:gridCol w:w="1556"/>
+              <w:gridCol w:w="1843"/>
+              <w:gridCol w:w="2835"/>
             </w:tblGrid>
             <w:tr>
               <w:tc>
                 <w:tcPr>
-                  <w:tcW w:w="0" w:type="auto"/>
+                  <w:tcW w:w="1556" w:type="dxa"/>
                   <w:shd w:val="clear" w:color="auto" w:fill="E3EDEF"/>
                 </w:tcPr>
                 <w:p>
@@ -18097,7 +18097,7 @@
               </w:tc>
               <w:tc>
                 <w:tcPr>
-                  <w:tcW w:w="0" w:type="auto"/>
+                  <w:tcW w:w="1843" w:type="dxa"/>
                   <w:shd w:val="clear" w:color="auto" w:fill="E3EDEF"/>
                 </w:tcPr>
                 <w:p>
@@ -18125,7 +18125,7 @@
               </w:tc>
               <w:tc>
                 <w:tcPr>
-                  <w:tcW w:w="0" w:type="auto"/>
+                  <w:tcW w:w="2835" w:type="dxa"/>
                   <w:shd w:val="clear" w:color="auto" w:fill="E3EDEF"/>
                 </w:tcPr>
                 <w:p>
@@ -18155,7 +18155,7 @@
             <w:tr>
               <w:tc>
                 <w:tcPr>
-                  <w:tcW w:w="0" w:type="auto"/>
+                  <w:tcW w:w="1556" w:type="dxa"/>
                   <w:shd w:val="clear" w:color="auto" w:fill="E3EDEF"/>
                 </w:tcPr>
                 <w:p>
@@ -18257,7 +18257,7 @@
               </w:tc>
               <w:tc>
                 <w:tcPr>
-                  <w:tcW w:w="0" w:type="auto"/>
+                  <w:tcW w:w="1843" w:type="dxa"/>
                   <w:shd w:val="clear" w:color="auto" w:fill="E3EDEF"/>
                 </w:tcPr>
                 <w:p>
@@ -18359,7 +18359,7 @@
               </w:tc>
               <w:tc>
                 <w:tcPr>
-                  <w:tcW w:w="0" w:type="auto"/>
+                  <w:tcW w:w="2835" w:type="dxa"/>
                   <w:shd w:val="clear" w:color="auto" w:fill="E3EDEF"/>
                 </w:tcPr>
                 <w:p>
@@ -18529,20 +18529,21 @@
     </w:p>
     <w:tbl>
       <w:tblPr>
-        <w:tblStyle w:val="BorderedTable"/>
+        <w:tblStyle w:val="TIPTable"/>
         <w:tblW w:w="0" w:type="auto"/>
         <w:tblBorders>
-          <w:top w:val="single" w:sz="4" w:space="0" w:color="FFBF4C"/>
-          <w:left w:val="single" w:sz="4" w:space="0" w:color="FFBF4C"/>
-          <w:bottom w:val="single" w:sz="4" w:space="0" w:color="FFBF4C"/>
-          <w:right w:val="single" w:sz="4" w:space="0" w:color="FFBF4C"/>
-          <w:insideH w:val="single" w:sz="4" w:space="0" w:color="FFBF4C"/>
-          <w:insideV w:val="single" w:sz="4" w:space="0" w:color="FFBF4C"/>
+          <w:top w:val="single" w:sz="8" w:space="0" w:color="FFBF4C"/>
+          <w:left w:val="single" w:sz="8" w:space="0" w:color="FFBF4C"/>
+          <w:bottom w:val="single" w:sz="8" w:space="0" w:color="FFBF4C"/>
+          <w:right w:val="single" w:sz="8" w:space="0" w:color="FFBF4C"/>
+          <w:insideH w:val="single" w:sz="8" w:space="0" w:color="FFBF4C"/>
+          <w:insideV w:val="single" w:sz="8" w:space="0" w:color="FFBF4C"/>
         </w:tblBorders>
+        <w:shd w:val="clear" w:color="auto" w:fill="FCFDF5"/>
         <w:tblLook w:val="04A0" w:firstRow="1" w:lastRow="0" w:firstColumn="1" w:lastColumn="0" w:noHBand="0" w:noVBand="1"/>
       </w:tblPr>
       <w:tblGrid>
-        <w:gridCol w:w="14392"/>
+        <w:gridCol w:w="14382"/>
       </w:tblGrid>
       <w:tr>
         <w:tc>
@@ -20891,20 +20892,20 @@
           </w:p>
           <w:tbl>
             <w:tblPr>
-              <w:tblStyle w:val="BorderedTable"/>
+              <w:tblStyle w:val="NormalTable"/>
               <w:tblW w:w="0" w:type="auto"/>
               <w:tblBorders>
-                <w:top w:val="single" w:sz="12" w:space="0" w:color="E1CD95"/>
-                <w:left w:val="single" w:sz="12" w:space="0" w:color="E1CD95"/>
-                <w:bottom w:val="single" w:sz="12" w:space="0" w:color="E1CD95"/>
-                <w:right w:val="single" w:sz="12" w:space="0" w:color="E1CD95"/>
-                <w:insideH w:val="single" w:sz="12" w:space="0" w:color="E1CD95"/>
-                <w:insideV w:val="single" w:sz="12" w:space="0" w:color="E1CD95"/>
+                <w:top w:val="single" w:sz="8" w:space="0" w:color="E1CD95"/>
+                <w:left w:val="single" w:sz="8" w:space="0" w:color="E1CD95"/>
+                <w:bottom w:val="single" w:sz="8" w:space="0" w:color="E1CD95"/>
+                <w:right w:val="single" w:sz="8" w:space="0" w:color="E1CD95"/>
+                <w:insideH w:val="single" w:sz="8" w:space="0" w:color="E1CD95"/>
+                <w:insideV w:val="single" w:sz="8" w:space="0" w:color="E1CD95"/>
               </w:tblBorders>
               <w:tblLook w:val="04A0" w:firstRow="1" w:lastRow="0" w:firstColumn="1" w:lastColumn="0" w:noHBand="0" w:noVBand="1"/>
             </w:tblPr>
             <w:tblGrid>
-              <w:gridCol w:w="13568"/>
+              <w:gridCol w:w="13578"/>
             </w:tblGrid>
             <w:tr>
               <w:tc>
@@ -26179,20 +26180,20 @@
     </w:p>
     <w:tbl>
       <w:tblPr>
-        <w:tblStyle w:val="BorderedTable"/>
+        <w:tblStyle w:val="TIPTable"/>
         <w:tblW w:w="0" w:type="auto"/>
         <w:tblBorders>
-          <w:top w:val="single" w:sz="4" w:space="0" w:color="F261D1"/>
-          <w:left w:val="single" w:sz="4" w:space="0" w:color="F261D1"/>
-          <w:bottom w:val="single" w:sz="4" w:space="0" w:color="F261D1"/>
-          <w:right w:val="single" w:sz="4" w:space="0" w:color="F261D1"/>
-          <w:insideH w:val="single" w:sz="4" w:space="0" w:color="F261D1"/>
-          <w:insideV w:val="single" w:sz="4" w:space="0" w:color="F261D1"/>
+          <w:top w:val="single" w:sz="8" w:space="0" w:color="F261D1"/>
+          <w:left w:val="single" w:sz="8" w:space="0" w:color="F261D1"/>
+          <w:bottom w:val="single" w:sz="8" w:space="0" w:color="F261D1"/>
+          <w:right w:val="single" w:sz="8" w:space="0" w:color="F261D1"/>
+          <w:insideH w:val="single" w:sz="8" w:space="0" w:color="F261D1"/>
+          <w:insideV w:val="single" w:sz="8" w:space="0" w:color="F261D1"/>
         </w:tblBorders>
         <w:tblLook w:val="04A0" w:firstRow="1" w:lastRow="0" w:firstColumn="1" w:lastColumn="0" w:noHBand="0" w:noVBand="1"/>
       </w:tblPr>
       <w:tblGrid>
-        <w:gridCol w:w="14392"/>
+        <w:gridCol w:w="14382"/>
       </w:tblGrid>
       <w:tr>
         <w:tc>
@@ -27397,21 +27398,21 @@
     </w:p>
     <w:tbl>
       <w:tblPr>
-        <w:tblStyle w:val="BorderedTable"/>
+        <w:tblStyle w:val="TIPTable"/>
         <w:tblW w:w="0" w:type="auto"/>
         <w:tblBorders>
-          <w:top w:val="single" w:sz="4" w:space="0" w:color="F261D1"/>
-          <w:left w:val="single" w:sz="4" w:space="0" w:color="F261D1"/>
-          <w:bottom w:val="single" w:sz="4" w:space="0" w:color="F261D1"/>
-          <w:right w:val="single" w:sz="4" w:space="0" w:color="F261D1"/>
-          <w:insideH w:val="single" w:sz="4" w:space="0" w:color="F261D1"/>
-          <w:insideV w:val="single" w:sz="4" w:space="0" w:color="F261D1"/>
+          <w:top w:val="single" w:sz="8" w:space="0" w:color="F161D1"/>
+          <w:left w:val="single" w:sz="8" w:space="0" w:color="F161D1"/>
+          <w:bottom w:val="single" w:sz="8" w:space="0" w:color="F161D1"/>
+          <w:right w:val="single" w:sz="8" w:space="0" w:color="F161D1"/>
+          <w:insideH w:val="single" w:sz="8" w:space="0" w:color="F161D1"/>
+          <w:insideV w:val="single" w:sz="8" w:space="0" w:color="F161D1"/>
         </w:tblBorders>
         <w:shd w:val="clear" w:color="auto" w:fill="F4E8FC"/>
         <w:tblLook w:val="04A0" w:firstRow="1" w:lastRow="0" w:firstColumn="1" w:lastColumn="0" w:noHBand="0" w:noVBand="1"/>
       </w:tblPr>
       <w:tblGrid>
-        <w:gridCol w:w="14392"/>
+        <w:gridCol w:w="14382"/>
       </w:tblGrid>
       <w:tr>
         <w:tc>
@@ -42372,7 +42373,7 @@
           </w:p>
           <w:tbl>
             <w:tblPr>
-              <w:tblStyle w:val="BorderedTable"/>
+              <w:tblStyle w:val="NormalTable"/>
               <w:tblW w:w="0" w:type="auto"/>
               <w:tblBorders>
                 <w:top w:val="single" w:sz="18" w:space="0" w:color="08A7E4"/>
@@ -45591,6 +45592,7 @@
                 <w:rFonts w:ascii="Source Sans 3" w:hAnsi="Source Sans 3"/>
                 <w:sz w:val="23"/>
                 <w:szCs w:val="23"/>
+                <w:u w:val="single"/>
               </w:rPr>
             </w:pPr>
             <w:r>
@@ -45655,7 +45657,7 @@
           </w:p>
           <w:tbl>
             <w:tblPr>
-              <w:tblStyle w:val="BorderedTable"/>
+              <w:tblStyle w:val="NormalTable"/>
               <w:tblW w:w="0" w:type="auto"/>
               <w:tblBorders>
                 <w:top w:val="single" w:sz="12" w:space="0" w:color="CDDF0B"/>
@@ -45669,13 +45671,13 @@
               <w:tblLook w:val="04A0" w:firstRow="1" w:lastRow="0" w:firstColumn="1" w:lastColumn="0" w:noHBand="0" w:noVBand="1"/>
             </w:tblPr>
             <w:tblGrid>
-              <w:gridCol w:w="1838"/>
-              <w:gridCol w:w="1843"/>
+              <w:gridCol w:w="1273"/>
+              <w:gridCol w:w="1559"/>
             </w:tblGrid>
             <w:tr>
               <w:tc>
                 <w:tcPr>
-                  <w:tcW w:w="1838" w:type="dxa"/>
+                  <w:tcW w:w="1273" w:type="dxa"/>
                   <w:shd w:val="clear" w:color="auto" w:fill="EDECF2"/>
                   <w:vAlign w:val="center"/>
                 </w:tcPr>
@@ -45683,7 +45685,6 @@
                   <w:pPr>
                     <w:jc w:val="center"/>
                     <w:rPr>
-                      <w:b/>
                       <w:sz w:val="23"/>
                       <w:szCs w:val="23"/>
                     </w:rPr>
@@ -45702,7 +45703,7 @@
               </w:tc>
               <w:tc>
                 <w:tcPr>
-                  <w:tcW w:w="1843" w:type="dxa"/>
+                  <w:tcW w:w="1559" w:type="dxa"/>
                   <w:shd w:val="clear" w:color="auto" w:fill="EDECF2"/>
                   <w:vAlign w:val="center"/>
                 </w:tcPr>
@@ -45710,9 +45711,6 @@
                   <w:pPr>
                     <w:jc w:val="center"/>
                     <w:rPr>
-                      <w:b/>
-                      <w:color w:val="111313"/>
-                      <w:spacing w:val="-4"/>
                       <w:sz w:val="23"/>
                       <w:szCs w:val="23"/>
                     </w:rPr>
@@ -45733,7 +45731,7 @@
             <w:tr>
               <w:tc>
                 <w:tcPr>
-                  <w:tcW w:w="1838" w:type="dxa"/>
+                  <w:tcW w:w="1273" w:type="dxa"/>
                   <w:shd w:val="clear" w:color="auto" w:fill="EDECF2"/>
                 </w:tcPr>
                 <w:p>
@@ -45814,15 +45812,10 @@
                 <w:p>
                   <w:pPr>
                     <w:pStyle w:val="BlankWord2"/>
-                    <w:rPr>
-                      <w:i/>
-                      <w:szCs w:val="23"/>
-                    </w:rPr>
                   </w:pPr>
                   <w:r>
                     <w:rPr>
                       <w:i/>
-                      <w:szCs w:val="23"/>
                     </w:rPr>
                     <w:t>-</w:t>
                   </w:r>
@@ -45830,7 +45823,6 @@
                   <w:r>
                     <w:rPr>
                       <w:i/>
-                      <w:szCs w:val="23"/>
                     </w:rPr>
                     <w:t>ment</w:t>
                   </w:r>
@@ -45839,7 +45831,7 @@
               </w:tc>
               <w:tc>
                 <w:tcPr>
-                  <w:tcW w:w="1843" w:type="dxa"/>
+                  <w:tcW w:w="1559" w:type="dxa"/>
                   <w:shd w:val="clear" w:color="auto" w:fill="EDECF2"/>
                 </w:tcPr>
                 <w:p>
@@ -45993,14 +45985,10 @@
                 <w:p>
                   <w:pPr>
                     <w:pStyle w:val="BlankWord2"/>
-                    <w:rPr>
-                      <w:szCs w:val="23"/>
-                    </w:rPr>
                   </w:pPr>
                   <w:r>
                     <w:rPr>
                       <w:i/>
-                      <w:szCs w:val="23"/>
                     </w:rPr>
                     <w:t>-able</w:t>
                   </w:r>
@@ -46061,7 +46049,7 @@
           </w:p>
           <w:tbl>
             <w:tblPr>
-              <w:tblStyle w:val="BorderedTable"/>
+              <w:tblStyle w:val="TIPTable"/>
               <w:tblW w:w="0" w:type="auto"/>
               <w:tblBorders>
                 <w:top w:val="single" w:sz="8" w:space="0" w:color="C4E747"/>
@@ -46733,21 +46721,21 @@
     </w:p>
     <w:tbl>
       <w:tblPr>
-        <w:tblStyle w:val="BorderedTable"/>
+        <w:tblStyle w:val="TIPTable"/>
         <w:tblW w:w="0" w:type="auto"/>
         <w:tblBorders>
-          <w:top w:val="single" w:sz="4" w:space="0" w:color="C7DF29"/>
-          <w:left w:val="single" w:sz="4" w:space="0" w:color="C7DF29"/>
-          <w:bottom w:val="single" w:sz="4" w:space="0" w:color="C7DF29"/>
-          <w:right w:val="single" w:sz="4" w:space="0" w:color="C7DF29"/>
-          <w:insideH w:val="single" w:sz="4" w:space="0" w:color="C7DF29"/>
-          <w:insideV w:val="single" w:sz="4" w:space="0" w:color="C7DF29"/>
+          <w:top w:val="single" w:sz="8" w:space="0" w:color="C7DF29"/>
+          <w:left w:val="single" w:sz="8" w:space="0" w:color="C7DF29"/>
+          <w:bottom w:val="single" w:sz="8" w:space="0" w:color="C7DF29"/>
+          <w:right w:val="single" w:sz="8" w:space="0" w:color="C7DF29"/>
+          <w:insideH w:val="single" w:sz="8" w:space="0" w:color="C7DF29"/>
+          <w:insideV w:val="single" w:sz="8" w:space="0" w:color="C7DF29"/>
         </w:tblBorders>
         <w:shd w:val="clear" w:color="auto" w:fill="F9FAF2"/>
         <w:tblLook w:val="04A0" w:firstRow="1" w:lastRow="0" w:firstColumn="1" w:lastColumn="0" w:noHBand="0" w:noVBand="1"/>
       </w:tblPr>
       <w:tblGrid>
-        <w:gridCol w:w="14392"/>
+        <w:gridCol w:w="14382"/>
       </w:tblGrid>
       <w:tr>
         <w:tc>
@@ -48743,21 +48731,21 @@
     </w:p>
     <w:tbl>
       <w:tblPr>
-        <w:tblStyle w:val="BorderedTable"/>
+        <w:tblStyle w:val="TIPTable"/>
         <w:tblW w:w="0" w:type="auto"/>
         <w:tblBorders>
-          <w:top w:val="single" w:sz="4" w:space="0" w:color="C7DF29"/>
-          <w:left w:val="single" w:sz="4" w:space="0" w:color="C7DF29"/>
-          <w:bottom w:val="single" w:sz="4" w:space="0" w:color="C7DF29"/>
-          <w:right w:val="single" w:sz="4" w:space="0" w:color="C7DF29"/>
-          <w:insideH w:val="single" w:sz="4" w:space="0" w:color="C7DF29"/>
-          <w:insideV w:val="single" w:sz="4" w:space="0" w:color="C7DF29"/>
+          <w:top w:val="single" w:sz="8" w:space="0" w:color="C7DF29"/>
+          <w:left w:val="single" w:sz="8" w:space="0" w:color="C7DF29"/>
+          <w:bottom w:val="single" w:sz="8" w:space="0" w:color="C7DF29"/>
+          <w:right w:val="single" w:sz="8" w:space="0" w:color="C7DF29"/>
+          <w:insideH w:val="single" w:sz="8" w:space="0" w:color="C7DF29"/>
+          <w:insideV w:val="single" w:sz="8" w:space="0" w:color="C7DF29"/>
         </w:tblBorders>
         <w:shd w:val="clear" w:color="auto" w:fill="F9FAF2"/>
         <w:tblLook w:val="04A0" w:firstRow="1" w:lastRow="0" w:firstColumn="1" w:lastColumn="0" w:noHBand="0" w:noVBand="1"/>
       </w:tblPr>
       <w:tblGrid>
-        <w:gridCol w:w="14392"/>
+        <w:gridCol w:w="14382"/>
       </w:tblGrid>
       <w:tr>
         <w:tc>
@@ -49925,21 +49913,21 @@
           </w:tcPr>
           <w:tbl>
             <w:tblPr>
-              <w:tblStyle w:val="BorderedTable"/>
+              <w:tblStyle w:val="TIPTable"/>
               <w:tblW w:w="0" w:type="auto"/>
               <w:tblBorders>
-                <w:top w:val="single" w:sz="4" w:space="0" w:color="C7DF29"/>
-                <w:left w:val="single" w:sz="4" w:space="0" w:color="C7DF29"/>
-                <w:bottom w:val="single" w:sz="4" w:space="0" w:color="C7DF29"/>
-                <w:right w:val="single" w:sz="4" w:space="0" w:color="C7DF29"/>
-                <w:insideH w:val="single" w:sz="4" w:space="0" w:color="C7DF29"/>
-                <w:insideV w:val="single" w:sz="4" w:space="0" w:color="C7DF29"/>
+                <w:top w:val="single" w:sz="8" w:space="0" w:color="C7DF29"/>
+                <w:left w:val="single" w:sz="8" w:space="0" w:color="C7DF29"/>
+                <w:bottom w:val="single" w:sz="8" w:space="0" w:color="C7DF29"/>
+                <w:right w:val="single" w:sz="8" w:space="0" w:color="C7DF29"/>
+                <w:insideH w:val="single" w:sz="8" w:space="0" w:color="C7DF29"/>
+                <w:insideV w:val="single" w:sz="8" w:space="0" w:color="C7DF29"/>
               </w:tblBorders>
               <w:shd w:val="clear" w:color="auto" w:fill="F9FAF2"/>
               <w:tblLook w:val="04A0" w:firstRow="1" w:lastRow="0" w:firstColumn="1" w:lastColumn="0" w:noHBand="0" w:noVBand="1"/>
             </w:tblPr>
             <w:tblGrid>
-              <w:gridCol w:w="4567"/>
+              <w:gridCol w:w="4557"/>
             </w:tblGrid>
             <w:tr>
               <w:tc>
@@ -50519,6 +50507,32 @@
           <w:szCs w:val="24"/>
         </w:rPr>
       </w:pPr>
+    </w:p>
+    <w:p>
+      <w:pPr>
+        <w:rPr>
+          <w:sz w:val="24"/>
+          <w:szCs w:val="24"/>
+        </w:rPr>
+      </w:pPr>
+    </w:p>
+    <w:p>
+      <w:pPr>
+        <w:tabs>
+          <w:tab w:val="left" w:pos="4413"/>
+        </w:tabs>
+        <w:rPr>
+          <w:sz w:val="24"/>
+          <w:szCs w:val="24"/>
+        </w:rPr>
+      </w:pPr>
+      <w:r>
+        <w:rPr>
+          <w:sz w:val="24"/>
+          <w:szCs w:val="24"/>
+        </w:rPr>
+        <w:tab/>
+      </w:r>
     </w:p>
     <w:sectPr>
       <w:pgSz w:w="15842" w:h="30147" w:code="3"/>
@@ -55728,7 +55742,6 @@
   <w:style w:type="character" w:default="1" w:styleId="DefaultParagraphFont">
     <w:name w:val="Default Paragraph Font"/>
     <w:uiPriority w:val="1"/>
-    <w:semiHidden/>
     <w:unhideWhenUsed/>
   </w:style>
   <w:style w:type="table" w:default="1" w:styleId="TableNormal">

--- a/assets/data/Mindset3- Custom.docx
+++ b/assets/data/Mindset3- Custom.docx
@@ -49439,8 +49439,8 @@
       </w:tblPr>
       <w:tblGrid>
         <w:gridCol w:w="581"/>
-        <w:gridCol w:w="9018"/>
-        <w:gridCol w:w="4793"/>
+        <w:gridCol w:w="9762"/>
+        <w:gridCol w:w="4049"/>
       </w:tblGrid>
       <w:tr>
         <w:tc>
@@ -49473,7 +49473,7 @@
         </w:tc>
         <w:tc>
           <w:tcPr>
-            <w:tcW w:w="9018" w:type="dxa"/>
+            <w:tcW w:w="9762" w:type="dxa"/>
           </w:tcPr>
           <w:p>
             <w:pPr>
@@ -49506,410 +49506,665 @@
               <w:t>Paragraphs C-E talk about the effects of fast food on the body.</w:t>
             </w:r>
           </w:p>
+          <w:tbl>
+            <w:tblPr>
+              <w:tblStyle w:val="NormalTable"/>
+              <w:tblW w:w="0" w:type="auto"/>
+              <w:tblBorders>
+                <w:top w:val="none" w:sz="0" w:space="0" w:color="auto"/>
+                <w:left w:val="none" w:sz="0" w:space="0" w:color="auto"/>
+                <w:bottom w:val="none" w:sz="0" w:space="0" w:color="auto"/>
+                <w:right w:val="none" w:sz="0" w:space="0" w:color="auto"/>
+                <w:insideH w:val="none" w:sz="0" w:space="0" w:color="auto"/>
+                <w:insideV w:val="none" w:sz="0" w:space="0" w:color="auto"/>
+              </w:tblBorders>
+              <w:tblLook w:val="04A0" w:firstRow="1" w:lastRow="0" w:firstColumn="1" w:lastColumn="0" w:noHBand="0" w:noVBand="1"/>
+            </w:tblPr>
+            <w:tblGrid>
+              <w:gridCol w:w="5539"/>
+              <w:gridCol w:w="3969"/>
+            </w:tblGrid>
+            <w:tr>
+              <w:tc>
+                <w:tcPr>
+                  <w:tcW w:w="9508" w:type="dxa"/>
+                  <w:gridSpan w:val="2"/>
+                </w:tcPr>
+                <w:p>
+                  <w:pPr>
+                    <w:jc w:val="center"/>
+                  </w:pPr>
+                  <w:r>
+                    <w:rPr>
+                      <w:rFonts w:ascii="Source Sans 3 Medium" w:hAnsi="Source Sans 3 Medium"/>
+                      <w:b/>
+                      <w:sz w:val="28"/>
+                      <w:szCs w:val="28"/>
+                      <w:shd w:val="clear" w:color="auto" w:fill="E1C6CD"/>
+                    </w:rPr>
+                    <w:t>The effects of fast food on the body</w:t>
+                  </w:r>
+                </w:p>
+              </w:tc>
+            </w:tr>
+            <w:tr>
+              <w:tc>
+                <w:tcPr>
+                  <w:tcW w:w="9508" w:type="dxa"/>
+                  <w:gridSpan w:val="2"/>
+                  <w:shd w:val="clear" w:color="auto" w:fill="F8E2EC"/>
+                </w:tcPr>
+                <w:p>
+                  <w:pPr>
+                    <w:jc w:val="center"/>
+                    <w:rPr>
+                      <w:rFonts w:ascii="Source Sans 3 Medium" w:hAnsi="Source Sans 3 Medium"/>
+                      <w:b/>
+                      <w:bCs/>
+                      <w:sz w:val="23"/>
+                      <w:szCs w:val="23"/>
+                    </w:rPr>
+                  </w:pPr>
+                  <w:r>
+                    <w:rPr>
+                      <w:color w:val="070606"/>
+                      <w:spacing w:val="-2"/>
+                      <w:sz w:val="23"/>
+                      <w:szCs w:val="23"/>
+                    </w:rPr>
+                    <w:t>Reward response activated by</w:t>
+                  </w:r>
+                  <w:r>
+                    <w:rPr>
+                      <w:rFonts w:ascii="Source Sans 3 Medium" w:hAnsi="Source Sans 3 Medium"/>
+                      <w:sz w:val="23"/>
+                      <w:szCs w:val="23"/>
+                    </w:rPr>
+                    <w:t xml:space="preserve"> </w:t>
+                  </w:r>
+                  <w:r>
+                    <w:rPr>
+                      <w:rFonts w:ascii="Source Sans 3 Medium" w:hAnsi="Source Sans 3 Medium"/>
+                      <w:b/>
+                      <w:bCs/>
+                      <w:sz w:val="23"/>
+                      <w:szCs w:val="23"/>
+                    </w:rPr>
+                    <w:t>1</w:t>
+                  </w:r>
+                  <w:r>
+                    <w:rPr>
+                      <w:rFonts w:ascii="Source Sans 3 Medium" w:hAnsi="Source Sans 3 Medium"/>
+                      <w:b/>
+                      <w:bCs/>
+                      <w:sz w:val="23"/>
+                      <w:szCs w:val="23"/>
+                    </w:rPr>
+                    <w:t xml:space="preserve"> _____</w:t>
+                  </w:r>
+                </w:p>
+                <w:p>
+                  <w:pPr>
+                    <w:jc w:val="center"/>
+                    <w:rPr>
+                      <w:rFonts w:ascii="Wingdings 3" w:hAnsi="Wingdings 3"/>
+                    </w:rPr>
+                  </w:pPr>
+                  <w:r>
+                    <w:rPr>
+                      <w:rFonts w:ascii="Wingdings 3" w:hAnsi="Wingdings 3"/>
+                      <w:b/>
+                      <w:bCs/>
+                      <w:sz w:val="23"/>
+                      <w:szCs w:val="23"/>
+                    </w:rPr>
+                    <w:sym w:font="Wingdings 3" w:char="F069"/>
+                  </w:r>
+                </w:p>
+              </w:tc>
+            </w:tr>
+            <w:tr>
+              <w:tc>
+                <w:tcPr>
+                  <w:tcW w:w="9508" w:type="dxa"/>
+                  <w:gridSpan w:val="2"/>
+                  <w:shd w:val="clear" w:color="auto" w:fill="F8E2EC"/>
+                </w:tcPr>
+                <w:p>
+                  <w:pPr>
+                    <w:jc w:val="center"/>
+                    <w:rPr>
+                      <w:rFonts w:ascii="Source Sans 3 Medium" w:hAnsi="Source Sans 3 Medium"/>
+                      <w:b/>
+                      <w:bCs/>
+                      <w:sz w:val="23"/>
+                      <w:szCs w:val="23"/>
+                    </w:rPr>
+                  </w:pPr>
+                  <w:r>
+                    <w:rPr>
+                      <w:color w:val="070606"/>
+                      <w:spacing w:val="-2"/>
+                      <w:sz w:val="23"/>
+                      <w:szCs w:val="23"/>
+                    </w:rPr>
+                    <w:t>Huge quantities of dopamine produced in</w:t>
+                  </w:r>
+                  <w:r>
+                    <w:rPr>
+                      <w:rFonts w:ascii="Source Sans 3 Medium" w:hAnsi="Source Sans 3 Medium"/>
+                      <w:sz w:val="23"/>
+                      <w:szCs w:val="23"/>
+                    </w:rPr>
+                    <w:t xml:space="preserve"> </w:t>
+                  </w:r>
+                  <w:r>
+                    <w:rPr>
+                      <w:rFonts w:ascii="Source Sans 3 Medium" w:hAnsi="Source Sans 3 Medium"/>
+                      <w:b/>
+                      <w:bCs/>
+                      <w:sz w:val="23"/>
+                      <w:szCs w:val="23"/>
+                    </w:rPr>
+                    <w:t>2</w:t>
+                  </w:r>
+                  <w:r>
+                    <w:rPr>
+                      <w:rFonts w:ascii="Source Sans 3 Medium" w:hAnsi="Source Sans 3 Medium"/>
+                      <w:sz w:val="23"/>
+                      <w:szCs w:val="23"/>
+                    </w:rPr>
+                    <w:t xml:space="preserve"> </w:t>
+                  </w:r>
+                  <w:r>
+                    <w:rPr>
+                      <w:rFonts w:ascii="Source Sans 3 Medium" w:hAnsi="Source Sans 3 Medium"/>
+                      <w:b/>
+                      <w:bCs/>
+                      <w:sz w:val="23"/>
+                      <w:szCs w:val="23"/>
+                    </w:rPr>
+                    <w:t>_____</w:t>
+                  </w:r>
+                </w:p>
+                <w:p>
+                  <w:pPr>
+                    <w:jc w:val="center"/>
+                    <w:rPr>
+                      <w:rFonts w:ascii="Wingdings 3" w:hAnsi="Wingdings 3"/>
+                    </w:rPr>
+                  </w:pPr>
+                  <w:r>
+                    <w:rPr>
+                      <w:rFonts w:ascii="Wingdings 3" w:hAnsi="Wingdings 3"/>
+                      <w:b/>
+                      <w:bCs/>
+                      <w:sz w:val="23"/>
+                      <w:szCs w:val="23"/>
+                    </w:rPr>
+                    <w:sym w:font="Wingdings 3" w:char="F069"/>
+                  </w:r>
+                </w:p>
+              </w:tc>
+            </w:tr>
+            <w:tr>
+              <w:tc>
+                <w:tcPr>
+                  <w:tcW w:w="9508" w:type="dxa"/>
+                  <w:gridSpan w:val="2"/>
+                  <w:shd w:val="clear" w:color="auto" w:fill="F8E2EC"/>
+                </w:tcPr>
+                <w:p>
+                  <w:pPr>
+                    <w:jc w:val="center"/>
+                    <w:rPr>
+                      <w:rFonts w:ascii="Source Sans 3 Medium" w:hAnsi="Source Sans 3 Medium"/>
+                      <w:b/>
+                      <w:bCs/>
+                      <w:sz w:val="23"/>
+                      <w:szCs w:val="23"/>
+                    </w:rPr>
+                  </w:pPr>
+                  <w:r>
+                    <w:rPr>
+                      <w:rFonts w:ascii="Source Sans 3 Medium" w:hAnsi="Source Sans 3 Medium"/>
+                      <w:sz w:val="23"/>
+                      <w:szCs w:val="23"/>
+                    </w:rPr>
+                    <w:t xml:space="preserve">Blood sugar </w:t>
+                  </w:r>
+                  <w:r>
+                    <w:rPr>
+                      <w:rFonts w:ascii="Source Sans 3 Medium" w:hAnsi="Source Sans 3 Medium"/>
+                      <w:b/>
+                      <w:bCs/>
+                      <w:sz w:val="23"/>
+                      <w:szCs w:val="23"/>
+                    </w:rPr>
+                    <w:t>3</w:t>
+                  </w:r>
+                  <w:r>
+                    <w:rPr>
+                      <w:rFonts w:ascii="Source Sans 3 Medium" w:hAnsi="Source Sans 3 Medium"/>
+                      <w:sz w:val="23"/>
+                      <w:szCs w:val="23"/>
+                    </w:rPr>
+                    <w:t xml:space="preserve"> </w:t>
+                  </w:r>
+                  <w:r>
+                    <w:rPr>
+                      <w:rFonts w:ascii="Source Sans 3 Medium" w:hAnsi="Source Sans 3 Medium"/>
+                      <w:b/>
+                      <w:bCs/>
+                      <w:sz w:val="23"/>
+                      <w:szCs w:val="23"/>
+                    </w:rPr>
+                    <w:t>_____</w:t>
+                  </w:r>
+                </w:p>
+                <w:p>
+                  <w:pPr>
+                    <w:jc w:val="center"/>
+                    <w:rPr>
+                      <w:rFonts w:ascii="Wingdings 3" w:hAnsi="Wingdings 3"/>
+                    </w:rPr>
+                  </w:pPr>
+                  <w:r>
+                    <w:rPr>
+                      <w:rFonts w:ascii="Wingdings 3" w:hAnsi="Wingdings 3"/>
+                      <w:b/>
+                      <w:bCs/>
+                      <w:sz w:val="23"/>
+                      <w:szCs w:val="23"/>
+                    </w:rPr>
+                    <w:sym w:font="Wingdings 3" w:char="F069"/>
+                  </w:r>
+                </w:p>
+              </w:tc>
+            </w:tr>
+            <w:tr>
+              <w:tc>
+                <w:tcPr>
+                  <w:tcW w:w="9508" w:type="dxa"/>
+                  <w:gridSpan w:val="2"/>
+                  <w:shd w:val="clear" w:color="auto" w:fill="F8E2EC"/>
+                </w:tcPr>
+                <w:p>
+                  <w:pPr>
+                    <w:jc w:val="center"/>
+                  </w:pPr>
+                  <w:r>
+                    <w:rPr>
+                      <w:rFonts w:ascii="Source Sans 3 Medium" w:hAnsi="Source Sans 3 Medium"/>
+                      <w:b/>
+                      <w:bCs/>
+                      <w:sz w:val="23"/>
+                      <w:szCs w:val="23"/>
+                    </w:rPr>
+                    <w:t>4</w:t>
+                  </w:r>
+                  <w:r>
+                    <w:rPr>
+                      <w:rFonts w:ascii="Source Sans 3 Medium" w:hAnsi="Source Sans 3 Medium"/>
+                      <w:sz w:val="23"/>
+                      <w:szCs w:val="23"/>
+                    </w:rPr>
+                    <w:t xml:space="preserve"> </w:t>
+                  </w:r>
+                  <w:r>
+                    <w:rPr>
+                      <w:rFonts w:ascii="Source Sans 3 Medium" w:hAnsi="Source Sans 3 Medium"/>
+                      <w:b/>
+                      <w:bCs/>
+                      <w:sz w:val="23"/>
+                      <w:szCs w:val="23"/>
+                    </w:rPr>
+                    <w:t xml:space="preserve">_____ </w:t>
+                  </w:r>
+                  <w:r>
+                    <w:rPr>
+                      <w:color w:val="070606"/>
+                      <w:spacing w:val="-2"/>
+                      <w:sz w:val="23"/>
+                      <w:szCs w:val="23"/>
+                    </w:rPr>
+                    <w:t>fail to remove unneeded sodium from the blood</w:t>
+                  </w:r>
+                </w:p>
+              </w:tc>
+            </w:tr>
+            <w:tr>
+              <w:tc>
+                <w:tcPr>
+                  <w:tcW w:w="5539" w:type="dxa"/>
+                  <w:shd w:val="clear" w:color="auto" w:fill="F8E2EC"/>
+                </w:tcPr>
+                <w:p>
+                  <w:pPr>
+                    <w:jc w:val="center"/>
+                    <w:rPr>
+                      <w:rFonts w:ascii="Wingdings 3" w:hAnsi="Wingdings 3"/>
+                      <w:b/>
+                      <w:bCs/>
+                      <w:sz w:val="23"/>
+                      <w:szCs w:val="23"/>
+                    </w:rPr>
+                  </w:pPr>
+                  <w:r>
+                    <w:rPr>
+                      <w:rFonts w:ascii="Wingdings 3" w:hAnsi="Wingdings 3"/>
+                      <w:b/>
+                      <w:bCs/>
+                      <w:sz w:val="23"/>
+                      <w:szCs w:val="23"/>
+                    </w:rPr>
+                    <w:sym w:font="Wingdings 3" w:char="F027"/>
+                  </w:r>
+                </w:p>
+                <w:p>
+                  <w:pPr>
+                    <w:jc w:val="center"/>
+                    <w:rPr>
+                      <w:rFonts w:ascii="Source Sans 3 Medium" w:hAnsi="Source Sans 3 Medium"/>
+                      <w:b/>
+                      <w:bCs/>
+                      <w:sz w:val="23"/>
+                      <w:szCs w:val="23"/>
+                    </w:rPr>
+                  </w:pPr>
+                  <w:r>
+                    <w:rPr>
+                      <w:color w:val="070606"/>
+                      <w:spacing w:val="-2"/>
+                      <w:sz w:val="23"/>
+                      <w:szCs w:val="23"/>
+                    </w:rPr>
+                    <w:t>Dehydration (signs of this resemble</w:t>
+                  </w:r>
+                  <w:r>
+                    <w:rPr>
+                      <w:rFonts w:ascii="Source Sans 3 Medium" w:hAnsi="Source Sans 3 Medium"/>
+                      <w:sz w:val="23"/>
+                      <w:szCs w:val="23"/>
+                    </w:rPr>
+                    <w:t xml:space="preserve"> </w:t>
+                  </w:r>
+                  <w:r>
+                    <w:rPr>
+                      <w:rFonts w:ascii="Source Sans 3 Medium" w:hAnsi="Source Sans 3 Medium"/>
+                      <w:b/>
+                      <w:bCs/>
+                      <w:sz w:val="23"/>
+                      <w:szCs w:val="23"/>
+                    </w:rPr>
+                    <w:t>6</w:t>
+                  </w:r>
+                  <w:r>
+                    <w:rPr>
+                      <w:rFonts w:ascii="Source Sans 3 Medium" w:hAnsi="Source Sans 3 Medium"/>
+                      <w:sz w:val="23"/>
+                      <w:szCs w:val="23"/>
+                    </w:rPr>
+                    <w:t xml:space="preserve"> </w:t>
+                  </w:r>
+                  <w:r>
+                    <w:rPr>
+                      <w:rFonts w:ascii="Source Sans 3 Medium" w:hAnsi="Source Sans 3 Medium"/>
+                      <w:b/>
+                      <w:bCs/>
+                      <w:sz w:val="23"/>
+                      <w:szCs w:val="23"/>
+                    </w:rPr>
+                    <w:t>____</w:t>
+                  </w:r>
+                  <w:proofErr w:type="gramStart"/>
+                  <w:r>
+                    <w:rPr>
+                      <w:rFonts w:ascii="Source Sans 3 Medium" w:hAnsi="Source Sans 3 Medium"/>
+                      <w:b/>
+                      <w:bCs/>
+                      <w:sz w:val="23"/>
+                      <w:szCs w:val="23"/>
+                    </w:rPr>
+                    <w:t xml:space="preserve">_ </w:t>
+                  </w:r>
+                  <w:r>
+                    <w:rPr>
+                      <w:rFonts w:ascii="Source Sans 3 Medium" w:hAnsi="Source Sans 3 Medium"/>
+                      <w:sz w:val="23"/>
+                      <w:szCs w:val="23"/>
+                    </w:rPr>
+                    <w:t>)</w:t>
+                  </w:r>
+                  <w:proofErr w:type="gramEnd"/>
+                </w:p>
+              </w:tc>
+              <w:tc>
+                <w:tcPr>
+                  <w:tcW w:w="3969" w:type="dxa"/>
+                  <w:shd w:val="clear" w:color="auto" w:fill="F8E2EC"/>
+                </w:tcPr>
+                <w:p>
+                  <w:pPr>
+                    <w:jc w:val="center"/>
+                    <w:rPr>
+                      <w:rFonts w:ascii="Wingdings 3" w:hAnsi="Wingdings 3"/>
+                      <w:color w:val="070606"/>
+                      <w:spacing w:val="-2"/>
+                      <w:sz w:val="23"/>
+                      <w:szCs w:val="23"/>
+                    </w:rPr>
+                  </w:pPr>
+                  <w:r>
+                    <w:rPr>
+                      <w:rFonts w:ascii="Wingdings 3" w:hAnsi="Wingdings 3"/>
+                      <w:color w:val="070606"/>
+                      <w:spacing w:val="-2"/>
+                      <w:sz w:val="23"/>
+                      <w:szCs w:val="23"/>
+                    </w:rPr>
+                    <w:sym w:font="Wingdings 3" w:char="F028"/>
+                  </w:r>
+                </w:p>
+                <w:p>
+                  <w:pPr>
+                    <w:jc w:val="center"/>
+                    <w:rPr>
+                      <w:rFonts w:ascii="Source Sans 3 Medium" w:hAnsi="Source Sans 3 Medium"/>
+                      <w:b/>
+                      <w:bCs/>
+                      <w:sz w:val="23"/>
+                      <w:szCs w:val="23"/>
+                    </w:rPr>
+                  </w:pPr>
+                  <w:r>
+                    <w:rPr>
+                      <w:color w:val="070606"/>
+                      <w:spacing w:val="-2"/>
+                      <w:sz w:val="23"/>
+                      <w:szCs w:val="23"/>
+                    </w:rPr>
+                    <w:t>Present articular risks for</w:t>
+                  </w:r>
+                  <w:r>
+                    <w:rPr>
+                      <w:rFonts w:ascii="Source Sans 3 Medium" w:hAnsi="Source Sans 3 Medium"/>
+                      <w:sz w:val="23"/>
+                      <w:szCs w:val="23"/>
+                    </w:rPr>
+                    <w:t xml:space="preserve"> </w:t>
+                  </w:r>
+                  <w:r>
+                    <w:rPr>
+                      <w:rFonts w:ascii="Source Sans 3 Medium" w:hAnsi="Source Sans 3 Medium"/>
+                      <w:b/>
+                      <w:bCs/>
+                      <w:sz w:val="23"/>
+                      <w:szCs w:val="23"/>
+                    </w:rPr>
+                    <w:t>5</w:t>
+                  </w:r>
+                  <w:r>
+                    <w:rPr>
+                      <w:rFonts w:ascii="Source Sans 3 Medium" w:hAnsi="Source Sans 3 Medium"/>
+                      <w:sz w:val="23"/>
+                      <w:szCs w:val="23"/>
+                    </w:rPr>
+                    <w:t xml:space="preserve"> </w:t>
+                  </w:r>
+                  <w:r>
+                    <w:rPr>
+                      <w:rFonts w:ascii="Source Sans 3 Medium" w:hAnsi="Source Sans 3 Medium"/>
+                      <w:b/>
+                      <w:bCs/>
+                      <w:sz w:val="23"/>
+                      <w:szCs w:val="23"/>
+                    </w:rPr>
+                    <w:t>_____</w:t>
+                  </w:r>
+                </w:p>
+              </w:tc>
+            </w:tr>
+            <w:tr>
+              <w:tc>
+                <w:tcPr>
+                  <w:tcW w:w="5539" w:type="dxa"/>
+                  <w:shd w:val="clear" w:color="auto" w:fill="F8E2EC"/>
+                </w:tcPr>
+                <w:p>
+                  <w:pPr>
+                    <w:jc w:val="center"/>
+                    <w:rPr>
+                      <w:rFonts w:ascii="Wingdings 3" w:hAnsi="Wingdings 3"/>
+                      <w:b/>
+                      <w:bCs/>
+                      <w:sz w:val="23"/>
+                      <w:szCs w:val="23"/>
+                    </w:rPr>
+                  </w:pPr>
+                  <w:r>
+                    <w:rPr>
+                      <w:rFonts w:ascii="Wingdings 3" w:hAnsi="Wingdings 3"/>
+                      <w:b/>
+                      <w:bCs/>
+                      <w:sz w:val="23"/>
+                      <w:szCs w:val="23"/>
+                    </w:rPr>
+                    <w:sym w:font="Wingdings 3" w:char="F069"/>
+                  </w:r>
+                </w:p>
+                <w:p>
+                  <w:pPr>
+                    <w:jc w:val="center"/>
+                    <w:rPr>
+                      <w:rFonts w:ascii="Source Sans 3 Medium" w:hAnsi="Source Sans 3 Medium"/>
+                      <w:b/>
+                      <w:bCs/>
+                      <w:sz w:val="23"/>
+                      <w:szCs w:val="23"/>
+                    </w:rPr>
+                  </w:pPr>
+                  <w:r>
+                    <w:rPr>
+                      <w:color w:val="070606"/>
+                      <w:spacing w:val="-2"/>
+                      <w:sz w:val="23"/>
+                      <w:szCs w:val="23"/>
+                    </w:rPr>
+                    <w:t>Food broken down slowly (minimum</w:t>
+                  </w:r>
+                  <w:r>
+                    <w:rPr>
+                      <w:rFonts w:ascii="Source Sans 3 Medium" w:hAnsi="Source Sans 3 Medium"/>
+                      <w:sz w:val="23"/>
+                      <w:szCs w:val="23"/>
+                    </w:rPr>
+                    <w:t xml:space="preserve"> </w:t>
+                  </w:r>
+                  <w:r>
+                    <w:rPr>
+                      <w:rFonts w:ascii="Source Sans 3 Medium" w:hAnsi="Source Sans 3 Medium"/>
+                      <w:b/>
+                      <w:bCs/>
+                      <w:sz w:val="23"/>
+                      <w:szCs w:val="23"/>
+                    </w:rPr>
+                    <w:t>7</w:t>
+                  </w:r>
+                  <w:r>
+                    <w:rPr>
+                      <w:rFonts w:ascii="Source Sans 3 Medium" w:hAnsi="Source Sans 3 Medium"/>
+                      <w:sz w:val="23"/>
+                      <w:szCs w:val="23"/>
+                    </w:rPr>
+                    <w:t xml:space="preserve"> </w:t>
+                  </w:r>
+                  <w:r>
+                    <w:rPr>
+                      <w:rFonts w:ascii="Source Sans 3 Medium" w:hAnsi="Source Sans 3 Medium"/>
+                      <w:b/>
+                      <w:bCs/>
+                      <w:sz w:val="23"/>
+                      <w:szCs w:val="23"/>
+                    </w:rPr>
+                    <w:t>____</w:t>
+                  </w:r>
+                  <w:proofErr w:type="gramStart"/>
+                  <w:r>
+                    <w:rPr>
+                      <w:rFonts w:ascii="Source Sans 3 Medium" w:hAnsi="Source Sans 3 Medium"/>
+                      <w:b/>
+                      <w:bCs/>
+                      <w:sz w:val="23"/>
+                      <w:szCs w:val="23"/>
+                    </w:rPr>
+                    <w:t xml:space="preserve">_ </w:t>
+                  </w:r>
+                  <w:r>
+                    <w:rPr>
+                      <w:rFonts w:ascii="Source Sans 3 Medium" w:hAnsi="Source Sans 3 Medium"/>
+                      <w:sz w:val="23"/>
+                      <w:szCs w:val="23"/>
+                    </w:rPr>
+                    <w:t>)</w:t>
+                  </w:r>
+                  <w:proofErr w:type="gramEnd"/>
+                </w:p>
+              </w:tc>
+              <w:tc>
+                <w:tcPr>
+                  <w:tcW w:w="3969" w:type="dxa"/>
+                  <w:shd w:val="clear" w:color="auto" w:fill="F8E2EC"/>
+                </w:tcPr>
+                <w:p>
+                  <w:pPr>
+                    <w:jc w:val="center"/>
+                    <w:rPr>
+                      <w:rFonts w:ascii="Source Sans 3 Medium" w:hAnsi="Source Sans 3 Medium"/>
+                      <w:b/>
+                      <w:bCs/>
+                      <w:sz w:val="23"/>
+                      <w:szCs w:val="23"/>
+                    </w:rPr>
+                  </w:pPr>
+                </w:p>
+              </w:tc>
+            </w:tr>
+          </w:tbl>
           <w:p>
             <w:pPr>
               <w:spacing w:after="120"/>
-              <w:jc w:val="center"/>
               <w:rPr>
                 <w:rFonts w:ascii="Source Sans 3 Medium" w:hAnsi="Source Sans 3 Medium"/>
-                <w:b/>
-                <w:sz w:val="28"/>
-                <w:szCs w:val="28"/>
-              </w:rPr>
-            </w:pPr>
-            <w:r>
-              <w:rPr>
-                <w:rFonts w:ascii="Source Sans 3 Medium" w:hAnsi="Source Sans 3 Medium"/>
-                <w:b/>
-                <w:sz w:val="28"/>
-                <w:szCs w:val="28"/>
-              </w:rPr>
-              <w:t>The effects of fast food on the body</w:t>
-            </w:r>
-          </w:p>
-          <w:p>
-            <w:pPr>
-              <w:spacing w:after="120"/>
-              <w:jc w:val="center"/>
-              <w:rPr>
-                <w:rFonts w:ascii="Source Sans 3 Medium" w:hAnsi="Source Sans 3 Medium"/>
-                <w:sz w:val="23"/>
-                <w:szCs w:val="23"/>
-              </w:rPr>
-            </w:pPr>
-            <w:r>
-              <w:rPr>
-                <w:rFonts w:ascii="Source Sans 3" w:hAnsi="Source Sans 3"/>
-                <w:color w:val="070606"/>
-                <w:spacing w:val="-2"/>
-                <w:sz w:val="23"/>
-                <w:szCs w:val="23"/>
-              </w:rPr>
-              <w:t>Reward response activated by</w:t>
-            </w:r>
-            <w:r>
-              <w:rPr>
-                <w:rFonts w:ascii="Source Sans 3 Medium" w:hAnsi="Source Sans 3 Medium"/>
-                <w:sz w:val="23"/>
-                <w:szCs w:val="23"/>
-              </w:rPr>
-              <w:t xml:space="preserve"> </w:t>
-            </w:r>
-            <w:r>
-              <w:rPr>
-                <w:rFonts w:ascii="Source Sans 3 Medium" w:hAnsi="Source Sans 3 Medium"/>
-                <w:b/>
-                <w:bCs/>
-                <w:sz w:val="23"/>
-                <w:szCs w:val="23"/>
-              </w:rPr>
-              <w:t>1</w:t>
-            </w:r>
-            <w:r>
-              <w:rPr>
-                <w:rFonts w:ascii="Source Sans 3 Medium" w:hAnsi="Source Sans 3 Medium"/>
-                <w:b/>
-                <w:bCs/>
-                <w:sz w:val="23"/>
-                <w:szCs w:val="23"/>
-              </w:rPr>
-              <w:t xml:space="preserve"> _____</w:t>
-            </w:r>
-          </w:p>
-          <w:p>
-            <w:pPr>
-              <w:spacing w:after="120"/>
-              <w:jc w:val="center"/>
-              <w:rPr>
-                <w:rFonts w:ascii="Source Sans 3 Medium" w:hAnsi="Source Sans 3 Medium"/>
-                <w:sz w:val="23"/>
-                <w:szCs w:val="23"/>
-              </w:rPr>
-            </w:pPr>
-            <w:r>
-              <w:rPr>
-                <w:rFonts w:ascii="Source Sans 3" w:hAnsi="Source Sans 3"/>
-                <w:color w:val="070606"/>
-                <w:spacing w:val="-2"/>
-                <w:sz w:val="23"/>
-                <w:szCs w:val="23"/>
-              </w:rPr>
-              <w:t>Huge quantities of dopamine produced in</w:t>
-            </w:r>
-            <w:r>
-              <w:rPr>
-                <w:rFonts w:ascii="Source Sans 3 Medium" w:hAnsi="Source Sans 3 Medium"/>
-                <w:sz w:val="23"/>
-                <w:szCs w:val="23"/>
-              </w:rPr>
-              <w:t xml:space="preserve"> </w:t>
-            </w:r>
-            <w:r>
-              <w:rPr>
-                <w:rFonts w:ascii="Source Sans 3 Medium" w:hAnsi="Source Sans 3 Medium"/>
-                <w:b/>
-                <w:bCs/>
-                <w:sz w:val="23"/>
-                <w:szCs w:val="23"/>
-              </w:rPr>
-              <w:t>2</w:t>
-            </w:r>
-            <w:r>
-              <w:rPr>
-                <w:rFonts w:ascii="Source Sans 3 Medium" w:hAnsi="Source Sans 3 Medium"/>
-                <w:sz w:val="23"/>
-                <w:szCs w:val="23"/>
-              </w:rPr>
-              <w:t xml:space="preserve"> </w:t>
-            </w:r>
-            <w:r>
-              <w:rPr>
-                <w:rFonts w:ascii="Source Sans 3 Medium" w:hAnsi="Source Sans 3 Medium"/>
-                <w:b/>
-                <w:bCs/>
-                <w:sz w:val="23"/>
-                <w:szCs w:val="23"/>
-              </w:rPr>
-              <w:t>_____</w:t>
-            </w:r>
-          </w:p>
-          <w:p>
-            <w:pPr>
-              <w:spacing w:after="120"/>
-              <w:jc w:val="center"/>
-              <w:rPr>
-                <w:rFonts w:ascii="Source Sans 3 Medium" w:hAnsi="Source Sans 3 Medium"/>
-                <w:sz w:val="23"/>
-                <w:szCs w:val="23"/>
-              </w:rPr>
-            </w:pPr>
-            <w:r>
-              <w:rPr>
-                <w:rFonts w:ascii="Source Sans 3 Medium" w:hAnsi="Source Sans 3 Medium"/>
-                <w:sz w:val="23"/>
-                <w:szCs w:val="23"/>
-              </w:rPr>
-              <w:t xml:space="preserve">Blood sugar </w:t>
-            </w:r>
-            <w:r>
-              <w:rPr>
-                <w:rFonts w:ascii="Source Sans 3 Medium" w:hAnsi="Source Sans 3 Medium"/>
-                <w:b/>
-                <w:bCs/>
-                <w:sz w:val="23"/>
-                <w:szCs w:val="23"/>
-              </w:rPr>
-              <w:t>3</w:t>
-            </w:r>
-            <w:r>
-              <w:rPr>
-                <w:rFonts w:ascii="Source Sans 3 Medium" w:hAnsi="Source Sans 3 Medium"/>
-                <w:sz w:val="23"/>
-                <w:szCs w:val="23"/>
-              </w:rPr>
-              <w:t xml:space="preserve"> </w:t>
-            </w:r>
-            <w:r>
-              <w:rPr>
-                <w:rFonts w:ascii="Source Sans 3 Medium" w:hAnsi="Source Sans 3 Medium"/>
-                <w:b/>
-                <w:bCs/>
-                <w:sz w:val="23"/>
-                <w:szCs w:val="23"/>
-              </w:rPr>
-              <w:t>_____</w:t>
-            </w:r>
-          </w:p>
-          <w:p>
-            <w:pPr>
-              <w:spacing w:after="120"/>
-              <w:jc w:val="center"/>
-              <w:rPr>
-                <w:rFonts w:ascii="Source Sans 3 Medium" w:hAnsi="Source Sans 3 Medium"/>
-                <w:sz w:val="23"/>
-                <w:szCs w:val="23"/>
-              </w:rPr>
-            </w:pPr>
-            <w:r>
-              <w:rPr>
-                <w:rFonts w:ascii="Source Sans 3 Medium" w:hAnsi="Source Sans 3 Medium"/>
-                <w:b/>
-                <w:bCs/>
-                <w:sz w:val="23"/>
-                <w:szCs w:val="23"/>
-              </w:rPr>
-              <w:t>4</w:t>
-            </w:r>
-            <w:r>
-              <w:rPr>
-                <w:rFonts w:ascii="Source Sans 3 Medium" w:hAnsi="Source Sans 3 Medium"/>
-                <w:sz w:val="23"/>
-                <w:szCs w:val="23"/>
-              </w:rPr>
-              <w:t xml:space="preserve"> </w:t>
-            </w:r>
-            <w:r>
-              <w:rPr>
-                <w:rFonts w:ascii="Source Sans 3 Medium" w:hAnsi="Source Sans 3 Medium"/>
-                <w:b/>
-                <w:bCs/>
-                <w:sz w:val="23"/>
-                <w:szCs w:val="23"/>
-              </w:rPr>
-              <w:t xml:space="preserve">_____ </w:t>
-            </w:r>
-            <w:r>
-              <w:rPr>
-                <w:rFonts w:ascii="Source Sans 3" w:hAnsi="Source Sans 3"/>
-                <w:color w:val="070606"/>
-                <w:spacing w:val="-2"/>
-                <w:sz w:val="23"/>
-                <w:szCs w:val="23"/>
-              </w:rPr>
-              <w:t>fail to remove unneeded sodium from the blood</w:t>
-            </w:r>
-            <w:r>
-              <w:rPr>
-                <w:rFonts w:ascii="Source Sans 3 Medium" w:hAnsi="Source Sans 3 Medium"/>
-                <w:sz w:val="23"/>
-                <w:szCs w:val="23"/>
-              </w:rPr>
-              <w:t xml:space="preserve"> </w:t>
-            </w:r>
-          </w:p>
-          <w:p>
-            <w:pPr>
-              <w:spacing w:after="120"/>
-              <w:jc w:val="center"/>
-              <w:rPr>
-                <w:rFonts w:ascii="Source Sans 3 Medium" w:hAnsi="Source Sans 3 Medium"/>
-                <w:sz w:val="23"/>
-                <w:szCs w:val="23"/>
-              </w:rPr>
-            </w:pPr>
-            <w:r>
-              <w:rPr>
-                <w:rFonts w:ascii="Source Sans 3" w:hAnsi="Source Sans 3"/>
-                <w:color w:val="070606"/>
-                <w:spacing w:val="-2"/>
-                <w:sz w:val="23"/>
-                <w:szCs w:val="23"/>
-              </w:rPr>
-              <w:t>Present articular risks for</w:t>
-            </w:r>
-            <w:r>
-              <w:rPr>
-                <w:rFonts w:ascii="Source Sans 3 Medium" w:hAnsi="Source Sans 3 Medium"/>
-                <w:sz w:val="23"/>
-                <w:szCs w:val="23"/>
-              </w:rPr>
-              <w:t xml:space="preserve"> </w:t>
-            </w:r>
-            <w:r>
-              <w:rPr>
-                <w:rFonts w:ascii="Source Sans 3 Medium" w:hAnsi="Source Sans 3 Medium"/>
-                <w:b/>
-                <w:bCs/>
-                <w:sz w:val="23"/>
-                <w:szCs w:val="23"/>
-              </w:rPr>
-              <w:t>5</w:t>
-            </w:r>
-            <w:r>
-              <w:rPr>
-                <w:rFonts w:ascii="Source Sans 3 Medium" w:hAnsi="Source Sans 3 Medium"/>
-                <w:sz w:val="23"/>
-                <w:szCs w:val="23"/>
-              </w:rPr>
-              <w:t xml:space="preserve"> </w:t>
-            </w:r>
-            <w:r>
-              <w:rPr>
-                <w:rFonts w:ascii="Source Sans 3 Medium" w:hAnsi="Source Sans 3 Medium"/>
-                <w:b/>
-                <w:bCs/>
-                <w:sz w:val="23"/>
-                <w:szCs w:val="23"/>
-              </w:rPr>
-              <w:t>_____</w:t>
-            </w:r>
-          </w:p>
-          <w:p>
-            <w:pPr>
-              <w:spacing w:after="120"/>
-              <w:jc w:val="center"/>
-              <w:rPr>
-                <w:rFonts w:ascii="Source Sans 3 Medium" w:hAnsi="Source Sans 3 Medium"/>
-                <w:sz w:val="23"/>
-                <w:szCs w:val="23"/>
-              </w:rPr>
-            </w:pPr>
-            <w:r>
-              <w:rPr>
-                <w:rFonts w:ascii="Source Sans 3" w:hAnsi="Source Sans 3"/>
-                <w:color w:val="070606"/>
-                <w:spacing w:val="-2"/>
-                <w:sz w:val="23"/>
-                <w:szCs w:val="23"/>
-              </w:rPr>
-              <w:t>Dehydration (signs of this resemble</w:t>
-            </w:r>
-            <w:r>
-              <w:rPr>
-                <w:rFonts w:ascii="Source Sans 3 Medium" w:hAnsi="Source Sans 3 Medium"/>
-                <w:sz w:val="23"/>
-                <w:szCs w:val="23"/>
-              </w:rPr>
-              <w:t xml:space="preserve"> </w:t>
-            </w:r>
-            <w:r>
-              <w:rPr>
-                <w:rFonts w:ascii="Source Sans 3 Medium" w:hAnsi="Source Sans 3 Medium"/>
-                <w:b/>
-                <w:bCs/>
-                <w:sz w:val="23"/>
-                <w:szCs w:val="23"/>
-              </w:rPr>
-              <w:t>6</w:t>
-            </w:r>
-            <w:r>
-              <w:rPr>
-                <w:rFonts w:ascii="Source Sans 3 Medium" w:hAnsi="Source Sans 3 Medium"/>
-                <w:sz w:val="23"/>
-                <w:szCs w:val="23"/>
-              </w:rPr>
-              <w:t xml:space="preserve"> </w:t>
-            </w:r>
-            <w:r>
-              <w:rPr>
-                <w:rFonts w:ascii="Source Sans 3 Medium" w:hAnsi="Source Sans 3 Medium"/>
-                <w:b/>
-                <w:bCs/>
-                <w:sz w:val="23"/>
-                <w:szCs w:val="23"/>
-              </w:rPr>
-              <w:t>_____</w:t>
-            </w:r>
-            <w:r>
-              <w:rPr>
-                <w:rFonts w:ascii="Source Sans 3 Medium" w:hAnsi="Source Sans 3 Medium"/>
-                <w:sz w:val="23"/>
-                <w:szCs w:val="23"/>
-              </w:rPr>
-              <w:t xml:space="preserve"> </w:t>
-            </w:r>
-          </w:p>
-          <w:p>
-            <w:pPr>
-              <w:spacing w:after="120"/>
-              <w:jc w:val="center"/>
-              <w:rPr>
-                <w:rFonts w:ascii="Source Sans 3 Medium" w:hAnsi="Source Sans 3 Medium"/>
-                <w:sz w:val="23"/>
-                <w:szCs w:val="23"/>
-              </w:rPr>
-            </w:pPr>
-            <w:r>
-              <w:rPr>
-                <w:rFonts w:ascii="Source Sans 3" w:hAnsi="Source Sans 3"/>
-                <w:color w:val="070606"/>
-                <w:spacing w:val="-2"/>
-                <w:sz w:val="23"/>
-                <w:szCs w:val="23"/>
-              </w:rPr>
-              <w:t>Food broken down slowly (minimum</w:t>
-            </w:r>
-            <w:r>
-              <w:rPr>
-                <w:rFonts w:ascii="Source Sans 3 Medium" w:hAnsi="Source Sans 3 Medium"/>
-                <w:sz w:val="23"/>
-                <w:szCs w:val="23"/>
-              </w:rPr>
-              <w:t xml:space="preserve"> </w:t>
-            </w:r>
-            <w:r>
-              <w:rPr>
-                <w:rFonts w:ascii="Source Sans 3 Medium" w:hAnsi="Source Sans 3 Medium"/>
-                <w:b/>
-                <w:bCs/>
-                <w:sz w:val="23"/>
-                <w:szCs w:val="23"/>
-              </w:rPr>
-              <w:t>7</w:t>
-            </w:r>
-            <w:r>
-              <w:rPr>
-                <w:rFonts w:ascii="Source Sans 3 Medium" w:hAnsi="Source Sans 3 Medium"/>
-                <w:sz w:val="23"/>
-                <w:szCs w:val="23"/>
-              </w:rPr>
-              <w:t xml:space="preserve"> </w:t>
-            </w:r>
+                <w:sz w:val="23"/>
+                <w:szCs w:val="23"/>
+              </w:rPr>
+            </w:pPr>
           </w:p>
         </w:tc>
         <w:tc>
           <w:tcPr>
-            <w:tcW w:w="4793" w:type="dxa"/>
+            <w:tcW w:w="4049" w:type="dxa"/>
           </w:tcPr>
           <w:tbl>
             <w:tblPr>
@@ -49927,7 +50182,7 @@
               <w:tblLook w:val="04A0" w:firstRow="1" w:lastRow="0" w:firstColumn="1" w:lastColumn="0" w:noHBand="0" w:noVBand="1"/>
             </w:tblPr>
             <w:tblGrid>
-              <w:gridCol w:w="4557"/>
+              <w:gridCol w:w="3813"/>
             </w:tblGrid>
             <w:tr>
               <w:tc>

--- a/assets/data/Mindset3- Custom.docx
+++ b/assets/data/Mindset3- Custom.docx
@@ -49848,6 +49848,7 @@
                       <w:bCs/>
                       <w:sz w:val="23"/>
                       <w:szCs w:val="23"/>
+                      <w:rtl/>
                     </w:rPr>
                   </w:pPr>
                   <w:r>
@@ -49858,7 +49859,7 @@
                       <w:sz w:val="23"/>
                       <w:szCs w:val="23"/>
                     </w:rPr>
-                    <w:sym w:font="Wingdings 3" w:char="F027"/>
+                    <w:sym w:font="Wingdings 3" w:char="F06C"/>
                   </w:r>
                 </w:p>
                 <w:p>
@@ -49949,6 +49950,8 @@
                     <w:jc w:val="center"/>
                     <w:rPr>
                       <w:rFonts w:ascii="Wingdings 3" w:hAnsi="Wingdings 3"/>
+                      <w:b/>
+                      <w:bCs/>
                       <w:color w:val="070606"/>
                       <w:spacing w:val="-2"/>
                       <w:sz w:val="23"/>
@@ -49958,12 +49961,14 @@
                   <w:r>
                     <w:rPr>
                       <w:rFonts w:ascii="Wingdings 3" w:hAnsi="Wingdings 3"/>
+                      <w:b/>
+                      <w:bCs/>
                       <w:color w:val="070606"/>
                       <w:spacing w:val="-2"/>
                       <w:sz w:val="23"/>
                       <w:szCs w:val="23"/>
                     </w:rPr>
-                    <w:sym w:font="Wingdings 3" w:char="F028"/>
+                    <w:sym w:font="Wingdings 3" w:char="F06D"/>
                   </w:r>
                 </w:p>
                 <w:p>
@@ -50347,6 +50352,10 @@
     </w:tbl>
     <w:p>
       <w:r>
+        <w:br w:type="page"/>
+      </w:r>
+      <w:r>
+        <w:lastRenderedPageBreak/>
         <w:br w:type="page"/>
       </w:r>
     </w:p>

--- a/assets/data/Mindset3- Custom.docx
+++ b/assets/data/Mindset3- Custom.docx
@@ -1,6 +1,6 @@
 
 <file path=word/document.xml><?xml version="1.0" encoding="utf-8"?>
-<w:document xmlns:wpc="http://schemas.microsoft.com/office/word/2010/wordprocessingCanvas" xmlns:cx="http://schemas.microsoft.com/office/drawing/2014/chartex" xmlns:cx1="http://schemas.microsoft.com/office/drawing/2015/9/8/chartex" xmlns:cx2="http://schemas.microsoft.com/office/drawing/2015/10/21/chartex" xmlns:cx3="http://schemas.microsoft.com/office/drawing/2016/5/9/chartex" xmlns:cx4="http://schemas.microsoft.com/office/drawing/2016/5/10/chartex" xmlns:cx5="http://schemas.microsoft.com/office/drawing/2016/5/11/chartex" xmlns:cx6="http://schemas.microsoft.com/office/drawing/2016/5/12/chartex" xmlns:cx7="http://schemas.microsoft.com/office/drawing/2016/5/13/chartex" xmlns:cx8="http://schemas.microsoft.com/office/drawing/2016/5/14/chartex" xmlns:mc="http://schemas.openxmlformats.org/markup-compatibility/2006" xmlns:aink="http://schemas.microsoft.com/office/drawing/2016/ink" xmlns:am3d="http://schemas.microsoft.com/office/drawing/2017/model3d" xmlns:o="urn:schemas-microsoft-com:office:office" xmlns:oel="http://schemas.microsoft.com/office/2019/extlst" xmlns:r="http://schemas.openxmlformats.org/officeDocument/2006/relationships" xmlns:m="http://schemas.openxmlformats.org/officeDocument/2006/math" xmlns:v="urn:schemas-microsoft-com:vml" xmlns:wp14="http://schemas.microsoft.com/office/word/2010/wordprocessingDrawing" xmlns:wp="http://schemas.openxmlformats.org/drawingml/2006/wordprocessingDrawing" xmlns:w10="urn:schemas-microsoft-com:office:word" xmlns:w="http://schemas.openxmlformats.org/wordprocessingml/2006/main" xmlns:w14="http://schemas.microsoft.com/office/word/2010/wordml" xmlns:w15="http://schemas.microsoft.com/office/word/2012/wordml" xmlns:w16cex="http://schemas.microsoft.com/office/word/2018/wordml/cex" xmlns:w16cid="http://schemas.microsoft.com/office/word/2016/wordml/cid" xmlns:w16="http://schemas.microsoft.com/office/word/2018/wordml" xmlns:w16du="http://schemas.microsoft.com/office/word/2023/wordml/word16du" xmlns:w16sdtdh="http://schemas.microsoft.com/office/word/2020/wordml/sdtdatahash" xmlns:w16sdtfl="http://schemas.microsoft.com/office/word/2024/wordml/sdtformatlock" xmlns:w16se="http://schemas.microsoft.com/office/word/2015/wordml/symex" xmlns:wpg="http://schemas.microsoft.com/office/word/2010/wordprocessingGroup" xmlns:wpi="http://schemas.microsoft.com/office/word/2010/wordprocessingInk" xmlns:wne="http://schemas.microsoft.com/office/word/2006/wordml" xmlns:wps="http://schemas.microsoft.com/office/word/2010/wordprocessingShape" mc:Ignorable="w14 w15 w16se w16cid w16 w16cex w16sdtdh w16sdtfl w16du wp14">
+<w:document xmlns:wpc="http://schemas.microsoft.com/office/word/2010/wordprocessingCanvas" xmlns:cx="http://schemas.microsoft.com/office/drawing/2014/chartex" xmlns:cx1="http://schemas.microsoft.com/office/drawing/2015/9/8/chartex" xmlns:cx2="http://schemas.microsoft.com/office/drawing/2015/10/21/chartex" xmlns:cx3="http://schemas.microsoft.com/office/drawing/2016/5/9/chartex" xmlns:cx4="http://schemas.microsoft.com/office/drawing/2016/5/10/chartex" xmlns:cx5="http://schemas.microsoft.com/office/drawing/2016/5/11/chartex" xmlns:cx6="http://schemas.microsoft.com/office/drawing/2016/5/12/chartex" xmlns:cx7="http://schemas.microsoft.com/office/drawing/2016/5/13/chartex" xmlns:cx8="http://schemas.microsoft.com/office/drawing/2016/5/14/chartex" xmlns:mc="http://schemas.openxmlformats.org/markup-compatibility/2006" xmlns:aink="http://schemas.microsoft.com/office/drawing/2016/ink" xmlns:am3d="http://schemas.microsoft.com/office/drawing/2017/model3d" xmlns:o="urn:schemas-microsoft-com:office:office" xmlns:oel="http://schemas.microsoft.com/office/2019/extlst" xmlns:r="http://schemas.openxmlformats.org/officeDocument/2006/relationships" xmlns:m="http://schemas.openxmlformats.org/officeDocument/2006/math" xmlns:v="urn:schemas-microsoft-com:vml" xmlns:wp14="http://schemas.microsoft.com/office/word/2010/wordprocessingDrawing" xmlns:wp="http://schemas.openxmlformats.org/drawingml/2006/wordprocessingDrawing" xmlns:w10="urn:schemas-microsoft-com:office:word" xmlns:w="http://schemas.openxmlformats.org/wordprocessingml/2006/main" xmlns:w14="http://schemas.microsoft.com/office/word/2010/wordml" xmlns:w15="http://schemas.microsoft.com/office/word/2012/wordml" xmlns:w16cex="http://schemas.microsoft.com/office/word/2018/wordml/cex" xmlns:w16cid="http://schemas.microsoft.com/office/word/2016/wordml/cid" xmlns:w16="http://schemas.microsoft.com/office/word/2018/wordml" xmlns:w16sdtdh="http://schemas.microsoft.com/office/word/2020/wordml/sdtdatahash" xmlns:w16se="http://schemas.microsoft.com/office/word/2015/wordml/symex" xmlns:wpg="http://schemas.microsoft.com/office/word/2010/wordprocessingGroup" xmlns:wpi="http://schemas.microsoft.com/office/word/2010/wordprocessingInk" xmlns:wne="http://schemas.microsoft.com/office/word/2006/wordml" xmlns:wps="http://schemas.microsoft.com/office/word/2010/wordprocessingShape" mc:Ignorable="w14 w15 w16se w16cid w16 w16cex w16sdtdh wp14">
   <w:body>
     <w:tbl>
       <w:tblPr>
@@ -613,7 +613,6 @@
               <w:t xml:space="preserve">rivers: definite article before name of </w:t>
             </w:r>
             <w:proofErr w:type="spellStart"/>
-            <w:proofErr w:type="gramStart"/>
             <w:r>
               <w:rPr>
                 <w:szCs w:val="23"/>
@@ -621,7 +620,6 @@
               <w:t>river.Capitalise</w:t>
             </w:r>
             <w:proofErr w:type="spellEnd"/>
-            <w:proofErr w:type="gramEnd"/>
             <w:r>
               <w:rPr>
                 <w:szCs w:val="23"/>
@@ -29797,7 +29795,6 @@
               </w:rPr>
               <w:t xml:space="preserve"> </w:t>
             </w:r>
-            <w:proofErr w:type="gramStart"/>
             <w:r>
               <w:rPr>
                 <w:rFonts w:ascii="Source Sans 3" w:hAnsi="Source Sans 3"/>
@@ -29838,7 +29835,6 @@
               </w:rPr>
               <w:t>B</w:t>
             </w:r>
-            <w:proofErr w:type="gramEnd"/>
           </w:p>
           <w:p>
             <w:pPr>
@@ -30145,9 +30141,8 @@
                 <w:sz w:val="23"/>
                 <w:szCs w:val="24"/>
               </w:rPr>
-              <w:t>(</w:t>
-            </w:r>
-            <w:proofErr w:type="gramStart"/>
+              <w:t>(price)</w:t>
+            </w:r>
             <w:r>
               <w:rPr>
                 <w:rFonts w:ascii="Source Sans 3" w:hAnsi="Source Sans 3"/>
@@ -30156,7 +30151,7 @@
                 <w:sz w:val="23"/>
                 <w:szCs w:val="24"/>
               </w:rPr>
-              <w:t>price)</w:t>
+              <w:t xml:space="preserve"> </w:t>
             </w:r>
             <w:r>
               <w:rPr>
@@ -30170,22 +30165,11 @@
             </w:r>
             <w:r>
               <w:rPr>
-                <w:rFonts w:ascii="Source Sans 3" w:hAnsi="Source Sans 3"/>
-                <w:color w:val="060807"/>
-                <w:spacing w:val="-2"/>
-                <w:sz w:val="23"/>
-                <w:szCs w:val="24"/>
-              </w:rPr>
-              <w:t xml:space="preserve"> </w:t>
-            </w:r>
-            <w:r>
-              <w:rPr>
                 <w:rStyle w:val="BlankWord1"/>
                 <w:szCs w:val="24"/>
               </w:rPr>
               <w:t>C</w:t>
             </w:r>
-            <w:proofErr w:type="gramEnd"/>
           </w:p>
           <w:p>
             <w:pPr>
@@ -30643,7 +30627,6 @@
               </w:rPr>
               <w:t xml:space="preserve"> </w:t>
             </w:r>
-            <w:proofErr w:type="gramStart"/>
             <w:r>
               <w:rPr>
                 <w:rFonts w:ascii="Source Sans 3" w:hAnsi="Source Sans 3"/>
@@ -30654,7 +30637,6 @@
               </w:rPr>
               <w:t>century</w:t>
             </w:r>
-            <w:proofErr w:type="gramEnd"/>
           </w:p>
           <w:p>
             <w:pPr>
@@ -32058,29 +32040,7 @@
                 <w:sz w:val="23"/>
                 <w:szCs w:val="24"/>
               </w:rPr>
-              <w:t>-A-K-E-</w:t>
-            </w:r>
-            <w:proofErr w:type="gramStart"/>
-            <w:r>
-              <w:rPr>
-                <w:rFonts w:ascii="Source Sans 3" w:hAnsi="Source Sans 3"/>
-                <w:bCs/>
-                <w:color w:val="050607"/>
-                <w:sz w:val="23"/>
-                <w:szCs w:val="24"/>
-              </w:rPr>
-              <w:t>R,dash</w:t>
-            </w:r>
-            <w:proofErr w:type="gramEnd"/>
-            <w:r>
-              <w:rPr>
-                <w:rFonts w:ascii="Source Sans 3" w:hAnsi="Source Sans 3"/>
-                <w:bCs/>
-                <w:color w:val="050607"/>
-                <w:sz w:val="23"/>
-                <w:szCs w:val="24"/>
-              </w:rPr>
-              <w:t>,J-0-N-E-S</w:t>
+              <w:t>-A-K-E-R,dash,J-0-N-E-S</w:t>
             </w:r>
           </w:p>
         </w:tc>
@@ -34767,21 +34727,7 @@
               <w:rPr>
                 <w:szCs w:val="23"/>
               </w:rPr>
-              <w:t xml:space="preserve">: </w:t>
-            </w:r>
-            <w:proofErr w:type="gramStart"/>
-            <w:r>
-              <w:rPr>
-                <w:szCs w:val="23"/>
-              </w:rPr>
-              <w:t>Once  4</w:t>
-            </w:r>
-            <w:proofErr w:type="gramEnd"/>
-            <w:r>
-              <w:rPr>
-                <w:szCs w:val="23"/>
-              </w:rPr>
-              <w:t xml:space="preserve"> Unless</w:t>
+              <w:t>: Once  4 Unless</w:t>
             </w:r>
           </w:p>
           <w:p>
@@ -42427,25 +42373,7 @@
                       <w:sz w:val="23"/>
                       <w:szCs w:val="23"/>
                     </w:rPr>
-                    <w:t xml:space="preserve"> soon as     </w:t>
-                  </w:r>
-                  <w:proofErr w:type="gramStart"/>
-                  <w:r>
-                    <w:rPr>
-                      <w:iCs/>
-                      <w:sz w:val="23"/>
-                      <w:szCs w:val="23"/>
-                    </w:rPr>
-                    <w:t>By</w:t>
-                  </w:r>
-                  <w:proofErr w:type="gramEnd"/>
-                  <w:r>
-                    <w:rPr>
-                      <w:iCs/>
-                      <w:sz w:val="23"/>
-                      <w:szCs w:val="23"/>
-                    </w:rPr>
-                    <w:t xml:space="preserve"> the time     Providing that     Unless</w:t>
+                    <w:t xml:space="preserve"> soon as     By the time     Providing that     Unless</w:t>
                   </w:r>
                 </w:p>
               </w:tc>
@@ -48058,7 +47986,7 @@
                 <w:i/>
                 <w:szCs w:val="23"/>
               </w:rPr>
-              <w:t>down[... ]</w:t>
+              <w:t>down[</w:t>
             </w:r>
             <w:proofErr w:type="gramEnd"/>
             <w:r>
@@ -48066,7 +47994,7 @@
                 <w:i/>
                 <w:szCs w:val="23"/>
               </w:rPr>
-              <w:t xml:space="preserve"> increasing body of evidence</w:t>
+              <w:t>... ] increasing body of evidence</w:t>
             </w:r>
           </w:p>
           <w:p>
@@ -48093,7 +48021,7 @@
                 <w:i/>
                 <w:szCs w:val="23"/>
               </w:rPr>
-              <w:t>veins[... ]</w:t>
+              <w:t>veins[</w:t>
             </w:r>
             <w:proofErr w:type="gramEnd"/>
             <w:r>
@@ -48101,23 +48029,7 @@
                 <w:i/>
                 <w:szCs w:val="23"/>
               </w:rPr>
-              <w:t xml:space="preserve"> immediately start[...] Thereafter the body starts to digest the </w:t>
-            </w:r>
-            <w:proofErr w:type="gramStart"/>
-            <w:r>
-              <w:rPr>
-                <w:i/>
-                <w:szCs w:val="23"/>
-              </w:rPr>
-              <w:t>food[</w:t>
-            </w:r>
-            <w:proofErr w:type="gramEnd"/>
-            <w:r>
-              <w:rPr>
-                <w:i/>
-                <w:szCs w:val="23"/>
-              </w:rPr>
-              <w:t>. . .] the same process lasts at least three days.</w:t>
+              <w:t>... ] immediately start[...] Thereafter the body starts to digest the food[. . .] the same process lasts at least three days.</w:t>
             </w:r>
           </w:p>
           <w:p>
@@ -48182,21 +48094,7 @@
               <w:rPr>
                 <w:i/>
               </w:rPr>
-              <w:t>.</w:t>
-            </w:r>
-            <w:proofErr w:type="gramStart"/>
-            <w:r>
-              <w:rPr>
-                <w:i/>
-              </w:rPr>
-              <w:t xml:space="preserve"> ..</w:t>
-            </w:r>
-            <w:proofErr w:type="gramEnd"/>
-            <w:r>
-              <w:rPr>
-                <w:i/>
-              </w:rPr>
-              <w:t>] a child[...] their parents[...] a child[...] children</w:t>
+              <w:t>. ..] a child[...] their parents[...] a child[...] children</w:t>
             </w:r>
           </w:p>
         </w:tc>
@@ -50765,38 +50663,15 @@
     </w:tbl>
     <w:p>
       <w:pPr>
-        <w:spacing w:after="0"/>
-        <w:rPr>
-          <w:sz w:val="24"/>
-          <w:szCs w:val="24"/>
-        </w:rPr>
-      </w:pPr>
-    </w:p>
-    <w:p>
-      <w:pPr>
-        <w:rPr>
-          <w:sz w:val="24"/>
-          <w:szCs w:val="24"/>
-        </w:rPr>
-      </w:pPr>
-    </w:p>
-    <w:p>
-      <w:pPr>
         <w:tabs>
           <w:tab w:val="left" w:pos="4413"/>
         </w:tabs>
         <w:rPr>
-          <w:sz w:val="24"/>
-          <w:szCs w:val="24"/>
+          <w:rFonts w:ascii="Source Sans 3" w:hAnsi="Source Sans 3"/>
+          <w:sz w:val="23"/>
+          <w:szCs w:val="23"/>
         </w:rPr>
       </w:pPr>
-      <w:r>
-        <w:rPr>
-          <w:sz w:val="24"/>
-          <w:szCs w:val="24"/>
-        </w:rPr>
-        <w:tab/>
-      </w:r>
     </w:p>
     <w:sectPr>
       <w:pgSz w:w="15842" w:h="30147" w:code="3"/>
@@ -50810,7 +50685,7 @@
 </file>
 
 <file path=word/numbering.xml><?xml version="1.0" encoding="utf-8"?>
-<w:numbering xmlns:wpc="http://schemas.microsoft.com/office/word/2010/wordprocessingCanvas" xmlns:cx="http://schemas.microsoft.com/office/drawing/2014/chartex" xmlns:cx1="http://schemas.microsoft.com/office/drawing/2015/9/8/chartex" xmlns:cx2="http://schemas.microsoft.com/office/drawing/2015/10/21/chartex" xmlns:cx3="http://schemas.microsoft.com/office/drawing/2016/5/9/chartex" xmlns:cx4="http://schemas.microsoft.com/office/drawing/2016/5/10/chartex" xmlns:cx5="http://schemas.microsoft.com/office/drawing/2016/5/11/chartex" xmlns:cx6="http://schemas.microsoft.com/office/drawing/2016/5/12/chartex" xmlns:cx7="http://schemas.microsoft.com/office/drawing/2016/5/13/chartex" xmlns:cx8="http://schemas.microsoft.com/office/drawing/2016/5/14/chartex" xmlns:mc="http://schemas.openxmlformats.org/markup-compatibility/2006" xmlns:aink="http://schemas.microsoft.com/office/drawing/2016/ink" xmlns:am3d="http://schemas.microsoft.com/office/drawing/2017/model3d" xmlns:o="urn:schemas-microsoft-com:office:office" xmlns:oel="http://schemas.microsoft.com/office/2019/extlst" xmlns:r="http://schemas.openxmlformats.org/officeDocument/2006/relationships" xmlns:m="http://schemas.openxmlformats.org/officeDocument/2006/math" xmlns:v="urn:schemas-microsoft-com:vml" xmlns:wp14="http://schemas.microsoft.com/office/word/2010/wordprocessingDrawing" xmlns:wp="http://schemas.openxmlformats.org/drawingml/2006/wordprocessingDrawing" xmlns:w10="urn:schemas-microsoft-com:office:word" xmlns:w="http://schemas.openxmlformats.org/wordprocessingml/2006/main" xmlns:w14="http://schemas.microsoft.com/office/word/2010/wordml" xmlns:w15="http://schemas.microsoft.com/office/word/2012/wordml" xmlns:w16cex="http://schemas.microsoft.com/office/word/2018/wordml/cex" xmlns:w16cid="http://schemas.microsoft.com/office/word/2016/wordml/cid" xmlns:w16="http://schemas.microsoft.com/office/word/2018/wordml" xmlns:w16du="http://schemas.microsoft.com/office/word/2023/wordml/word16du" xmlns:w16sdtdh="http://schemas.microsoft.com/office/word/2020/wordml/sdtdatahash" xmlns:w16sdtfl="http://schemas.microsoft.com/office/word/2024/wordml/sdtformatlock" xmlns:w16se="http://schemas.microsoft.com/office/word/2015/wordml/symex" xmlns:wpg="http://schemas.microsoft.com/office/word/2010/wordprocessingGroup" xmlns:wpi="http://schemas.microsoft.com/office/word/2010/wordprocessingInk" xmlns:wne="http://schemas.microsoft.com/office/word/2006/wordml" xmlns:wps="http://schemas.microsoft.com/office/word/2010/wordprocessingShape" mc:Ignorable="w14 w15 w16se w16cid w16 w16cex w16sdtdh w16sdtfl w16du wp14">
+<w:numbering xmlns:wpc="http://schemas.microsoft.com/office/word/2010/wordprocessingCanvas" xmlns:cx="http://schemas.microsoft.com/office/drawing/2014/chartex" xmlns:cx1="http://schemas.microsoft.com/office/drawing/2015/9/8/chartex" xmlns:cx2="http://schemas.microsoft.com/office/drawing/2015/10/21/chartex" xmlns:cx3="http://schemas.microsoft.com/office/drawing/2016/5/9/chartex" xmlns:cx4="http://schemas.microsoft.com/office/drawing/2016/5/10/chartex" xmlns:cx5="http://schemas.microsoft.com/office/drawing/2016/5/11/chartex" xmlns:cx6="http://schemas.microsoft.com/office/drawing/2016/5/12/chartex" xmlns:cx7="http://schemas.microsoft.com/office/drawing/2016/5/13/chartex" xmlns:cx8="http://schemas.microsoft.com/office/drawing/2016/5/14/chartex" xmlns:mc="http://schemas.openxmlformats.org/markup-compatibility/2006" xmlns:aink="http://schemas.microsoft.com/office/drawing/2016/ink" xmlns:am3d="http://schemas.microsoft.com/office/drawing/2017/model3d" xmlns:o="urn:schemas-microsoft-com:office:office" xmlns:oel="http://schemas.microsoft.com/office/2019/extlst" xmlns:r="http://schemas.openxmlformats.org/officeDocument/2006/relationships" xmlns:m="http://schemas.openxmlformats.org/officeDocument/2006/math" xmlns:v="urn:schemas-microsoft-com:vml" xmlns:wp14="http://schemas.microsoft.com/office/word/2010/wordprocessingDrawing" xmlns:wp="http://schemas.openxmlformats.org/drawingml/2006/wordprocessingDrawing" xmlns:w10="urn:schemas-microsoft-com:office:word" xmlns:w="http://schemas.openxmlformats.org/wordprocessingml/2006/main" xmlns:w14="http://schemas.microsoft.com/office/word/2010/wordml" xmlns:w15="http://schemas.microsoft.com/office/word/2012/wordml" xmlns:w16cex="http://schemas.microsoft.com/office/word/2018/wordml/cex" xmlns:w16cid="http://schemas.microsoft.com/office/word/2016/wordml/cid" xmlns:w16="http://schemas.microsoft.com/office/word/2018/wordml" xmlns:w16sdtdh="http://schemas.microsoft.com/office/word/2020/wordml/sdtdatahash" xmlns:w16se="http://schemas.microsoft.com/office/word/2015/wordml/symex" xmlns:wpg="http://schemas.microsoft.com/office/word/2010/wordprocessingGroup" xmlns:wpi="http://schemas.microsoft.com/office/word/2010/wordprocessingInk" xmlns:wne="http://schemas.microsoft.com/office/word/2006/wordml" xmlns:wps="http://schemas.microsoft.com/office/word/2010/wordprocessingShape" mc:Ignorable="w14 w15 w16se w16cid w16 w16cex w16sdtdh wp14">
   <w:numPicBullet w:numPicBulletId="0">
     <w:pict>
       <v:shapetype id="_x0000_t75" coordsize="21600,21600" o:spt="75" o:preferrelative="t" path="m@4@5l@4@11@9@11@9@5xe" filled="f" stroked="f">
@@ -50832,84 +50707,84 @@
         <v:path o:extrusionok="f" gradientshapeok="t" o:connecttype="rect"/>
         <o:lock v:ext="edit" aspectratio="t"/>
       </v:shapetype>
-      <v:shape id="_x0000_i1025" type="#_x0000_t75" style="width:25.4pt;height:13.3pt;visibility:visible;mso-wrap-style:square" o:bullet="t">
+      <v:shape id="_x0000_i1146" type="#_x0000_t75" style="width:25.5pt;height:13.5pt;visibility:visible;mso-wrap-style:square" o:bullet="t">
         <v:imagedata r:id="rId1" o:title=""/>
       </v:shape>
     </w:pict>
   </w:numPicBullet>
   <w:numPicBullet w:numPicBulletId="1">
     <w:pict>
-      <v:shape id="_x0000_i1026" type="#_x0000_t75" style="width:24.55pt;height:9.55pt;visibility:visible;mso-wrap-style:square" o:bullet="t">
+      <v:shape id="_x0000_i1147" type="#_x0000_t75" style="width:24.75pt;height:9.75pt;visibility:visible;mso-wrap-style:square" o:bullet="t">
         <v:imagedata r:id="rId2" o:title=""/>
       </v:shape>
     </w:pict>
   </w:numPicBullet>
   <w:numPicBullet w:numPicBulletId="2">
     <w:pict>
-      <v:shape id="_x0000_i1027" type="#_x0000_t75" style="width:25.4pt;height:13.3pt;visibility:visible;mso-wrap-style:square" o:bullet="t">
+      <v:shape id="_x0000_i1148" type="#_x0000_t75" style="width:25.5pt;height:13.5pt;visibility:visible;mso-wrap-style:square" o:bullet="t">
         <v:imagedata r:id="rId3" o:title=""/>
       </v:shape>
     </w:pict>
   </w:numPicBullet>
   <w:numPicBullet w:numPicBulletId="3">
     <w:pict>
-      <v:shape id="_x0000_i1028" type="#_x0000_t75" style="width:21.65pt;height:12.9pt;visibility:visible;mso-wrap-style:square" o:bullet="t">
+      <v:shape id="_x0000_i1149" type="#_x0000_t75" style="width:22.5pt;height:12.75pt;visibility:visible;mso-wrap-style:square" o:bullet="t">
         <v:imagedata r:id="rId4" o:title=""/>
       </v:shape>
     </w:pict>
   </w:numPicBullet>
   <w:numPicBullet w:numPicBulletId="4">
     <w:pict>
-      <v:shape id="_x0000_i1029" type="#_x0000_t75" style="width:24.55pt;height:8.3pt;visibility:visible;mso-wrap-style:square" o:bullet="t">
+      <v:shape id="_x0000_i1150" type="#_x0000_t75" style="width:24.75pt;height:9pt;visibility:visible;mso-wrap-style:square" o:bullet="t">
         <v:imagedata r:id="rId5" o:title=""/>
       </v:shape>
     </w:pict>
   </w:numPicBullet>
   <w:numPicBullet w:numPicBulletId="5">
     <w:pict>
-      <v:shape id="_x0000_i1030" type="#_x0000_t75" style="width:24.55pt;height:8.3pt;visibility:visible;mso-wrap-style:square" o:bullet="t">
+      <v:shape id="_x0000_i1151" type="#_x0000_t75" style="width:24.75pt;height:9pt;visibility:visible;mso-wrap-style:square" o:bullet="t">
         <v:imagedata r:id="rId6" o:title=""/>
       </v:shape>
     </w:pict>
   </w:numPicBullet>
   <w:numPicBullet w:numPicBulletId="6">
     <w:pict>
-      <v:shape id="_x0000_i1031" type="#_x0000_t75" style="width:36.2pt;height:15.8pt;visibility:visible;mso-wrap-style:square" o:bullet="t">
+      <v:shape id="_x0000_i1152" type="#_x0000_t75" style="width:36pt;height:15.75pt;visibility:visible;mso-wrap-style:square" o:bullet="t">
         <v:imagedata r:id="rId7" o:title=""/>
       </v:shape>
     </w:pict>
   </w:numPicBullet>
   <w:numPicBullet w:numPicBulletId="7">
     <w:pict>
-      <v:shape id="_x0000_i1032" type="#_x0000_t75" style="width:30.8pt;height:17.05pt;visibility:visible;mso-wrap-style:square" o:bullet="t">
+      <v:shape id="_x0000_i1153" type="#_x0000_t75" style="width:30.75pt;height:17.25pt;visibility:visible;mso-wrap-style:square" o:bullet="t">
         <v:imagedata r:id="rId8" o:title=""/>
       </v:shape>
     </w:pict>
   </w:numPicBullet>
   <w:numPicBullet w:numPicBulletId="8">
     <w:pict>
-      <v:shape id="_x0000_i1033" type="#_x0000_t75" style="width:33.7pt;height:15.8pt;visibility:visible;mso-wrap-style:square" o:bullet="t">
+      <v:shape id="_x0000_i1154" type="#_x0000_t75" style="width:33.75pt;height:15.75pt;visibility:visible;mso-wrap-style:square" o:bullet="t">
         <v:imagedata r:id="rId9" o:title=""/>
       </v:shape>
     </w:pict>
   </w:numPicBullet>
   <w:numPicBullet w:numPicBulletId="9">
     <w:pict>
-      <v:shape id="_x0000_i1034" type="#_x0000_t75" style="width:15.8pt;height:15.8pt;visibility:visible;mso-wrap-style:square" o:bullet="t">
+      <v:shape id="_x0000_i1155" type="#_x0000_t75" style="width:15.75pt;height:15.75pt;visibility:visible;mso-wrap-style:square" o:bullet="t">
         <v:imagedata r:id="rId10" o:title=""/>
       </v:shape>
     </w:pict>
   </w:numPicBullet>
   <w:numPicBullet w:numPicBulletId="10">
     <w:pict>
-      <v:shape id="_x0000_i1035" type="#_x0000_t75" style="width:15.8pt;height:15.8pt;visibility:visible;mso-wrap-style:square" o:bullet="t">
+      <v:shape id="_x0000_i1156" type="#_x0000_t75" style="width:15.75pt;height:15.75pt;visibility:visible;mso-wrap-style:square" o:bullet="t">
         <v:imagedata r:id="rId11" o:title=""/>
       </v:shape>
     </w:pict>
   </w:numPicBullet>
   <w:numPicBullet w:numPicBulletId="11">
     <w:pict>
-      <v:shape id="_x0000_i1036" type="#_x0000_t75" style="width:15.8pt;height:15.8pt;visibility:visible;mso-wrap-style:square" o:bullet="t">
+      <v:shape id="_x0000_i1157" type="#_x0000_t75" style="width:15.75pt;height:15.75pt;visibility:visible;mso-wrap-style:square" o:bullet="t">
         <v:imagedata r:id="rId12" o:title=""/>
       </v:shape>
     </w:pict>
@@ -55602,7 +55477,7 @@
 </file>
 
 <file path=word/styles.xml><?xml version="1.0" encoding="utf-8"?>
-<w:styles xmlns:mc="http://schemas.openxmlformats.org/markup-compatibility/2006" xmlns:r="http://schemas.openxmlformats.org/officeDocument/2006/relationships" xmlns:w="http://schemas.openxmlformats.org/wordprocessingml/2006/main" xmlns:w14="http://schemas.microsoft.com/office/word/2010/wordml" xmlns:w15="http://schemas.microsoft.com/office/word/2012/wordml" xmlns:w16cex="http://schemas.microsoft.com/office/word/2018/wordml/cex" xmlns:w16cid="http://schemas.microsoft.com/office/word/2016/wordml/cid" xmlns:w16="http://schemas.microsoft.com/office/word/2018/wordml" xmlns:w16du="http://schemas.microsoft.com/office/word/2023/wordml/word16du" xmlns:w16sdtdh="http://schemas.microsoft.com/office/word/2020/wordml/sdtdatahash" xmlns:w16sdtfl="http://schemas.microsoft.com/office/word/2024/wordml/sdtformatlock" xmlns:w16se="http://schemas.microsoft.com/office/word/2015/wordml/symex" mc:Ignorable="w14 w15 w16se w16cid w16 w16cex w16sdtdh w16sdtfl w16du">
+<w:styles xmlns:mc="http://schemas.openxmlformats.org/markup-compatibility/2006" xmlns:r="http://schemas.openxmlformats.org/officeDocument/2006/relationships" xmlns:w="http://schemas.openxmlformats.org/wordprocessingml/2006/main" xmlns:w14="http://schemas.microsoft.com/office/word/2010/wordml" xmlns:w15="http://schemas.microsoft.com/office/word/2012/wordml" xmlns:w16cex="http://schemas.microsoft.com/office/word/2018/wordml/cex" xmlns:w16cid="http://schemas.microsoft.com/office/word/2016/wordml/cid" xmlns:w16="http://schemas.microsoft.com/office/word/2018/wordml" xmlns:w16sdtdh="http://schemas.microsoft.com/office/word/2020/wordml/sdtdatahash" xmlns:w16se="http://schemas.microsoft.com/office/word/2015/wordml/symex" mc:Ignorable="w14 w15 w16se w16cid w16 w16cex w16sdtdh">
   <w:docDefaults>
     <w:rPrDefault>
       <w:rPr>

--- a/assets/data/Mindset3- Custom.docx
+++ b/assets/data/Mindset3- Custom.docx
@@ -1,6 +1,6 @@
 
 <file path=word/document.xml><?xml version="1.0" encoding="utf-8"?>
-<w:document xmlns:wpc="http://schemas.microsoft.com/office/word/2010/wordprocessingCanvas" xmlns:cx="http://schemas.microsoft.com/office/drawing/2014/chartex" xmlns:cx1="http://schemas.microsoft.com/office/drawing/2015/9/8/chartex" xmlns:cx2="http://schemas.microsoft.com/office/drawing/2015/10/21/chartex" xmlns:cx3="http://schemas.microsoft.com/office/drawing/2016/5/9/chartex" xmlns:cx4="http://schemas.microsoft.com/office/drawing/2016/5/10/chartex" xmlns:cx5="http://schemas.microsoft.com/office/drawing/2016/5/11/chartex" xmlns:cx6="http://schemas.microsoft.com/office/drawing/2016/5/12/chartex" xmlns:cx7="http://schemas.microsoft.com/office/drawing/2016/5/13/chartex" xmlns:cx8="http://schemas.microsoft.com/office/drawing/2016/5/14/chartex" xmlns:mc="http://schemas.openxmlformats.org/markup-compatibility/2006" xmlns:aink="http://schemas.microsoft.com/office/drawing/2016/ink" xmlns:am3d="http://schemas.microsoft.com/office/drawing/2017/model3d" xmlns:o="urn:schemas-microsoft-com:office:office" xmlns:oel="http://schemas.microsoft.com/office/2019/extlst" xmlns:r="http://schemas.openxmlformats.org/officeDocument/2006/relationships" xmlns:m="http://schemas.openxmlformats.org/officeDocument/2006/math" xmlns:v="urn:schemas-microsoft-com:vml" xmlns:wp14="http://schemas.microsoft.com/office/word/2010/wordprocessingDrawing" xmlns:wp="http://schemas.openxmlformats.org/drawingml/2006/wordprocessingDrawing" xmlns:w10="urn:schemas-microsoft-com:office:word" xmlns:w="http://schemas.openxmlformats.org/wordprocessingml/2006/main" xmlns:w14="http://schemas.microsoft.com/office/word/2010/wordml" xmlns:w15="http://schemas.microsoft.com/office/word/2012/wordml" xmlns:w16cex="http://schemas.microsoft.com/office/word/2018/wordml/cex" xmlns:w16cid="http://schemas.microsoft.com/office/word/2016/wordml/cid" xmlns:w16="http://schemas.microsoft.com/office/word/2018/wordml" xmlns:w16sdtdh="http://schemas.microsoft.com/office/word/2020/wordml/sdtdatahash" xmlns:w16se="http://schemas.microsoft.com/office/word/2015/wordml/symex" xmlns:wpg="http://schemas.microsoft.com/office/word/2010/wordprocessingGroup" xmlns:wpi="http://schemas.microsoft.com/office/word/2010/wordprocessingInk" xmlns:wne="http://schemas.microsoft.com/office/word/2006/wordml" xmlns:wps="http://schemas.microsoft.com/office/word/2010/wordprocessingShape" mc:Ignorable="w14 w15 w16se w16cid w16 w16cex w16sdtdh wp14">
+<w:document xmlns:wpc="http://schemas.microsoft.com/office/word/2010/wordprocessingCanvas" xmlns:cx="http://schemas.microsoft.com/office/drawing/2014/chartex" xmlns:cx1="http://schemas.microsoft.com/office/drawing/2015/9/8/chartex" xmlns:cx2="http://schemas.microsoft.com/office/drawing/2015/10/21/chartex" xmlns:cx3="http://schemas.microsoft.com/office/drawing/2016/5/9/chartex" xmlns:cx4="http://schemas.microsoft.com/office/drawing/2016/5/10/chartex" xmlns:cx5="http://schemas.microsoft.com/office/drawing/2016/5/11/chartex" xmlns:cx6="http://schemas.microsoft.com/office/drawing/2016/5/12/chartex" xmlns:cx7="http://schemas.microsoft.com/office/drawing/2016/5/13/chartex" xmlns:cx8="http://schemas.microsoft.com/office/drawing/2016/5/14/chartex" xmlns:mc="http://schemas.openxmlformats.org/markup-compatibility/2006" xmlns:aink="http://schemas.microsoft.com/office/drawing/2016/ink" xmlns:am3d="http://schemas.microsoft.com/office/drawing/2017/model3d" xmlns:o="urn:schemas-microsoft-com:office:office" xmlns:oel="http://schemas.microsoft.com/office/2019/extlst" xmlns:r="http://schemas.openxmlformats.org/officeDocument/2006/relationships" xmlns:m="http://schemas.openxmlformats.org/officeDocument/2006/math" xmlns:v="urn:schemas-microsoft-com:vml" xmlns:wp14="http://schemas.microsoft.com/office/word/2010/wordprocessingDrawing" xmlns:wp="http://schemas.openxmlformats.org/drawingml/2006/wordprocessingDrawing" xmlns:w10="urn:schemas-microsoft-com:office:word" xmlns:w="http://schemas.openxmlformats.org/wordprocessingml/2006/main" xmlns:w14="http://schemas.microsoft.com/office/word/2010/wordml" xmlns:w15="http://schemas.microsoft.com/office/word/2012/wordml" xmlns:w16cex="http://schemas.microsoft.com/office/word/2018/wordml/cex" xmlns:w16cid="http://schemas.microsoft.com/office/word/2016/wordml/cid" xmlns:w16="http://schemas.microsoft.com/office/word/2018/wordml" xmlns:w16du="http://schemas.microsoft.com/office/word/2023/wordml/word16du" xmlns:w16sdtdh="http://schemas.microsoft.com/office/word/2020/wordml/sdtdatahash" xmlns:w16sdtfl="http://schemas.microsoft.com/office/word/2024/wordml/sdtformatlock" xmlns:w16se="http://schemas.microsoft.com/office/word/2015/wordml/symex" xmlns:wpg="http://schemas.microsoft.com/office/word/2010/wordprocessingGroup" xmlns:wpi="http://schemas.microsoft.com/office/word/2010/wordprocessingInk" xmlns:wne="http://schemas.microsoft.com/office/word/2006/wordml" xmlns:wps="http://schemas.microsoft.com/office/word/2010/wordprocessingShape" mc:Ignorable="w14 w15 w16se w16cid w16 w16cex w16sdtdh w16sdtfl w16du wp14">
   <w:body>
     <w:tbl>
       <w:tblPr>
@@ -613,6 +613,7 @@
               <w:t xml:space="preserve">rivers: definite article before name of </w:t>
             </w:r>
             <w:proofErr w:type="spellStart"/>
+            <w:proofErr w:type="gramStart"/>
             <w:r>
               <w:rPr>
                 <w:szCs w:val="23"/>
@@ -620,6 +621,7 @@
               <w:t>river.Capitalise</w:t>
             </w:r>
             <w:proofErr w:type="spellEnd"/>
+            <w:proofErr w:type="gramEnd"/>
             <w:r>
               <w:rPr>
                 <w:szCs w:val="23"/>
@@ -24142,12 +24144,12 @@
               <w:tblLook w:val="04A0" w:firstRow="1" w:lastRow="0" w:firstColumn="1" w:lastColumn="0" w:noHBand="0" w:noVBand="1"/>
             </w:tblPr>
             <w:tblGrid>
-              <w:gridCol w:w="7579"/>
+              <w:gridCol w:w="8577"/>
             </w:tblGrid>
             <w:tr>
               <w:tc>
                 <w:tcPr>
-                  <w:tcW w:w="7579" w:type="dxa"/>
+                  <w:tcW w:w="8577" w:type="dxa"/>
                 </w:tcPr>
                 <w:p>
                   <w:pPr>
@@ -24208,6 +24210,7 @@
                 </w:p>
                 <w:p>
                   <w:pPr>
+                    <w:ind w:left="680"/>
                     <w:jc w:val="both"/>
                     <w:rPr>
                       <w:rFonts w:ascii="Source Sans 3 Medium" w:hAnsi="Source Sans 3 Medium"/>
@@ -29795,6 +29798,7 @@
               </w:rPr>
               <w:t xml:space="preserve"> </w:t>
             </w:r>
+            <w:proofErr w:type="gramStart"/>
             <w:r>
               <w:rPr>
                 <w:rFonts w:ascii="Source Sans 3" w:hAnsi="Source Sans 3"/>
@@ -29835,6 +29839,7 @@
               </w:rPr>
               <w:t>B</w:t>
             </w:r>
+            <w:proofErr w:type="gramEnd"/>
           </w:p>
           <w:p>
             <w:pPr>
@@ -30141,8 +30146,9 @@
                 <w:sz w:val="23"/>
                 <w:szCs w:val="24"/>
               </w:rPr>
-              <w:t>(price)</w:t>
-            </w:r>
+              <w:t>(</w:t>
+            </w:r>
+            <w:proofErr w:type="gramStart"/>
             <w:r>
               <w:rPr>
                 <w:rFonts w:ascii="Source Sans 3" w:hAnsi="Source Sans 3"/>
@@ -30151,7 +30157,7 @@
                 <w:sz w:val="23"/>
                 <w:szCs w:val="24"/>
               </w:rPr>
-              <w:t xml:space="preserve"> </w:t>
+              <w:t>price)</w:t>
             </w:r>
             <w:r>
               <w:rPr>
@@ -30165,11 +30171,22 @@
             </w:r>
             <w:r>
               <w:rPr>
+                <w:rFonts w:ascii="Source Sans 3" w:hAnsi="Source Sans 3"/>
+                <w:color w:val="060807"/>
+                <w:spacing w:val="-2"/>
+                <w:sz w:val="23"/>
+                <w:szCs w:val="24"/>
+              </w:rPr>
+              <w:t xml:space="preserve"> </w:t>
+            </w:r>
+            <w:r>
+              <w:rPr>
                 <w:rStyle w:val="BlankWord1"/>
                 <w:szCs w:val="24"/>
               </w:rPr>
               <w:t>C</w:t>
             </w:r>
+            <w:proofErr w:type="gramEnd"/>
           </w:p>
           <w:p>
             <w:pPr>
@@ -30627,6 +30644,7 @@
               </w:rPr>
               <w:t xml:space="preserve"> </w:t>
             </w:r>
+            <w:proofErr w:type="gramStart"/>
             <w:r>
               <w:rPr>
                 <w:rFonts w:ascii="Source Sans 3" w:hAnsi="Source Sans 3"/>
@@ -30637,6 +30655,7 @@
               </w:rPr>
               <w:t>century</w:t>
             </w:r>
+            <w:proofErr w:type="gramEnd"/>
           </w:p>
           <w:p>
             <w:pPr>
@@ -32040,7 +32059,29 @@
                 <w:sz w:val="23"/>
                 <w:szCs w:val="24"/>
               </w:rPr>
-              <w:t>-A-K-E-R,dash,J-0-N-E-S</w:t>
+              <w:t>-A-K-E-</w:t>
+            </w:r>
+            <w:proofErr w:type="gramStart"/>
+            <w:r>
+              <w:rPr>
+                <w:rFonts w:ascii="Source Sans 3" w:hAnsi="Source Sans 3"/>
+                <w:bCs/>
+                <w:color w:val="050607"/>
+                <w:sz w:val="23"/>
+                <w:szCs w:val="24"/>
+              </w:rPr>
+              <w:t>R,dash</w:t>
+            </w:r>
+            <w:proofErr w:type="gramEnd"/>
+            <w:r>
+              <w:rPr>
+                <w:rFonts w:ascii="Source Sans 3" w:hAnsi="Source Sans 3"/>
+                <w:bCs/>
+                <w:color w:val="050607"/>
+                <w:sz w:val="23"/>
+                <w:szCs w:val="24"/>
+              </w:rPr>
+              <w:t>,J-0-N-E-S</w:t>
             </w:r>
           </w:p>
         </w:tc>
@@ -34727,7 +34768,21 @@
               <w:rPr>
                 <w:szCs w:val="23"/>
               </w:rPr>
-              <w:t>: Once  4 Unless</w:t>
+              <w:t xml:space="preserve">: </w:t>
+            </w:r>
+            <w:proofErr w:type="gramStart"/>
+            <w:r>
+              <w:rPr>
+                <w:szCs w:val="23"/>
+              </w:rPr>
+              <w:t>Once  4</w:t>
+            </w:r>
+            <w:proofErr w:type="gramEnd"/>
+            <w:r>
+              <w:rPr>
+                <w:szCs w:val="23"/>
+              </w:rPr>
+              <w:t xml:space="preserve"> Unless</w:t>
             </w:r>
           </w:p>
           <w:p>
@@ -42373,7 +42428,25 @@
                       <w:sz w:val="23"/>
                       <w:szCs w:val="23"/>
                     </w:rPr>
-                    <w:t xml:space="preserve"> soon as     By the time     Providing that     Unless</w:t>
+                    <w:t xml:space="preserve"> soon as     </w:t>
+                  </w:r>
+                  <w:proofErr w:type="gramStart"/>
+                  <w:r>
+                    <w:rPr>
+                      <w:iCs/>
+                      <w:sz w:val="23"/>
+                      <w:szCs w:val="23"/>
+                    </w:rPr>
+                    <w:t>By</w:t>
+                  </w:r>
+                  <w:proofErr w:type="gramEnd"/>
+                  <w:r>
+                    <w:rPr>
+                      <w:iCs/>
+                      <w:sz w:val="23"/>
+                      <w:szCs w:val="23"/>
+                    </w:rPr>
+                    <w:t xml:space="preserve"> the time     Providing that     Unless</w:t>
                   </w:r>
                 </w:p>
               </w:tc>
@@ -47986,7 +48059,7 @@
                 <w:i/>
                 <w:szCs w:val="23"/>
               </w:rPr>
-              <w:t>down[</w:t>
+              <w:t>down[... ]</w:t>
             </w:r>
             <w:proofErr w:type="gramEnd"/>
             <w:r>
@@ -47994,7 +48067,7 @@
                 <w:i/>
                 <w:szCs w:val="23"/>
               </w:rPr>
-              <w:t>... ] increasing body of evidence</w:t>
+              <w:t xml:space="preserve"> increasing body of evidence</w:t>
             </w:r>
           </w:p>
           <w:p>
@@ -48021,7 +48094,7 @@
                 <w:i/>
                 <w:szCs w:val="23"/>
               </w:rPr>
-              <w:t>veins[</w:t>
+              <w:t>veins[... ]</w:t>
             </w:r>
             <w:proofErr w:type="gramEnd"/>
             <w:r>
@@ -48029,7 +48102,23 @@
                 <w:i/>
                 <w:szCs w:val="23"/>
               </w:rPr>
-              <w:t>... ] immediately start[...] Thereafter the body starts to digest the food[. . .] the same process lasts at least three days.</w:t>
+              <w:t xml:space="preserve"> immediately start[...] Thereafter the body starts to digest the </w:t>
+            </w:r>
+            <w:proofErr w:type="gramStart"/>
+            <w:r>
+              <w:rPr>
+                <w:i/>
+                <w:szCs w:val="23"/>
+              </w:rPr>
+              <w:t>food[</w:t>
+            </w:r>
+            <w:proofErr w:type="gramEnd"/>
+            <w:r>
+              <w:rPr>
+                <w:i/>
+                <w:szCs w:val="23"/>
+              </w:rPr>
+              <w:t>. . .] the same process lasts at least three days.</w:t>
             </w:r>
           </w:p>
           <w:p>
@@ -48094,7 +48183,21 @@
               <w:rPr>
                 <w:i/>
               </w:rPr>
-              <w:t>. ..] a child[...] their parents[...] a child[...] children</w:t>
+              <w:t>.</w:t>
+            </w:r>
+            <w:proofErr w:type="gramStart"/>
+            <w:r>
+              <w:rPr>
+                <w:i/>
+              </w:rPr>
+              <w:t xml:space="preserve"> ..</w:t>
+            </w:r>
+            <w:proofErr w:type="gramEnd"/>
+            <w:r>
+              <w:rPr>
+                <w:i/>
+              </w:rPr>
+              <w:t>] a child[...] their parents[...] a child[...] children</w:t>
             </w:r>
           </w:p>
         </w:tc>
@@ -50252,10 +50355,6 @@
       <w:r>
         <w:br w:type="page"/>
       </w:r>
-      <w:r>
-        <w:lastRenderedPageBreak/>
-        <w:br w:type="page"/>
-      </w:r>
     </w:p>
     <w:tbl>
       <w:tblPr>
@@ -50592,6 +50691,7 @@
         <w:tc>
           <w:tcPr>
             <w:tcW w:w="4793" w:type="dxa"/>
+            <w:vMerge w:val="restart"/>
           </w:tcPr>
           <w:p>
             <w:pPr>
@@ -50658,6 +50758,322 @@
             </w:tr>
           </w:tbl>
           <w:p/>
+        </w:tc>
+      </w:tr>
+      <w:tr>
+        <w:tc>
+          <w:tcPr>
+            <w:tcW w:w="581" w:type="dxa"/>
+          </w:tcPr>
+          <w:p>
+            <w:pPr>
+              <w:rPr>
+                <w:rFonts w:ascii="Source Sans 3" w:hAnsi="Source Sans 3"/>
+                <w:b/>
+                <w:bCs/>
+                <w:sz w:val="26"/>
+                <w:szCs w:val="26"/>
+                <w:bdr w:val="single" w:sz="18" w:space="0" w:color="ECFE15"/>
+              </w:rPr>
+            </w:pPr>
+            <w:r>
+              <w:rPr>
+                <w:rFonts w:ascii="Source Sans 3" w:hAnsi="Source Sans 3"/>
+                <w:b/>
+                <w:bCs/>
+                <w:sz w:val="26"/>
+                <w:szCs w:val="26"/>
+                <w:bdr w:val="single" w:sz="18" w:space="0" w:color="ECFE15"/>
+              </w:rPr>
+              <w:t>10</w:t>
+            </w:r>
+          </w:p>
+        </w:tc>
+        <w:tc>
+          <w:tcPr>
+            <w:tcW w:w="9018" w:type="dxa"/>
+          </w:tcPr>
+          <w:p>
+            <w:pPr>
+              <w:rPr>
+                <w:rFonts w:ascii="Source Sans 3 Medium" w:hAnsi="Source Sans 3 Medium"/>
+                <w:b/>
+                <w:bCs/>
+                <w:color w:val="070606"/>
+                <w:spacing w:val="-2"/>
+                <w:sz w:val="23"/>
+                <w:szCs w:val="23"/>
+              </w:rPr>
+            </w:pPr>
+            <w:r>
+              <w:rPr>
+                <w:rFonts w:ascii="Source Sans 3 Medium" w:hAnsi="Source Sans 3 Medium"/>
+                <w:b/>
+                <w:bCs/>
+                <w:color w:val="070606"/>
+                <w:spacing w:val="-2"/>
+                <w:sz w:val="23"/>
+                <w:szCs w:val="23"/>
+              </w:rPr>
+              <w:t>Look at the title of the table completion question. In which section of the text will you find the answers to enable you to complete the table?</w:t>
+            </w:r>
+          </w:p>
+          <w:p>
+            <w:pPr>
+              <w:rPr>
+                <w:rStyle w:val="BlankWord1"/>
+              </w:rPr>
+            </w:pPr>
+            <w:r>
+              <w:rPr>
+                <w:rStyle w:val="BlankWord1"/>
+              </w:rPr>
+              <w:t>Paragraph E focuses on the different effects on adults and children.</w:t>
+            </w:r>
+          </w:p>
+          <w:p>
+            <w:pPr>
+              <w:rPr>
+                <w:rFonts w:ascii="Source Sans 3 Medium" w:hAnsi="Source Sans 3 Medium"/>
+                <w:b/>
+                <w:bCs/>
+                <w:color w:val="070606"/>
+                <w:spacing w:val="-2"/>
+                <w:sz w:val="23"/>
+                <w:szCs w:val="23"/>
+              </w:rPr>
+            </w:pPr>
+          </w:p>
+          <w:p>
+            <w:pPr>
+              <w:jc w:val="center"/>
+              <w:rPr>
+                <w:rFonts w:ascii="Source Sans 3" w:hAnsi="Source Sans 3"/>
+                <w:b/>
+                <w:bCs/>
+                <w:color w:val="070606"/>
+                <w:spacing w:val="-2"/>
+                <w:sz w:val="23"/>
+                <w:szCs w:val="23"/>
+              </w:rPr>
+            </w:pPr>
+            <w:r>
+              <w:rPr>
+                <w:rFonts w:ascii="Source Sans 3" w:hAnsi="Source Sans 3"/>
+                <w:b/>
+                <w:bCs/>
+                <w:color w:val="070606"/>
+                <w:spacing w:val="-2"/>
+                <w:sz w:val="23"/>
+                <w:szCs w:val="23"/>
+              </w:rPr>
+              <w:t>Differences in adult and child reactions to eating processed food</w:t>
+            </w:r>
+          </w:p>
+          <w:tbl>
+            <w:tblPr>
+              <w:tblStyle w:val="TableGrid"/>
+              <w:tblW w:w="0" w:type="auto"/>
+              <w:tblLook w:val="04A0" w:firstRow="1" w:lastRow="0" w:firstColumn="1" w:lastColumn="0" w:noHBand="0" w:noVBand="1"/>
+            </w:tblPr>
+            <w:tblGrid>
+              <w:gridCol w:w="4396"/>
+              <w:gridCol w:w="4396"/>
+            </w:tblGrid>
+            <w:tr>
+              <w:tc>
+                <w:tcPr>
+                  <w:tcW w:w="4396" w:type="dxa"/>
+                  <w:vAlign w:val="center"/>
+                </w:tcPr>
+                <w:p>
+                  <w:pPr>
+                    <w:rPr>
+                      <w:rFonts w:ascii="Source Sans 3" w:hAnsi="Source Sans 3"/>
+                      <w:b/>
+                      <w:bCs/>
+                      <w:color w:val="070606"/>
+                      <w:spacing w:val="-2"/>
+                      <w:sz w:val="23"/>
+                      <w:szCs w:val="23"/>
+                    </w:rPr>
+                  </w:pPr>
+                </w:p>
+              </w:tc>
+              <w:tc>
+                <w:tcPr>
+                  <w:tcW w:w="4396" w:type="dxa"/>
+                  <w:vAlign w:val="center"/>
+                </w:tcPr>
+                <w:p>
+                  <w:pPr>
+                    <w:rPr>
+                      <w:rFonts w:ascii="Source Sans 3" w:hAnsi="Source Sans 3"/>
+                      <w:b/>
+                      <w:bCs/>
+                      <w:color w:val="070606"/>
+                      <w:spacing w:val="-2"/>
+                      <w:sz w:val="23"/>
+                      <w:szCs w:val="23"/>
+                    </w:rPr>
+                  </w:pPr>
+                </w:p>
+              </w:tc>
+            </w:tr>
+            <w:tr>
+              <w:tc>
+                <w:tcPr>
+                  <w:tcW w:w="4396" w:type="dxa"/>
+                  <w:vAlign w:val="center"/>
+                </w:tcPr>
+                <w:p>
+                  <w:pPr>
+                    <w:rPr>
+                      <w:rFonts w:ascii="Source Sans 3" w:hAnsi="Source Sans 3"/>
+                      <w:b/>
+                      <w:bCs/>
+                      <w:color w:val="070606"/>
+                      <w:spacing w:val="-2"/>
+                      <w:sz w:val="23"/>
+                      <w:szCs w:val="23"/>
+                    </w:rPr>
+                  </w:pPr>
+                </w:p>
+              </w:tc>
+              <w:tc>
+                <w:tcPr>
+                  <w:tcW w:w="4396" w:type="dxa"/>
+                  <w:vAlign w:val="center"/>
+                </w:tcPr>
+                <w:p>
+                  <w:pPr>
+                    <w:rPr>
+                      <w:rFonts w:ascii="Source Sans 3" w:hAnsi="Source Sans 3"/>
+                      <w:b/>
+                      <w:bCs/>
+                      <w:color w:val="070606"/>
+                      <w:spacing w:val="-2"/>
+                      <w:sz w:val="23"/>
+                      <w:szCs w:val="23"/>
+                    </w:rPr>
+                  </w:pPr>
+                </w:p>
+              </w:tc>
+            </w:tr>
+            <w:tr>
+              <w:tc>
+                <w:tcPr>
+                  <w:tcW w:w="4396" w:type="dxa"/>
+                  <w:vAlign w:val="center"/>
+                </w:tcPr>
+                <w:p>
+                  <w:pPr>
+                    <w:rPr>
+                      <w:rFonts w:ascii="Source Sans 3" w:hAnsi="Source Sans 3"/>
+                      <w:b/>
+                      <w:bCs/>
+                      <w:color w:val="070606"/>
+                      <w:spacing w:val="-2"/>
+                      <w:sz w:val="23"/>
+                      <w:szCs w:val="23"/>
+                    </w:rPr>
+                  </w:pPr>
+                </w:p>
+              </w:tc>
+              <w:tc>
+                <w:tcPr>
+                  <w:tcW w:w="4396" w:type="dxa"/>
+                  <w:vAlign w:val="center"/>
+                </w:tcPr>
+                <w:p>
+                  <w:pPr>
+                    <w:rPr>
+                      <w:rFonts w:ascii="Source Sans 3" w:hAnsi="Source Sans 3"/>
+                      <w:b/>
+                      <w:bCs/>
+                      <w:color w:val="070606"/>
+                      <w:spacing w:val="-2"/>
+                      <w:sz w:val="23"/>
+                      <w:szCs w:val="23"/>
+                    </w:rPr>
+                  </w:pPr>
+                </w:p>
+              </w:tc>
+            </w:tr>
+            <w:tr>
+              <w:tc>
+                <w:tcPr>
+                  <w:tcW w:w="4396" w:type="dxa"/>
+                  <w:vAlign w:val="center"/>
+                </w:tcPr>
+                <w:p>
+                  <w:pPr>
+                    <w:rPr>
+                      <w:rFonts w:ascii="Source Sans 3" w:hAnsi="Source Sans 3"/>
+                      <w:b/>
+                      <w:bCs/>
+                      <w:color w:val="070606"/>
+                      <w:spacing w:val="-2"/>
+                      <w:sz w:val="23"/>
+                      <w:szCs w:val="23"/>
+                    </w:rPr>
+                  </w:pPr>
+                </w:p>
+              </w:tc>
+              <w:tc>
+                <w:tcPr>
+                  <w:tcW w:w="4396" w:type="dxa"/>
+                  <w:vAlign w:val="center"/>
+                </w:tcPr>
+                <w:p>
+                  <w:pPr>
+                    <w:rPr>
+                      <w:rFonts w:ascii="Source Sans 3" w:hAnsi="Source Sans 3"/>
+                      <w:b/>
+                      <w:bCs/>
+                      <w:color w:val="070606"/>
+                      <w:spacing w:val="-2"/>
+                      <w:sz w:val="23"/>
+                      <w:szCs w:val="23"/>
+                    </w:rPr>
+                  </w:pPr>
+                </w:p>
+              </w:tc>
+            </w:tr>
+          </w:tbl>
+          <w:p>
+            <w:pPr>
+              <w:jc w:val="center"/>
+              <w:rPr>
+                <w:rFonts w:ascii="Source Sans 3" w:hAnsi="Source Sans 3"/>
+                <w:b/>
+                <w:bCs/>
+                <w:color w:val="070606"/>
+                <w:spacing w:val="-2"/>
+                <w:sz w:val="23"/>
+                <w:szCs w:val="23"/>
+              </w:rPr>
+            </w:pPr>
+          </w:p>
+        </w:tc>
+        <w:tc>
+          <w:tcPr>
+            <w:tcW w:w="4793" w:type="dxa"/>
+            <w:vMerge/>
+          </w:tcPr>
+          <w:p>
+            <w:pPr>
+              <w:rPr>
+                <w:rFonts w:ascii="Source Sans 3 SemiBold" w:hAnsi="Source Sans 3 SemiBold"/>
+                <w:b/>
+                <w:bCs/>
+                <w:noProof/>
+                <w:color w:val="FFFFFF" w:themeColor="background1"/>
+                <w:bdr w:val="single" w:sz="24" w:space="0" w:color="ECFE15"/>
+                <w:shd w:val="clear" w:color="auto" w:fill="5BD72D"/>
+              </w:rPr>
+            </w:pPr>
+          </w:p>
         </w:tc>
       </w:tr>
     </w:tbl>
@@ -50685,7 +51101,7 @@
 </file>
 
 <file path=word/numbering.xml><?xml version="1.0" encoding="utf-8"?>
-<w:numbering xmlns:wpc="http://schemas.microsoft.com/office/word/2010/wordprocessingCanvas" xmlns:cx="http://schemas.microsoft.com/office/drawing/2014/chartex" xmlns:cx1="http://schemas.microsoft.com/office/drawing/2015/9/8/chartex" xmlns:cx2="http://schemas.microsoft.com/office/drawing/2015/10/21/chartex" xmlns:cx3="http://schemas.microsoft.com/office/drawing/2016/5/9/chartex" xmlns:cx4="http://schemas.microsoft.com/office/drawing/2016/5/10/chartex" xmlns:cx5="http://schemas.microsoft.com/office/drawing/2016/5/11/chartex" xmlns:cx6="http://schemas.microsoft.com/office/drawing/2016/5/12/chartex" xmlns:cx7="http://schemas.microsoft.com/office/drawing/2016/5/13/chartex" xmlns:cx8="http://schemas.microsoft.com/office/drawing/2016/5/14/chartex" xmlns:mc="http://schemas.openxmlformats.org/markup-compatibility/2006" xmlns:aink="http://schemas.microsoft.com/office/drawing/2016/ink" xmlns:am3d="http://schemas.microsoft.com/office/drawing/2017/model3d" xmlns:o="urn:schemas-microsoft-com:office:office" xmlns:oel="http://schemas.microsoft.com/office/2019/extlst" xmlns:r="http://schemas.openxmlformats.org/officeDocument/2006/relationships" xmlns:m="http://schemas.openxmlformats.org/officeDocument/2006/math" xmlns:v="urn:schemas-microsoft-com:vml" xmlns:wp14="http://schemas.microsoft.com/office/word/2010/wordprocessingDrawing" xmlns:wp="http://schemas.openxmlformats.org/drawingml/2006/wordprocessingDrawing" xmlns:w10="urn:schemas-microsoft-com:office:word" xmlns:w="http://schemas.openxmlformats.org/wordprocessingml/2006/main" xmlns:w14="http://schemas.microsoft.com/office/word/2010/wordml" xmlns:w15="http://schemas.microsoft.com/office/word/2012/wordml" xmlns:w16cex="http://schemas.microsoft.com/office/word/2018/wordml/cex" xmlns:w16cid="http://schemas.microsoft.com/office/word/2016/wordml/cid" xmlns:w16="http://schemas.microsoft.com/office/word/2018/wordml" xmlns:w16sdtdh="http://schemas.microsoft.com/office/word/2020/wordml/sdtdatahash" xmlns:w16se="http://schemas.microsoft.com/office/word/2015/wordml/symex" xmlns:wpg="http://schemas.microsoft.com/office/word/2010/wordprocessingGroup" xmlns:wpi="http://schemas.microsoft.com/office/word/2010/wordprocessingInk" xmlns:wne="http://schemas.microsoft.com/office/word/2006/wordml" xmlns:wps="http://schemas.microsoft.com/office/word/2010/wordprocessingShape" mc:Ignorable="w14 w15 w16se w16cid w16 w16cex w16sdtdh wp14">
+<w:numbering xmlns:wpc="http://schemas.microsoft.com/office/word/2010/wordprocessingCanvas" xmlns:cx="http://schemas.microsoft.com/office/drawing/2014/chartex" xmlns:cx1="http://schemas.microsoft.com/office/drawing/2015/9/8/chartex" xmlns:cx2="http://schemas.microsoft.com/office/drawing/2015/10/21/chartex" xmlns:cx3="http://schemas.microsoft.com/office/drawing/2016/5/9/chartex" xmlns:cx4="http://schemas.microsoft.com/office/drawing/2016/5/10/chartex" xmlns:cx5="http://schemas.microsoft.com/office/drawing/2016/5/11/chartex" xmlns:cx6="http://schemas.microsoft.com/office/drawing/2016/5/12/chartex" xmlns:cx7="http://schemas.microsoft.com/office/drawing/2016/5/13/chartex" xmlns:cx8="http://schemas.microsoft.com/office/drawing/2016/5/14/chartex" xmlns:mc="http://schemas.openxmlformats.org/markup-compatibility/2006" xmlns:aink="http://schemas.microsoft.com/office/drawing/2016/ink" xmlns:am3d="http://schemas.microsoft.com/office/drawing/2017/model3d" xmlns:o="urn:schemas-microsoft-com:office:office" xmlns:oel="http://schemas.microsoft.com/office/2019/extlst" xmlns:r="http://schemas.openxmlformats.org/officeDocument/2006/relationships" xmlns:m="http://schemas.openxmlformats.org/officeDocument/2006/math" xmlns:v="urn:schemas-microsoft-com:vml" xmlns:wp14="http://schemas.microsoft.com/office/word/2010/wordprocessingDrawing" xmlns:wp="http://schemas.openxmlformats.org/drawingml/2006/wordprocessingDrawing" xmlns:w10="urn:schemas-microsoft-com:office:word" xmlns:w="http://schemas.openxmlformats.org/wordprocessingml/2006/main" xmlns:w14="http://schemas.microsoft.com/office/word/2010/wordml" xmlns:w15="http://schemas.microsoft.com/office/word/2012/wordml" xmlns:w16cex="http://schemas.microsoft.com/office/word/2018/wordml/cex" xmlns:w16cid="http://schemas.microsoft.com/office/word/2016/wordml/cid" xmlns:w16="http://schemas.microsoft.com/office/word/2018/wordml" xmlns:w16du="http://schemas.microsoft.com/office/word/2023/wordml/word16du" xmlns:w16sdtdh="http://schemas.microsoft.com/office/word/2020/wordml/sdtdatahash" xmlns:w16sdtfl="http://schemas.microsoft.com/office/word/2024/wordml/sdtformatlock" xmlns:w16se="http://schemas.microsoft.com/office/word/2015/wordml/symex" xmlns:wpg="http://schemas.microsoft.com/office/word/2010/wordprocessingGroup" xmlns:wpi="http://schemas.microsoft.com/office/word/2010/wordprocessingInk" xmlns:wne="http://schemas.microsoft.com/office/word/2006/wordml" xmlns:wps="http://schemas.microsoft.com/office/word/2010/wordprocessingShape" mc:Ignorable="w14 w15 w16se w16cid w16 w16cex w16sdtdh w16sdtfl w16du wp14">
   <w:numPicBullet w:numPicBulletId="0">
     <w:pict>
       <v:shapetype id="_x0000_t75" coordsize="21600,21600" o:spt="75" o:preferrelative="t" path="m@4@5l@4@11@9@11@9@5xe" filled="f" stroked="f">
@@ -50707,84 +51123,84 @@
         <v:path o:extrusionok="f" gradientshapeok="t" o:connecttype="rect"/>
         <o:lock v:ext="edit" aspectratio="t"/>
       </v:shapetype>
-      <v:shape id="_x0000_i1146" type="#_x0000_t75" style="width:25.5pt;height:13.5pt;visibility:visible;mso-wrap-style:square" o:bullet="t">
+      <v:shape id="_x0000_i1025" type="#_x0000_t75" style="width:25.7pt;height:13.55pt;visibility:visible" o:bullet="t">
         <v:imagedata r:id="rId1" o:title=""/>
       </v:shape>
     </w:pict>
   </w:numPicBullet>
   <w:numPicBullet w:numPicBulletId="1">
     <w:pict>
-      <v:shape id="_x0000_i1147" type="#_x0000_t75" style="width:24.75pt;height:9.75pt;visibility:visible;mso-wrap-style:square" o:bullet="t">
+      <v:shape id="_x0000_i1026" type="#_x0000_t75" style="width:24.8pt;height:9.8pt;visibility:visible" o:bullet="t">
         <v:imagedata r:id="rId2" o:title=""/>
       </v:shape>
     </w:pict>
   </w:numPicBullet>
   <w:numPicBullet w:numPicBulletId="2">
     <w:pict>
-      <v:shape id="_x0000_i1148" type="#_x0000_t75" style="width:25.5pt;height:13.5pt;visibility:visible;mso-wrap-style:square" o:bullet="t">
+      <v:shape id="_x0000_i1027" type="#_x0000_t75" style="width:25.7pt;height:13.55pt;visibility:visible" o:bullet="t">
         <v:imagedata r:id="rId3" o:title=""/>
       </v:shape>
     </w:pict>
   </w:numPicBullet>
   <w:numPicBullet w:numPicBulletId="3">
     <w:pict>
-      <v:shape id="_x0000_i1149" type="#_x0000_t75" style="width:22.5pt;height:12.75pt;visibility:visible;mso-wrap-style:square" o:bullet="t">
+      <v:shape id="_x0000_i1028" type="#_x0000_t75" style="width:22.45pt;height:12.6pt;visibility:visible" o:bullet="t">
         <v:imagedata r:id="rId4" o:title=""/>
       </v:shape>
     </w:pict>
   </w:numPicBullet>
   <w:numPicBullet w:numPicBulletId="4">
     <w:pict>
-      <v:shape id="_x0000_i1150" type="#_x0000_t75" style="width:24.75pt;height:9pt;visibility:visible;mso-wrap-style:square" o:bullet="t">
+      <v:shape id="_x0000_i1029" type="#_x0000_t75" style="width:24.8pt;height:8.9pt;visibility:visible" o:bullet="t">
         <v:imagedata r:id="rId5" o:title=""/>
       </v:shape>
     </w:pict>
   </w:numPicBullet>
   <w:numPicBullet w:numPicBulletId="5">
     <w:pict>
-      <v:shape id="_x0000_i1151" type="#_x0000_t75" style="width:24.75pt;height:9pt;visibility:visible;mso-wrap-style:square" o:bullet="t">
+      <v:shape id="_x0000_i1030" type="#_x0000_t75" style="width:24.8pt;height:8.9pt;visibility:visible" o:bullet="t">
         <v:imagedata r:id="rId6" o:title=""/>
       </v:shape>
     </w:pict>
   </w:numPicBullet>
   <w:numPicBullet w:numPicBulletId="6">
     <w:pict>
-      <v:shape id="_x0000_i1152" type="#_x0000_t75" style="width:36pt;height:15.75pt;visibility:visible;mso-wrap-style:square" o:bullet="t">
+      <v:shape id="_x0000_i1031" type="#_x0000_t75" style="width:36pt;height:15.9pt;visibility:visible" o:bullet="t">
         <v:imagedata r:id="rId7" o:title=""/>
       </v:shape>
     </w:pict>
   </w:numPicBullet>
   <w:numPicBullet w:numPicBulletId="7">
     <w:pict>
-      <v:shape id="_x0000_i1153" type="#_x0000_t75" style="width:30.75pt;height:17.25pt;visibility:visible;mso-wrap-style:square" o:bullet="t">
+      <v:shape id="_x0000_i1032" type="#_x0000_t75" style="width:30.85pt;height:17.3pt;visibility:visible" o:bullet="t">
         <v:imagedata r:id="rId8" o:title=""/>
       </v:shape>
     </w:pict>
   </w:numPicBullet>
   <w:numPicBullet w:numPicBulletId="8">
     <w:pict>
-      <v:shape id="_x0000_i1154" type="#_x0000_t75" style="width:33.75pt;height:15.75pt;visibility:visible;mso-wrap-style:square" o:bullet="t">
+      <v:shape id="_x0000_i1033" type="#_x0000_t75" style="width:33.65pt;height:15.9pt;visibility:visible" o:bullet="t">
         <v:imagedata r:id="rId9" o:title=""/>
       </v:shape>
     </w:pict>
   </w:numPicBullet>
   <w:numPicBullet w:numPicBulletId="9">
     <w:pict>
-      <v:shape id="_x0000_i1155" type="#_x0000_t75" style="width:15.75pt;height:15.75pt;visibility:visible;mso-wrap-style:square" o:bullet="t">
+      <v:shape id="_x0000_i1034" type="#_x0000_t75" style="width:15.9pt;height:15.9pt;visibility:visible" o:bullet="t">
         <v:imagedata r:id="rId10" o:title=""/>
       </v:shape>
     </w:pict>
   </w:numPicBullet>
   <w:numPicBullet w:numPicBulletId="10">
     <w:pict>
-      <v:shape id="_x0000_i1156" type="#_x0000_t75" style="width:15.75pt;height:15.75pt;visibility:visible;mso-wrap-style:square" o:bullet="t">
+      <v:shape id="_x0000_i1035" type="#_x0000_t75" style="width:15.9pt;height:15.9pt;visibility:visible" o:bullet="t">
         <v:imagedata r:id="rId11" o:title=""/>
       </v:shape>
     </w:pict>
   </w:numPicBullet>
   <w:numPicBullet w:numPicBulletId="11">
     <w:pict>
-      <v:shape id="_x0000_i1157" type="#_x0000_t75" style="width:15.75pt;height:15.75pt;visibility:visible;mso-wrap-style:square" o:bullet="t">
+      <v:shape id="_x0000_i1036" type="#_x0000_t75" style="width:15.9pt;height:15.9pt;visibility:visible" o:bullet="t">
         <v:imagedata r:id="rId12" o:title=""/>
       </v:shape>
     </w:pict>
@@ -55477,7 +55893,7 @@
 </file>
 
 <file path=word/styles.xml><?xml version="1.0" encoding="utf-8"?>
-<w:styles xmlns:mc="http://schemas.openxmlformats.org/markup-compatibility/2006" xmlns:r="http://schemas.openxmlformats.org/officeDocument/2006/relationships" xmlns:w="http://schemas.openxmlformats.org/wordprocessingml/2006/main" xmlns:w14="http://schemas.microsoft.com/office/word/2010/wordml" xmlns:w15="http://schemas.microsoft.com/office/word/2012/wordml" xmlns:w16cex="http://schemas.microsoft.com/office/word/2018/wordml/cex" xmlns:w16cid="http://schemas.microsoft.com/office/word/2016/wordml/cid" xmlns:w16="http://schemas.microsoft.com/office/word/2018/wordml" xmlns:w16sdtdh="http://schemas.microsoft.com/office/word/2020/wordml/sdtdatahash" xmlns:w16se="http://schemas.microsoft.com/office/word/2015/wordml/symex" mc:Ignorable="w14 w15 w16se w16cid w16 w16cex w16sdtdh">
+<w:styles xmlns:mc="http://schemas.openxmlformats.org/markup-compatibility/2006" xmlns:r="http://schemas.openxmlformats.org/officeDocument/2006/relationships" xmlns:w="http://schemas.openxmlformats.org/wordprocessingml/2006/main" xmlns:w14="http://schemas.microsoft.com/office/word/2010/wordml" xmlns:w15="http://schemas.microsoft.com/office/word/2012/wordml" xmlns:w16cex="http://schemas.microsoft.com/office/word/2018/wordml/cex" xmlns:w16cid="http://schemas.microsoft.com/office/word/2016/wordml/cid" xmlns:w16="http://schemas.microsoft.com/office/word/2018/wordml" xmlns:w16du="http://schemas.microsoft.com/office/word/2023/wordml/word16du" xmlns:w16sdtdh="http://schemas.microsoft.com/office/word/2020/wordml/sdtdatahash" xmlns:w16sdtfl="http://schemas.microsoft.com/office/word/2024/wordml/sdtformatlock" xmlns:w16se="http://schemas.microsoft.com/office/word/2015/wordml/symex" mc:Ignorable="w14 w15 w16se w16cid w16 w16cex w16sdtdh w16sdtfl w16du">
   <w:docDefaults>
     <w:rPrDefault>
       <w:rPr>

--- a/assets/data/Mindset3- Custom.docx
+++ b/assets/data/Mindset3- Custom.docx
@@ -1,6 +1,6 @@
 
 <file path=word/document.xml><?xml version="1.0" encoding="utf-8"?>
-<w:document xmlns:wpc="http://schemas.microsoft.com/office/word/2010/wordprocessingCanvas" xmlns:cx="http://schemas.microsoft.com/office/drawing/2014/chartex" xmlns:cx1="http://schemas.microsoft.com/office/drawing/2015/9/8/chartex" xmlns:cx2="http://schemas.microsoft.com/office/drawing/2015/10/21/chartex" xmlns:cx3="http://schemas.microsoft.com/office/drawing/2016/5/9/chartex" xmlns:cx4="http://schemas.microsoft.com/office/drawing/2016/5/10/chartex" xmlns:cx5="http://schemas.microsoft.com/office/drawing/2016/5/11/chartex" xmlns:cx6="http://schemas.microsoft.com/office/drawing/2016/5/12/chartex" xmlns:cx7="http://schemas.microsoft.com/office/drawing/2016/5/13/chartex" xmlns:cx8="http://schemas.microsoft.com/office/drawing/2016/5/14/chartex" xmlns:mc="http://schemas.openxmlformats.org/markup-compatibility/2006" xmlns:aink="http://schemas.microsoft.com/office/drawing/2016/ink" xmlns:am3d="http://schemas.microsoft.com/office/drawing/2017/model3d" xmlns:o="urn:schemas-microsoft-com:office:office" xmlns:oel="http://schemas.microsoft.com/office/2019/extlst" xmlns:r="http://schemas.openxmlformats.org/officeDocument/2006/relationships" xmlns:m="http://schemas.openxmlformats.org/officeDocument/2006/math" xmlns:v="urn:schemas-microsoft-com:vml" xmlns:wp14="http://schemas.microsoft.com/office/word/2010/wordprocessingDrawing" xmlns:wp="http://schemas.openxmlformats.org/drawingml/2006/wordprocessingDrawing" xmlns:w10="urn:schemas-microsoft-com:office:word" xmlns:w="http://schemas.openxmlformats.org/wordprocessingml/2006/main" xmlns:w14="http://schemas.microsoft.com/office/word/2010/wordml" xmlns:w15="http://schemas.microsoft.com/office/word/2012/wordml" xmlns:w16cex="http://schemas.microsoft.com/office/word/2018/wordml/cex" xmlns:w16cid="http://schemas.microsoft.com/office/word/2016/wordml/cid" xmlns:w16="http://schemas.microsoft.com/office/word/2018/wordml" xmlns:w16du="http://schemas.microsoft.com/office/word/2023/wordml/word16du" xmlns:w16sdtdh="http://schemas.microsoft.com/office/word/2020/wordml/sdtdatahash" xmlns:w16sdtfl="http://schemas.microsoft.com/office/word/2024/wordml/sdtformatlock" xmlns:w16se="http://schemas.microsoft.com/office/word/2015/wordml/symex" xmlns:wpg="http://schemas.microsoft.com/office/word/2010/wordprocessingGroup" xmlns:wpi="http://schemas.microsoft.com/office/word/2010/wordprocessingInk" xmlns:wne="http://schemas.microsoft.com/office/word/2006/wordml" xmlns:wps="http://schemas.microsoft.com/office/word/2010/wordprocessingShape" mc:Ignorable="w14 w15 w16se w16cid w16 w16cex w16sdtdh w16sdtfl w16du wp14">
+<w:document xmlns:wpc="http://schemas.microsoft.com/office/word/2010/wordprocessingCanvas" xmlns:cx="http://schemas.microsoft.com/office/drawing/2014/chartex" xmlns:cx1="http://schemas.microsoft.com/office/drawing/2015/9/8/chartex" xmlns:cx2="http://schemas.microsoft.com/office/drawing/2015/10/21/chartex" xmlns:cx3="http://schemas.microsoft.com/office/drawing/2016/5/9/chartex" xmlns:cx4="http://schemas.microsoft.com/office/drawing/2016/5/10/chartex" xmlns:cx5="http://schemas.microsoft.com/office/drawing/2016/5/11/chartex" xmlns:cx6="http://schemas.microsoft.com/office/drawing/2016/5/12/chartex" xmlns:cx7="http://schemas.microsoft.com/office/drawing/2016/5/13/chartex" xmlns:cx8="http://schemas.microsoft.com/office/drawing/2016/5/14/chartex" xmlns:mc="http://schemas.openxmlformats.org/markup-compatibility/2006" xmlns:aink="http://schemas.microsoft.com/office/drawing/2016/ink" xmlns:am3d="http://schemas.microsoft.com/office/drawing/2017/model3d" xmlns:o="urn:schemas-microsoft-com:office:office" xmlns:oel="http://schemas.microsoft.com/office/2019/extlst" xmlns:r="http://schemas.openxmlformats.org/officeDocument/2006/relationships" xmlns:m="http://schemas.openxmlformats.org/officeDocument/2006/math" xmlns:v="urn:schemas-microsoft-com:vml" xmlns:wp14="http://schemas.microsoft.com/office/word/2010/wordprocessingDrawing" xmlns:wp="http://schemas.openxmlformats.org/drawingml/2006/wordprocessingDrawing" xmlns:w10="urn:schemas-microsoft-com:office:word" xmlns:w="http://schemas.openxmlformats.org/wordprocessingml/2006/main" xmlns:w14="http://schemas.microsoft.com/office/word/2010/wordml" xmlns:w15="http://schemas.microsoft.com/office/word/2012/wordml" xmlns:w16cei="http://schemas.microsoft.com/office/word/2026/wordml/cei" xmlns:w16cex="http://schemas.microsoft.com/office/word/2018/wordml/cex" xmlns:w16cid="http://schemas.microsoft.com/office/word/2016/wordml/cid" xmlns:w16="http://schemas.microsoft.com/office/word/2018/wordml" xmlns:w16du="http://schemas.microsoft.com/office/word/2023/wordml/word16du" xmlns:w16sdtdh="http://schemas.microsoft.com/office/word/2020/wordml/sdtdatahash" xmlns:w16sdtfl="http://schemas.microsoft.com/office/word/2024/wordml/sdtformatlock" xmlns:w16se="http://schemas.microsoft.com/office/word/2015/wordml/symex" xmlns:wpg="http://schemas.microsoft.com/office/word/2010/wordprocessingGroup" xmlns:wpi="http://schemas.microsoft.com/office/word/2010/wordprocessingInk" xmlns:wne="http://schemas.microsoft.com/office/word/2006/wordml" xmlns:wps="http://schemas.microsoft.com/office/word/2010/wordprocessingShape" mc:Ignorable="w14 w15 w16se w16cid w16 w16cex w16sdtdh w16sdtfl w16du wp14">
   <w:body>
     <w:tbl>
       <w:tblPr>
@@ -50691,7 +50691,6 @@
         <w:tc>
           <w:tcPr>
             <w:tcW w:w="4793" w:type="dxa"/>
-            <w:vMerge w:val="restart"/>
           </w:tcPr>
           <w:p>
             <w:pPr>
@@ -50760,6 +50759,19 @@
           <w:p/>
         </w:tc>
       </w:tr>
+    </w:tbl>
+    <w:p/>
+    <w:tbl>
+      <w:tblPr>
+        <w:tblStyle w:val="DottedTable"/>
+        <w:tblW w:w="0" w:type="auto"/>
+        <w:tblLook w:val="04A0" w:firstRow="1" w:lastRow="0" w:firstColumn="1" w:lastColumn="0" w:noHBand="0" w:noVBand="1"/>
+      </w:tblPr>
+      <w:tblGrid>
+        <w:gridCol w:w="581"/>
+        <w:gridCol w:w="9018"/>
+        <w:gridCol w:w="4793"/>
+      </w:tblGrid>
       <w:tr>
         <w:tc>
           <w:tcPr>
@@ -50872,7 +50884,7 @@
           </w:p>
           <w:tbl>
             <w:tblPr>
-              <w:tblStyle w:val="TableGrid"/>
+              <w:tblStyle w:val="NormalTable"/>
               <w:tblW w:w="0" w:type="auto"/>
               <w:tblLook w:val="04A0" w:firstRow="1" w:lastRow="0" w:firstColumn="1" w:lastColumn="0" w:noHBand="0" w:noVBand="1"/>
             </w:tblPr>
@@ -50888,8 +50900,8 @@
                 </w:tcPr>
                 <w:p>
                   <w:pPr>
-                    <w:rPr>
-                      <w:rFonts w:ascii="Source Sans 3" w:hAnsi="Source Sans 3"/>
+                    <w:jc w:val="center"/>
+                    <w:rPr>
                       <w:b/>
                       <w:bCs/>
                       <w:color w:val="070606"/>
@@ -50898,6 +50910,17 @@
                       <w:szCs w:val="23"/>
                     </w:rPr>
                   </w:pPr>
+                  <w:r>
+                    <w:rPr>
+                      <w:b/>
+                      <w:bCs/>
+                      <w:color w:val="070606"/>
+                      <w:spacing w:val="-2"/>
+                      <w:sz w:val="23"/>
+                      <w:szCs w:val="23"/>
+                    </w:rPr>
+                    <w:t>Adult</w:t>
+                  </w:r>
                 </w:p>
               </w:tc>
               <w:tc>
@@ -50907,8 +50930,8 @@
                 </w:tcPr>
                 <w:p>
                   <w:pPr>
-                    <w:rPr>
-                      <w:rFonts w:ascii="Source Sans 3" w:hAnsi="Source Sans 3"/>
+                    <w:jc w:val="center"/>
+                    <w:rPr>
                       <w:b/>
                       <w:bCs/>
                       <w:color w:val="070606"/>
@@ -50917,6 +50940,17 @@
                       <w:szCs w:val="23"/>
                     </w:rPr>
                   </w:pPr>
+                  <w:r>
+                    <w:rPr>
+                      <w:b/>
+                      <w:bCs/>
+                      <w:color w:val="070606"/>
+                      <w:spacing w:val="-2"/>
+                      <w:sz w:val="23"/>
+                      <w:szCs w:val="23"/>
+                    </w:rPr>
+                    <w:t>Child</w:t>
+                  </w:r>
                 </w:p>
               </w:tc>
             </w:tr>
@@ -50924,39 +50958,87 @@
               <w:tc>
                 <w:tcPr>
                   <w:tcW w:w="4396" w:type="dxa"/>
-                  <w:vAlign w:val="center"/>
                 </w:tcPr>
                 <w:p>
                   <w:pPr>
                     <w:rPr>
-                      <w:rFonts w:ascii="Source Sans 3" w:hAnsi="Source Sans 3"/>
-                      <w:b/>
-                      <w:bCs/>
                       <w:color w:val="070606"/>
                       <w:spacing w:val="-2"/>
                       <w:sz w:val="23"/>
                       <w:szCs w:val="23"/>
                     </w:rPr>
                   </w:pPr>
+                  <w:r>
+                    <w:rPr>
+                      <w:color w:val="070606"/>
+                      <w:spacing w:val="-2"/>
+                      <w:sz w:val="23"/>
+                      <w:szCs w:val="23"/>
+                    </w:rPr>
+                    <w:t>Eats - dopamine released</w:t>
+                  </w:r>
+                </w:p>
+                <w:p>
+                  <w:pPr>
+                    <w:rPr>
+                      <w:color w:val="070606"/>
+                      <w:spacing w:val="-2"/>
+                      <w:sz w:val="23"/>
+                      <w:szCs w:val="23"/>
+                    </w:rPr>
+                  </w:pPr>
+                  <w:r>
+                    <w:rPr>
+                      <w:color w:val="070606"/>
+                      <w:spacing w:val="-2"/>
+                      <w:sz w:val="23"/>
+                      <w:szCs w:val="23"/>
+                    </w:rPr>
+                    <w:t>Reward system activated</w:t>
+                  </w:r>
                 </w:p>
               </w:tc>
               <w:tc>
                 <w:tcPr>
                   <w:tcW w:w="4396" w:type="dxa"/>
-                  <w:vAlign w:val="center"/>
                 </w:tcPr>
                 <w:p>
                   <w:pPr>
                     <w:rPr>
-                      <w:rFonts w:ascii="Source Sans 3" w:hAnsi="Source Sans 3"/>
-                      <w:b/>
-                      <w:bCs/>
                       <w:color w:val="070606"/>
                       <w:spacing w:val="-2"/>
                       <w:sz w:val="23"/>
                       <w:szCs w:val="23"/>
                     </w:rPr>
                   </w:pPr>
+                  <w:r>
+                    <w:rPr>
+                      <w:color w:val="070606"/>
+                      <w:spacing w:val="-2"/>
+                      <w:sz w:val="23"/>
+                      <w:szCs w:val="23"/>
+                    </w:rPr>
+                    <w:t>Eats - dopamine released</w:t>
+                  </w:r>
+                </w:p>
+                <w:p>
+                  <w:pPr>
+                    <w:rPr>
+                      <w:color w:val="070606"/>
+                      <w:spacing w:val="-2"/>
+                      <w:sz w:val="23"/>
+                      <w:szCs w:val="23"/>
+                    </w:rPr>
+                  </w:pPr>
+                  <w:r>
+                    <w:rPr>
+                      <w:color w:val="070606"/>
+                      <w:spacing w:val="-2"/>
+                      <w:sz w:val="23"/>
+                      <w:szCs w:val="23"/>
+                    </w:rPr>
+                    <w:t>Reward system activated</w:t>
+                  </w:r>
                 </w:p>
               </w:tc>
             </w:tr>
@@ -50964,12 +51046,66 @@
               <w:tc>
                 <w:tcPr>
                   <w:tcW w:w="4396" w:type="dxa"/>
-                  <w:vAlign w:val="center"/>
                 </w:tcPr>
                 <w:p>
                   <w:pPr>
                     <w:rPr>
-                      <w:rFonts w:ascii="Source Sans 3" w:hAnsi="Source Sans 3"/>
+                      <w:color w:val="070606"/>
+                      <w:spacing w:val="-2"/>
+                      <w:sz w:val="23"/>
+                      <w:szCs w:val="23"/>
+                    </w:rPr>
+                  </w:pPr>
+                  <w:r>
+                    <w:rPr>
+                      <w:color w:val="070606"/>
+                      <w:spacing w:val="-2"/>
+                      <w:sz w:val="23"/>
+                      <w:szCs w:val="23"/>
+                    </w:rPr>
+                    <w:t>Can understand negative consequences</w:t>
+                  </w:r>
+                </w:p>
+                <w:p>
+                  <w:pPr>
+                    <w:rPr>
+                      <w:color w:val="070606"/>
+                      <w:spacing w:val="-2"/>
+                      <w:sz w:val="23"/>
+                      <w:szCs w:val="23"/>
+                    </w:rPr>
+                  </w:pPr>
+                  <w:proofErr w:type="spellStart"/>
+                  <w:r>
+                    <w:rPr>
+                      <w:color w:val="070606"/>
+                      <w:spacing w:val="-2"/>
+                      <w:sz w:val="23"/>
+                      <w:szCs w:val="23"/>
+                    </w:rPr>
+                    <w:t>Rationalises</w:t>
+                  </w:r>
+                  <w:proofErr w:type="spellEnd"/>
+                  <w:r>
+                    <w:rPr>
+                      <w:color w:val="070606"/>
+                      <w:spacing w:val="-2"/>
+                      <w:sz w:val="23"/>
+                      <w:szCs w:val="23"/>
+                    </w:rPr>
+                    <w:t xml:space="preserve"> excitement by relying on</w:t>
+                  </w:r>
+                  <w:r>
+                    <w:rPr>
+                      <w:color w:val="070606"/>
+                      <w:spacing w:val="-2"/>
+                      <w:sz w:val="23"/>
+                      <w:szCs w:val="23"/>
+                    </w:rPr>
+                    <w:t xml:space="preserve"> </w:t>
+                  </w:r>
+                  <w:r>
+                    <w:rPr>
                       <w:b/>
                       <w:bCs/>
                       <w:color w:val="070606"/>
@@ -50977,18 +51113,88 @@
                       <w:sz w:val="23"/>
                       <w:szCs w:val="23"/>
                     </w:rPr>
-                  </w:pPr>
+                    <w:t>8</w:t>
+                  </w:r>
+                  <w:r>
+                    <w:rPr>
+                      <w:color w:val="070606"/>
+                      <w:spacing w:val="-2"/>
+                      <w:sz w:val="23"/>
+                      <w:szCs w:val="23"/>
+                    </w:rPr>
+                    <w:t xml:space="preserve"> </w:t>
+                  </w:r>
+                  <w:proofErr w:type="gramStart"/>
+                  <w:r>
+                    <w:rPr>
+                      <w:rStyle w:val="BlankWord1"/>
+                    </w:rPr>
+                    <w:t>maturity</w:t>
+                  </w:r>
+                  <w:proofErr w:type="gramEnd"/>
                 </w:p>
               </w:tc>
               <w:tc>
                 <w:tcPr>
                   <w:tcW w:w="4396" w:type="dxa"/>
-                  <w:vAlign w:val="center"/>
                 </w:tcPr>
                 <w:p>
                   <w:pPr>
                     <w:rPr>
-                      <w:rFonts w:ascii="Source Sans 3" w:hAnsi="Source Sans 3"/>
+                      <w:color w:val="070606"/>
+                      <w:spacing w:val="-2"/>
+                      <w:sz w:val="23"/>
+                      <w:szCs w:val="23"/>
+                    </w:rPr>
+                  </w:pPr>
+                  <w:r>
+                    <w:rPr>
+                      <w:color w:val="070606"/>
+                      <w:spacing w:val="-2"/>
+                      <w:sz w:val="23"/>
+                      <w:szCs w:val="23"/>
+                    </w:rPr>
+                    <w:t>Can</w:t>
+                  </w:r>
+                  <w:r>
+                    <w:rPr>
+                      <w:color w:val="070606"/>
+                      <w:spacing w:val="-2"/>
+                      <w:sz w:val="23"/>
+                      <w:szCs w:val="23"/>
+                    </w:rPr>
+                    <w:t>no</w:t>
+                  </w:r>
+                  <w:r>
+                    <w:rPr>
+                      <w:color w:val="070606"/>
+                      <w:spacing w:val="-2"/>
+                      <w:sz w:val="23"/>
+                      <w:szCs w:val="23"/>
+                    </w:rPr>
+                    <w:t>t understand negative consequences</w:t>
+                  </w:r>
+                </w:p>
+                <w:p>
+                  <w:pPr>
+                    <w:rPr>
+                      <w:color w:val="070606"/>
+                      <w:spacing w:val="-2"/>
+                      <w:sz w:val="23"/>
+                      <w:szCs w:val="23"/>
+                    </w:rPr>
+                  </w:pPr>
+                  <w:r>
+                    <w:rPr>
+                      <w:color w:val="070606"/>
+                      <w:spacing w:val="-2"/>
+                      <w:sz w:val="23"/>
+                      <w:szCs w:val="23"/>
+                    </w:rPr>
+                    <w:t xml:space="preserve">Unable to resist the </w:t>
+                  </w:r>
+                  <w:r>
+                    <w:rPr>
                       <w:b/>
                       <w:bCs/>
                       <w:color w:val="070606"/>
@@ -50996,7 +51202,64 @@
                       <w:sz w:val="23"/>
                       <w:szCs w:val="23"/>
                     </w:rPr>
-                  </w:pPr>
+                    <w:t>9</w:t>
+                  </w:r>
+                  <w:r>
+                    <w:rPr>
+                      <w:color w:val="070606"/>
+                      <w:spacing w:val="-2"/>
+                      <w:sz w:val="23"/>
+                      <w:szCs w:val="23"/>
+                    </w:rPr>
+                    <w:t xml:space="preserve"> </w:t>
+                  </w:r>
+                  <w:r>
+                    <w:rPr>
+                      <w:rFonts w:ascii="Source Sans 3 Medium" w:hAnsi="Source Sans 3 Medium"/>
+                      <w:b/>
+                      <w:bCs/>
+                      <w:sz w:val="23"/>
+                      <w:szCs w:val="23"/>
+                    </w:rPr>
+                    <w:t>_____</w:t>
+                  </w:r>
+                  <w:r>
+                    <w:rPr>
+                      <w:rFonts w:ascii="Source Sans 3 Medium" w:hAnsi="Source Sans 3 Medium"/>
+                      <w:b/>
+                      <w:bCs/>
+                      <w:sz w:val="23"/>
+                      <w:szCs w:val="23"/>
+                    </w:rPr>
+                    <w:t xml:space="preserve"> </w:t>
+                  </w:r>
+                  <w:r>
+                    <w:rPr>
+                      <w:color w:val="070606"/>
+                      <w:spacing w:val="-2"/>
+                      <w:sz w:val="23"/>
+                      <w:szCs w:val="23"/>
+                    </w:rPr>
+                    <w:t>to consume</w:t>
+                  </w:r>
+                  <w:r>
+                    <w:rPr>
+                      <w:color w:val="070606"/>
+                      <w:spacing w:val="-2"/>
+                      <w:sz w:val="23"/>
+                      <w:szCs w:val="23"/>
+                    </w:rPr>
+                    <w:t xml:space="preserve"> </w:t>
+                  </w:r>
+                  <w:r>
+                    <w:rPr>
+                      <w:color w:val="070606"/>
+                      <w:spacing w:val="-2"/>
+                      <w:sz w:val="23"/>
+                      <w:szCs w:val="23"/>
+                    </w:rPr>
+                    <w:t>more food</w:t>
+                  </w:r>
                 </w:p>
               </w:tc>
             </w:tr>
@@ -51004,12 +51267,70 @@
               <w:tc>
                 <w:tcPr>
                   <w:tcW w:w="4396" w:type="dxa"/>
-                  <w:vAlign w:val="center"/>
                 </w:tcPr>
                 <w:p>
                   <w:pPr>
                     <w:rPr>
-                      <w:rFonts w:ascii="Source Sans 3" w:hAnsi="Source Sans 3"/>
+                      <w:color w:val="070606"/>
+                      <w:spacing w:val="-2"/>
+                      <w:sz w:val="23"/>
+                      <w:szCs w:val="23"/>
+                    </w:rPr>
+                  </w:pPr>
+                  <w:r>
+                    <w:rPr>
+                      <w:color w:val="070606"/>
+                      <w:spacing w:val="-2"/>
+                      <w:sz w:val="23"/>
+                      <w:szCs w:val="23"/>
+                    </w:rPr>
+                    <w:t>Can hold back cravings</w:t>
+                  </w:r>
+                </w:p>
+                <w:p>
+                  <w:pPr>
+                    <w:rPr>
+                      <w:color w:val="070606"/>
+                      <w:spacing w:val="-2"/>
+                      <w:sz w:val="23"/>
+                      <w:szCs w:val="23"/>
+                    </w:rPr>
+                  </w:pPr>
+                  <w:r>
+                    <w:rPr>
+                      <w:color w:val="070606"/>
+                      <w:spacing w:val="-2"/>
+                      <w:sz w:val="23"/>
+                      <w:szCs w:val="23"/>
+                    </w:rPr>
+                    <w:t>Stops eating</w:t>
+                  </w:r>
+                </w:p>
+              </w:tc>
+              <w:tc>
+                <w:tcPr>
+                  <w:tcW w:w="4396" w:type="dxa"/>
+                </w:tcPr>
+                <w:p>
+                  <w:pPr>
+                    <w:rPr>
+                      <w:color w:val="070606"/>
+                      <w:spacing w:val="-2"/>
+                      <w:sz w:val="23"/>
+                      <w:szCs w:val="23"/>
+                    </w:rPr>
+                  </w:pPr>
+                  <w:r>
+                    <w:rPr>
+                      <w:color w:val="070606"/>
+                      <w:spacing w:val="-2"/>
+                      <w:sz w:val="23"/>
+                      <w:szCs w:val="23"/>
+                    </w:rPr>
+                    <w:t xml:space="preserve">Does not show </w:t>
+                  </w:r>
+                  <w:r>
+                    <w:rPr>
                       <w:b/>
                       <w:bCs/>
                       <w:color w:val="070606"/>
@@ -51017,26 +51338,57 @@
                       <w:sz w:val="23"/>
                       <w:szCs w:val="23"/>
                     </w:rPr>
-                  </w:pPr>
-                </w:p>
-              </w:tc>
-              <w:tc>
-                <w:tcPr>
-                  <w:tcW w:w="4396" w:type="dxa"/>
-                  <w:vAlign w:val="center"/>
-                </w:tcPr>
-                <w:p>
-                  <w:pPr>
-                    <w:rPr>
-                      <w:rFonts w:ascii="Source Sans 3" w:hAnsi="Source Sans 3"/>
-                      <w:b/>
-                      <w:bCs/>
+                    <w:t>10</w:t>
+                  </w:r>
+                  <w:r>
+                    <w:rPr>
                       <w:color w:val="070606"/>
                       <w:spacing w:val="-2"/>
                       <w:sz w:val="23"/>
                       <w:szCs w:val="23"/>
                     </w:rPr>
-                  </w:pPr>
+                    <w:t xml:space="preserve"> </w:t>
+                  </w:r>
+                  <w:r>
+                    <w:rPr>
+                      <w:rFonts w:ascii="Source Sans 3 Medium" w:hAnsi="Source Sans 3 Medium"/>
+                      <w:b/>
+                      <w:bCs/>
+                      <w:sz w:val="23"/>
+                      <w:szCs w:val="23"/>
+                    </w:rPr>
+                    <w:t>____</w:t>
+                  </w:r>
+                  <w:proofErr w:type="gramStart"/>
+                  <w:r>
+                    <w:rPr>
+                      <w:rFonts w:ascii="Source Sans 3 Medium" w:hAnsi="Source Sans 3 Medium"/>
+                      <w:b/>
+                      <w:bCs/>
+                      <w:sz w:val="23"/>
+                      <w:szCs w:val="23"/>
+                    </w:rPr>
+                    <w:t xml:space="preserve">_ </w:t>
+                  </w:r>
+                  <w:r>
+                    <w:rPr>
+                      <w:color w:val="070606"/>
+                      <w:spacing w:val="-2"/>
+                      <w:sz w:val="23"/>
+                      <w:szCs w:val="23"/>
+                    </w:rPr>
+                    <w:t xml:space="preserve"> Continues</w:t>
+                  </w:r>
+                  <w:proofErr w:type="gramEnd"/>
+                  <w:r>
+                    <w:rPr>
+                      <w:color w:val="070606"/>
+                      <w:spacing w:val="-2"/>
+                      <w:sz w:val="23"/>
+                      <w:szCs w:val="23"/>
+                    </w:rPr>
+                    <w:t xml:space="preserve"> to eat</w:t>
+                  </w:r>
                 </w:p>
               </w:tc>
             </w:tr>
@@ -51059,7 +51411,127 @@
         <w:tc>
           <w:tcPr>
             <w:tcW w:w="4793" w:type="dxa"/>
-            <w:vMerge/>
+          </w:tcPr>
+          <w:p>
+            <w:pPr>
+              <w:rPr>
+                <w:rFonts w:ascii="Source Sans 3 SemiBold" w:hAnsi="Source Sans 3 SemiBold"/>
+                <w:b/>
+                <w:bCs/>
+                <w:noProof/>
+                <w:color w:val="FFFFFF" w:themeColor="background1"/>
+                <w:bdr w:val="single" w:sz="24" w:space="0" w:color="ECFE15"/>
+                <w:shd w:val="clear" w:color="auto" w:fill="5BD72D"/>
+              </w:rPr>
+            </w:pPr>
+          </w:p>
+        </w:tc>
+      </w:tr>
+      <w:tr>
+        <w:tc>
+          <w:tcPr>
+            <w:tcW w:w="581" w:type="dxa"/>
+          </w:tcPr>
+          <w:p>
+            <w:pPr>
+              <w:rPr>
+                <w:rFonts w:ascii="Source Sans 3" w:hAnsi="Source Sans 3"/>
+                <w:b/>
+                <w:bCs/>
+                <w:sz w:val="26"/>
+                <w:szCs w:val="26"/>
+                <w:bdr w:val="single" w:sz="18" w:space="0" w:color="ECFE15"/>
+              </w:rPr>
+            </w:pPr>
+            <w:r>
+              <w:rPr>
+                <w:rFonts w:ascii="Source Sans 3" w:hAnsi="Source Sans 3"/>
+                <w:b/>
+                <w:bCs/>
+                <w:sz w:val="26"/>
+                <w:szCs w:val="26"/>
+                <w:bdr w:val="single" w:sz="18" w:space="0" w:color="ECFE15"/>
+              </w:rPr>
+              <w:t>11</w:t>
+            </w:r>
+          </w:p>
+        </w:tc>
+        <w:tc>
+          <w:tcPr>
+            <w:tcW w:w="9018" w:type="dxa"/>
+          </w:tcPr>
+          <w:p>
+            <w:pPr>
+              <w:rPr>
+                <w:rFonts w:ascii="Source Sans 3 Medium" w:hAnsi="Source Sans 3 Medium"/>
+                <w:b/>
+                <w:bCs/>
+                <w:color w:val="070606"/>
+                <w:spacing w:val="-2"/>
+                <w:sz w:val="23"/>
+                <w:szCs w:val="23"/>
+              </w:rPr>
+            </w:pPr>
+            <w:r>
+              <w:rPr>
+                <w:rFonts w:ascii="Source Sans 3 Medium" w:hAnsi="Source Sans 3 Medium"/>
+                <w:b/>
+                <w:bCs/>
+                <w:color w:val="070606"/>
+                <w:spacing w:val="-2"/>
+                <w:sz w:val="23"/>
+                <w:szCs w:val="23"/>
+              </w:rPr>
+              <w:t>For each question, choose ONE WORD ONLY from the text to complete the table</w:t>
+            </w:r>
+            <w:r>
+              <w:rPr>
+                <w:rFonts w:ascii="Source Sans 3 Medium" w:hAnsi="Source Sans 3 Medium"/>
+                <w:b/>
+                <w:bCs/>
+                <w:color w:val="070606"/>
+                <w:spacing w:val="-2"/>
+                <w:sz w:val="23"/>
+                <w:szCs w:val="23"/>
+              </w:rPr>
+              <w:t>.</w:t>
+            </w:r>
+          </w:p>
+          <w:p>
+            <w:pPr>
+              <w:rPr>
+                <w:rFonts w:ascii="Source Sans 3 Medium" w:hAnsi="Source Sans 3 Medium"/>
+                <w:b/>
+                <w:bCs/>
+                <w:color w:val="070606"/>
+                <w:spacing w:val="-2"/>
+                <w:sz w:val="23"/>
+                <w:szCs w:val="23"/>
+              </w:rPr>
+            </w:pPr>
+            <w:r>
+              <w:rPr>
+                <w:rStyle w:val="BlankWord1"/>
+              </w:rPr>
+              <w:t>Paragraph E focuses on the different effects on adults and children.</w:t>
+            </w:r>
+            <w:r>
+              <w:rPr>
+                <w:rFonts w:ascii="Source Sans 3 Medium" w:hAnsi="Source Sans 3 Medium"/>
+                <w:b/>
+                <w:bCs/>
+                <w:color w:val="070606"/>
+                <w:spacing w:val="-2"/>
+                <w:sz w:val="23"/>
+                <w:szCs w:val="23"/>
+              </w:rPr>
+              <w:t xml:space="preserve"> </w:t>
+            </w:r>
+          </w:p>
+        </w:tc>
+        <w:tc>
+          <w:tcPr>
+            <w:tcW w:w="4793" w:type="dxa"/>
           </w:tcPr>
           <w:p>
             <w:pPr>
@@ -51101,7 +51573,7 @@
 </file>
 
 <file path=word/numbering.xml><?xml version="1.0" encoding="utf-8"?>
-<w:numbering xmlns:wpc="http://schemas.microsoft.com/office/word/2010/wordprocessingCanvas" xmlns:cx="http://schemas.microsoft.com/office/drawing/2014/chartex" xmlns:cx1="http://schemas.microsoft.com/office/drawing/2015/9/8/chartex" xmlns:cx2="http://schemas.microsoft.com/office/drawing/2015/10/21/chartex" xmlns:cx3="http://schemas.microsoft.com/office/drawing/2016/5/9/chartex" xmlns:cx4="http://schemas.microsoft.com/office/drawing/2016/5/10/chartex" xmlns:cx5="http://schemas.microsoft.com/office/drawing/2016/5/11/chartex" xmlns:cx6="http://schemas.microsoft.com/office/drawing/2016/5/12/chartex" xmlns:cx7="http://schemas.microsoft.com/office/drawing/2016/5/13/chartex" xmlns:cx8="http://schemas.microsoft.com/office/drawing/2016/5/14/chartex" xmlns:mc="http://schemas.openxmlformats.org/markup-compatibility/2006" xmlns:aink="http://schemas.microsoft.com/office/drawing/2016/ink" xmlns:am3d="http://schemas.microsoft.com/office/drawing/2017/model3d" xmlns:o="urn:schemas-microsoft-com:office:office" xmlns:oel="http://schemas.microsoft.com/office/2019/extlst" xmlns:r="http://schemas.openxmlformats.org/officeDocument/2006/relationships" xmlns:m="http://schemas.openxmlformats.org/officeDocument/2006/math" xmlns:v="urn:schemas-microsoft-com:vml" xmlns:wp14="http://schemas.microsoft.com/office/word/2010/wordprocessingDrawing" xmlns:wp="http://schemas.openxmlformats.org/drawingml/2006/wordprocessingDrawing" xmlns:w10="urn:schemas-microsoft-com:office:word" xmlns:w="http://schemas.openxmlformats.org/wordprocessingml/2006/main" xmlns:w14="http://schemas.microsoft.com/office/word/2010/wordml" xmlns:w15="http://schemas.microsoft.com/office/word/2012/wordml" xmlns:w16cex="http://schemas.microsoft.com/office/word/2018/wordml/cex" xmlns:w16cid="http://schemas.microsoft.com/office/word/2016/wordml/cid" xmlns:w16="http://schemas.microsoft.com/office/word/2018/wordml" xmlns:w16du="http://schemas.microsoft.com/office/word/2023/wordml/word16du" xmlns:w16sdtdh="http://schemas.microsoft.com/office/word/2020/wordml/sdtdatahash" xmlns:w16sdtfl="http://schemas.microsoft.com/office/word/2024/wordml/sdtformatlock" xmlns:w16se="http://schemas.microsoft.com/office/word/2015/wordml/symex" xmlns:wpg="http://schemas.microsoft.com/office/word/2010/wordprocessingGroup" xmlns:wpi="http://schemas.microsoft.com/office/word/2010/wordprocessingInk" xmlns:wne="http://schemas.microsoft.com/office/word/2006/wordml" xmlns:wps="http://schemas.microsoft.com/office/word/2010/wordprocessingShape" mc:Ignorable="w14 w15 w16se w16cid w16 w16cex w16sdtdh w16sdtfl w16du wp14">
+<w:numbering xmlns:wpc="http://schemas.microsoft.com/office/word/2010/wordprocessingCanvas" xmlns:cx="http://schemas.microsoft.com/office/drawing/2014/chartex" xmlns:cx1="http://schemas.microsoft.com/office/drawing/2015/9/8/chartex" xmlns:cx2="http://schemas.microsoft.com/office/drawing/2015/10/21/chartex" xmlns:cx3="http://schemas.microsoft.com/office/drawing/2016/5/9/chartex" xmlns:cx4="http://schemas.microsoft.com/office/drawing/2016/5/10/chartex" xmlns:cx5="http://schemas.microsoft.com/office/drawing/2016/5/11/chartex" xmlns:cx6="http://schemas.microsoft.com/office/drawing/2016/5/12/chartex" xmlns:cx7="http://schemas.microsoft.com/office/drawing/2016/5/13/chartex" xmlns:cx8="http://schemas.microsoft.com/office/drawing/2016/5/14/chartex" xmlns:mc="http://schemas.openxmlformats.org/markup-compatibility/2006" xmlns:aink="http://schemas.microsoft.com/office/drawing/2016/ink" xmlns:am3d="http://schemas.microsoft.com/office/drawing/2017/model3d" xmlns:o="urn:schemas-microsoft-com:office:office" xmlns:oel="http://schemas.microsoft.com/office/2019/extlst" xmlns:r="http://schemas.openxmlformats.org/officeDocument/2006/relationships" xmlns:m="http://schemas.openxmlformats.org/officeDocument/2006/math" xmlns:v="urn:schemas-microsoft-com:vml" xmlns:wp14="http://schemas.microsoft.com/office/word/2010/wordprocessingDrawing" xmlns:wp="http://schemas.openxmlformats.org/drawingml/2006/wordprocessingDrawing" xmlns:w10="urn:schemas-microsoft-com:office:word" xmlns:w="http://schemas.openxmlformats.org/wordprocessingml/2006/main" xmlns:w14="http://schemas.microsoft.com/office/word/2010/wordml" xmlns:w15="http://schemas.microsoft.com/office/word/2012/wordml" xmlns:w16cei="http://schemas.microsoft.com/office/word/2026/wordml/cei" xmlns:w16cex="http://schemas.microsoft.com/office/word/2018/wordml/cex" xmlns:w16cid="http://schemas.microsoft.com/office/word/2016/wordml/cid" xmlns:w16="http://schemas.microsoft.com/office/word/2018/wordml" xmlns:w16du="http://schemas.microsoft.com/office/word/2023/wordml/word16du" xmlns:w16sdtdh="http://schemas.microsoft.com/office/word/2020/wordml/sdtdatahash" xmlns:w16sdtfl="http://schemas.microsoft.com/office/word/2024/wordml/sdtformatlock" xmlns:w16se="http://schemas.microsoft.com/office/word/2015/wordml/symex" xmlns:wpg="http://schemas.microsoft.com/office/word/2010/wordprocessingGroup" xmlns:wpi="http://schemas.microsoft.com/office/word/2010/wordprocessingInk" xmlns:wne="http://schemas.microsoft.com/office/word/2006/wordml" xmlns:wps="http://schemas.microsoft.com/office/word/2010/wordprocessingShape" mc:Ignorable="w14 w15 w16se w16cid w16 w16cex w16sdtdh w16sdtfl w16du wp14">
   <w:numPicBullet w:numPicBulletId="0">
     <w:pict>
       <v:shapetype id="_x0000_t75" coordsize="21600,21600" o:spt="75" o:preferrelative="t" path="m@4@5l@4@11@9@11@9@5xe" filled="f" stroked="f">
